--- a/fuentes/CFA2_66210001_DU.docx
+++ b/fuentes/CFA2_66210001_DU.docx
@@ -1,6 +1,6 @@
 
 <file path=word/document.xml><?xml version="1.0" encoding="utf-8"?>
-<w:document xmlns:wpc="http://schemas.microsoft.com/office/word/2010/wordprocessingCanvas" xmlns:cx="http://schemas.microsoft.com/office/drawing/2014/chartex" xmlns:cx1="http://schemas.microsoft.com/office/drawing/2015/9/8/chartex" xmlns:cx2="http://schemas.microsoft.com/office/drawing/2015/10/21/chartex" xmlns:cx3="http://schemas.microsoft.com/office/drawing/2016/5/9/chartex" xmlns:cx4="http://schemas.microsoft.com/office/drawing/2016/5/10/chartex" xmlns:cx5="http://schemas.microsoft.com/office/drawing/2016/5/11/chartex" xmlns:cx6="http://schemas.microsoft.com/office/drawing/2016/5/12/chartex" xmlns:cx7="http://schemas.microsoft.com/office/drawing/2016/5/13/chartex" xmlns:cx8="http://schemas.microsoft.com/office/drawing/2016/5/14/chartex" xmlns:mc="http://schemas.openxmlformats.org/markup-compatibility/2006" xmlns:aink="http://schemas.microsoft.com/office/drawing/2016/ink" xmlns:am3d="http://schemas.microsoft.com/office/drawing/2017/model3d" xmlns:o="urn:schemas-microsoft-com:office:office" xmlns:r="http://schemas.openxmlformats.org/officeDocument/2006/relationships" xmlns:m="http://schemas.openxmlformats.org/officeDocument/2006/math" xmlns:v="urn:schemas-microsoft-com:vml" xmlns:wp14="http://schemas.microsoft.com/office/word/2010/wordprocessingDrawing" xmlns:wp="http://schemas.openxmlformats.org/drawingml/2006/wordprocessingDrawing" xmlns:w10="urn:schemas-microsoft-com:office:word" xmlns:w="http://schemas.openxmlformats.org/wordprocessingml/2006/main" xmlns:w14="http://schemas.microsoft.com/office/word/2010/wordml" xmlns:w15="http://schemas.microsoft.com/office/word/2012/wordml" xmlns:w16cex="http://schemas.microsoft.com/office/word/2018/wordml/cex" xmlns:w16cid="http://schemas.microsoft.com/office/word/2016/wordml/cid" xmlns:w16="http://schemas.microsoft.com/office/word/2018/wordml" xmlns:w16sdtdh="http://schemas.microsoft.com/office/word/2020/wordml/sdtdatahash" xmlns:w16se="http://schemas.microsoft.com/office/word/2015/wordml/symex" xmlns:wpg="http://schemas.microsoft.com/office/word/2010/wordprocessingGroup" xmlns:wpi="http://schemas.microsoft.com/office/word/2010/wordprocessingInk" xmlns:wne="http://schemas.microsoft.com/office/word/2006/wordml" xmlns:wps="http://schemas.microsoft.com/office/word/2010/wordprocessingShape" mc:Ignorable="w14 w15 w16se w16cid w16 w16cex w16sdtdh wp14">
+<w:document xmlns:wpc="http://schemas.microsoft.com/office/word/2010/wordprocessingCanvas" xmlns:cx="http://schemas.microsoft.com/office/drawing/2014/chartex" xmlns:cx1="http://schemas.microsoft.com/office/drawing/2015/9/8/chartex" xmlns:cx2="http://schemas.microsoft.com/office/drawing/2015/10/21/chartex" xmlns:cx3="http://schemas.microsoft.com/office/drawing/2016/5/9/chartex" xmlns:cx4="http://schemas.microsoft.com/office/drawing/2016/5/10/chartex" xmlns:cx5="http://schemas.microsoft.com/office/drawing/2016/5/11/chartex" xmlns:cx6="http://schemas.microsoft.com/office/drawing/2016/5/12/chartex" xmlns:cx7="http://schemas.microsoft.com/office/drawing/2016/5/13/chartex" xmlns:cx8="http://schemas.microsoft.com/office/drawing/2016/5/14/chartex" xmlns:mc="http://schemas.openxmlformats.org/markup-compatibility/2006" xmlns:aink="http://schemas.microsoft.com/office/drawing/2016/ink" xmlns:am3d="http://schemas.microsoft.com/office/drawing/2017/model3d" xmlns:o="urn:schemas-microsoft-com:office:office" xmlns:oel="http://schemas.microsoft.com/office/2019/extlst" xmlns:r="http://schemas.openxmlformats.org/officeDocument/2006/relationships" xmlns:m="http://schemas.openxmlformats.org/officeDocument/2006/math" xmlns:v="urn:schemas-microsoft-com:vml" xmlns:wp14="http://schemas.microsoft.com/office/word/2010/wordprocessingDrawing" xmlns:wp="http://schemas.openxmlformats.org/drawingml/2006/wordprocessingDrawing" xmlns:w10="urn:schemas-microsoft-com:office:word" xmlns:w="http://schemas.openxmlformats.org/wordprocessingml/2006/main" xmlns:w14="http://schemas.microsoft.com/office/word/2010/wordml" xmlns:w15="http://schemas.microsoft.com/office/word/2012/wordml" xmlns:w16cex="http://schemas.microsoft.com/office/word/2018/wordml/cex" xmlns:w16cid="http://schemas.microsoft.com/office/word/2016/wordml/cid" xmlns:w16="http://schemas.microsoft.com/office/word/2018/wordml" xmlns:w16du="http://schemas.microsoft.com/office/word/2023/wordml/word16du" xmlns:w16sdtdh="http://schemas.microsoft.com/office/word/2020/wordml/sdtdatahash" xmlns:w16sdtfl="http://schemas.microsoft.com/office/word/2024/wordml/sdtformatlock" xmlns:w16se="http://schemas.microsoft.com/office/word/2015/wordml/symex" xmlns:wpg="http://schemas.microsoft.com/office/word/2010/wordprocessingGroup" xmlns:wpi="http://schemas.microsoft.com/office/word/2010/wordprocessingInk" xmlns:wne="http://schemas.microsoft.com/office/word/2006/wordml" xmlns:wps="http://schemas.microsoft.com/office/word/2010/wordprocessingShape" mc:Ignorable="w14 w15 w16se w16cid w16 w16cex w16sdtdh w16sdtfl w16du wp14">
   <w:body>
     <w:p>
       <w:pPr>
@@ -189,22 +189,9 @@
                             <w:r>
                               <w:rPr>
                                 <w:rStyle w:val="Extranjerismo"/>
+                                <w:lang w:val="es-CO"/>
                               </w:rPr>
-                              <w:t xml:space="preserve">Mise </w:t>
-                            </w:r>
-                            <w:proofErr w:type="spellStart"/>
-                            <w:r>
-                              <w:rPr>
-                                <w:rStyle w:val="Extranjerismo"/>
-                              </w:rPr>
-                              <w:t>en</w:t>
-                            </w:r>
-                            <w:proofErr w:type="spellEnd"/>
-                            <w:r>
-                              <w:rPr>
-                                <w:rStyle w:val="Extranjerismo"/>
-                              </w:rPr>
-                              <w:t xml:space="preserve"> place</w:t>
+                              <w:t>Mise en place</w:t>
                             </w:r>
                             <w:r>
                               <w:rPr>
@@ -236,7 +223,7 @@
                 <v:stroke joinstyle="miter"/>
                 <v:path gradientshapeok="t" o:connecttype="rect"/>
               </v:shapetype>
-              <v:shape id="Cuadro de texto 2" o:spid="_x0000_s1026" type="#_x0000_t202" alt="&quot;&quot;" style="position:absolute;left:0;text-align:left;margin-left:-15.5pt;margin-top:27.2pt;width:488.95pt;height:143.25pt;z-index:251663360;visibility:visible;mso-wrap-style:square;mso-width-percent:0;mso-height-percent:0;mso-wrap-distance-left:9pt;mso-wrap-distance-top:3.6pt;mso-wrap-distance-right:9pt;mso-wrap-distance-bottom:3.6pt;mso-position-horizontal:absolute;mso-position-horizontal-relative:text;mso-position-vertical:absolute;mso-position-vertical-relative:text;mso-width-percent:0;mso-height-percent:0;mso-width-relative:margin;mso-height-relative:margin;v-text-anchor:top" o:gfxdata="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" filled="f" stroked="f">
+              <v:shape id="Cuadro de texto 2" o:spid="_x0000_s1026" type="#_x0000_t202" alt="&quot;&quot;" style="position:absolute;left:0;text-align:left;margin-left:-15.5pt;margin-top:27.2pt;width:488.95pt;height:143.25pt;z-index:251663360;visibility:visible;mso-wrap-style:square;mso-width-percent:0;mso-height-percent:0;mso-wrap-distance-left:9pt;mso-wrap-distance-top:3.6pt;mso-wrap-distance-right:9pt;mso-wrap-distance-bottom:3.6pt;mso-position-horizontal:absolute;mso-position-horizontal-relative:text;mso-position-vertical:absolute;mso-position-vertical-relative:text;mso-width-percent:0;mso-height-percent:0;mso-width-relative:margin;mso-height-relative:margin;v-text-anchor:top" o:gfxdata="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" filled="f" stroked="f">
                 <v:textbox>
                   <w:txbxContent>
                     <w:p>
@@ -250,22 +237,9 @@
                       <w:r>
                         <w:rPr>
                           <w:rStyle w:val="Extranjerismo"/>
+                          <w:lang w:val="es-CO"/>
                         </w:rPr>
-                        <w:t xml:space="preserve">Mise </w:t>
-                      </w:r>
-                      <w:proofErr w:type="spellStart"/>
-                      <w:r>
-                        <w:rPr>
-                          <w:rStyle w:val="Extranjerismo"/>
-                        </w:rPr>
-                        <w:t>en</w:t>
-                      </w:r>
-                      <w:proofErr w:type="spellEnd"/>
-                      <w:r>
-                        <w:rPr>
-                          <w:rStyle w:val="Extranjerismo"/>
-                        </w:rPr>
-                        <w:t xml:space="preserve"> place</w:t>
+                        <w:t>Mise en place</w:t>
                       </w:r>
                       <w:r>
                         <w:rPr>
@@ -492,22 +466,9 @@
       <w:r>
         <w:rPr>
           <w:rStyle w:val="Extranjerismo"/>
-        </w:rPr>
-        <w:t xml:space="preserve">mise </w:t>
-      </w:r>
-      <w:proofErr w:type="spellStart"/>
-      <w:r>
-        <w:rPr>
-          <w:rStyle w:val="Extranjerismo"/>
-        </w:rPr>
-        <w:t>en</w:t>
-      </w:r>
-      <w:proofErr w:type="spellEnd"/>
-      <w:r>
-        <w:rPr>
-          <w:rStyle w:val="Extranjerismo"/>
-        </w:rPr>
-        <w:t xml:space="preserve"> place</w:t>
+          <w:lang w:val="es-CO"/>
+        </w:rPr>
+        <w:t>mise en place</w:t>
       </w:r>
       <w:r>
         <w:rPr>
@@ -3442,22 +3403,9 @@
       <w:r>
         <w:rPr>
           <w:rStyle w:val="Extranjerismo"/>
-        </w:rPr>
-        <w:t xml:space="preserve">mise </w:t>
-      </w:r>
-      <w:proofErr w:type="spellStart"/>
-      <w:r>
-        <w:rPr>
-          <w:rStyle w:val="Extranjerismo"/>
-        </w:rPr>
-        <w:t>en</w:t>
-      </w:r>
-      <w:proofErr w:type="spellEnd"/>
-      <w:r>
-        <w:rPr>
-          <w:rStyle w:val="Extranjerismo"/>
-        </w:rPr>
-        <w:t xml:space="preserve"> place</w:t>
+          <w:lang w:val="es-CO"/>
+        </w:rPr>
+        <w:t>mise en place</w:t>
       </w:r>
       <w:r>
         <w:t xml:space="preserve"> como sistema de eficiencia, para culminar con la aplicación del protocolo y la organización de eventos. El objetivo es formar un profesional capaz no solo de ejecutar con técnica los sabores de la tradición, sino de planificar su trabajo con método y de servir con la distinción que la alta gastronomía exige</w:t>
@@ -3563,6 +3511,7 @@
       <w:r>
         <w:rPr>
           <w:rStyle w:val="Extranjerismo"/>
+          <w:lang w:val="es-CO"/>
         </w:rPr>
         <w:t>titoté</w:t>
       </w:r>
@@ -3877,70 +3826,44 @@
       <w:r>
         <w:rPr>
           <w:rStyle w:val="Extranjerismo"/>
-        </w:rPr>
-        <w:t xml:space="preserve">mise </w:t>
-      </w:r>
-      <w:proofErr w:type="spellStart"/>
+          <w:lang w:val="es-CO"/>
+        </w:rPr>
+        <w:t>mise en place</w:t>
+      </w:r>
+      <w:r>
+        <w:t xml:space="preserve"> a la presentación</w:t>
+      </w:r>
+      <w:bookmarkEnd w:id="4"/>
+      <w:r>
+        <w:t xml:space="preserve"> </w:t>
+      </w:r>
+    </w:p>
+    <w:p>
+      <w:pPr>
+        <w:rPr>
+          <w:lang w:val="es-419" w:eastAsia="es-CO"/>
+        </w:rPr>
+      </w:pPr>
+      <w:r>
+        <w:rPr>
+          <w:lang w:val="es-419" w:eastAsia="es-CO"/>
+        </w:rPr>
+        <w:t>Una receta no es una lista de tareas para realizar en cualquier orden; es una secuencia cronológica y lógica diseñada para optimizar el tiempo, el flujo de trabajo y la calidad del resultado final. Identificar y planificar esta secuencia es un ejercicio de previsión crítica. La interpretación correcta implica desglosar el procedimiento y agrupar las tareas por etapas.</w:t>
+      </w:r>
+    </w:p>
+    <w:p>
+      <w:pPr>
+        <w:pStyle w:val="Figura"/>
+      </w:pPr>
+      <w:r>
+        <w:t xml:space="preserve">Etapas del </w:t>
+      </w:r>
       <w:r>
         <w:rPr>
           <w:rStyle w:val="Extranjerismo"/>
-        </w:rPr>
-        <w:t>en</w:t>
-      </w:r>
-      <w:proofErr w:type="spellEnd"/>
-      <w:r>
-        <w:rPr>
-          <w:rStyle w:val="Extranjerismo"/>
-        </w:rPr>
-        <w:t xml:space="preserve"> place</w:t>
-      </w:r>
-      <w:r>
-        <w:t xml:space="preserve"> a la presentación</w:t>
-      </w:r>
-      <w:bookmarkEnd w:id="4"/>
-      <w:r>
-        <w:t xml:space="preserve"> </w:t>
-      </w:r>
-    </w:p>
-    <w:p>
-      <w:pPr>
-        <w:rPr>
-          <w:lang w:val="es-419" w:eastAsia="es-CO"/>
-        </w:rPr>
-      </w:pPr>
-      <w:r>
-        <w:rPr>
-          <w:lang w:val="es-419" w:eastAsia="es-CO"/>
-        </w:rPr>
-        <w:t>Una receta no es una lista de tareas para realizar en cualquier orden; es una secuencia cronológica y lógica diseñada para optimizar el tiempo, el flujo de trabajo y la calidad del resultado final. Identificar y planificar esta secuencia es un ejercicio de previsión crítica. La interpretación correcta implica desglosar el procedimiento y agrupar las tareas por etapas.</w:t>
-      </w:r>
-    </w:p>
-    <w:p>
-      <w:pPr>
-        <w:pStyle w:val="Figura"/>
-      </w:pPr>
-      <w:r>
-        <w:t xml:space="preserve">Etapas del </w:t>
-      </w:r>
-      <w:r>
-        <w:rPr>
-          <w:rStyle w:val="Extranjerismo"/>
-        </w:rPr>
-        <w:t xml:space="preserve">mise </w:t>
-      </w:r>
-      <w:proofErr w:type="spellStart"/>
-      <w:r>
-        <w:rPr>
-          <w:rStyle w:val="Extranjerismo"/>
-        </w:rPr>
-        <w:t>en</w:t>
-      </w:r>
-      <w:proofErr w:type="spellEnd"/>
-      <w:r>
-        <w:rPr>
-          <w:rStyle w:val="Extranjerismo"/>
-        </w:rPr>
-        <w:t xml:space="preserve"> place</w:t>
+          <w:lang w:val="es-CO"/>
+        </w:rPr>
+        <w:t>mise en place</w:t>
       </w:r>
       <w:r>
         <w:t xml:space="preserve"> a la presentación</w:t>
@@ -3960,6 +3883,9 @@
         <w:t xml:space="preserve">    </w:t>
       </w:r>
       <w:r>
+        <w:rPr>
+          <w:noProof/>
+        </w:rPr>
         <w:drawing>
           <wp:inline distT="0" distB="0" distL="0" distR="0" wp14:anchorId="3CC69824" wp14:editId="29C76C0E">
             <wp:extent cx="4752975" cy="2219550"/>
@@ -5546,6 +5472,7 @@
       </w:pPr>
       <w:r>
         <w:rPr>
+          <w:noProof/>
           <w:lang w:val="es-419" w:eastAsia="es-CO"/>
         </w:rPr>
         <w:drawing>
@@ -5932,6 +5859,7 @@
       </w:pPr>
       <w:r>
         <w:rPr>
+          <w:noProof/>
           <w:lang w:val="es-419" w:eastAsia="es-CO"/>
         </w:rPr>
         <w:drawing>
@@ -6837,6 +6765,7 @@
                 <w:rStyle w:val="Extranjerismo"/>
                 <w:sz w:val="24"/>
                 <w:szCs w:val="24"/>
+                <w:lang w:val="es-CO"/>
               </w:rPr>
               <w:t>gourmet,</w:t>
             </w:r>
@@ -9905,6 +9834,7 @@
                 <w:rStyle w:val="Extranjerismo"/>
                 <w:b/>
                 <w:bCs/>
+                <w:lang w:val="es-CO"/>
               </w:rPr>
               <w:t>podcast</w:t>
             </w:r>
@@ -10016,6 +9946,7 @@
             <w:r>
               <w:rPr>
                 <w:rStyle w:val="Extranjerismo"/>
+                <w:lang w:val="es-CO"/>
               </w:rPr>
               <w:t>wok</w:t>
             </w:r>
@@ -10220,22 +10151,9 @@
             <w:r>
               <w:rPr>
                 <w:rStyle w:val="Extranjerismo"/>
-              </w:rPr>
-              <w:t xml:space="preserve">mise </w:t>
-            </w:r>
-            <w:proofErr w:type="spellStart"/>
-            <w:r>
-              <w:rPr>
-                <w:rStyle w:val="Extranjerismo"/>
-              </w:rPr>
-              <w:t>en</w:t>
-            </w:r>
-            <w:proofErr w:type="spellEnd"/>
-            <w:r>
-              <w:rPr>
-                <w:rStyle w:val="Extranjerismo"/>
-              </w:rPr>
-              <w:t xml:space="preserve"> place</w:t>
+                <w:lang w:val="es-CO"/>
+              </w:rPr>
+              <w:t>mise en place</w:t>
             </w:r>
             <w:r>
               <w:t>, porque uno sabe qué se cocina primero y qué al final.</w:t>
@@ -10312,107 +10230,81 @@
       <w:r>
         <w:rPr>
           <w:rStyle w:val="Extranjerismo"/>
-        </w:rPr>
-        <w:t xml:space="preserve">mise </w:t>
-      </w:r>
-      <w:proofErr w:type="spellStart"/>
+          <w:lang w:val="es-CO"/>
+        </w:rPr>
+        <w:t>mise en place</w:t>
+      </w:r>
+      <w:r>
+        <w:t xml:space="preserve"> eficiente</w:t>
+      </w:r>
+      <w:bookmarkEnd w:id="17"/>
+    </w:p>
+    <w:p>
+      <w:pPr>
+        <w:rPr>
+          <w:lang w:val="es-419" w:eastAsia="es-CO"/>
+        </w:rPr>
+      </w:pPr>
+      <w:r>
+        <w:rPr>
+          <w:lang w:val="es-419" w:eastAsia="es-CO"/>
+        </w:rPr>
+        <w:t xml:space="preserve">Si las técnicas de corte y cocción son el vocabulario y la gramática de la cocina, el </w:t>
+      </w:r>
       <w:r>
         <w:rPr>
           <w:rStyle w:val="Extranjerismo"/>
-        </w:rPr>
-        <w:t>en</w:t>
-      </w:r>
-      <w:proofErr w:type="spellEnd"/>
+          <w:lang w:val="es-419" w:eastAsia="es-CO"/>
+        </w:rPr>
+        <w:t>mise en place</w:t>
+      </w:r>
+      <w:r>
+        <w:rPr>
+          <w:lang w:val="es-419" w:eastAsia="es-CO"/>
+        </w:rPr>
+        <w:t xml:space="preserve"> (francés para puesto en su lugar) es la sintaxis que organiza las palabras en oraciones coherentes y eficientes. Este concepto, que trasciende la simple preparación previa de ingredientes, es una filosofía de trabajo, un sistema mental y operativo que permea todas las acciones en una cocina profesional. </w:t>
+      </w:r>
+    </w:p>
+    <w:p>
+      <w:pPr>
+        <w:rPr>
+          <w:lang w:val="es-419" w:eastAsia="es-CO"/>
+        </w:rPr>
+      </w:pPr>
+      <w:r>
+        <w:rPr>
+          <w:lang w:val="es-419" w:eastAsia="es-CO"/>
+        </w:rPr>
+        <w:t xml:space="preserve">Este capítulo desentraña los principios de esta disciplina, demostrando que su correcta aplicación es lo que permite transformar el caos potencial de un servicio intenso en una coreografía fluida y predecible. Más que una tarea, es un estado de preparación constante que abarca desde la organización física de la estación de trabajo hasta la gestión del tiempo y la previsión de necesidades. Dominar el </w:t>
+      </w:r>
       <w:r>
         <w:rPr>
           <w:rStyle w:val="Extranjerismo"/>
-        </w:rPr>
-        <w:t xml:space="preserve"> place</w:t>
-      </w:r>
-      <w:r>
-        <w:t xml:space="preserve"> eficiente</w:t>
-      </w:r>
-      <w:bookmarkEnd w:id="17"/>
-    </w:p>
-    <w:p>
-      <w:pPr>
-        <w:rPr>
-          <w:lang w:val="es-419" w:eastAsia="es-CO"/>
-        </w:rPr>
-      </w:pPr>
-      <w:r>
-        <w:rPr>
-          <w:lang w:val="es-419" w:eastAsia="es-CO"/>
-        </w:rPr>
-        <w:t xml:space="preserve">Si las técnicas de corte y cocción son el vocabulario y la gramática de la cocina, el </w:t>
+          <w:lang w:val="es-419" w:eastAsia="es-CO"/>
+        </w:rPr>
+        <w:t>mise en place</w:t>
+      </w:r>
+      <w:r>
+        <w:rPr>
+          <w:lang w:val="es-419" w:eastAsia="es-CO"/>
+        </w:rPr>
+        <w:t xml:space="preserve"> no solo incrementa la velocidad y la precisión, sino que reduce el estrés, minimiza el desperdicio y eleva consistentemente la calidad del producto final, siendo la columna vertebral de cualquier operación gastronómica exitosa, ya sea un humilde puesto de empanadas o la cocina de un hotel cinco estrellas.</w:t>
+      </w:r>
+    </w:p>
+    <w:p>
+      <w:pPr>
+        <w:pStyle w:val="Ttulo2"/>
+      </w:pPr>
+      <w:bookmarkStart w:id="18" w:name="_Toc225958427"/>
+      <w:r>
+        <w:t xml:space="preserve">Definición, filosofía y beneficios del </w:t>
       </w:r>
       <w:r>
         <w:rPr>
           <w:rStyle w:val="Extranjerismo"/>
-          <w:lang w:val="es-419" w:eastAsia="es-CO"/>
+          <w:lang w:val="es-CO"/>
         </w:rPr>
         <w:t>mise en place</w:t>
-      </w:r>
-      <w:r>
-        <w:rPr>
-          <w:lang w:val="es-419" w:eastAsia="es-CO"/>
-        </w:rPr>
-        <w:t xml:space="preserve"> (francés para puesto en su lugar) es la sintaxis que organiza las palabras en oraciones coherentes y eficientes. Este concepto, que trasciende la simple preparación previa de ingredientes, es una filosofía de trabajo, un sistema mental y operativo que permea todas las acciones en una cocina profesional. </w:t>
-      </w:r>
-    </w:p>
-    <w:p>
-      <w:pPr>
-        <w:rPr>
-          <w:lang w:val="es-419" w:eastAsia="es-CO"/>
-        </w:rPr>
-      </w:pPr>
-      <w:r>
-        <w:rPr>
-          <w:lang w:val="es-419" w:eastAsia="es-CO"/>
-        </w:rPr>
-        <w:t xml:space="preserve">Este capítulo desentraña los principios de esta disciplina, demostrando que su correcta aplicación es lo que permite transformar el caos potencial de un servicio intenso en una coreografía fluida y predecible. Más que una tarea, es un estado de preparación constante que abarca desde la organización física de la estación de trabajo hasta la gestión del tiempo y la previsión de necesidades. Dominar el </w:t>
-      </w:r>
-      <w:r>
-        <w:rPr>
-          <w:rStyle w:val="Extranjerismo"/>
-          <w:lang w:val="es-419" w:eastAsia="es-CO"/>
-        </w:rPr>
-        <w:t>mise en place</w:t>
-      </w:r>
-      <w:r>
-        <w:rPr>
-          <w:lang w:val="es-419" w:eastAsia="es-CO"/>
-        </w:rPr>
-        <w:t xml:space="preserve"> no solo incrementa la velocidad y la precisión, sino que reduce el estrés, minimiza el desperdicio y eleva consistentemente la calidad del producto final, siendo la columna vertebral de cualquier operación gastronómica exitosa, ya sea un humilde puesto de empanadas o la cocina de un hotel cinco estrellas.</w:t>
-      </w:r>
-    </w:p>
-    <w:p>
-      <w:pPr>
-        <w:pStyle w:val="Ttulo2"/>
-      </w:pPr>
-      <w:bookmarkStart w:id="18" w:name="_Toc225958427"/>
-      <w:r>
-        <w:t xml:space="preserve">Definición, filosofía y beneficios del </w:t>
-      </w:r>
-      <w:r>
-        <w:rPr>
-          <w:rStyle w:val="Extranjerismo"/>
-        </w:rPr>
-        <w:t xml:space="preserve">mise </w:t>
-      </w:r>
-      <w:proofErr w:type="spellStart"/>
-      <w:r>
-        <w:rPr>
-          <w:rStyle w:val="Extranjerismo"/>
-        </w:rPr>
-        <w:t>en</w:t>
-      </w:r>
-      <w:proofErr w:type="spellEnd"/>
-      <w:r>
-        <w:rPr>
-          <w:rStyle w:val="Extranjerismo"/>
-        </w:rPr>
-        <w:t xml:space="preserve"> place</w:t>
       </w:r>
       <w:bookmarkEnd w:id="18"/>
     </w:p>
@@ -10489,6 +10381,7 @@
       </w:pPr>
       <w:r>
         <w:rPr>
+          <w:noProof/>
           <w:lang w:val="en-US" w:eastAsia="es-CO"/>
         </w:rPr>
         <w:drawing>
@@ -10567,22 +10460,9 @@
       <w:r>
         <w:rPr>
           <w:rStyle w:val="Extranjerismo"/>
-        </w:rPr>
-        <w:t xml:space="preserve">mise </w:t>
-      </w:r>
-      <w:proofErr w:type="spellStart"/>
-      <w:r>
-        <w:rPr>
-          <w:rStyle w:val="Extranjerismo"/>
-        </w:rPr>
-        <w:t>en</w:t>
-      </w:r>
-      <w:proofErr w:type="spellEnd"/>
-      <w:r>
-        <w:rPr>
-          <w:rStyle w:val="Extranjerismo"/>
-        </w:rPr>
-        <w:t xml:space="preserve"> place</w:t>
+          <w:lang w:val="es-CO"/>
+        </w:rPr>
+        <w:t>mise en place</w:t>
       </w:r>
       <w:r>
         <w:rPr>
@@ -10838,7 +10718,21 @@
         <w:rPr>
           <w:lang w:val="es-419" w:eastAsia="es-CO"/>
         </w:rPr>
-        <w:t xml:space="preserve">; la pre-preparación debe calcularse con base en el pronóstico de ventas para evitar sobrantes que se deterioren. </w:t>
+        <w:t xml:space="preserve">; la </w:t>
+      </w:r>
+      <w:proofErr w:type="spellStart"/>
+      <w:r>
+        <w:rPr>
+          <w:lang w:val="es-419" w:eastAsia="es-CO"/>
+        </w:rPr>
+        <w:t>pre-preparación</w:t>
+      </w:r>
+      <w:proofErr w:type="spellEnd"/>
+      <w:r>
+        <w:rPr>
+          <w:lang w:val="es-419" w:eastAsia="es-CO"/>
+        </w:rPr>
+        <w:t xml:space="preserve"> debe calcularse con base en el pronóstico de ventas para evitar sobrantes que se deterioren. </w:t>
       </w:r>
     </w:p>
     <w:p>
@@ -11097,22 +10991,9 @@
       <w:r>
         <w:rPr>
           <w:rStyle w:val="Extranjerismo"/>
-        </w:rPr>
-        <w:t xml:space="preserve">mise </w:t>
-      </w:r>
-      <w:proofErr w:type="spellStart"/>
-      <w:r>
-        <w:rPr>
-          <w:rStyle w:val="Extranjerismo"/>
-        </w:rPr>
-        <w:t>en</w:t>
-      </w:r>
-      <w:proofErr w:type="spellEnd"/>
-      <w:r>
-        <w:rPr>
-          <w:rStyle w:val="Extranjerismo"/>
-        </w:rPr>
-        <w:t xml:space="preserve"> place</w:t>
+          <w:lang w:val="es-CO"/>
+        </w:rPr>
+        <w:t>mise en place</w:t>
       </w:r>
       <w:r>
         <w:rPr>
@@ -11161,6 +11042,7 @@
                 <w:rStyle w:val="Extranjerismo"/>
                 <w:b/>
                 <w:bCs/>
+                <w:lang w:val="es-CO"/>
               </w:rPr>
               <w:t>podcast</w:t>
             </w:r>
@@ -11188,22 +11070,9 @@
             <w:r>
               <w:rPr>
                 <w:rStyle w:val="Extranjerismo"/>
-              </w:rPr>
-              <w:t xml:space="preserve">mise </w:t>
-            </w:r>
-            <w:proofErr w:type="spellStart"/>
-            <w:r>
-              <w:rPr>
-                <w:rStyle w:val="Extranjerismo"/>
-              </w:rPr>
-              <w:t>en</w:t>
-            </w:r>
-            <w:proofErr w:type="spellEnd"/>
-            <w:r>
-              <w:rPr>
-                <w:rStyle w:val="Extranjerismo"/>
-              </w:rPr>
-              <w:t xml:space="preserve"> place</w:t>
+                <w:lang w:val="es-CO"/>
+              </w:rPr>
+              <w:t>mise en place</w:t>
             </w:r>
             <w:r>
               <w:rPr>
@@ -11227,22 +11096,9 @@
             <w:r>
               <w:rPr>
                 <w:rStyle w:val="Extranjerismo"/>
-              </w:rPr>
-              <w:t xml:space="preserve">mise </w:t>
-            </w:r>
-            <w:proofErr w:type="spellStart"/>
-            <w:r>
-              <w:rPr>
-                <w:rStyle w:val="Extranjerismo"/>
-              </w:rPr>
-              <w:t>en</w:t>
-            </w:r>
-            <w:proofErr w:type="spellEnd"/>
-            <w:r>
-              <w:rPr>
-                <w:rStyle w:val="Extranjerismo"/>
-              </w:rPr>
-              <w:t xml:space="preserve"> place</w:t>
+                <w:lang w:val="es-CO"/>
+              </w:rPr>
+              <w:t>mise en place</w:t>
             </w:r>
             <w:r>
               <w:t>.</w:t>
@@ -11261,63 +11117,37 @@
             <w:r>
               <w:rPr>
                 <w:rStyle w:val="Extranjerismo"/>
-              </w:rPr>
-              <w:t xml:space="preserve">mise </w:t>
+                <w:lang w:val="es-CO"/>
+              </w:rPr>
+              <w:t>mise en place</w:t>
+            </w:r>
+            <w:r>
+              <w:t xml:space="preserve"> es un término francés que significa “poner en su lugar”. En cocina profesional implica organizar, preparar y disponer todos los ingredientes, utensilios y equipos antes de iniciar la preparación.</w:t>
+            </w:r>
+          </w:p>
+          <w:p>
+            <w:r>
+              <w:t>JHON: o sea, ¿no es solo picar cebolla antes de cocinar?</w:t>
+            </w:r>
+          </w:p>
+          <w:p>
+            <w:r>
+              <w:t xml:space="preserve">CAROLINA: no, </w:t>
             </w:r>
             <w:proofErr w:type="spellStart"/>
             <w:r>
+              <w:t>Jhon</w:t>
+            </w:r>
+            <w:proofErr w:type="spellEnd"/>
+            <w:r>
+              <w:t xml:space="preserve">. Es mucho más que eso. Un </w:t>
+            </w:r>
+            <w:r>
               <w:rPr>
                 <w:rStyle w:val="Extranjerismo"/>
-              </w:rPr>
-              <w:t>en</w:t>
-            </w:r>
-            <w:proofErr w:type="spellEnd"/>
-            <w:r>
-              <w:rPr>
-                <w:rStyle w:val="Extranjerismo"/>
-              </w:rPr>
-              <w:t xml:space="preserve"> place</w:t>
-            </w:r>
-            <w:r>
-              <w:t xml:space="preserve"> es un término francés que significa “poner en su lugar”. En cocina profesional implica organizar, preparar y disponer todos los ingredientes, utensilios y equipos antes de iniciar la preparación.</w:t>
-            </w:r>
-          </w:p>
-          <w:p>
-            <w:r>
-              <w:t>JHON: o sea, ¿no es solo picar cebolla antes de cocinar?</w:t>
-            </w:r>
-          </w:p>
-          <w:p>
-            <w:r>
-              <w:t xml:space="preserve">CAROLINA: no, </w:t>
-            </w:r>
-            <w:proofErr w:type="spellStart"/>
-            <w:r>
-              <w:t>Jhon</w:t>
-            </w:r>
-            <w:proofErr w:type="spellEnd"/>
-            <w:r>
-              <w:t xml:space="preserve">. Es mucho más que eso. Un </w:t>
-            </w:r>
-            <w:r>
-              <w:rPr>
-                <w:rStyle w:val="Extranjerismo"/>
-              </w:rPr>
-              <w:t xml:space="preserve">mise </w:t>
-            </w:r>
-            <w:proofErr w:type="spellStart"/>
-            <w:r>
-              <w:rPr>
-                <w:rStyle w:val="Extranjerismo"/>
-              </w:rPr>
-              <w:t>en</w:t>
-            </w:r>
-            <w:proofErr w:type="spellEnd"/>
-            <w:r>
-              <w:rPr>
-                <w:rStyle w:val="Extranjerismo"/>
-              </w:rPr>
-              <w:t xml:space="preserve"> place</w:t>
+                <w:lang w:val="es-CO"/>
+              </w:rPr>
+              <w:t>mise en place</w:t>
             </w:r>
             <w:r>
               <w:t xml:space="preserve"> eficiente garantiza orden, higiene, control del tiempo y calidad en el resultado final.</w:t>
@@ -11383,105 +11213,79 @@
             <w:r>
               <w:rPr>
                 <w:rStyle w:val="Extranjerismo"/>
-              </w:rPr>
-              <w:t xml:space="preserve">mise </w:t>
-            </w:r>
-            <w:proofErr w:type="spellStart"/>
+                <w:lang w:val="es-CO"/>
+              </w:rPr>
+              <w:t>mise en place</w:t>
+            </w:r>
+            <w:r>
+              <w:t>?</w:t>
+            </w:r>
+          </w:p>
+          <w:p>
+            <w:r>
+              <w:t>CAROLINA: primero, verificamos ingredientes: arroz medido, pollo porcionado, vegetales cortados uniformemente.</w:t>
+            </w:r>
+          </w:p>
+          <w:p>
+            <w:r>
+              <w:t>CAROLINA</w:t>
+            </w:r>
+            <w:r>
+              <w:t>: l</w:t>
+            </w:r>
+            <w:r>
+              <w:t>uego, organizamos utensilios: cuchillos, tablas diferenciadas, ollas y cucharones listos.</w:t>
+            </w:r>
+          </w:p>
+          <w:p>
+            <w:r>
+              <w:t>JHON</w:t>
+            </w:r>
+            <w:r>
+              <w:t xml:space="preserve">: </w:t>
+            </w:r>
+            <w:r>
+              <w:t>¿Y el orden de cocción?</w:t>
+            </w:r>
+          </w:p>
+          <w:p>
+            <w:r>
+              <w:t>CAROLINA</w:t>
+            </w:r>
+            <w:r>
+              <w:t>: p</w:t>
+            </w:r>
+            <w:r>
+              <w:t>recisamente. Sabemos qué se sofríe primero, cuándo agregar el arroz y en qué momento incorporar el caldo. Todo está previsto antes de encender el fogón.</w:t>
+            </w:r>
+          </w:p>
+          <w:p>
+            <w:r>
+              <w:t>JHON</w:t>
+            </w:r>
+            <w:r>
+              <w:t>: e</w:t>
+            </w:r>
+            <w:r>
+              <w:t>so ahorra tiempo y evita improvisaciones.</w:t>
+            </w:r>
+          </w:p>
+          <w:p>
+            <w:r>
+              <w:t>CAROLINA</w:t>
+            </w:r>
+            <w:r>
+              <w:t>: e</w:t>
+            </w:r>
+            <w:r>
+              <w:t xml:space="preserve">n cocina profesional, el </w:t>
+            </w:r>
             <w:r>
               <w:rPr>
                 <w:rStyle w:val="Extranjerismo"/>
-              </w:rPr>
-              <w:t>en</w:t>
-            </w:r>
-            <w:proofErr w:type="spellEnd"/>
-            <w:r>
-              <w:rPr>
-                <w:rStyle w:val="Extranjerismo"/>
-              </w:rPr>
-              <w:t xml:space="preserve"> place</w:t>
-            </w:r>
-            <w:r>
-              <w:t>?</w:t>
-            </w:r>
-          </w:p>
-          <w:p>
-            <w:r>
-              <w:t>CAROLINA: primero, verificamos ingredientes: arroz medido, pollo porcionado, vegetales cortados uniformemente.</w:t>
-            </w:r>
-          </w:p>
-          <w:p>
-            <w:r>
-              <w:t>CAROLINA</w:t>
-            </w:r>
-            <w:r>
-              <w:t>: l</w:t>
-            </w:r>
-            <w:r>
-              <w:t>uego, organizamos utensilios: cuchillos, tablas diferenciadas, ollas y cucharones listos.</w:t>
-            </w:r>
-          </w:p>
-          <w:p>
-            <w:r>
-              <w:t>JHON</w:t>
-            </w:r>
-            <w:r>
-              <w:t xml:space="preserve">: </w:t>
-            </w:r>
-            <w:r>
-              <w:t>¿Y el orden de cocción?</w:t>
-            </w:r>
-          </w:p>
-          <w:p>
-            <w:r>
-              <w:t>CAROLINA</w:t>
-            </w:r>
-            <w:r>
-              <w:t>: p</w:t>
-            </w:r>
-            <w:r>
-              <w:t>recisamente. Sabemos qué se sofríe primero, cuándo agregar el arroz y en qué momento incorporar el caldo. Todo está previsto antes de encender el fogón.</w:t>
-            </w:r>
-          </w:p>
-          <w:p>
-            <w:r>
-              <w:t>JHON</w:t>
-            </w:r>
-            <w:r>
-              <w:t>: e</w:t>
-            </w:r>
-            <w:r>
-              <w:t>so ahorra tiempo y evita improvisaciones.</w:t>
-            </w:r>
-          </w:p>
-          <w:p>
-            <w:r>
-              <w:t>CAROLINA</w:t>
-            </w:r>
-            <w:r>
-              <w:t>: e</w:t>
-            </w:r>
-            <w:r>
-              <w:t xml:space="preserve">n cocina profesional, el </w:t>
-            </w:r>
-            <w:r>
-              <w:rPr>
-                <w:rStyle w:val="Extranjerismo"/>
-              </w:rPr>
-              <w:t xml:space="preserve">mise </w:t>
-            </w:r>
-            <w:proofErr w:type="spellStart"/>
-            <w:r>
-              <w:rPr>
-                <w:rStyle w:val="Extranjerismo"/>
-              </w:rPr>
-              <w:t>en</w:t>
-            </w:r>
-            <w:proofErr w:type="spellEnd"/>
-            <w:r>
-              <w:rPr>
-                <w:rStyle w:val="Extranjerismo"/>
-              </w:rPr>
-              <w:t xml:space="preserve"> place</w:t>
+                <w:lang w:val="es-CO"/>
+              </w:rPr>
+              <w:t>mise en place</w:t>
             </w:r>
             <w:r>
               <w:t xml:space="preserve"> eficiente permite trabajar bajo presión sin perder calidad.</w:t>
@@ -11551,22 +11355,9 @@
             <w:r>
               <w:rPr>
                 <w:rStyle w:val="Extranjerismo"/>
-              </w:rPr>
-              <w:t xml:space="preserve">mise </w:t>
-            </w:r>
-            <w:proofErr w:type="spellStart"/>
-            <w:r>
-              <w:rPr>
-                <w:rStyle w:val="Extranjerismo"/>
-              </w:rPr>
-              <w:t>en</w:t>
-            </w:r>
-            <w:proofErr w:type="spellEnd"/>
-            <w:r>
-              <w:rPr>
-                <w:rStyle w:val="Extranjerismo"/>
-              </w:rPr>
-              <w:t xml:space="preserve"> place</w:t>
+                <w:lang w:val="es-CO"/>
+              </w:rPr>
+              <w:t>mise en place</w:t>
             </w:r>
             <w:r>
               <w:t xml:space="preserve"> no es un paso opcional… es la base de todo el proceso.</w:t>
@@ -11712,22 +11503,9 @@
       <w:r>
         <w:rPr>
           <w:rStyle w:val="Extranjerismo"/>
-        </w:rPr>
-        <w:t xml:space="preserve">mise </w:t>
-      </w:r>
-      <w:proofErr w:type="spellStart"/>
-      <w:r>
-        <w:rPr>
-          <w:rStyle w:val="Extranjerismo"/>
-        </w:rPr>
-        <w:t>en</w:t>
-      </w:r>
-      <w:proofErr w:type="spellEnd"/>
-      <w:r>
-        <w:rPr>
-          <w:rStyle w:val="Extranjerismo"/>
-        </w:rPr>
-        <w:t xml:space="preserve"> place</w:t>
+          <w:lang w:val="es-CO"/>
+        </w:rPr>
+        <w:t>mise en place</w:t>
       </w:r>
       <w:r>
         <w:rPr>
@@ -11899,17 +11677,8 @@
           <w:rStyle w:val="Extranjerismo"/>
           <w:lang w:val="es-419" w:eastAsia="es-CO"/>
         </w:rPr>
-        <w:t xml:space="preserve">standing </w:t>
-      </w:r>
-      <w:proofErr w:type="spellStart"/>
-      <w:r>
-        <w:rPr>
-          <w:rStyle w:val="Extranjerismo"/>
-          <w:lang w:val="es-419" w:eastAsia="es-CO"/>
-        </w:rPr>
-        <w:t>reception</w:t>
-      </w:r>
-      <w:proofErr w:type="spellEnd"/>
+        <w:t>standing reception</w:t>
+      </w:r>
       <w:r>
         <w:rPr>
           <w:lang w:val="es-419" w:eastAsia="es-CO"/>
@@ -12390,6 +12159,7 @@
                 <w:rStyle w:val="Extranjerismo"/>
                 <w:sz w:val="24"/>
                 <w:szCs w:val="24"/>
+                <w:lang w:val="es-CO"/>
               </w:rPr>
               <w:t>chips</w:t>
             </w:r>
@@ -13277,19 +13047,22 @@
     </w:p>
     <w:p>
       <w:pPr>
-        <w:rPr>
-          <w:lang w:val="es-419" w:eastAsia="es-CO"/>
-        </w:rPr>
-      </w:pPr>
-      <w:r>
-        <w:rPr>
+        <w:ind w:firstLine="0"/>
+        <w:jc w:val="center"/>
+        <w:rPr>
+          <w:lang w:val="es-419" w:eastAsia="es-CO"/>
+        </w:rPr>
+      </w:pPr>
+      <w:r>
+        <w:rPr>
+          <w:noProof/>
           <w:lang w:val="es-419" w:eastAsia="es-CO"/>
         </w:rPr>
         <w:drawing>
-          <wp:inline distT="0" distB="0" distL="0" distR="0" wp14:anchorId="0E4EED02" wp14:editId="70A708DF">
-            <wp:extent cx="5728287" cy="4210050"/>
-            <wp:effectExtent l="0" t="0" r="6350" b="0"/>
-            <wp:docPr id="11" name="Imagen 11" descr="El Componente Formativo 02 proporciona al aprendiz un sistema de conocimiento integral que articula la interpretación de recetas, el dominio de técnicas de corte y cocción, la filosofía del mise en place y los principios del protocolo en eventos. Esta estructura progresiva, que va de lo analítico a lo operativo y de lo individual a lo social, capacita al futuro profesional no solo para ejecutar con precisión los sabores de la tradición colombiana, sino para organizar su trabajo con eficiencia y desempeñarse con la distinción que el servicio gastronómico profesional exige, garantizando así la calidad y la excelencia en cada experiencia culinaria."/>
+          <wp:inline distT="0" distB="0" distL="0" distR="0" wp14:anchorId="0E4EED02" wp14:editId="48C22A98">
+            <wp:extent cx="5911215" cy="4498503"/>
+            <wp:effectExtent l="0" t="0" r="0" b="0"/>
+            <wp:docPr id="11" name="Imagen 11"/>
             <wp:cNvGraphicFramePr>
               <a:graphicFrameLocks xmlns:a="http://schemas.openxmlformats.org/drawingml/2006/main" noChangeAspect="1"/>
             </wp:cNvGraphicFramePr>
@@ -13297,11 +13070,17 @@
               <a:graphicData uri="http://schemas.openxmlformats.org/drawingml/2006/picture">
                 <pic:pic xmlns:pic="http://schemas.openxmlformats.org/drawingml/2006/picture">
                   <pic:nvPicPr>
-                    <pic:cNvPr id="11" name="Imagen 11" descr="El Componente Formativo 02 proporciona al aprendiz un sistema de conocimiento integral que articula la interpretación de recetas, el dominio de técnicas de corte y cocción, la filosofía del mise en place y los principios del protocolo en eventos. Esta estructura progresiva, que va de lo analítico a lo operativo y de lo individual a lo social, capacita al futuro profesional no solo para ejecutar con precisión los sabores de la tradición colombiana, sino para organizar su trabajo con eficiencia y desempeñarse con la distinción que el servicio gastronómico profesional exige, garantizando así la calidad y la excelencia en cada experiencia culinaria."/>
+                    <pic:cNvPr id="11" name="Imagen 11"/>
                     <pic:cNvPicPr/>
                   </pic:nvPicPr>
                   <pic:blipFill>
-                    <a:blip r:embed="rId18"/>
+                    <a:blip r:embed="rId18">
+                      <a:extLst>
+                        <a:ext uri="{96DAC541-7B7A-43D3-8B79-37D633B846F1}">
+                          <asvg:svgBlip xmlns:asvg="http://schemas.microsoft.com/office/drawing/2016/SVG/main" r:embed="rId19"/>
+                        </a:ext>
+                      </a:extLst>
+                    </a:blip>
                     <a:stretch>
                       <a:fillRect/>
                     </a:stretch>
@@ -13309,7 +13088,7 @@
                   <pic:spPr>
                     <a:xfrm>
                       <a:off x="0" y="0"/>
-                      <a:ext cx="5731250" cy="4212228"/>
+                      <a:ext cx="5927034" cy="4510541"/>
                     </a:xfrm>
                     <a:prstGeom prst="rect">
                       <a:avLst/>
@@ -14347,6 +14126,7 @@
       <w:r>
         <w:rPr>
           <w:rStyle w:val="Extranjerismo"/>
+          <w:lang w:val="es-CO"/>
         </w:rPr>
         <w:t xml:space="preserve">gourmet </w:t>
       </w:r>
@@ -14492,7 +14272,7 @@
         </w:rPr>
         <w:t xml:space="preserve">Federación Colombiana de Ganaderos (FEDEGÁN). (2023). Cortes de carne bovina y su aplicación. </w:t>
       </w:r>
-      <w:hyperlink r:id="rId19" w:history="1">
+      <w:hyperlink r:id="rId20" w:history="1">
         <w:r>
           <w:rPr>
             <w:rStyle w:val="Hipervnculo"/>
@@ -14553,6 +14333,7 @@
           <w:rFonts w:asciiTheme="minorHAnsi" w:hAnsiTheme="minorHAnsi" w:cstheme="minorHAnsi"/>
           <w:sz w:val="28"/>
           <w:szCs w:val="28"/>
+          <w:lang w:val="en-US"/>
         </w:rPr>
       </w:pPr>
       <w:proofErr w:type="spellStart"/>
@@ -14573,22 +14354,34 @@
         </w:rPr>
         <w:t xml:space="preserve">, W. (2015). Professional </w:t>
       </w:r>
+      <w:proofErr w:type="spellStart"/>
       <w:r>
         <w:rPr>
           <w:rStyle w:val="Extranjerismo"/>
           <w:rFonts w:asciiTheme="minorHAnsi" w:hAnsiTheme="minorHAnsi" w:cstheme="minorHAnsi"/>
           <w:sz w:val="28"/>
           <w:szCs w:val="28"/>
+          <w:lang w:val="es-CO"/>
         </w:rPr>
         <w:t>Cooking</w:t>
       </w:r>
+      <w:proofErr w:type="spellEnd"/>
       <w:r>
         <w:rPr>
           <w:rFonts w:asciiTheme="minorHAnsi" w:hAnsiTheme="minorHAnsi" w:cstheme="minorHAnsi"/>
           <w:sz w:val="28"/>
           <w:szCs w:val="28"/>
         </w:rPr>
-        <w:t xml:space="preserve"> (8th ed.). John Wiley &amp; </w:t>
+        <w:t xml:space="preserve"> (8th ed.). </w:t>
+      </w:r>
+      <w:r>
+        <w:rPr>
+          <w:rFonts w:asciiTheme="minorHAnsi" w:hAnsiTheme="minorHAnsi" w:cstheme="minorHAnsi"/>
+          <w:sz w:val="28"/>
+          <w:szCs w:val="28"/>
+          <w:lang w:val="en-US"/>
+        </w:rPr>
+        <w:t xml:space="preserve">John Wiley &amp; </w:t>
       </w:r>
       <w:r>
         <w:rPr>
@@ -14604,8 +14397,69 @@
           <w:rFonts w:asciiTheme="minorHAnsi" w:hAnsiTheme="minorHAnsi" w:cstheme="minorHAnsi"/>
           <w:sz w:val="28"/>
           <w:szCs w:val="28"/>
-        </w:rPr>
-        <w:t xml:space="preserve">. (Consultado extractos en Google </w:t>
+          <w:lang w:val="en-US"/>
+        </w:rPr>
+        <w:t>. (</w:t>
+      </w:r>
+      <w:proofErr w:type="spellStart"/>
+      <w:r>
+        <w:rPr>
+          <w:rFonts w:asciiTheme="minorHAnsi" w:hAnsiTheme="minorHAnsi" w:cstheme="minorHAnsi"/>
+          <w:sz w:val="28"/>
+          <w:szCs w:val="28"/>
+          <w:lang w:val="en-US"/>
+        </w:rPr>
+        <w:t>Consultado</w:t>
+      </w:r>
+      <w:proofErr w:type="spellEnd"/>
+      <w:r>
+        <w:rPr>
+          <w:rFonts w:asciiTheme="minorHAnsi" w:hAnsiTheme="minorHAnsi" w:cstheme="minorHAnsi"/>
+          <w:sz w:val="28"/>
+          <w:szCs w:val="28"/>
+          <w:lang w:val="en-US"/>
+        </w:rPr>
+        <w:t xml:space="preserve"> </w:t>
+      </w:r>
+      <w:proofErr w:type="spellStart"/>
+      <w:r>
+        <w:rPr>
+          <w:rFonts w:asciiTheme="minorHAnsi" w:hAnsiTheme="minorHAnsi" w:cstheme="minorHAnsi"/>
+          <w:sz w:val="28"/>
+          <w:szCs w:val="28"/>
+          <w:lang w:val="en-US"/>
+        </w:rPr>
+        <w:t>extractos</w:t>
+      </w:r>
+      <w:proofErr w:type="spellEnd"/>
+      <w:r>
+        <w:rPr>
+          <w:rFonts w:asciiTheme="minorHAnsi" w:hAnsiTheme="minorHAnsi" w:cstheme="minorHAnsi"/>
+          <w:sz w:val="28"/>
+          <w:szCs w:val="28"/>
+          <w:lang w:val="en-US"/>
+        </w:rPr>
+        <w:t xml:space="preserve"> </w:t>
+      </w:r>
+      <w:proofErr w:type="spellStart"/>
+      <w:r>
+        <w:rPr>
+          <w:rFonts w:asciiTheme="minorHAnsi" w:hAnsiTheme="minorHAnsi" w:cstheme="minorHAnsi"/>
+          <w:sz w:val="28"/>
+          <w:szCs w:val="28"/>
+          <w:lang w:val="en-US"/>
+        </w:rPr>
+        <w:t>en</w:t>
+      </w:r>
+      <w:proofErr w:type="spellEnd"/>
+      <w:r>
+        <w:rPr>
+          <w:rFonts w:asciiTheme="minorHAnsi" w:hAnsiTheme="minorHAnsi" w:cstheme="minorHAnsi"/>
+          <w:sz w:val="28"/>
+          <w:szCs w:val="28"/>
+          <w:lang w:val="en-US"/>
+        </w:rPr>
+        <w:t xml:space="preserve"> Google </w:t>
       </w:r>
       <w:r>
         <w:rPr>
@@ -14621,6 +14475,7 @@
           <w:rFonts w:asciiTheme="minorHAnsi" w:hAnsiTheme="minorHAnsi" w:cstheme="minorHAnsi"/>
           <w:sz w:val="28"/>
           <w:szCs w:val="28"/>
+          <w:lang w:val="en-US"/>
         </w:rPr>
         <w:t xml:space="preserve">). </w:t>
       </w:r>
@@ -14633,6 +14488,7 @@
           <w:rFonts w:asciiTheme="minorHAnsi" w:hAnsiTheme="minorHAnsi" w:cstheme="minorHAnsi"/>
           <w:sz w:val="28"/>
           <w:szCs w:val="28"/>
+          <w:lang w:val="en-US"/>
         </w:rPr>
       </w:pPr>
     </w:p>
@@ -14644,6 +14500,7 @@
           <w:rFonts w:asciiTheme="minorHAnsi" w:hAnsiTheme="minorHAnsi" w:cstheme="minorHAnsi"/>
           <w:sz w:val="28"/>
           <w:szCs w:val="28"/>
+          <w:lang w:val="en-US"/>
         </w:rPr>
       </w:pPr>
       <w:r>
@@ -14660,6 +14517,7 @@
           <w:rFonts w:asciiTheme="minorHAnsi" w:hAnsiTheme="minorHAnsi" w:cstheme="minorHAnsi"/>
           <w:sz w:val="28"/>
           <w:szCs w:val="28"/>
+          <w:lang w:val="en-US"/>
         </w:rPr>
         <w:t xml:space="preserve">. (2019). </w:t>
       </w:r>
@@ -14677,6 +14535,7 @@
           <w:rFonts w:asciiTheme="minorHAnsi" w:hAnsiTheme="minorHAnsi" w:cstheme="minorHAnsi"/>
           <w:sz w:val="28"/>
           <w:szCs w:val="28"/>
+          <w:lang w:val="en-US"/>
         </w:rPr>
         <w:t>. IBA.</w:t>
       </w:r>
@@ -14689,6 +14548,7 @@
           <w:rFonts w:asciiTheme="minorHAnsi" w:hAnsiTheme="minorHAnsi" w:cstheme="minorHAnsi"/>
           <w:sz w:val="28"/>
           <w:szCs w:val="28"/>
+          <w:lang w:val="en-US"/>
         </w:rPr>
       </w:pPr>
     </w:p>
@@ -14740,7 +14600,7 @@
         </w:rPr>
         <w:t xml:space="preserve">Ministerio de Salud. (10 de diciembre de 1997). Decreto 3075 de 1997. Diario Oficial No. 43246. </w:t>
       </w:r>
-      <w:hyperlink r:id="rId20" w:history="1">
+      <w:hyperlink r:id="rId21" w:history="1">
         <w:r>
           <w:rPr>
             <w:rStyle w:val="Hipervnculo"/>
@@ -15844,8 +15704,8 @@
       </w:pPr>
     </w:p>
     <w:sectPr>
-      <w:headerReference w:type="default" r:id="rId21"/>
-      <w:footerReference w:type="default" r:id="rId22"/>
+      <w:headerReference w:type="default" r:id="rId22"/>
+      <w:footerReference w:type="default" r:id="rId23"/>
       <w:pgSz w:w="12240" w:h="15840"/>
       <w:pgMar w:top="1701" w:right="1134" w:bottom="1134" w:left="1134" w:header="709" w:footer="737" w:gutter="0"/>
       <w:pgNumType w:start="1"/>
@@ -15857,7 +15717,7 @@
 </file>
 
 <file path=word/endnotes.xml><?xml version="1.0" encoding="utf-8"?>
-<w:endnotes xmlns:wpc="http://schemas.microsoft.com/office/word/2010/wordprocessingCanvas" xmlns:cx="http://schemas.microsoft.com/office/drawing/2014/chartex" xmlns:cx1="http://schemas.microsoft.com/office/drawing/2015/9/8/chartex" xmlns:cx2="http://schemas.microsoft.com/office/drawing/2015/10/21/chartex" xmlns:cx3="http://schemas.microsoft.com/office/drawing/2016/5/9/chartex" xmlns:cx4="http://schemas.microsoft.com/office/drawing/2016/5/10/chartex" xmlns:cx5="http://schemas.microsoft.com/office/drawing/2016/5/11/chartex" xmlns:cx6="http://schemas.microsoft.com/office/drawing/2016/5/12/chartex" xmlns:cx7="http://schemas.microsoft.com/office/drawing/2016/5/13/chartex" xmlns:cx8="http://schemas.microsoft.com/office/drawing/2016/5/14/chartex" xmlns:mc="http://schemas.openxmlformats.org/markup-compatibility/2006" xmlns:aink="http://schemas.microsoft.com/office/drawing/2016/ink" xmlns:am3d="http://schemas.microsoft.com/office/drawing/2017/model3d" xmlns:o="urn:schemas-microsoft-com:office:office" xmlns:r="http://schemas.openxmlformats.org/officeDocument/2006/relationships" xmlns:m="http://schemas.openxmlformats.org/officeDocument/2006/math" xmlns:v="urn:schemas-microsoft-com:vml" xmlns:wp14="http://schemas.microsoft.com/office/word/2010/wordprocessingDrawing" xmlns:wp="http://schemas.openxmlformats.org/drawingml/2006/wordprocessingDrawing" xmlns:w10="urn:schemas-microsoft-com:office:word" xmlns:w="http://schemas.openxmlformats.org/wordprocessingml/2006/main" xmlns:w14="http://schemas.microsoft.com/office/word/2010/wordml" xmlns:w15="http://schemas.microsoft.com/office/word/2012/wordml" xmlns:w16cex="http://schemas.microsoft.com/office/word/2018/wordml/cex" xmlns:w16cid="http://schemas.microsoft.com/office/word/2016/wordml/cid" xmlns:w16="http://schemas.microsoft.com/office/word/2018/wordml" xmlns:w16sdtdh="http://schemas.microsoft.com/office/word/2020/wordml/sdtdatahash" xmlns:w16se="http://schemas.microsoft.com/office/word/2015/wordml/symex" xmlns:wpg="http://schemas.microsoft.com/office/word/2010/wordprocessingGroup" xmlns:wpi="http://schemas.microsoft.com/office/word/2010/wordprocessingInk" xmlns:wne="http://schemas.microsoft.com/office/word/2006/wordml" xmlns:wps="http://schemas.microsoft.com/office/word/2010/wordprocessingShape" mc:Ignorable="w14 w15 w16se w16cid w16 w16cex w16sdtdh wp14">
+<w:endnotes xmlns:wpc="http://schemas.microsoft.com/office/word/2010/wordprocessingCanvas" xmlns:cx="http://schemas.microsoft.com/office/drawing/2014/chartex" xmlns:cx1="http://schemas.microsoft.com/office/drawing/2015/9/8/chartex" xmlns:cx2="http://schemas.microsoft.com/office/drawing/2015/10/21/chartex" xmlns:cx3="http://schemas.microsoft.com/office/drawing/2016/5/9/chartex" xmlns:cx4="http://schemas.microsoft.com/office/drawing/2016/5/10/chartex" xmlns:cx5="http://schemas.microsoft.com/office/drawing/2016/5/11/chartex" xmlns:cx6="http://schemas.microsoft.com/office/drawing/2016/5/12/chartex" xmlns:cx7="http://schemas.microsoft.com/office/drawing/2016/5/13/chartex" xmlns:cx8="http://schemas.microsoft.com/office/drawing/2016/5/14/chartex" xmlns:mc="http://schemas.openxmlformats.org/markup-compatibility/2006" xmlns:aink="http://schemas.microsoft.com/office/drawing/2016/ink" xmlns:am3d="http://schemas.microsoft.com/office/drawing/2017/model3d" xmlns:o="urn:schemas-microsoft-com:office:office" xmlns:oel="http://schemas.microsoft.com/office/2019/extlst" xmlns:r="http://schemas.openxmlformats.org/officeDocument/2006/relationships" xmlns:m="http://schemas.openxmlformats.org/officeDocument/2006/math" xmlns:v="urn:schemas-microsoft-com:vml" xmlns:wp14="http://schemas.microsoft.com/office/word/2010/wordprocessingDrawing" xmlns:wp="http://schemas.openxmlformats.org/drawingml/2006/wordprocessingDrawing" xmlns:w10="urn:schemas-microsoft-com:office:word" xmlns:w="http://schemas.openxmlformats.org/wordprocessingml/2006/main" xmlns:w14="http://schemas.microsoft.com/office/word/2010/wordml" xmlns:w15="http://schemas.microsoft.com/office/word/2012/wordml" xmlns:w16cex="http://schemas.microsoft.com/office/word/2018/wordml/cex" xmlns:w16cid="http://schemas.microsoft.com/office/word/2016/wordml/cid" xmlns:w16="http://schemas.microsoft.com/office/word/2018/wordml" xmlns:w16du="http://schemas.microsoft.com/office/word/2023/wordml/word16du" xmlns:w16sdtdh="http://schemas.microsoft.com/office/word/2020/wordml/sdtdatahash" xmlns:w16sdtfl="http://schemas.microsoft.com/office/word/2024/wordml/sdtformatlock" xmlns:w16se="http://schemas.microsoft.com/office/word/2015/wordml/symex" xmlns:wpg="http://schemas.microsoft.com/office/word/2010/wordprocessingGroup" xmlns:wpi="http://schemas.microsoft.com/office/word/2010/wordprocessingInk" xmlns:wne="http://schemas.microsoft.com/office/word/2006/wordml" xmlns:wps="http://schemas.microsoft.com/office/word/2010/wordprocessingShape" mc:Ignorable="w14 w15 w16se w16cid w16 w16cex w16sdtdh w16sdtfl w16du wp14">
   <w:endnote w:type="separator" w:id="-1">
     <w:p>
       <w:pPr>
@@ -15882,7 +15742,7 @@
 </file>
 
 <file path=word/footer1.xml><?xml version="1.0" encoding="utf-8"?>
-<w:ftr xmlns:wpc="http://schemas.microsoft.com/office/word/2010/wordprocessingCanvas" xmlns:cx="http://schemas.microsoft.com/office/drawing/2014/chartex" xmlns:cx1="http://schemas.microsoft.com/office/drawing/2015/9/8/chartex" xmlns:cx2="http://schemas.microsoft.com/office/drawing/2015/10/21/chartex" xmlns:cx3="http://schemas.microsoft.com/office/drawing/2016/5/9/chartex" xmlns:cx4="http://schemas.microsoft.com/office/drawing/2016/5/10/chartex" xmlns:cx5="http://schemas.microsoft.com/office/drawing/2016/5/11/chartex" xmlns:cx6="http://schemas.microsoft.com/office/drawing/2016/5/12/chartex" xmlns:cx7="http://schemas.microsoft.com/office/drawing/2016/5/13/chartex" xmlns:cx8="http://schemas.microsoft.com/office/drawing/2016/5/14/chartex" xmlns:mc="http://schemas.openxmlformats.org/markup-compatibility/2006" xmlns:aink="http://schemas.microsoft.com/office/drawing/2016/ink" xmlns:am3d="http://schemas.microsoft.com/office/drawing/2017/model3d" xmlns:o="urn:schemas-microsoft-com:office:office" xmlns:r="http://schemas.openxmlformats.org/officeDocument/2006/relationships" xmlns:m="http://schemas.openxmlformats.org/officeDocument/2006/math" xmlns:v="urn:schemas-microsoft-com:vml" xmlns:wp14="http://schemas.microsoft.com/office/word/2010/wordprocessingDrawing" xmlns:wp="http://schemas.openxmlformats.org/drawingml/2006/wordprocessingDrawing" xmlns:w10="urn:schemas-microsoft-com:office:word" xmlns:w="http://schemas.openxmlformats.org/wordprocessingml/2006/main" xmlns:w14="http://schemas.microsoft.com/office/word/2010/wordml" xmlns:w15="http://schemas.microsoft.com/office/word/2012/wordml" xmlns:w16cex="http://schemas.microsoft.com/office/word/2018/wordml/cex" xmlns:w16cid="http://schemas.microsoft.com/office/word/2016/wordml/cid" xmlns:w16="http://schemas.microsoft.com/office/word/2018/wordml" xmlns:w16sdtdh="http://schemas.microsoft.com/office/word/2020/wordml/sdtdatahash" xmlns:w16se="http://schemas.microsoft.com/office/word/2015/wordml/symex" xmlns:wpg="http://schemas.microsoft.com/office/word/2010/wordprocessingGroup" xmlns:wpi="http://schemas.microsoft.com/office/word/2010/wordprocessingInk" xmlns:wne="http://schemas.microsoft.com/office/word/2006/wordml" xmlns:wps="http://schemas.microsoft.com/office/word/2010/wordprocessingShape" mc:Ignorable="w14 w15 w16se w16cid w16 w16cex w16sdtdh wp14">
+<w:ftr xmlns:wpc="http://schemas.microsoft.com/office/word/2010/wordprocessingCanvas" xmlns:cx="http://schemas.microsoft.com/office/drawing/2014/chartex" xmlns:cx1="http://schemas.microsoft.com/office/drawing/2015/9/8/chartex" xmlns:cx2="http://schemas.microsoft.com/office/drawing/2015/10/21/chartex" xmlns:cx3="http://schemas.microsoft.com/office/drawing/2016/5/9/chartex" xmlns:cx4="http://schemas.microsoft.com/office/drawing/2016/5/10/chartex" xmlns:cx5="http://schemas.microsoft.com/office/drawing/2016/5/11/chartex" xmlns:cx6="http://schemas.microsoft.com/office/drawing/2016/5/12/chartex" xmlns:cx7="http://schemas.microsoft.com/office/drawing/2016/5/13/chartex" xmlns:cx8="http://schemas.microsoft.com/office/drawing/2016/5/14/chartex" xmlns:mc="http://schemas.openxmlformats.org/markup-compatibility/2006" xmlns:aink="http://schemas.microsoft.com/office/drawing/2016/ink" xmlns:am3d="http://schemas.microsoft.com/office/drawing/2017/model3d" xmlns:o="urn:schemas-microsoft-com:office:office" xmlns:oel="http://schemas.microsoft.com/office/2019/extlst" xmlns:r="http://schemas.openxmlformats.org/officeDocument/2006/relationships" xmlns:m="http://schemas.openxmlformats.org/officeDocument/2006/math" xmlns:v="urn:schemas-microsoft-com:vml" xmlns:wp14="http://schemas.microsoft.com/office/word/2010/wordprocessingDrawing" xmlns:wp="http://schemas.openxmlformats.org/drawingml/2006/wordprocessingDrawing" xmlns:w10="urn:schemas-microsoft-com:office:word" xmlns:w="http://schemas.openxmlformats.org/wordprocessingml/2006/main" xmlns:w14="http://schemas.microsoft.com/office/word/2010/wordml" xmlns:w15="http://schemas.microsoft.com/office/word/2012/wordml" xmlns:w16cex="http://schemas.microsoft.com/office/word/2018/wordml/cex" xmlns:w16cid="http://schemas.microsoft.com/office/word/2016/wordml/cid" xmlns:w16="http://schemas.microsoft.com/office/word/2018/wordml" xmlns:w16du="http://schemas.microsoft.com/office/word/2023/wordml/word16du" xmlns:w16sdtdh="http://schemas.microsoft.com/office/word/2020/wordml/sdtdatahash" xmlns:w16sdtfl="http://schemas.microsoft.com/office/word/2024/wordml/sdtformatlock" xmlns:w16se="http://schemas.microsoft.com/office/word/2015/wordml/symex" xmlns:wpg="http://schemas.microsoft.com/office/word/2010/wordprocessingGroup" xmlns:wpi="http://schemas.microsoft.com/office/word/2010/wordprocessingInk" xmlns:wne="http://schemas.microsoft.com/office/word/2006/wordml" xmlns:wps="http://schemas.microsoft.com/office/word/2010/wordprocessingShape" mc:Ignorable="w14 w15 w16se w16cid w16 w16cex w16sdtdh w16sdtfl w16du wp14">
   <w:sdt>
     <w:sdtPr>
       <w:id w:val="-701017035"/>
@@ -15891,7 +15751,6 @@
         <w:docPartUnique/>
       </w:docPartObj>
     </w:sdtPr>
-    <w:sdtEndPr/>
     <w:sdtContent>
       <w:p>
         <w:pPr>
@@ -15910,7 +15769,7 @@
 </file>
 
 <file path=word/footer2.xml><?xml version="1.0" encoding="utf-8"?>
-<w:ftr xmlns:wpc="http://schemas.microsoft.com/office/word/2010/wordprocessingCanvas" xmlns:cx="http://schemas.microsoft.com/office/drawing/2014/chartex" xmlns:cx1="http://schemas.microsoft.com/office/drawing/2015/9/8/chartex" xmlns:cx2="http://schemas.microsoft.com/office/drawing/2015/10/21/chartex" xmlns:cx3="http://schemas.microsoft.com/office/drawing/2016/5/9/chartex" xmlns:cx4="http://schemas.microsoft.com/office/drawing/2016/5/10/chartex" xmlns:cx5="http://schemas.microsoft.com/office/drawing/2016/5/11/chartex" xmlns:cx6="http://schemas.microsoft.com/office/drawing/2016/5/12/chartex" xmlns:cx7="http://schemas.microsoft.com/office/drawing/2016/5/13/chartex" xmlns:cx8="http://schemas.microsoft.com/office/drawing/2016/5/14/chartex" xmlns:mc="http://schemas.openxmlformats.org/markup-compatibility/2006" xmlns:aink="http://schemas.microsoft.com/office/drawing/2016/ink" xmlns:am3d="http://schemas.microsoft.com/office/drawing/2017/model3d" xmlns:o="urn:schemas-microsoft-com:office:office" xmlns:r="http://schemas.openxmlformats.org/officeDocument/2006/relationships" xmlns:m="http://schemas.openxmlformats.org/officeDocument/2006/math" xmlns:v="urn:schemas-microsoft-com:vml" xmlns:wp14="http://schemas.microsoft.com/office/word/2010/wordprocessingDrawing" xmlns:wp="http://schemas.openxmlformats.org/drawingml/2006/wordprocessingDrawing" xmlns:w10="urn:schemas-microsoft-com:office:word" xmlns:w="http://schemas.openxmlformats.org/wordprocessingml/2006/main" xmlns:w14="http://schemas.microsoft.com/office/word/2010/wordml" xmlns:w15="http://schemas.microsoft.com/office/word/2012/wordml" xmlns:w16cex="http://schemas.microsoft.com/office/word/2018/wordml/cex" xmlns:w16cid="http://schemas.microsoft.com/office/word/2016/wordml/cid" xmlns:w16="http://schemas.microsoft.com/office/word/2018/wordml" xmlns:w16sdtdh="http://schemas.microsoft.com/office/word/2020/wordml/sdtdatahash" xmlns:w16se="http://schemas.microsoft.com/office/word/2015/wordml/symex" xmlns:wpg="http://schemas.microsoft.com/office/word/2010/wordprocessingGroup" xmlns:wpi="http://schemas.microsoft.com/office/word/2010/wordprocessingInk" xmlns:wne="http://schemas.microsoft.com/office/word/2006/wordml" xmlns:wps="http://schemas.microsoft.com/office/word/2010/wordprocessingShape" mc:Ignorable="w14 w15 w16se w16cid w16 w16cex w16sdtdh wp14">
+<w:ftr xmlns:wpc="http://schemas.microsoft.com/office/word/2010/wordprocessingCanvas" xmlns:cx="http://schemas.microsoft.com/office/drawing/2014/chartex" xmlns:cx1="http://schemas.microsoft.com/office/drawing/2015/9/8/chartex" xmlns:cx2="http://schemas.microsoft.com/office/drawing/2015/10/21/chartex" xmlns:cx3="http://schemas.microsoft.com/office/drawing/2016/5/9/chartex" xmlns:cx4="http://schemas.microsoft.com/office/drawing/2016/5/10/chartex" xmlns:cx5="http://schemas.microsoft.com/office/drawing/2016/5/11/chartex" xmlns:cx6="http://schemas.microsoft.com/office/drawing/2016/5/12/chartex" xmlns:cx7="http://schemas.microsoft.com/office/drawing/2016/5/13/chartex" xmlns:cx8="http://schemas.microsoft.com/office/drawing/2016/5/14/chartex" xmlns:mc="http://schemas.openxmlformats.org/markup-compatibility/2006" xmlns:aink="http://schemas.microsoft.com/office/drawing/2016/ink" xmlns:am3d="http://schemas.microsoft.com/office/drawing/2017/model3d" xmlns:o="urn:schemas-microsoft-com:office:office" xmlns:oel="http://schemas.microsoft.com/office/2019/extlst" xmlns:r="http://schemas.openxmlformats.org/officeDocument/2006/relationships" xmlns:m="http://schemas.openxmlformats.org/officeDocument/2006/math" xmlns:v="urn:schemas-microsoft-com:vml" xmlns:wp14="http://schemas.microsoft.com/office/word/2010/wordprocessingDrawing" xmlns:wp="http://schemas.openxmlformats.org/drawingml/2006/wordprocessingDrawing" xmlns:w10="urn:schemas-microsoft-com:office:word" xmlns:w="http://schemas.openxmlformats.org/wordprocessingml/2006/main" xmlns:w14="http://schemas.microsoft.com/office/word/2010/wordml" xmlns:w15="http://schemas.microsoft.com/office/word/2012/wordml" xmlns:w16cex="http://schemas.microsoft.com/office/word/2018/wordml/cex" xmlns:w16cid="http://schemas.microsoft.com/office/word/2016/wordml/cid" xmlns:w16="http://schemas.microsoft.com/office/word/2018/wordml" xmlns:w16du="http://schemas.microsoft.com/office/word/2023/wordml/word16du" xmlns:w16sdtdh="http://schemas.microsoft.com/office/word/2020/wordml/sdtdatahash" xmlns:w16sdtfl="http://schemas.microsoft.com/office/word/2024/wordml/sdtformatlock" xmlns:w16se="http://schemas.microsoft.com/office/word/2015/wordml/symex" xmlns:wpg="http://schemas.microsoft.com/office/word/2010/wordprocessingGroup" xmlns:wpi="http://schemas.microsoft.com/office/word/2010/wordprocessingInk" xmlns:wne="http://schemas.microsoft.com/office/word/2006/wordml" xmlns:wps="http://schemas.microsoft.com/office/word/2010/wordprocessingShape" mc:Ignorable="w14 w15 w16se w16cid w16 w16cex w16sdtdh w16sdtfl w16du wp14">
   <w:sdt>
     <w:sdtPr>
       <w:id w:val="-1465197936"/>
@@ -15919,7 +15778,6 @@
         <w:docPartUnique/>
       </w:docPartObj>
     </w:sdtPr>
-    <w:sdtEndPr/>
     <w:sdtContent>
       <w:p>
         <w:pPr>
@@ -16020,7 +15878,7 @@
                   <v:stroke joinstyle="miter"/>
                   <v:path gradientshapeok="t" o:connecttype="rect"/>
                 </v:shapetype>
-                <v:shape id="_x0000_s1027" type="#_x0000_t202" alt="&quot;&quot;" style="position:absolute;left:0;text-align:left;margin-left:16.1pt;margin-top:.65pt;width:455.15pt;height:41.4pt;z-index:251661312;visibility:visible;mso-wrap-style:square;mso-width-percent:0;mso-height-percent:0;mso-wrap-distance-left:9pt;mso-wrap-distance-top:3.6pt;mso-wrap-distance-right:9pt;mso-wrap-distance-bottom:3.6pt;mso-position-horizontal:absolute;mso-position-horizontal-relative:text;mso-position-vertical:absolute;mso-position-vertical-relative:text;mso-width-percent:0;mso-height-percent:0;mso-width-relative:margin;mso-height-relative:margin;v-text-anchor:top" o:gfxdata="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" stroked="f">
+                <v:shape id="_x0000_s1027" type="#_x0000_t202" alt="&quot;&quot;" style="position:absolute;left:0;text-align:left;margin-left:16.1pt;margin-top:.65pt;width:455.15pt;height:41.4pt;z-index:251661312;visibility:visible;mso-wrap-style:square;mso-width-percent:0;mso-height-percent:0;mso-wrap-distance-left:9pt;mso-wrap-distance-top:3.6pt;mso-wrap-distance-right:9pt;mso-wrap-distance-bottom:3.6pt;mso-position-horizontal:absolute;mso-position-horizontal-relative:text;mso-position-vertical:absolute;mso-position-vertical-relative:text;mso-width-percent:0;mso-height-percent:0;mso-width-relative:margin;mso-height-relative:margin;v-text-anchor:top" o:gfxdata="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" stroked="f">
                   <v:textbox>
                     <w:txbxContent>
                       <w:p>
@@ -16077,7 +15935,7 @@
 </file>
 
 <file path=word/footnotes.xml><?xml version="1.0" encoding="utf-8"?>
-<w:footnotes xmlns:wpc="http://schemas.microsoft.com/office/word/2010/wordprocessingCanvas" xmlns:cx="http://schemas.microsoft.com/office/drawing/2014/chartex" xmlns:cx1="http://schemas.microsoft.com/office/drawing/2015/9/8/chartex" xmlns:cx2="http://schemas.microsoft.com/office/drawing/2015/10/21/chartex" xmlns:cx3="http://schemas.microsoft.com/office/drawing/2016/5/9/chartex" xmlns:cx4="http://schemas.microsoft.com/office/drawing/2016/5/10/chartex" xmlns:cx5="http://schemas.microsoft.com/office/drawing/2016/5/11/chartex" xmlns:cx6="http://schemas.microsoft.com/office/drawing/2016/5/12/chartex" xmlns:cx7="http://schemas.microsoft.com/office/drawing/2016/5/13/chartex" xmlns:cx8="http://schemas.microsoft.com/office/drawing/2016/5/14/chartex" xmlns:mc="http://schemas.openxmlformats.org/markup-compatibility/2006" xmlns:aink="http://schemas.microsoft.com/office/drawing/2016/ink" xmlns:am3d="http://schemas.microsoft.com/office/drawing/2017/model3d" xmlns:o="urn:schemas-microsoft-com:office:office" xmlns:r="http://schemas.openxmlformats.org/officeDocument/2006/relationships" xmlns:m="http://schemas.openxmlformats.org/officeDocument/2006/math" xmlns:v="urn:schemas-microsoft-com:vml" xmlns:wp14="http://schemas.microsoft.com/office/word/2010/wordprocessingDrawing" xmlns:wp="http://schemas.openxmlformats.org/drawingml/2006/wordprocessingDrawing" xmlns:w10="urn:schemas-microsoft-com:office:word" xmlns:w="http://schemas.openxmlformats.org/wordprocessingml/2006/main" xmlns:w14="http://schemas.microsoft.com/office/word/2010/wordml" xmlns:w15="http://schemas.microsoft.com/office/word/2012/wordml" xmlns:w16cex="http://schemas.microsoft.com/office/word/2018/wordml/cex" xmlns:w16cid="http://schemas.microsoft.com/office/word/2016/wordml/cid" xmlns:w16="http://schemas.microsoft.com/office/word/2018/wordml" xmlns:w16sdtdh="http://schemas.microsoft.com/office/word/2020/wordml/sdtdatahash" xmlns:w16se="http://schemas.microsoft.com/office/word/2015/wordml/symex" xmlns:wpg="http://schemas.microsoft.com/office/word/2010/wordprocessingGroup" xmlns:wpi="http://schemas.microsoft.com/office/word/2010/wordprocessingInk" xmlns:wne="http://schemas.microsoft.com/office/word/2006/wordml" xmlns:wps="http://schemas.microsoft.com/office/word/2010/wordprocessingShape" mc:Ignorable="w14 w15 w16se w16cid w16 w16cex w16sdtdh wp14">
+<w:footnotes xmlns:wpc="http://schemas.microsoft.com/office/word/2010/wordprocessingCanvas" xmlns:cx="http://schemas.microsoft.com/office/drawing/2014/chartex" xmlns:cx1="http://schemas.microsoft.com/office/drawing/2015/9/8/chartex" xmlns:cx2="http://schemas.microsoft.com/office/drawing/2015/10/21/chartex" xmlns:cx3="http://schemas.microsoft.com/office/drawing/2016/5/9/chartex" xmlns:cx4="http://schemas.microsoft.com/office/drawing/2016/5/10/chartex" xmlns:cx5="http://schemas.microsoft.com/office/drawing/2016/5/11/chartex" xmlns:cx6="http://schemas.microsoft.com/office/drawing/2016/5/12/chartex" xmlns:cx7="http://schemas.microsoft.com/office/drawing/2016/5/13/chartex" xmlns:cx8="http://schemas.microsoft.com/office/drawing/2016/5/14/chartex" xmlns:mc="http://schemas.openxmlformats.org/markup-compatibility/2006" xmlns:aink="http://schemas.microsoft.com/office/drawing/2016/ink" xmlns:am3d="http://schemas.microsoft.com/office/drawing/2017/model3d" xmlns:o="urn:schemas-microsoft-com:office:office" xmlns:oel="http://schemas.microsoft.com/office/2019/extlst" xmlns:r="http://schemas.openxmlformats.org/officeDocument/2006/relationships" xmlns:m="http://schemas.openxmlformats.org/officeDocument/2006/math" xmlns:v="urn:schemas-microsoft-com:vml" xmlns:wp14="http://schemas.microsoft.com/office/word/2010/wordprocessingDrawing" xmlns:wp="http://schemas.openxmlformats.org/drawingml/2006/wordprocessingDrawing" xmlns:w10="urn:schemas-microsoft-com:office:word" xmlns:w="http://schemas.openxmlformats.org/wordprocessingml/2006/main" xmlns:w14="http://schemas.microsoft.com/office/word/2010/wordml" xmlns:w15="http://schemas.microsoft.com/office/word/2012/wordml" xmlns:w16cex="http://schemas.microsoft.com/office/word/2018/wordml/cex" xmlns:w16cid="http://schemas.microsoft.com/office/word/2016/wordml/cid" xmlns:w16="http://schemas.microsoft.com/office/word/2018/wordml" xmlns:w16du="http://schemas.microsoft.com/office/word/2023/wordml/word16du" xmlns:w16sdtdh="http://schemas.microsoft.com/office/word/2020/wordml/sdtdatahash" xmlns:w16sdtfl="http://schemas.microsoft.com/office/word/2024/wordml/sdtformatlock" xmlns:w16se="http://schemas.microsoft.com/office/word/2015/wordml/symex" xmlns:wpg="http://schemas.microsoft.com/office/word/2010/wordprocessingGroup" xmlns:wpi="http://schemas.microsoft.com/office/word/2010/wordprocessingInk" xmlns:wne="http://schemas.microsoft.com/office/word/2006/wordml" xmlns:wps="http://schemas.microsoft.com/office/word/2010/wordprocessingShape" mc:Ignorable="w14 w15 w16se w16cid w16 w16cex w16sdtdh w16sdtfl w16du wp14">
   <w:footnote w:type="separator" w:id="-1">
     <w:p>
       <w:pPr>
@@ -16102,7 +15960,7 @@
 </file>
 
 <file path=word/header1.xml><?xml version="1.0" encoding="utf-8"?>
-<w:hdr xmlns:wpc="http://schemas.microsoft.com/office/word/2010/wordprocessingCanvas" xmlns:cx="http://schemas.microsoft.com/office/drawing/2014/chartex" xmlns:cx1="http://schemas.microsoft.com/office/drawing/2015/9/8/chartex" xmlns:cx2="http://schemas.microsoft.com/office/drawing/2015/10/21/chartex" xmlns:cx3="http://schemas.microsoft.com/office/drawing/2016/5/9/chartex" xmlns:cx4="http://schemas.microsoft.com/office/drawing/2016/5/10/chartex" xmlns:cx5="http://schemas.microsoft.com/office/drawing/2016/5/11/chartex" xmlns:cx6="http://schemas.microsoft.com/office/drawing/2016/5/12/chartex" xmlns:cx7="http://schemas.microsoft.com/office/drawing/2016/5/13/chartex" xmlns:cx8="http://schemas.microsoft.com/office/drawing/2016/5/14/chartex" xmlns:mc="http://schemas.openxmlformats.org/markup-compatibility/2006" xmlns:aink="http://schemas.microsoft.com/office/drawing/2016/ink" xmlns:am3d="http://schemas.microsoft.com/office/drawing/2017/model3d" xmlns:o="urn:schemas-microsoft-com:office:office" xmlns:r="http://schemas.openxmlformats.org/officeDocument/2006/relationships" xmlns:m="http://schemas.openxmlformats.org/officeDocument/2006/math" xmlns:v="urn:schemas-microsoft-com:vml" xmlns:wp14="http://schemas.microsoft.com/office/word/2010/wordprocessingDrawing" xmlns:wp="http://schemas.openxmlformats.org/drawingml/2006/wordprocessingDrawing" xmlns:w10="urn:schemas-microsoft-com:office:word" xmlns:w="http://schemas.openxmlformats.org/wordprocessingml/2006/main" xmlns:w14="http://schemas.microsoft.com/office/word/2010/wordml" xmlns:w15="http://schemas.microsoft.com/office/word/2012/wordml" xmlns:w16cex="http://schemas.microsoft.com/office/word/2018/wordml/cex" xmlns:w16cid="http://schemas.microsoft.com/office/word/2016/wordml/cid" xmlns:w16="http://schemas.microsoft.com/office/word/2018/wordml" xmlns:w16sdtdh="http://schemas.microsoft.com/office/word/2020/wordml/sdtdatahash" xmlns:w16se="http://schemas.microsoft.com/office/word/2015/wordml/symex" xmlns:wpg="http://schemas.microsoft.com/office/word/2010/wordprocessingGroup" xmlns:wpi="http://schemas.microsoft.com/office/word/2010/wordprocessingInk" xmlns:wne="http://schemas.microsoft.com/office/word/2006/wordml" xmlns:wps="http://schemas.microsoft.com/office/word/2010/wordprocessingShape" mc:Ignorable="w14 w15 w16se w16cid w16 w16cex w16sdtdh wp14">
+<w:hdr xmlns:wpc="http://schemas.microsoft.com/office/word/2010/wordprocessingCanvas" xmlns:cx="http://schemas.microsoft.com/office/drawing/2014/chartex" xmlns:cx1="http://schemas.microsoft.com/office/drawing/2015/9/8/chartex" xmlns:cx2="http://schemas.microsoft.com/office/drawing/2015/10/21/chartex" xmlns:cx3="http://schemas.microsoft.com/office/drawing/2016/5/9/chartex" xmlns:cx4="http://schemas.microsoft.com/office/drawing/2016/5/10/chartex" xmlns:cx5="http://schemas.microsoft.com/office/drawing/2016/5/11/chartex" xmlns:cx6="http://schemas.microsoft.com/office/drawing/2016/5/12/chartex" xmlns:cx7="http://schemas.microsoft.com/office/drawing/2016/5/13/chartex" xmlns:cx8="http://schemas.microsoft.com/office/drawing/2016/5/14/chartex" xmlns:mc="http://schemas.openxmlformats.org/markup-compatibility/2006" xmlns:aink="http://schemas.microsoft.com/office/drawing/2016/ink" xmlns:am3d="http://schemas.microsoft.com/office/drawing/2017/model3d" xmlns:o="urn:schemas-microsoft-com:office:office" xmlns:oel="http://schemas.microsoft.com/office/2019/extlst" xmlns:r="http://schemas.openxmlformats.org/officeDocument/2006/relationships" xmlns:m="http://schemas.openxmlformats.org/officeDocument/2006/math" xmlns:v="urn:schemas-microsoft-com:vml" xmlns:wp14="http://schemas.microsoft.com/office/word/2010/wordprocessingDrawing" xmlns:wp="http://schemas.openxmlformats.org/drawingml/2006/wordprocessingDrawing" xmlns:w10="urn:schemas-microsoft-com:office:word" xmlns:w="http://schemas.openxmlformats.org/wordprocessingml/2006/main" xmlns:w14="http://schemas.microsoft.com/office/word/2010/wordml" xmlns:w15="http://schemas.microsoft.com/office/word/2012/wordml" xmlns:w16cex="http://schemas.microsoft.com/office/word/2018/wordml/cex" xmlns:w16cid="http://schemas.microsoft.com/office/word/2016/wordml/cid" xmlns:w16="http://schemas.microsoft.com/office/word/2018/wordml" xmlns:w16du="http://schemas.microsoft.com/office/word/2023/wordml/word16du" xmlns:w16sdtdh="http://schemas.microsoft.com/office/word/2020/wordml/sdtdatahash" xmlns:w16sdtfl="http://schemas.microsoft.com/office/word/2024/wordml/sdtformatlock" xmlns:w16se="http://schemas.microsoft.com/office/word/2015/wordml/symex" xmlns:wpg="http://schemas.microsoft.com/office/word/2010/wordprocessingGroup" xmlns:wpi="http://schemas.microsoft.com/office/word/2010/wordprocessingInk" xmlns:wne="http://schemas.microsoft.com/office/word/2006/wordml" xmlns:wps="http://schemas.microsoft.com/office/word/2010/wordprocessingShape" mc:Ignorable="w14 w15 w16se w16cid w16 w16cex w16sdtdh w16sdtfl w16du wp14">
   <w:p>
     <w:pPr>
       <w:pStyle w:val="Encabezado"/>
@@ -16187,7 +16045,7 @@
 </file>
 
 <file path=word/numbering.xml><?xml version="1.0" encoding="utf-8"?>
-<w:numbering xmlns:wpc="http://schemas.microsoft.com/office/word/2010/wordprocessingCanvas" xmlns:cx="http://schemas.microsoft.com/office/drawing/2014/chartex" xmlns:cx1="http://schemas.microsoft.com/office/drawing/2015/9/8/chartex" xmlns:cx2="http://schemas.microsoft.com/office/drawing/2015/10/21/chartex" xmlns:cx3="http://schemas.microsoft.com/office/drawing/2016/5/9/chartex" xmlns:cx4="http://schemas.microsoft.com/office/drawing/2016/5/10/chartex" xmlns:cx5="http://schemas.microsoft.com/office/drawing/2016/5/11/chartex" xmlns:cx6="http://schemas.microsoft.com/office/drawing/2016/5/12/chartex" xmlns:cx7="http://schemas.microsoft.com/office/drawing/2016/5/13/chartex" xmlns:cx8="http://schemas.microsoft.com/office/drawing/2016/5/14/chartex" xmlns:mc="http://schemas.openxmlformats.org/markup-compatibility/2006" xmlns:aink="http://schemas.microsoft.com/office/drawing/2016/ink" xmlns:am3d="http://schemas.microsoft.com/office/drawing/2017/model3d" xmlns:o="urn:schemas-microsoft-com:office:office" xmlns:r="http://schemas.openxmlformats.org/officeDocument/2006/relationships" xmlns:m="http://schemas.openxmlformats.org/officeDocument/2006/math" xmlns:v="urn:schemas-microsoft-com:vml" xmlns:wp14="http://schemas.microsoft.com/office/word/2010/wordprocessingDrawing" xmlns:wp="http://schemas.openxmlformats.org/drawingml/2006/wordprocessingDrawing" xmlns:w10="urn:schemas-microsoft-com:office:word" xmlns:w="http://schemas.openxmlformats.org/wordprocessingml/2006/main" xmlns:w14="http://schemas.microsoft.com/office/word/2010/wordml" xmlns:w15="http://schemas.microsoft.com/office/word/2012/wordml" xmlns:w16cex="http://schemas.microsoft.com/office/word/2018/wordml/cex" xmlns:w16cid="http://schemas.microsoft.com/office/word/2016/wordml/cid" xmlns:w16="http://schemas.microsoft.com/office/word/2018/wordml" xmlns:w16sdtdh="http://schemas.microsoft.com/office/word/2020/wordml/sdtdatahash" xmlns:w16se="http://schemas.microsoft.com/office/word/2015/wordml/symex" xmlns:wpg="http://schemas.microsoft.com/office/word/2010/wordprocessingGroup" xmlns:wpi="http://schemas.microsoft.com/office/word/2010/wordprocessingInk" xmlns:wne="http://schemas.microsoft.com/office/word/2006/wordml" xmlns:wps="http://schemas.microsoft.com/office/word/2010/wordprocessingShape" mc:Ignorable="w14 w15 w16se w16cid w16 w16cex w16sdtdh wp14">
+<w:numbering xmlns:wpc="http://schemas.microsoft.com/office/word/2010/wordprocessingCanvas" xmlns:cx="http://schemas.microsoft.com/office/drawing/2014/chartex" xmlns:cx1="http://schemas.microsoft.com/office/drawing/2015/9/8/chartex" xmlns:cx2="http://schemas.microsoft.com/office/drawing/2015/10/21/chartex" xmlns:cx3="http://schemas.microsoft.com/office/drawing/2016/5/9/chartex" xmlns:cx4="http://schemas.microsoft.com/office/drawing/2016/5/10/chartex" xmlns:cx5="http://schemas.microsoft.com/office/drawing/2016/5/11/chartex" xmlns:cx6="http://schemas.microsoft.com/office/drawing/2016/5/12/chartex" xmlns:cx7="http://schemas.microsoft.com/office/drawing/2016/5/13/chartex" xmlns:cx8="http://schemas.microsoft.com/office/drawing/2016/5/14/chartex" xmlns:mc="http://schemas.openxmlformats.org/markup-compatibility/2006" xmlns:aink="http://schemas.microsoft.com/office/drawing/2016/ink" xmlns:am3d="http://schemas.microsoft.com/office/drawing/2017/model3d" xmlns:o="urn:schemas-microsoft-com:office:office" xmlns:oel="http://schemas.microsoft.com/office/2019/extlst" xmlns:r="http://schemas.openxmlformats.org/officeDocument/2006/relationships" xmlns:m="http://schemas.openxmlformats.org/officeDocument/2006/math" xmlns:v="urn:schemas-microsoft-com:vml" xmlns:wp14="http://schemas.microsoft.com/office/word/2010/wordprocessingDrawing" xmlns:wp="http://schemas.openxmlformats.org/drawingml/2006/wordprocessingDrawing" xmlns:w10="urn:schemas-microsoft-com:office:word" xmlns:w="http://schemas.openxmlformats.org/wordprocessingml/2006/main" xmlns:w14="http://schemas.microsoft.com/office/word/2010/wordml" xmlns:w15="http://schemas.microsoft.com/office/word/2012/wordml" xmlns:w16cex="http://schemas.microsoft.com/office/word/2018/wordml/cex" xmlns:w16cid="http://schemas.microsoft.com/office/word/2016/wordml/cid" xmlns:w16="http://schemas.microsoft.com/office/word/2018/wordml" xmlns:w16du="http://schemas.microsoft.com/office/word/2023/wordml/word16du" xmlns:w16sdtdh="http://schemas.microsoft.com/office/word/2020/wordml/sdtdatahash" xmlns:w16sdtfl="http://schemas.microsoft.com/office/word/2024/wordml/sdtformatlock" xmlns:w16se="http://schemas.microsoft.com/office/word/2015/wordml/symex" xmlns:wpg="http://schemas.microsoft.com/office/word/2010/wordprocessingGroup" xmlns:wpi="http://schemas.microsoft.com/office/word/2010/wordprocessingInk" xmlns:wne="http://schemas.microsoft.com/office/word/2006/wordml" xmlns:wps="http://schemas.microsoft.com/office/word/2010/wordprocessingShape" mc:Ignorable="w14 w15 w16se w16cid w16 w16cex w16sdtdh w16sdtfl w16du wp14">
   <w:abstractNum w:abstractNumId="0" w15:restartNumberingAfterBreak="0">
     <w:nsid w:val="FFFFFF89"/>
     <w:multiLevelType w:val="singleLevel"/>
@@ -20087,112 +19945,112 @@
       </w:rPr>
     </w:lvl>
   </w:abstractNum>
-  <w:num w:numId="1">
+  <w:num w:numId="1" w16cid:durableId="1822772953">
     <w:abstractNumId w:val="0"/>
   </w:num>
-  <w:num w:numId="2">
+  <w:num w:numId="2" w16cid:durableId="1567178018">
     <w:abstractNumId w:val="9"/>
   </w:num>
-  <w:num w:numId="3">
+  <w:num w:numId="3" w16cid:durableId="1051152120">
     <w:abstractNumId w:val="24"/>
   </w:num>
-  <w:num w:numId="4">
+  <w:num w:numId="4" w16cid:durableId="854342706">
     <w:abstractNumId w:val="12"/>
   </w:num>
-  <w:num w:numId="5">
+  <w:num w:numId="5" w16cid:durableId="98525413">
     <w:abstractNumId w:val="27"/>
   </w:num>
-  <w:num w:numId="6">
+  <w:num w:numId="6" w16cid:durableId="1489052098">
     <w:abstractNumId w:val="7"/>
   </w:num>
-  <w:num w:numId="7">
+  <w:num w:numId="7" w16cid:durableId="1321032587">
     <w:abstractNumId w:val="31"/>
   </w:num>
-  <w:num w:numId="8">
+  <w:num w:numId="8" w16cid:durableId="959845975">
     <w:abstractNumId w:val="15"/>
   </w:num>
-  <w:num w:numId="9">
+  <w:num w:numId="9" w16cid:durableId="31460093">
     <w:abstractNumId w:val="8"/>
   </w:num>
-  <w:num w:numId="10">
+  <w:num w:numId="10" w16cid:durableId="941183658">
     <w:abstractNumId w:val="30"/>
   </w:num>
-  <w:num w:numId="11">
+  <w:num w:numId="11" w16cid:durableId="654993689">
     <w:abstractNumId w:val="32"/>
   </w:num>
-  <w:num w:numId="12">
+  <w:num w:numId="12" w16cid:durableId="492526068">
     <w:abstractNumId w:val="2"/>
   </w:num>
-  <w:num w:numId="13">
+  <w:num w:numId="13" w16cid:durableId="978850639">
     <w:abstractNumId w:val="13"/>
   </w:num>
-  <w:num w:numId="14">
+  <w:num w:numId="14" w16cid:durableId="1656180614">
     <w:abstractNumId w:val="20"/>
   </w:num>
-  <w:num w:numId="15">
+  <w:num w:numId="15" w16cid:durableId="472799831">
     <w:abstractNumId w:val="29"/>
   </w:num>
-  <w:num w:numId="16">
+  <w:num w:numId="16" w16cid:durableId="1123811573">
     <w:abstractNumId w:val="26"/>
   </w:num>
-  <w:num w:numId="17">
+  <w:num w:numId="17" w16cid:durableId="1398358127">
     <w:abstractNumId w:val="22"/>
   </w:num>
-  <w:num w:numId="18">
+  <w:num w:numId="18" w16cid:durableId="623148749">
     <w:abstractNumId w:val="35"/>
   </w:num>
-  <w:num w:numId="19">
+  <w:num w:numId="19" w16cid:durableId="1588928746">
     <w:abstractNumId w:val="14"/>
   </w:num>
-  <w:num w:numId="20">
+  <w:num w:numId="20" w16cid:durableId="259529542">
     <w:abstractNumId w:val="3"/>
   </w:num>
-  <w:num w:numId="21">
+  <w:num w:numId="21" w16cid:durableId="23530557">
     <w:abstractNumId w:val="4"/>
   </w:num>
-  <w:num w:numId="22">
+  <w:num w:numId="22" w16cid:durableId="603004558">
     <w:abstractNumId w:val="19"/>
   </w:num>
-  <w:num w:numId="23">
+  <w:num w:numId="23" w16cid:durableId="1836846483">
     <w:abstractNumId w:val="17"/>
   </w:num>
-  <w:num w:numId="24">
+  <w:num w:numId="24" w16cid:durableId="2078748947">
     <w:abstractNumId w:val="21"/>
   </w:num>
-  <w:num w:numId="25">
+  <w:num w:numId="25" w16cid:durableId="878664165">
     <w:abstractNumId w:val="10"/>
   </w:num>
-  <w:num w:numId="26">
+  <w:num w:numId="26" w16cid:durableId="1718577943">
     <w:abstractNumId w:val="6"/>
   </w:num>
-  <w:num w:numId="27">
+  <w:num w:numId="27" w16cid:durableId="1552377287">
     <w:abstractNumId w:val="18"/>
   </w:num>
-  <w:num w:numId="28">
+  <w:num w:numId="28" w16cid:durableId="1810249177">
     <w:abstractNumId w:val="28"/>
   </w:num>
-  <w:num w:numId="29">
+  <w:num w:numId="29" w16cid:durableId="2045981759">
     <w:abstractNumId w:val="33"/>
   </w:num>
-  <w:num w:numId="30">
+  <w:num w:numId="30" w16cid:durableId="716852775">
     <w:abstractNumId w:val="34"/>
   </w:num>
-  <w:num w:numId="31">
+  <w:num w:numId="31" w16cid:durableId="1531453799">
     <w:abstractNumId w:val="5"/>
   </w:num>
-  <w:num w:numId="32">
+  <w:num w:numId="32" w16cid:durableId="1146553376">
     <w:abstractNumId w:val="11"/>
   </w:num>
-  <w:num w:numId="33">
+  <w:num w:numId="33" w16cid:durableId="376782847">
     <w:abstractNumId w:val="16"/>
   </w:num>
-  <w:num w:numId="34">
+  <w:num w:numId="34" w16cid:durableId="353964447">
     <w:abstractNumId w:val="23"/>
   </w:num>
-  <w:num w:numId="35">
+  <w:num w:numId="35" w16cid:durableId="65109971">
     <w:abstractNumId w:val="25"/>
   </w:num>
-  <w:num w:numId="36">
+  <w:num w:numId="36" w16cid:durableId="2124499038">
     <w:abstractNumId w:val="1"/>
   </w:num>
   <w:numIdMacAtCleanup w:val="32"/>
@@ -20200,7 +20058,7 @@
 </file>
 
 <file path=word/styles.xml><?xml version="1.0" encoding="utf-8"?>
-<w:styles xmlns:mc="http://schemas.openxmlformats.org/markup-compatibility/2006" xmlns:r="http://schemas.openxmlformats.org/officeDocument/2006/relationships" xmlns:w="http://schemas.openxmlformats.org/wordprocessingml/2006/main" xmlns:w14="http://schemas.microsoft.com/office/word/2010/wordml" xmlns:w15="http://schemas.microsoft.com/office/word/2012/wordml" xmlns:w16cex="http://schemas.microsoft.com/office/word/2018/wordml/cex" xmlns:w16cid="http://schemas.microsoft.com/office/word/2016/wordml/cid" xmlns:w16="http://schemas.microsoft.com/office/word/2018/wordml" xmlns:w16sdtdh="http://schemas.microsoft.com/office/word/2020/wordml/sdtdatahash" xmlns:w16se="http://schemas.microsoft.com/office/word/2015/wordml/symex" mc:Ignorable="w14 w15 w16se w16cid w16 w16cex w16sdtdh">
+<w:styles xmlns:mc="http://schemas.openxmlformats.org/markup-compatibility/2006" xmlns:r="http://schemas.openxmlformats.org/officeDocument/2006/relationships" xmlns:w="http://schemas.openxmlformats.org/wordprocessingml/2006/main" xmlns:w14="http://schemas.microsoft.com/office/word/2010/wordml" xmlns:w15="http://schemas.microsoft.com/office/word/2012/wordml" xmlns:w16cex="http://schemas.microsoft.com/office/word/2018/wordml/cex" xmlns:w16cid="http://schemas.microsoft.com/office/word/2016/wordml/cid" xmlns:w16="http://schemas.microsoft.com/office/word/2018/wordml" xmlns:w16du="http://schemas.microsoft.com/office/word/2023/wordml/word16du" xmlns:w16sdtdh="http://schemas.microsoft.com/office/word/2020/wordml/sdtdatahash" xmlns:w16sdtfl="http://schemas.microsoft.com/office/word/2024/wordml/sdtformatlock" xmlns:w16se="http://schemas.microsoft.com/office/word/2015/wordml/symex" mc:Ignorable="w14 w15 w16se w16cid w16 w16cex w16sdtdh w16sdtfl w16du">
   <w:docDefaults>
     <w:rPrDefault>
       <w:rPr>
@@ -21574,7 +21432,7 @@
       <w14:ligatures w14:val="none"/>
     </w:rPr>
   </w:style>
-  <w:style w:type="character" w:styleId="Textoennegrita">
+  <w:style w:type="character" w:styleId="Fuerte">
     <w:name w:val="Strong"/>
     <w:basedOn w:val="Fuentedeprrafopredeter"/>
     <w:uiPriority w:val="22"/>
@@ -21995,26 +21853,6 @@
 </file>
 
 <file path=customXml/item1.xml><?xml version="1.0" encoding="utf-8"?>
-<p:properties xmlns:p="http://schemas.microsoft.com/office/2006/metadata/properties" xmlns:xsi="http://www.w3.org/2001/XMLSchema-instance" xmlns:pc="http://schemas.microsoft.com/office/infopath/2007/PartnerControls">
-  <documentManagement>
-    <TaxCatchAll xmlns="13c90a0b-73bc-4dc0-be5f-28d77b615beb" xsi:nil="true"/>
-    <lcf76f155ced4ddcb4097134ff3c332f xmlns="13c93bba-48ce-428c-bfe5-88b42c19b028">
-      <Terms xmlns="http://schemas.microsoft.com/office/infopath/2007/PartnerControls"/>
-    </lcf76f155ced4ddcb4097134ff3c332f>
-  </documentManagement>
-</p:properties>
-</file>
-
-<file path=customXml/item2.xml><?xml version="1.0" encoding="utf-8"?>
-<?mso-contentType ?>
-<FormTemplates xmlns="http://schemas.microsoft.com/sharepoint/v3/contenttype/forms">
-  <Display>DocumentLibraryForm</Display>
-  <Edit>DocumentLibraryForm</Edit>
-  <New>DocumentLibraryForm</New>
-</FormTemplates>
-</file>
-
-<file path=customXml/item3.xml><?xml version="1.0" encoding="utf-8"?>
 <ct:contentTypeSchema xmlns:ct="http://schemas.microsoft.com/office/2006/metadata/contentType" xmlns:ma="http://schemas.microsoft.com/office/2006/metadata/properties/metaAttributes" ct:_="" ma:_="" ma:contentTypeName="Documento" ma:contentTypeID="0x0101006A81D6BD42E8DF4C91013959704817E1" ma:contentTypeVersion="15" ma:contentTypeDescription="Crear nuevo documento." ma:contentTypeScope="" ma:versionID="bf4f72ffd194f0963ff564daca6869f7">
   <xsd:schema xmlns:xsd="http://www.w3.org/2001/XMLSchema" xmlns:xs="http://www.w3.org/2001/XMLSchema" xmlns:p="http://schemas.microsoft.com/office/2006/metadata/properties" xmlns:ns2="13c90a0b-73bc-4dc0-be5f-28d77b615beb" xmlns:ns3="13c93bba-48ce-428c-bfe5-88b42c19b028" targetNamespace="http://schemas.microsoft.com/office/2006/metadata/properties" ma:root="true" ma:fieldsID="8718d6f4873a5b1392a45044efa78385" ns2:_="" ns3:_="">
     <xsd:import namespace="13c90a0b-73bc-4dc0-be5f-28d77b615beb"/>
@@ -22247,6 +22085,26 @@
     <xs:element name="TermId" type="xs:string"/>
   </xs:schema>
 </ct:contentTypeSchema>
+</file>
+
+<file path=customXml/item2.xml><?xml version="1.0" encoding="utf-8"?>
+<?mso-contentType ?>
+<FormTemplates xmlns="http://schemas.microsoft.com/sharepoint/v3/contenttype/forms">
+  <Display>DocumentLibraryForm</Display>
+  <Edit>DocumentLibraryForm</Edit>
+  <New>DocumentLibraryForm</New>
+</FormTemplates>
+</file>
+
+<file path=customXml/item3.xml><?xml version="1.0" encoding="utf-8"?>
+<p:properties xmlns:p="http://schemas.microsoft.com/office/2006/metadata/properties" xmlns:xsi="http://www.w3.org/2001/XMLSchema-instance" xmlns:pc="http://schemas.microsoft.com/office/infopath/2007/PartnerControls">
+  <documentManagement>
+    <TaxCatchAll xmlns="13c90a0b-73bc-4dc0-be5f-28d77b615beb" xsi:nil="true"/>
+    <lcf76f155ced4ddcb4097134ff3c332f xmlns="13c93bba-48ce-428c-bfe5-88b42c19b028">
+      <Terms xmlns="http://schemas.microsoft.com/office/infopath/2007/PartnerControls"/>
+    </lcf76f155ced4ddcb4097134ff3c332f>
+  </documentManagement>
+</p:properties>
 </file>
 
 <file path=customXml/item4.xml><?xml version="1.0" encoding="utf-8"?>
@@ -22761,12 +22619,20 @@
 </file>
 
 <file path=customXml/itemProps1.xml><?xml version="1.0" encoding="utf-8"?>
-<ds:datastoreItem xmlns:ds="http://schemas.openxmlformats.org/officeDocument/2006/customXml" ds:itemID="{1145D752-ACC1-45E1-AB53-0C756F67FC7F}">
+<ds:datastoreItem xmlns:ds="http://schemas.openxmlformats.org/officeDocument/2006/customXml" ds:itemID="{12F3FDE9-46D9-4D86-8454-4E2E4A56C921}">
   <ds:schemaRefs>
+    <ds:schemaRef ds:uri="http://schemas.microsoft.com/office/2006/metadata/contentType"/>
+    <ds:schemaRef ds:uri="http://schemas.microsoft.com/office/2006/metadata/properties/metaAttributes"/>
+    <ds:schemaRef ds:uri="http://www.w3.org/2001/XMLSchema"/>
     <ds:schemaRef ds:uri="http://schemas.microsoft.com/office/2006/metadata/properties"/>
+    <ds:schemaRef ds:uri="13c90a0b-73bc-4dc0-be5f-28d77b615beb"/>
+    <ds:schemaRef ds:uri="13c93bba-48ce-428c-bfe5-88b42c19b028"/>
+    <ds:schemaRef ds:uri="http://schemas.microsoft.com/office/2006/documentManagement/types"/>
     <ds:schemaRef ds:uri="http://schemas.microsoft.com/office/infopath/2007/PartnerControls"/>
-    <ds:schemaRef ds:uri="adccf511-daff-4bcb-9072-914cedbf4c7e"/>
-    <ds:schemaRef ds:uri="a70d3c18-0869-45a1-9f75-4b4b8f0f32be"/>
+    <ds:schemaRef ds:uri="http://schemas.openxmlformats.org/package/2006/metadata/core-properties"/>
+    <ds:schemaRef ds:uri="http://purl.org/dc/elements/1.1/"/>
+    <ds:schemaRef ds:uri="http://purl.org/dc/terms/"/>
+    <ds:schemaRef ds:uri="http://schemas.microsoft.com/internal/obd"/>
   </ds:schemaRefs>
 </ds:datastoreItem>
 </file>
@@ -22780,7 +22646,14 @@
 </file>
 
 <file path=customXml/itemProps3.xml><?xml version="1.0" encoding="utf-8"?>
-<ds:datastoreItem xmlns:ds="http://schemas.openxmlformats.org/officeDocument/2006/customXml" ds:itemID="{12F3FDE9-46D9-4D86-8454-4E2E4A56C921}"/>
+<ds:datastoreItem xmlns:ds="http://schemas.openxmlformats.org/officeDocument/2006/customXml" ds:itemID="{1145D752-ACC1-45E1-AB53-0C756F67FC7F}">
+  <ds:schemaRefs>
+    <ds:schemaRef ds:uri="http://schemas.microsoft.com/office/2006/metadata/properties"/>
+    <ds:schemaRef ds:uri="http://schemas.microsoft.com/office/infopath/2007/PartnerControls"/>
+    <ds:schemaRef ds:uri="13c90a0b-73bc-4dc0-be5f-28d77b615beb"/>
+    <ds:schemaRef ds:uri="13c93bba-48ce-428c-bfe5-88b42c19b028"/>
+  </ds:schemaRefs>
+</ds:datastoreItem>
 </file>
 
 <file path=customXml/itemProps4.xml><?xml version="1.0" encoding="utf-8"?>

--- a/fuentes/CFA2_66210001_DU.docx
+++ b/fuentes/CFA2_66210001_DU.docx
@@ -1,6 +1,6 @@
 
 <file path=word/document.xml><?xml version="1.0" encoding="utf-8"?>
-<w:document xmlns:wpc="http://schemas.microsoft.com/office/word/2010/wordprocessingCanvas" xmlns:cx="http://schemas.microsoft.com/office/drawing/2014/chartex" xmlns:cx1="http://schemas.microsoft.com/office/drawing/2015/9/8/chartex" xmlns:cx2="http://schemas.microsoft.com/office/drawing/2015/10/21/chartex" xmlns:cx3="http://schemas.microsoft.com/office/drawing/2016/5/9/chartex" xmlns:cx4="http://schemas.microsoft.com/office/drawing/2016/5/10/chartex" xmlns:cx5="http://schemas.microsoft.com/office/drawing/2016/5/11/chartex" xmlns:cx6="http://schemas.microsoft.com/office/drawing/2016/5/12/chartex" xmlns:cx7="http://schemas.microsoft.com/office/drawing/2016/5/13/chartex" xmlns:cx8="http://schemas.microsoft.com/office/drawing/2016/5/14/chartex" xmlns:mc="http://schemas.openxmlformats.org/markup-compatibility/2006" xmlns:aink="http://schemas.microsoft.com/office/drawing/2016/ink" xmlns:am3d="http://schemas.microsoft.com/office/drawing/2017/model3d" xmlns:o="urn:schemas-microsoft-com:office:office" xmlns:oel="http://schemas.microsoft.com/office/2019/extlst" xmlns:r="http://schemas.openxmlformats.org/officeDocument/2006/relationships" xmlns:m="http://schemas.openxmlformats.org/officeDocument/2006/math" xmlns:v="urn:schemas-microsoft-com:vml" xmlns:wp14="http://schemas.microsoft.com/office/word/2010/wordprocessingDrawing" xmlns:wp="http://schemas.openxmlformats.org/drawingml/2006/wordprocessingDrawing" xmlns:w10="urn:schemas-microsoft-com:office:word" xmlns:w="http://schemas.openxmlformats.org/wordprocessingml/2006/main" xmlns:w14="http://schemas.microsoft.com/office/word/2010/wordml" xmlns:w15="http://schemas.microsoft.com/office/word/2012/wordml" xmlns:w16cex="http://schemas.microsoft.com/office/word/2018/wordml/cex" xmlns:w16cid="http://schemas.microsoft.com/office/word/2016/wordml/cid" xmlns:w16="http://schemas.microsoft.com/office/word/2018/wordml" xmlns:w16du="http://schemas.microsoft.com/office/word/2023/wordml/word16du" xmlns:w16sdtdh="http://schemas.microsoft.com/office/word/2020/wordml/sdtdatahash" xmlns:w16sdtfl="http://schemas.microsoft.com/office/word/2024/wordml/sdtformatlock" xmlns:w16se="http://schemas.microsoft.com/office/word/2015/wordml/symex" xmlns:wpg="http://schemas.microsoft.com/office/word/2010/wordprocessingGroup" xmlns:wpi="http://schemas.microsoft.com/office/word/2010/wordprocessingInk" xmlns:wne="http://schemas.microsoft.com/office/word/2006/wordml" xmlns:wps="http://schemas.microsoft.com/office/word/2010/wordprocessingShape" mc:Ignorable="w14 w15 w16se w16cid w16 w16cex w16sdtdh w16sdtfl w16du wp14">
+<w:document xmlns:wpc="http://schemas.microsoft.com/office/word/2010/wordprocessingCanvas" xmlns:cx="http://schemas.microsoft.com/office/drawing/2014/chartex" xmlns:cx1="http://schemas.microsoft.com/office/drawing/2015/9/8/chartex" xmlns:cx2="http://schemas.microsoft.com/office/drawing/2015/10/21/chartex" xmlns:cx3="http://schemas.microsoft.com/office/drawing/2016/5/9/chartex" xmlns:cx4="http://schemas.microsoft.com/office/drawing/2016/5/10/chartex" xmlns:cx5="http://schemas.microsoft.com/office/drawing/2016/5/11/chartex" xmlns:cx6="http://schemas.microsoft.com/office/drawing/2016/5/12/chartex" xmlns:cx7="http://schemas.microsoft.com/office/drawing/2016/5/13/chartex" xmlns:cx8="http://schemas.microsoft.com/office/drawing/2016/5/14/chartex" xmlns:mc="http://schemas.openxmlformats.org/markup-compatibility/2006" xmlns:aink="http://schemas.microsoft.com/office/drawing/2016/ink" xmlns:am3d="http://schemas.microsoft.com/office/drawing/2017/model3d" xmlns:o="urn:schemas-microsoft-com:office:office" xmlns:r="http://schemas.openxmlformats.org/officeDocument/2006/relationships" xmlns:m="http://schemas.openxmlformats.org/officeDocument/2006/math" xmlns:v="urn:schemas-microsoft-com:vml" xmlns:wp14="http://schemas.microsoft.com/office/word/2010/wordprocessingDrawing" xmlns:wp="http://schemas.openxmlformats.org/drawingml/2006/wordprocessingDrawing" xmlns:w10="urn:schemas-microsoft-com:office:word" xmlns:w="http://schemas.openxmlformats.org/wordprocessingml/2006/main" xmlns:w14="http://schemas.microsoft.com/office/word/2010/wordml" xmlns:w15="http://schemas.microsoft.com/office/word/2012/wordml" xmlns:w16cex="http://schemas.microsoft.com/office/word/2018/wordml/cex" xmlns:w16cid="http://schemas.microsoft.com/office/word/2016/wordml/cid" xmlns:w16="http://schemas.microsoft.com/office/word/2018/wordml" xmlns:w16sdtdh="http://schemas.microsoft.com/office/word/2020/wordml/sdtdatahash" xmlns:w16se="http://schemas.microsoft.com/office/word/2015/wordml/symex" xmlns:wpg="http://schemas.microsoft.com/office/word/2010/wordprocessingGroup" xmlns:wpi="http://schemas.microsoft.com/office/word/2010/wordprocessingInk" xmlns:wne="http://schemas.microsoft.com/office/word/2006/wordml" xmlns:wps="http://schemas.microsoft.com/office/word/2010/wordprocessingShape" mc:Ignorable="w14 w15 w16se w16cid w16 w16cex w16sdtdh wp14">
   <w:body>
     <w:p>
       <w:pPr>
@@ -189,7 +189,6 @@
                             <w:r>
                               <w:rPr>
                                 <w:rStyle w:val="Extranjerismo"/>
-                                <w:lang w:val="es-CO"/>
                               </w:rPr>
                               <w:t>Mise en place</w:t>
                             </w:r>
@@ -223,7 +222,7 @@
                 <v:stroke joinstyle="miter"/>
                 <v:path gradientshapeok="t" o:connecttype="rect"/>
               </v:shapetype>
-              <v:shape id="Cuadro de texto 2" o:spid="_x0000_s1026" type="#_x0000_t202" alt="&quot;&quot;" style="position:absolute;left:0;text-align:left;margin-left:-15.5pt;margin-top:27.2pt;width:488.95pt;height:143.25pt;z-index:251663360;visibility:visible;mso-wrap-style:square;mso-width-percent:0;mso-height-percent:0;mso-wrap-distance-left:9pt;mso-wrap-distance-top:3.6pt;mso-wrap-distance-right:9pt;mso-wrap-distance-bottom:3.6pt;mso-position-horizontal:absolute;mso-position-horizontal-relative:text;mso-position-vertical:absolute;mso-position-vertical-relative:text;mso-width-percent:0;mso-height-percent:0;mso-width-relative:margin;mso-height-relative:margin;v-text-anchor:top" o:gfxdata="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" filled="f" stroked="f">
+              <v:shape id="Cuadro de texto 2" o:spid="_x0000_s1026" type="#_x0000_t202" alt="&quot;&quot;" style="position:absolute;left:0;text-align:left;margin-left:-15.5pt;margin-top:27.2pt;width:488.95pt;height:143.25pt;z-index:251663360;visibility:visible;mso-wrap-style:square;mso-width-percent:0;mso-height-percent:0;mso-wrap-distance-left:9pt;mso-wrap-distance-top:3.6pt;mso-wrap-distance-right:9pt;mso-wrap-distance-bottom:3.6pt;mso-position-horizontal:absolute;mso-position-horizontal-relative:text;mso-position-vertical:absolute;mso-position-vertical-relative:text;mso-width-percent:0;mso-height-percent:0;mso-width-relative:margin;mso-height-relative:margin;v-text-anchor:top" o:gfxdata="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" filled="f" stroked="f">
                 <v:textbox>
                   <w:txbxContent>
                     <w:p>
@@ -237,7 +236,6 @@
                       <w:r>
                         <w:rPr>
                           <w:rStyle w:val="Extranjerismo"/>
-                          <w:lang w:val="es-CO"/>
                         </w:rPr>
                         <w:t>Mise en place</w:t>
                       </w:r>
@@ -466,7 +464,6 @@
       <w:r>
         <w:rPr>
           <w:rStyle w:val="Extranjerismo"/>
-          <w:lang w:val="es-CO"/>
         </w:rPr>
         <w:t>mise en place</w:t>
       </w:r>
@@ -641,7 +638,7 @@
           <w:r>
             <w:fldChar w:fldCharType="separate"/>
           </w:r>
-          <w:hyperlink w:anchor="_Toc225958409" w:history="1">
+          <w:hyperlink w:anchor="_Toc226191579" w:history="1">
             <w:r>
               <w:rPr>
                 <w:rStyle w:val="Hipervnculo"/>
@@ -668,7 +665,7 @@
                 <w:noProof/>
                 <w:webHidden/>
               </w:rPr>
-              <w:instrText xml:space="preserve"> PAGEREF _Toc225958409 \h </w:instrText>
+              <w:instrText xml:space="preserve"> PAGEREF _Toc226191579 \h </w:instrText>
             </w:r>
             <w:r>
               <w:rPr>
@@ -715,7 +712,7 @@
               <w14:ligatures w14:val="none"/>
             </w:rPr>
           </w:pPr>
-          <w:hyperlink w:anchor="_Toc225958410" w:history="1">
+          <w:hyperlink w:anchor="_Toc226191580" w:history="1">
             <w:r>
               <w:rPr>
                 <w:rStyle w:val="Hipervnculo"/>
@@ -760,7 +757,7 @@
                 <w:noProof/>
                 <w:webHidden/>
               </w:rPr>
-              <w:instrText xml:space="preserve"> PAGEREF _Toc225958410 \h </w:instrText>
+              <w:instrText xml:space="preserve"> PAGEREF _Toc226191580 \h </w:instrText>
             </w:r>
             <w:r>
               <w:rPr>
@@ -803,7 +800,7 @@
               <w14:ligatures w14:val="none"/>
             </w:rPr>
           </w:pPr>
-          <w:hyperlink w:anchor="_Toc225958411" w:history="1">
+          <w:hyperlink w:anchor="_Toc226191581" w:history="1">
             <w:r>
               <w:rPr>
                 <w:rStyle w:val="Hipervnculo"/>
@@ -848,7 +845,7 @@
                 <w:noProof/>
                 <w:webHidden/>
               </w:rPr>
-              <w:instrText xml:space="preserve"> PAGEREF _Toc225958411 \h </w:instrText>
+              <w:instrText xml:space="preserve"> PAGEREF _Toc226191581 \h </w:instrText>
             </w:r>
             <w:r>
               <w:rPr>
@@ -891,7 +888,7 @@
               <w14:ligatures w14:val="none"/>
             </w:rPr>
           </w:pPr>
-          <w:hyperlink w:anchor="_Toc225958412" w:history="1">
+          <w:hyperlink w:anchor="_Toc226191582" w:history="1">
             <w:r>
               <w:rPr>
                 <w:rStyle w:val="Hipervnculo"/>
@@ -936,7 +933,7 @@
                 <w:noProof/>
                 <w:webHidden/>
               </w:rPr>
-              <w:instrText xml:space="preserve"> PAGEREF _Toc225958412 \h </w:instrText>
+              <w:instrText xml:space="preserve"> PAGEREF _Toc226191582 \h </w:instrText>
             </w:r>
             <w:r>
               <w:rPr>
@@ -979,7 +976,7 @@
               <w14:ligatures w14:val="none"/>
             </w:rPr>
           </w:pPr>
-          <w:hyperlink w:anchor="_Toc225958413" w:history="1">
+          <w:hyperlink w:anchor="_Toc226191583" w:history="1">
             <w:r>
               <w:rPr>
                 <w:rStyle w:val="Hipervnculo"/>
@@ -1040,7 +1037,7 @@
                 <w:noProof/>
                 <w:webHidden/>
               </w:rPr>
-              <w:instrText xml:space="preserve"> PAGEREF _Toc225958413 \h </w:instrText>
+              <w:instrText xml:space="preserve"> PAGEREF _Toc226191583 \h </w:instrText>
             </w:r>
             <w:r>
               <w:rPr>
@@ -1083,7 +1080,7 @@
               <w14:ligatures w14:val="none"/>
             </w:rPr>
           </w:pPr>
-          <w:hyperlink w:anchor="_Toc225958414" w:history="1">
+          <w:hyperlink w:anchor="_Toc226191584" w:history="1">
             <w:r>
               <w:rPr>
                 <w:rStyle w:val="Hipervnculo"/>
@@ -1128,7 +1125,7 @@
                 <w:noProof/>
                 <w:webHidden/>
               </w:rPr>
-              <w:instrText xml:space="preserve"> PAGEREF _Toc225958414 \h </w:instrText>
+              <w:instrText xml:space="preserve"> PAGEREF _Toc226191584 \h </w:instrText>
             </w:r>
             <w:r>
               <w:rPr>
@@ -1175,7 +1172,7 @@
               <w14:ligatures w14:val="none"/>
             </w:rPr>
           </w:pPr>
-          <w:hyperlink w:anchor="_Toc225958415" w:history="1">
+          <w:hyperlink w:anchor="_Toc226191585" w:history="1">
             <w:r>
               <w:rPr>
                 <w:rStyle w:val="Hipervnculo"/>
@@ -1220,7 +1217,7 @@
                 <w:noProof/>
                 <w:webHidden/>
               </w:rPr>
-              <w:instrText xml:space="preserve"> PAGEREF _Toc225958415 \h </w:instrText>
+              <w:instrText xml:space="preserve"> PAGEREF _Toc226191585 \h </w:instrText>
             </w:r>
             <w:r>
               <w:rPr>
@@ -1263,7 +1260,7 @@
               <w14:ligatures w14:val="none"/>
             </w:rPr>
           </w:pPr>
-          <w:hyperlink w:anchor="_Toc225958416" w:history="1">
+          <w:hyperlink w:anchor="_Toc226191586" w:history="1">
             <w:r>
               <w:rPr>
                 <w:rStyle w:val="Hipervnculo"/>
@@ -1308,7 +1305,7 @@
                 <w:noProof/>
                 <w:webHidden/>
               </w:rPr>
-              <w:instrText xml:space="preserve"> PAGEREF _Toc225958416 \h </w:instrText>
+              <w:instrText xml:space="preserve"> PAGEREF _Toc226191586 \h </w:instrText>
             </w:r>
             <w:r>
               <w:rPr>
@@ -1351,7 +1348,7 @@
               <w14:ligatures w14:val="none"/>
             </w:rPr>
           </w:pPr>
-          <w:hyperlink w:anchor="_Toc225958417" w:history="1">
+          <w:hyperlink w:anchor="_Toc226191587" w:history="1">
             <w:r>
               <w:rPr>
                 <w:rStyle w:val="Hipervnculo"/>
@@ -1396,7 +1393,7 @@
                 <w:noProof/>
                 <w:webHidden/>
               </w:rPr>
-              <w:instrText xml:space="preserve"> PAGEREF _Toc225958417 \h </w:instrText>
+              <w:instrText xml:space="preserve"> PAGEREF _Toc226191587 \h </w:instrText>
             </w:r>
             <w:r>
               <w:rPr>
@@ -1439,7 +1436,7 @@
               <w14:ligatures w14:val="none"/>
             </w:rPr>
           </w:pPr>
-          <w:hyperlink w:anchor="_Toc225958418" w:history="1">
+          <w:hyperlink w:anchor="_Toc226191588" w:history="1">
             <w:r>
               <w:rPr>
                 <w:rStyle w:val="Hipervnculo"/>
@@ -1484,7 +1481,7 @@
                 <w:noProof/>
                 <w:webHidden/>
               </w:rPr>
-              <w:instrText xml:space="preserve"> PAGEREF _Toc225958418 \h </w:instrText>
+              <w:instrText xml:space="preserve"> PAGEREF _Toc226191588 \h </w:instrText>
             </w:r>
             <w:r>
               <w:rPr>
@@ -1527,7 +1524,7 @@
               <w14:ligatures w14:val="none"/>
             </w:rPr>
           </w:pPr>
-          <w:hyperlink w:anchor="_Toc225958419" w:history="1">
+          <w:hyperlink w:anchor="_Toc226191589" w:history="1">
             <w:r>
               <w:rPr>
                 <w:rStyle w:val="Hipervnculo"/>
@@ -1572,7 +1569,7 @@
                 <w:noProof/>
                 <w:webHidden/>
               </w:rPr>
-              <w:instrText xml:space="preserve"> PAGEREF _Toc225958419 \h </w:instrText>
+              <w:instrText xml:space="preserve"> PAGEREF _Toc226191589 \h </w:instrText>
             </w:r>
             <w:r>
               <w:rPr>
@@ -1619,7 +1616,7 @@
               <w14:ligatures w14:val="none"/>
             </w:rPr>
           </w:pPr>
-          <w:hyperlink w:anchor="_Toc225958420" w:history="1">
+          <w:hyperlink w:anchor="_Toc226191590" w:history="1">
             <w:r>
               <w:rPr>
                 <w:rStyle w:val="Hipervnculo"/>
@@ -1664,7 +1661,7 @@
                 <w:noProof/>
                 <w:webHidden/>
               </w:rPr>
-              <w:instrText xml:space="preserve"> PAGEREF _Toc225958420 \h </w:instrText>
+              <w:instrText xml:space="preserve"> PAGEREF _Toc226191590 \h </w:instrText>
             </w:r>
             <w:r>
               <w:rPr>
@@ -1707,7 +1704,7 @@
               <w14:ligatures w14:val="none"/>
             </w:rPr>
           </w:pPr>
-          <w:hyperlink w:anchor="_Toc225958421" w:history="1">
+          <w:hyperlink w:anchor="_Toc226191591" w:history="1">
             <w:r>
               <w:rPr>
                 <w:rStyle w:val="Hipervnculo"/>
@@ -1752,7 +1749,7 @@
                 <w:noProof/>
                 <w:webHidden/>
               </w:rPr>
-              <w:instrText xml:space="preserve"> PAGEREF _Toc225958421 \h </w:instrText>
+              <w:instrText xml:space="preserve"> PAGEREF _Toc226191591 \h </w:instrText>
             </w:r>
             <w:r>
               <w:rPr>
@@ -1795,7 +1792,7 @@
               <w14:ligatures w14:val="none"/>
             </w:rPr>
           </w:pPr>
-          <w:hyperlink w:anchor="_Toc225958422" w:history="1">
+          <w:hyperlink w:anchor="_Toc226191592" w:history="1">
             <w:r>
               <w:rPr>
                 <w:rStyle w:val="Hipervnculo"/>
@@ -1840,7 +1837,7 @@
                 <w:noProof/>
                 <w:webHidden/>
               </w:rPr>
-              <w:instrText xml:space="preserve"> PAGEREF _Toc225958422 \h </w:instrText>
+              <w:instrText xml:space="preserve"> PAGEREF _Toc226191592 \h </w:instrText>
             </w:r>
             <w:r>
               <w:rPr>
@@ -1883,7 +1880,7 @@
               <w14:ligatures w14:val="none"/>
             </w:rPr>
           </w:pPr>
-          <w:hyperlink w:anchor="_Toc225958423" w:history="1">
+          <w:hyperlink w:anchor="_Toc226191593" w:history="1">
             <w:r>
               <w:rPr>
                 <w:rStyle w:val="Hipervnculo"/>
@@ -1928,7 +1925,7 @@
                 <w:noProof/>
                 <w:webHidden/>
               </w:rPr>
-              <w:instrText xml:space="preserve"> PAGEREF _Toc225958423 \h </w:instrText>
+              <w:instrText xml:space="preserve"> PAGEREF _Toc226191593 \h </w:instrText>
             </w:r>
             <w:r>
               <w:rPr>
@@ -1971,7 +1968,7 @@
               <w14:ligatures w14:val="none"/>
             </w:rPr>
           </w:pPr>
-          <w:hyperlink w:anchor="_Toc225958424" w:history="1">
+          <w:hyperlink w:anchor="_Toc226191594" w:history="1">
             <w:r>
               <w:rPr>
                 <w:rStyle w:val="Hipervnculo"/>
@@ -2016,7 +2013,7 @@
                 <w:noProof/>
                 <w:webHidden/>
               </w:rPr>
-              <w:instrText xml:space="preserve"> PAGEREF _Toc225958424 \h </w:instrText>
+              <w:instrText xml:space="preserve"> PAGEREF _Toc226191594 \h </w:instrText>
             </w:r>
             <w:r>
               <w:rPr>
@@ -2059,7 +2056,7 @@
               <w14:ligatures w14:val="none"/>
             </w:rPr>
           </w:pPr>
-          <w:hyperlink w:anchor="_Toc225958425" w:history="1">
+          <w:hyperlink w:anchor="_Toc226191595" w:history="1">
             <w:r>
               <w:rPr>
                 <w:rStyle w:val="Hipervnculo"/>
@@ -2104,7 +2101,7 @@
                 <w:noProof/>
                 <w:webHidden/>
               </w:rPr>
-              <w:instrText xml:space="preserve"> PAGEREF _Toc225958425 \h </w:instrText>
+              <w:instrText xml:space="preserve"> PAGEREF _Toc226191595 \h </w:instrText>
             </w:r>
             <w:r>
               <w:rPr>
@@ -2151,7 +2148,7 @@
               <w14:ligatures w14:val="none"/>
             </w:rPr>
           </w:pPr>
-          <w:hyperlink w:anchor="_Toc225958426" w:history="1">
+          <w:hyperlink w:anchor="_Toc226191596" w:history="1">
             <w:r>
               <w:rPr>
                 <w:rStyle w:val="Hipervnculo"/>
@@ -2212,7 +2209,7 @@
                 <w:noProof/>
                 <w:webHidden/>
               </w:rPr>
-              <w:instrText xml:space="preserve"> PAGEREF _Toc225958426 \h </w:instrText>
+              <w:instrText xml:space="preserve"> PAGEREF _Toc226191596 \h </w:instrText>
             </w:r>
             <w:r>
               <w:rPr>
@@ -2255,7 +2252,7 @@
               <w14:ligatures w14:val="none"/>
             </w:rPr>
           </w:pPr>
-          <w:hyperlink w:anchor="_Toc225958427" w:history="1">
+          <w:hyperlink w:anchor="_Toc226191597" w:history="1">
             <w:r>
               <w:rPr>
                 <w:rStyle w:val="Hipervnculo"/>
@@ -2309,7 +2306,7 @@
                 <w:noProof/>
                 <w:webHidden/>
               </w:rPr>
-              <w:instrText xml:space="preserve"> PAGEREF _Toc225958427 \h </w:instrText>
+              <w:instrText xml:space="preserve"> PAGEREF _Toc226191597 \h </w:instrText>
             </w:r>
             <w:r>
               <w:rPr>
@@ -2352,7 +2349,7 @@
               <w14:ligatures w14:val="none"/>
             </w:rPr>
           </w:pPr>
-          <w:hyperlink w:anchor="_Toc225958428" w:history="1">
+          <w:hyperlink w:anchor="_Toc226191598" w:history="1">
             <w:r>
               <w:rPr>
                 <w:rStyle w:val="Hipervnculo"/>
@@ -2397,7 +2394,7 @@
                 <w:noProof/>
                 <w:webHidden/>
               </w:rPr>
-              <w:instrText xml:space="preserve"> PAGEREF _Toc225958428 \h </w:instrText>
+              <w:instrText xml:space="preserve"> PAGEREF _Toc226191598 \h </w:instrText>
             </w:r>
             <w:r>
               <w:rPr>
@@ -2440,7 +2437,7 @@
               <w14:ligatures w14:val="none"/>
             </w:rPr>
           </w:pPr>
-          <w:hyperlink w:anchor="_Toc225958429" w:history="1">
+          <w:hyperlink w:anchor="_Toc226191599" w:history="1">
             <w:r>
               <w:rPr>
                 <w:rStyle w:val="Hipervnculo"/>
@@ -2485,7 +2482,7 @@
                 <w:noProof/>
                 <w:webHidden/>
               </w:rPr>
-              <w:instrText xml:space="preserve"> PAGEREF _Toc225958429 \h </w:instrText>
+              <w:instrText xml:space="preserve"> PAGEREF _Toc226191599 \h </w:instrText>
             </w:r>
             <w:r>
               <w:rPr>
@@ -2528,7 +2525,7 @@
               <w14:ligatures w14:val="none"/>
             </w:rPr>
           </w:pPr>
-          <w:hyperlink w:anchor="_Toc225958430" w:history="1">
+          <w:hyperlink w:anchor="_Toc226191600" w:history="1">
             <w:r>
               <w:rPr>
                 <w:rStyle w:val="Hipervnculo"/>
@@ -2573,7 +2570,7 @@
                 <w:noProof/>
                 <w:webHidden/>
               </w:rPr>
-              <w:instrText xml:space="preserve"> PAGEREF _Toc225958430 \h </w:instrText>
+              <w:instrText xml:space="preserve"> PAGEREF _Toc226191600 \h </w:instrText>
             </w:r>
             <w:r>
               <w:rPr>
@@ -2620,7 +2617,7 @@
               <w14:ligatures w14:val="none"/>
             </w:rPr>
           </w:pPr>
-          <w:hyperlink w:anchor="_Toc225958431" w:history="1">
+          <w:hyperlink w:anchor="_Toc226191601" w:history="1">
             <w:r>
               <w:rPr>
                 <w:rStyle w:val="Hipervnculo"/>
@@ -2665,7 +2662,7 @@
                 <w:noProof/>
                 <w:webHidden/>
               </w:rPr>
-              <w:instrText xml:space="preserve"> PAGEREF _Toc225958431 \h </w:instrText>
+              <w:instrText xml:space="preserve"> PAGEREF _Toc226191601 \h </w:instrText>
             </w:r>
             <w:r>
               <w:rPr>
@@ -2708,7 +2705,7 @@
               <w14:ligatures w14:val="none"/>
             </w:rPr>
           </w:pPr>
-          <w:hyperlink w:anchor="_Toc225958432" w:history="1">
+          <w:hyperlink w:anchor="_Toc226191602" w:history="1">
             <w:r>
               <w:rPr>
                 <w:rStyle w:val="Hipervnculo"/>
@@ -2753,7 +2750,7 @@
                 <w:noProof/>
                 <w:webHidden/>
               </w:rPr>
-              <w:instrText xml:space="preserve"> PAGEREF _Toc225958432 \h </w:instrText>
+              <w:instrText xml:space="preserve"> PAGEREF _Toc226191602 \h </w:instrText>
             </w:r>
             <w:r>
               <w:rPr>
@@ -2796,7 +2793,7 @@
               <w14:ligatures w14:val="none"/>
             </w:rPr>
           </w:pPr>
-          <w:hyperlink w:anchor="_Toc225958433" w:history="1">
+          <w:hyperlink w:anchor="_Toc226191603" w:history="1">
             <w:r>
               <w:rPr>
                 <w:rStyle w:val="Hipervnculo"/>
@@ -2841,7 +2838,7 @@
                 <w:noProof/>
                 <w:webHidden/>
               </w:rPr>
-              <w:instrText xml:space="preserve"> PAGEREF _Toc225958433 \h </w:instrText>
+              <w:instrText xml:space="preserve"> PAGEREF _Toc226191603 \h </w:instrText>
             </w:r>
             <w:r>
               <w:rPr>
@@ -2884,7 +2881,7 @@
               <w14:ligatures w14:val="none"/>
             </w:rPr>
           </w:pPr>
-          <w:hyperlink w:anchor="_Toc225958434" w:history="1">
+          <w:hyperlink w:anchor="_Toc226191604" w:history="1">
             <w:r>
               <w:rPr>
                 <w:rStyle w:val="Hipervnculo"/>
@@ -2944,7 +2941,7 @@
                 <w:noProof/>
                 <w:webHidden/>
               </w:rPr>
-              <w:instrText xml:space="preserve"> PAGEREF _Toc225958434 \h </w:instrText>
+              <w:instrText xml:space="preserve"> PAGEREF _Toc226191604 \h </w:instrText>
             </w:r>
             <w:r>
               <w:rPr>
@@ -2987,7 +2984,7 @@
               <w14:ligatures w14:val="none"/>
             </w:rPr>
           </w:pPr>
-          <w:hyperlink w:anchor="_Toc225958435" w:history="1">
+          <w:hyperlink w:anchor="_Toc226191605" w:history="1">
             <w:r>
               <w:rPr>
                 <w:rStyle w:val="Hipervnculo"/>
@@ -3032,7 +3029,7 @@
                 <w:noProof/>
                 <w:webHidden/>
               </w:rPr>
-              <w:instrText xml:space="preserve"> PAGEREF _Toc225958435 \h </w:instrText>
+              <w:instrText xml:space="preserve"> PAGEREF _Toc226191605 \h </w:instrText>
             </w:r>
             <w:r>
               <w:rPr>
@@ -3078,7 +3075,7 @@
               <w14:ligatures w14:val="none"/>
             </w:rPr>
           </w:pPr>
-          <w:hyperlink w:anchor="_Toc225958436" w:history="1">
+          <w:hyperlink w:anchor="_Toc226191606" w:history="1">
             <w:r>
               <w:rPr>
                 <w:rStyle w:val="Hipervnculo"/>
@@ -3105,7 +3102,7 @@
                 <w:noProof/>
                 <w:webHidden/>
               </w:rPr>
-              <w:instrText xml:space="preserve"> PAGEREF _Toc225958436 \h </w:instrText>
+              <w:instrText xml:space="preserve"> PAGEREF _Toc226191606 \h </w:instrText>
             </w:r>
             <w:r>
               <w:rPr>
@@ -3151,7 +3148,7 @@
               <w14:ligatures w14:val="none"/>
             </w:rPr>
           </w:pPr>
-          <w:hyperlink w:anchor="_Toc225958437" w:history="1">
+          <w:hyperlink w:anchor="_Toc226191607" w:history="1">
             <w:r>
               <w:rPr>
                 <w:rStyle w:val="Hipervnculo"/>
@@ -3178,7 +3175,7 @@
                 <w:noProof/>
                 <w:webHidden/>
               </w:rPr>
-              <w:instrText xml:space="preserve"> PAGEREF _Toc225958437 \h </w:instrText>
+              <w:instrText xml:space="preserve"> PAGEREF _Toc226191607 \h </w:instrText>
             </w:r>
             <w:r>
               <w:rPr>
@@ -3198,7 +3195,7 @@
                 <w:noProof/>
                 <w:webHidden/>
               </w:rPr>
-              <w:t>42</w:t>
+              <w:t>43</w:t>
             </w:r>
             <w:r>
               <w:rPr>
@@ -3224,7 +3221,7 @@
               <w14:ligatures w14:val="none"/>
             </w:rPr>
           </w:pPr>
-          <w:hyperlink w:anchor="_Toc225958438" w:history="1">
+          <w:hyperlink w:anchor="_Toc226191608" w:history="1">
             <w:r>
               <w:rPr>
                 <w:rStyle w:val="Hipervnculo"/>
@@ -3251,7 +3248,7 @@
                 <w:noProof/>
                 <w:webHidden/>
               </w:rPr>
-              <w:instrText xml:space="preserve"> PAGEREF _Toc225958438 \h </w:instrText>
+              <w:instrText xml:space="preserve"> PAGEREF _Toc226191608 \h </w:instrText>
             </w:r>
             <w:r>
               <w:rPr>
@@ -3271,7 +3268,7 @@
                 <w:noProof/>
                 <w:webHidden/>
               </w:rPr>
-              <w:t>45</w:t>
+              <w:t>46</w:t>
             </w:r>
             <w:r>
               <w:rPr>
@@ -3297,7 +3294,7 @@
               <w14:ligatures w14:val="none"/>
             </w:rPr>
           </w:pPr>
-          <w:hyperlink w:anchor="_Toc225958439" w:history="1">
+          <w:hyperlink w:anchor="_Toc226191609" w:history="1">
             <w:r>
               <w:rPr>
                 <w:rStyle w:val="Hipervnculo"/>
@@ -3324,7 +3321,7 @@
                 <w:noProof/>
                 <w:webHidden/>
               </w:rPr>
-              <w:instrText xml:space="preserve"> PAGEREF _Toc225958439 \h </w:instrText>
+              <w:instrText xml:space="preserve"> PAGEREF _Toc226191609 \h </w:instrText>
             </w:r>
             <w:r>
               <w:rPr>
@@ -3344,7 +3341,7 @@
                 <w:noProof/>
                 <w:webHidden/>
               </w:rPr>
-              <w:t>47</w:t>
+              <w:t>48</w:t>
             </w:r>
             <w:r>
               <w:rPr>
@@ -3389,7 +3386,7 @@
       <w:pPr>
         <w:pStyle w:val="Titulosgenerales"/>
       </w:pPr>
-      <w:bookmarkStart w:id="0" w:name="_Toc225958409"/>
+      <w:bookmarkStart w:id="0" w:name="_Toc226191579"/>
       <w:r>
         <w:lastRenderedPageBreak/>
         <w:t>Introducción</w:t>
@@ -3403,7 +3400,6 @@
       <w:r>
         <w:rPr>
           <w:rStyle w:val="Extranjerismo"/>
-          <w:lang w:val="es-CO"/>
         </w:rPr>
         <w:t>mise en place</w:t>
       </w:r>
@@ -3427,7 +3423,7 @@
       <w:pPr>
         <w:pStyle w:val="Ttulo1"/>
       </w:pPr>
-      <w:bookmarkStart w:id="1" w:name="_Toc225958410"/>
+      <w:bookmarkStart w:id="1" w:name="_Toc226191580"/>
       <w:r>
         <w:lastRenderedPageBreak/>
         <w:t>Interpretación de recetas y vocabulario gastronómico</w:t>
@@ -3457,7 +3453,7 @@
       <w:pPr>
         <w:pStyle w:val="Ttulo2"/>
       </w:pPr>
-      <w:bookmarkStart w:id="2" w:name="_Toc225958411"/>
+      <w:bookmarkStart w:id="2" w:name="_Toc226191581"/>
       <w:r>
         <w:t>Estructura y componentes de una receta estándar profesional</w:t>
       </w:r>
@@ -3507,15 +3503,12 @@
         </w:rPr>
         <w:t xml:space="preserve">en un restaurante caribeño no sólo diría coco rallado, sino especificará 400 g de coco fresco rallado, prensado para obtener 200 ml de leche de primera y 100 g de </w:t>
       </w:r>
-      <w:proofErr w:type="spellStart"/>
       <w:r>
         <w:rPr>
           <w:rStyle w:val="Extranjerismo"/>
-          <w:lang w:val="es-CO"/>
         </w:rPr>
         <w:t>titoté</w:t>
       </w:r>
-      <w:proofErr w:type="spellEnd"/>
       <w:r>
         <w:rPr>
           <w:lang w:val="es-419" w:eastAsia="es-CO"/>
@@ -3540,7 +3533,7 @@
       <w:pPr>
         <w:pStyle w:val="Ttulo2"/>
       </w:pPr>
-      <w:bookmarkStart w:id="3" w:name="_Toc225958412"/>
+      <w:bookmarkStart w:id="3" w:name="_Toc226191582"/>
       <w:r>
         <w:t>Vocabulario y terminología técnica específica</w:t>
       </w:r>
@@ -3592,16 +3585,8 @@
         <w:rPr>
           <w:lang w:val="es-419" w:eastAsia="es-CO"/>
         </w:rPr>
-        <w:t xml:space="preserve">: corte en dados de 1-2 </w:t>
-      </w:r>
-      <w:proofErr w:type="spellStart"/>
-      <w:r>
-        <w:rPr>
-          <w:lang w:val="es-419" w:eastAsia="es-CO"/>
-        </w:rPr>
-        <w:t>mm.</w:t>
-      </w:r>
-      <w:proofErr w:type="spellEnd"/>
+        <w:t>: corte en dados de 1-2 mm.</w:t>
+      </w:r>
     </w:p>
     <w:p>
       <w:pPr>
@@ -3640,7 +3625,6 @@
           <w:lang w:val="es-419" w:eastAsia="es-CO"/>
         </w:rPr>
       </w:pPr>
-      <w:proofErr w:type="spellStart"/>
       <w:r>
         <w:rPr>
           <w:rStyle w:val="Extranjerismo"/>
@@ -3648,17 +3632,7 @@
           <w:bCs/>
           <w:lang w:val="es-419" w:eastAsia="es-CO"/>
         </w:rPr>
-        <w:t>Chiffonade</w:t>
-      </w:r>
-      <w:proofErr w:type="spellEnd"/>
-      <w:r>
-        <w:rPr>
-          <w:rStyle w:val="Extranjerismo"/>
-          <w:b/>
-          <w:bCs/>
-          <w:lang w:val="es-419" w:eastAsia="es-CO"/>
-        </w:rPr>
-        <w:t>:</w:t>
+        <w:t>Chiffonade:</w:t>
       </w:r>
       <w:r>
         <w:rPr>
@@ -3819,14 +3793,13 @@
       <w:pPr>
         <w:pStyle w:val="Ttulo2"/>
       </w:pPr>
-      <w:bookmarkStart w:id="4" w:name="_Toc225958413"/>
+      <w:bookmarkStart w:id="4" w:name="_Toc226191583"/>
       <w:r>
         <w:t xml:space="preserve">Secuenciación lógica de operaciones: del </w:t>
       </w:r>
       <w:r>
         <w:rPr>
           <w:rStyle w:val="Extranjerismo"/>
-          <w:lang w:val="es-CO"/>
         </w:rPr>
         <w:t>mise en place</w:t>
       </w:r>
@@ -3861,7 +3834,6 @@
       <w:r>
         <w:rPr>
           <w:rStyle w:val="Extranjerismo"/>
-          <w:lang w:val="es-CO"/>
         </w:rPr>
         <w:t>mise en place</w:t>
       </w:r>
@@ -3986,7 +3958,7 @@
       <w:pPr>
         <w:pStyle w:val="Ttulo2"/>
       </w:pPr>
-      <w:bookmarkStart w:id="5" w:name="_Toc225958414"/>
+      <w:bookmarkStart w:id="5" w:name="_Toc226191584"/>
       <w:r>
         <w:t>Ajuste de porciones y cálculo de rendimiento e incidencia de costo</w:t>
       </w:r>
@@ -5378,7 +5350,7 @@
       <w:pPr>
         <w:pStyle w:val="Ttulo1"/>
       </w:pPr>
-      <w:bookmarkStart w:id="6" w:name="_Toc225958415"/>
+      <w:bookmarkStart w:id="6" w:name="_Toc226191585"/>
       <w:r>
         <w:lastRenderedPageBreak/>
         <w:t>Técnicas de corte y pre-preparación en la cocina colombiana</w:t>
@@ -5415,7 +5387,7 @@
       <w:pPr>
         <w:pStyle w:val="Ttulo2"/>
       </w:pPr>
-      <w:bookmarkStart w:id="7" w:name="_Toc225958416"/>
+      <w:bookmarkStart w:id="7" w:name="_Toc226191586"/>
       <w:r>
         <w:t>P</w:t>
       </w:r>
@@ -5567,7 +5539,7 @@
       <w:pPr>
         <w:pStyle w:val="Ttulo2"/>
       </w:pPr>
-      <w:bookmarkStart w:id="8" w:name="_Toc225958417"/>
+      <w:bookmarkStart w:id="8" w:name="_Toc226191587"/>
       <w:r>
         <w:t>Técnicas de corte para vegetales: cortes clásicos</w:t>
       </w:r>
@@ -5644,7 +5616,6 @@
         </w:rPr>
         <w:t xml:space="preserve">La </w:t>
       </w:r>
-      <w:proofErr w:type="spellStart"/>
       <w:r>
         <w:rPr>
           <w:rStyle w:val="Extranjerismo"/>
@@ -5652,7 +5623,6 @@
         </w:rPr>
         <w:t>chiffonade</w:t>
       </w:r>
-      <w:proofErr w:type="spellEnd"/>
       <w:r>
         <w:rPr>
           <w:lang w:val="es-419" w:eastAsia="es-CO"/>
@@ -5672,7 +5642,6 @@
         </w:rPr>
         <w:t xml:space="preserve">En la cocina colombiana, la </w:t>
       </w:r>
-      <w:proofErr w:type="spellStart"/>
       <w:r>
         <w:rPr>
           <w:rStyle w:val="Extranjerismo"/>
@@ -5680,7 +5649,6 @@
         </w:rPr>
         <w:t>chiffonade</w:t>
       </w:r>
-      <w:proofErr w:type="spellEnd"/>
       <w:r>
         <w:rPr>
           <w:lang w:val="es-419" w:eastAsia="es-CO"/>
@@ -5705,7 +5673,7 @@
       <w:pPr>
         <w:pStyle w:val="Ttulo2"/>
       </w:pPr>
-      <w:bookmarkStart w:id="9" w:name="_Toc225958418"/>
+      <w:bookmarkStart w:id="9" w:name="_Toc226191588"/>
       <w:r>
         <w:t>Técnicas de corte para proteínas</w:t>
       </w:r>
@@ -5808,7 +5776,7 @@
       <w:pPr>
         <w:pStyle w:val="Ttulo2"/>
       </w:pPr>
-      <w:bookmarkStart w:id="10" w:name="_Toc225958419"/>
+      <w:bookmarkStart w:id="10" w:name="_Toc226191589"/>
       <w:r>
         <w:t>Fundamentos de la manipulación y conservación previos a la cocción</w:t>
       </w:r>
@@ -6126,18 +6094,8 @@
                 <w:sz w:val="24"/>
                 <w:szCs w:val="24"/>
               </w:rPr>
-              <w:t xml:space="preserve">Tiras de 4 – 5 cm x 1 – 2 </w:t>
-            </w:r>
-            <w:proofErr w:type="spellStart"/>
-            <w:r>
-              <w:rPr>
-                <w:rFonts w:asciiTheme="minorHAnsi" w:hAnsiTheme="minorHAnsi" w:cstheme="minorHAnsi"/>
-                <w:sz w:val="24"/>
-                <w:szCs w:val="24"/>
-              </w:rPr>
-              <w:t>mm.</w:t>
-            </w:r>
-            <w:proofErr w:type="spellEnd"/>
+              <w:t>Tiras de 4 – 5 cm x 1 – 2 mm.</w:t>
+            </w:r>
           </w:p>
         </w:tc>
         <w:tc>
@@ -6240,7 +6198,6 @@
                 <w:szCs w:val="24"/>
               </w:rPr>
             </w:pPr>
-            <w:proofErr w:type="spellStart"/>
             <w:r>
               <w:rPr>
                 <w:rStyle w:val="Extranjerismo"/>
@@ -6248,16 +6205,7 @@
                 <w:szCs w:val="24"/>
               </w:rPr>
               <w:lastRenderedPageBreak/>
-              <w:t>Brunoise</w:t>
-            </w:r>
-            <w:proofErr w:type="spellEnd"/>
-            <w:r>
-              <w:rPr>
-                <w:rStyle w:val="Extranjerismo"/>
-                <w:sz w:val="24"/>
-                <w:szCs w:val="24"/>
-              </w:rPr>
-              <w:t>.</w:t>
+              <w:t>Brunoise.</w:t>
             </w:r>
           </w:p>
         </w:tc>
@@ -6280,18 +6228,8 @@
                 <w:sz w:val="24"/>
                 <w:szCs w:val="24"/>
               </w:rPr>
-              <w:t xml:space="preserve">Dados de 1 - 2 </w:t>
-            </w:r>
-            <w:proofErr w:type="spellStart"/>
-            <w:r>
-              <w:rPr>
-                <w:rFonts w:asciiTheme="minorHAnsi" w:hAnsiTheme="minorHAnsi" w:cstheme="minorHAnsi"/>
-                <w:sz w:val="24"/>
-                <w:szCs w:val="24"/>
-              </w:rPr>
-              <w:t>mm.</w:t>
-            </w:r>
-            <w:proofErr w:type="spellEnd"/>
+              <w:t>Dados de 1 - 2 mm.</w:t>
+            </w:r>
           </w:p>
         </w:tc>
         <w:tc>
@@ -6618,7 +6556,6 @@
                 <w:szCs w:val="24"/>
               </w:rPr>
             </w:pPr>
-            <w:proofErr w:type="spellStart"/>
             <w:r>
               <w:rPr>
                 <w:rStyle w:val="Extranjerismo"/>
@@ -6627,7 +6564,6 @@
               </w:rPr>
               <w:t>Tourné</w:t>
             </w:r>
-            <w:proofErr w:type="spellEnd"/>
             <w:r>
               <w:rPr>
                 <w:rFonts w:asciiTheme="minorHAnsi" w:hAnsiTheme="minorHAnsi" w:cstheme="minorHAnsi"/>
@@ -6765,7 +6701,6 @@
                 <w:rStyle w:val="Extranjerismo"/>
                 <w:sz w:val="24"/>
                 <w:szCs w:val="24"/>
-                <w:lang w:val="es-CO"/>
               </w:rPr>
               <w:t>gourmet,</w:t>
             </w:r>
@@ -6947,7 +6882,7 @@
       <w:pPr>
         <w:pStyle w:val="Ttulo1"/>
       </w:pPr>
-      <w:bookmarkStart w:id="11" w:name="_Toc225958420"/>
+      <w:bookmarkStart w:id="11" w:name="_Toc226191590"/>
       <w:r>
         <w:lastRenderedPageBreak/>
         <w:t>Métodos y técnicas de cocción aplicados a la gastronomía nacional</w:t>
@@ -6993,7 +6928,7 @@
       <w:pPr>
         <w:pStyle w:val="Ttulo2"/>
       </w:pPr>
-      <w:bookmarkStart w:id="12" w:name="_Toc225958421"/>
+      <w:bookmarkStart w:id="12" w:name="_Toc226191591"/>
       <w:r>
         <w:t>Clasificación de los métodos de cocción</w:t>
       </w:r>
@@ -7127,7 +7062,6 @@
         </w:rPr>
         <w:t xml:space="preserve">Estas técnicas son el alma de la cocina de cacerola colombiana, perfectas para cortes de carne menos tiernos pero llenos de sabor, que mediante una cocción prolongada y a baja temperatura en un medio sabroso, se vuelven melosos y profundos, como en un estofado de pollo o un </w:t>
       </w:r>
-      <w:proofErr w:type="spellStart"/>
       <w:r>
         <w:rPr>
           <w:rStyle w:val="Extranjerismo"/>
@@ -7142,7 +7076,6 @@
         </w:rPr>
         <w:t>rasato</w:t>
       </w:r>
-      <w:proofErr w:type="spellEnd"/>
       <w:r>
         <w:rPr>
           <w:lang w:val="es-419" w:eastAsia="es-CO"/>
@@ -7206,7 +7139,7 @@
       <w:pPr>
         <w:pStyle w:val="Ttulo2"/>
       </w:pPr>
-      <w:bookmarkStart w:id="13" w:name="_Toc225958422"/>
+      <w:bookmarkStart w:id="13" w:name="_Toc226191592"/>
       <w:r>
         <w:lastRenderedPageBreak/>
         <w:t>C</w:t>
@@ -7285,7 +7218,6 @@
         </w:rPr>
         <w:t xml:space="preserve">altear es una técnica de cocción rápida a fuego alto, con muy poco medio graso y constante movimiento del alimento (del francés </w:t>
       </w:r>
-      <w:proofErr w:type="spellStart"/>
       <w:r>
         <w:rPr>
           <w:rStyle w:val="Extranjerismo"/>
@@ -7293,7 +7225,6 @@
         </w:rPr>
         <w:t>sauter</w:t>
       </w:r>
-      <w:proofErr w:type="spellEnd"/>
       <w:r>
         <w:rPr>
           <w:lang w:val="es-419" w:eastAsia="es-CO"/>
@@ -7448,7 +7379,7 @@
       <w:pPr>
         <w:pStyle w:val="Ttulo2"/>
       </w:pPr>
-      <w:bookmarkStart w:id="14" w:name="_Toc225958423"/>
+      <w:bookmarkStart w:id="14" w:name="_Toc226191593"/>
       <w:r>
         <w:t>Cocción en medio acuoso y al vapor</w:t>
       </w:r>
@@ -7640,7 +7571,7 @@
       <w:pPr>
         <w:pStyle w:val="Ttulo2"/>
       </w:pPr>
-      <w:bookmarkStart w:id="15" w:name="_Toc225958424"/>
+      <w:bookmarkStart w:id="15" w:name="_Toc226191594"/>
       <w:r>
         <w:t>Cocción en medio aéreo y por radiación</w:t>
       </w:r>
@@ -7805,7 +7736,7 @@
       <w:pPr>
         <w:pStyle w:val="Ttulo2"/>
       </w:pPr>
-      <w:bookmarkStart w:id="16" w:name="_Toc225958425"/>
+      <w:bookmarkStart w:id="16" w:name="_Toc226191595"/>
       <w:r>
         <w:t>Cocción mixta</w:t>
       </w:r>
@@ -7901,21 +7832,12 @@
         </w:rPr>
         <w:t xml:space="preserve"> es una variante del guisado, pero con una diferencia clave: se realiza a fuego muy bajo, con el líquido apenas burbujeando, y preferiblemente en un recipiente de fondo grueso y con tapa hermética (como una olla de cocción lenta o </w:t>
       </w:r>
-      <w:proofErr w:type="spellStart"/>
       <w:r>
         <w:rPr>
           <w:rStyle w:val="Extranjerismo"/>
           <w:lang w:val="es-419" w:eastAsia="es-CO"/>
         </w:rPr>
-        <w:t>dutch</w:t>
-      </w:r>
-      <w:proofErr w:type="spellEnd"/>
-      <w:r>
-        <w:rPr>
-          <w:rStyle w:val="Extranjerismo"/>
-          <w:lang w:val="es-419" w:eastAsia="es-CO"/>
-        </w:rPr>
-        <w:t xml:space="preserve"> oven</w:t>
+        <w:t>dutch oven</w:t>
       </w:r>
       <w:r>
         <w:rPr>
@@ -9705,25 +9627,7 @@
                 <w:sz w:val="24"/>
                 <w:szCs w:val="24"/>
               </w:rPr>
-              <w:t xml:space="preserve">Carne extremadamente jugosa y </w:t>
-            </w:r>
-            <w:proofErr w:type="spellStart"/>
-            <w:r>
-              <w:rPr>
-                <w:rFonts w:cstheme="minorHAnsi"/>
-                <w:sz w:val="24"/>
-                <w:szCs w:val="24"/>
-              </w:rPr>
-              <w:t>deshilachable</w:t>
-            </w:r>
-            <w:proofErr w:type="spellEnd"/>
-            <w:r>
-              <w:rPr>
-                <w:rFonts w:cstheme="minorHAnsi"/>
-                <w:sz w:val="24"/>
-                <w:szCs w:val="24"/>
-              </w:rPr>
-              <w:t>, salsa gelatinosa.</w:t>
+              <w:t>Carne extremadamente jugosa y deshilachable, salsa gelatinosa.</w:t>
             </w:r>
           </w:p>
         </w:tc>
@@ -9834,7 +9738,6 @@
                 <w:rStyle w:val="Extranjerismo"/>
                 <w:b/>
                 <w:bCs/>
-                <w:lang w:val="es-CO"/>
               </w:rPr>
               <w:t>podcast</w:t>
             </w:r>
@@ -9927,15 +9830,7 @@
             </w:r>
             <w:r>
               <w:tab/>
-              <w:t xml:space="preserve">(Procesando la </w:t>
-            </w:r>
-            <w:proofErr w:type="spellStart"/>
-            <w:r>
-              <w:t>info</w:t>
-            </w:r>
-            <w:proofErr w:type="spellEnd"/>
-            <w:r>
-              <w:t>) ¿Ese es el que usa poco aceite y fuego alto?</w:t>
+              <w:t>(Procesando la info) ¿Ese es el que usa poco aceite y fuego alto?</w:t>
             </w:r>
           </w:p>
           <w:p>
@@ -9946,7 +9841,6 @@
             <w:r>
               <w:rPr>
                 <w:rStyle w:val="Extranjerismo"/>
-                <w:lang w:val="es-CO"/>
               </w:rPr>
               <w:t>wok</w:t>
             </w:r>
@@ -10151,7 +10045,6 @@
             <w:r>
               <w:rPr>
                 <w:rStyle w:val="Extranjerismo"/>
-                <w:lang w:val="es-CO"/>
               </w:rPr>
               <w:t>mise en place</w:t>
             </w:r>
@@ -10222,7 +10115,7 @@
       <w:pPr>
         <w:pStyle w:val="Ttulo1"/>
       </w:pPr>
-      <w:bookmarkStart w:id="17" w:name="_Toc225958426"/>
+      <w:bookmarkStart w:id="17" w:name="_Toc226191596"/>
       <w:r>
         <w:lastRenderedPageBreak/>
         <w:t xml:space="preserve">Principios y aplicación del </w:t>
@@ -10230,7 +10123,6 @@
       <w:r>
         <w:rPr>
           <w:rStyle w:val="Extranjerismo"/>
-          <w:lang w:val="es-CO"/>
         </w:rPr>
         <w:t>mise en place</w:t>
       </w:r>
@@ -10295,14 +10187,13 @@
       <w:pPr>
         <w:pStyle w:val="Ttulo2"/>
       </w:pPr>
-      <w:bookmarkStart w:id="18" w:name="_Toc225958427"/>
+      <w:bookmarkStart w:id="18" w:name="_Toc226191597"/>
       <w:r>
         <w:t xml:space="preserve">Definición, filosofía y beneficios del </w:t>
       </w:r>
       <w:r>
         <w:rPr>
           <w:rStyle w:val="Extranjerismo"/>
-          <w:lang w:val="es-CO"/>
         </w:rPr>
         <w:t>mise en place</w:t>
       </w:r>
@@ -10356,21 +10247,7 @@
         <w:rPr>
           <w:rStyle w:val="Extranjerismo"/>
         </w:rPr>
-        <w:t xml:space="preserve">mise </w:t>
-      </w:r>
-      <w:proofErr w:type="spellStart"/>
-      <w:r>
-        <w:rPr>
-          <w:rStyle w:val="Extranjerismo"/>
-        </w:rPr>
-        <w:t>en</w:t>
-      </w:r>
-      <w:proofErr w:type="spellEnd"/>
-      <w:r>
-        <w:rPr>
-          <w:rStyle w:val="Extranjerismo"/>
-        </w:rPr>
-        <w:t xml:space="preserve"> place</w:t>
+        <w:t>mise en place</w:t>
       </w:r>
     </w:p>
     <w:p>
@@ -10439,7 +10316,7 @@
       <w:pPr>
         <w:pStyle w:val="Ttulo2"/>
       </w:pPr>
-      <w:bookmarkStart w:id="19" w:name="_Toc225958428"/>
+      <w:bookmarkStart w:id="19" w:name="_Toc226191598"/>
       <w:r>
         <w:t>Organización de la estación de trabajo</w:t>
       </w:r>
@@ -10460,7 +10337,6 @@
       <w:r>
         <w:rPr>
           <w:rStyle w:val="Extranjerismo"/>
-          <w:lang w:val="es-CO"/>
         </w:rPr>
         <w:t>mise en place</w:t>
       </w:r>
@@ -10555,7 +10431,7 @@
       <w:pPr>
         <w:pStyle w:val="Ttulo2"/>
       </w:pPr>
-      <w:bookmarkStart w:id="20" w:name="_Toc225958429"/>
+      <w:bookmarkStart w:id="20" w:name="_Toc226191599"/>
       <w:r>
         <w:rPr>
           <w:rFonts w:hint="cs"/>
@@ -10704,35 +10580,7 @@
         <w:rPr>
           <w:lang w:val="es-419" w:eastAsia="es-CO"/>
         </w:rPr>
-        <w:t xml:space="preserve">Un error común es </w:t>
-      </w:r>
-      <w:proofErr w:type="spellStart"/>
-      <w:r>
-        <w:rPr>
-          <w:lang w:val="es-419" w:eastAsia="es-CO"/>
-        </w:rPr>
-        <w:t>sobre-preparar</w:t>
-      </w:r>
-      <w:proofErr w:type="spellEnd"/>
-      <w:r>
-        <w:rPr>
-          <w:lang w:val="es-419" w:eastAsia="es-CO"/>
-        </w:rPr>
-        <w:t xml:space="preserve">; la </w:t>
-      </w:r>
-      <w:proofErr w:type="spellStart"/>
-      <w:r>
-        <w:rPr>
-          <w:lang w:val="es-419" w:eastAsia="es-CO"/>
-        </w:rPr>
-        <w:t>pre-preparación</w:t>
-      </w:r>
-      <w:proofErr w:type="spellEnd"/>
-      <w:r>
-        <w:rPr>
-          <w:lang w:val="es-419" w:eastAsia="es-CO"/>
-        </w:rPr>
-        <w:t xml:space="preserve"> debe calcularse con base en el pronóstico de ventas para evitar sobrantes que se deterioren. </w:t>
+        <w:t xml:space="preserve">Un error común es sobre-preparar; la pre-preparación debe calcularse con base en el pronóstico de ventas para evitar sobrantes que se deterioren. </w:t>
       </w:r>
     </w:p>
     <w:p>
@@ -10764,7 +10612,7 @@
       <w:pPr>
         <w:pStyle w:val="Ttulo2"/>
       </w:pPr>
-      <w:bookmarkStart w:id="21" w:name="_Toc225958430"/>
+      <w:bookmarkStart w:id="21" w:name="_Toc226191600"/>
       <w:r>
         <w:t>Gestión del tiempo y flujo de trabajo en cocina</w:t>
       </w:r>
@@ -10905,7 +10753,6 @@
         </w:rPr>
         <w:t>Otra herramienta clave es la creación de listas de verificación (</w:t>
       </w:r>
-      <w:proofErr w:type="spellStart"/>
       <w:r>
         <w:rPr>
           <w:rStyle w:val="Extranjerismo"/>
@@ -10913,7 +10760,6 @@
         </w:rPr>
         <w:t>checklists</w:t>
       </w:r>
-      <w:proofErr w:type="spellEnd"/>
       <w:r>
         <w:rPr>
           <w:lang w:val="es-419" w:eastAsia="es-CO"/>
@@ -10932,21 +10778,7 @@
         <w:rPr>
           <w:lang w:val="es-419" w:eastAsia="es-CO"/>
         </w:rPr>
-        <w:t xml:space="preserve">Estas listas transforman procesos complejos en una serie de ítems comprobables, asegurando que nada se pase por alto. Además, una comunicación clara con el resto de la brigada (chef, compañeros de partida, lavaloza) es vital para sincronizar los flujos. Por ejemplo, el cocinero de entradas debe comunicar al de parrilla cuándo empezar a cocinar la proteína del plato principal para que ambos componentes estén listos simultáneamente. Gestionar el flujo también implica saber cuándo correr (acelerar la producción) y cuándo frenar (esperar órdenes para no </w:t>
-      </w:r>
-      <w:proofErr w:type="spellStart"/>
-      <w:r>
-        <w:rPr>
-          <w:lang w:val="es-419" w:eastAsia="es-CO"/>
-        </w:rPr>
-        <w:t>sobreproducir</w:t>
-      </w:r>
-      <w:proofErr w:type="spellEnd"/>
-      <w:r>
-        <w:rPr>
-          <w:lang w:val="es-419" w:eastAsia="es-CO"/>
-        </w:rPr>
-        <w:t xml:space="preserve">). Este ritmo, conocido como cadencia de servicio, se consolida con una práctica metódica del </w:t>
+        <w:t xml:space="preserve">Estas listas transforman procesos complejos en una serie de ítems comprobables, asegurando que nada se pase por alto. Además, una comunicación clara con el resto de la brigada (chef, compañeros de partida, lavaloza) es vital para sincronizar los flujos. Por ejemplo, el cocinero de entradas debe comunicar al de parrilla cuándo empezar a cocinar la proteína del plato principal para que ambos componentes estén listos simultáneamente. Gestionar el flujo también implica saber cuándo correr (acelerar la producción) y cuándo frenar (esperar órdenes para no sobreproducir). Este ritmo, conocido como cadencia de servicio, se consolida con una práctica metódica del </w:t>
       </w:r>
       <w:r>
         <w:rPr>
@@ -10991,7 +10823,6 @@
       <w:r>
         <w:rPr>
           <w:rStyle w:val="Extranjerismo"/>
-          <w:lang w:val="es-CO"/>
         </w:rPr>
         <w:t>mise en place</w:t>
       </w:r>
@@ -11042,7 +10873,6 @@
                 <w:rStyle w:val="Extranjerismo"/>
                 <w:b/>
                 <w:bCs/>
-                <w:lang w:val="es-CO"/>
               </w:rPr>
               <w:t>podcast</w:t>
             </w:r>
@@ -11070,7 +10900,6 @@
             <w:r>
               <w:rPr>
                 <w:rStyle w:val="Extranjerismo"/>
-                <w:lang w:val="es-CO"/>
               </w:rPr>
               <w:t>mise en place</w:t>
             </w:r>
@@ -11096,7 +10925,6 @@
             <w:r>
               <w:rPr>
                 <w:rStyle w:val="Extranjerismo"/>
-                <w:lang w:val="es-CO"/>
               </w:rPr>
               <w:t>mise en place</w:t>
             </w:r>
@@ -11117,7 +10945,6 @@
             <w:r>
               <w:rPr>
                 <w:rStyle w:val="Extranjerismo"/>
-                <w:lang w:val="es-CO"/>
               </w:rPr>
               <w:t>mise en place</w:t>
             </w:r>
@@ -11132,20 +10959,11 @@
           </w:p>
           <w:p>
             <w:r>
-              <w:t xml:space="preserve">CAROLINA: no, </w:t>
-            </w:r>
-            <w:proofErr w:type="spellStart"/>
-            <w:r>
-              <w:t>Jhon</w:t>
-            </w:r>
-            <w:proofErr w:type="spellEnd"/>
-            <w:r>
-              <w:t xml:space="preserve">. Es mucho más que eso. Un </w:t>
+              <w:t xml:space="preserve">CAROLINA: no, Jhon. Es mucho más que eso. Un </w:t>
             </w:r>
             <w:r>
               <w:rPr>
                 <w:rStyle w:val="Extranjerismo"/>
-                <w:lang w:val="es-CO"/>
               </w:rPr>
               <w:t>mise en place</w:t>
             </w:r>
@@ -11169,15 +10987,7 @@
             </w:r>
             <w:r>
               <w:tab/>
-              <w:t xml:space="preserve">(Procesando la </w:t>
-            </w:r>
-            <w:proofErr w:type="spellStart"/>
-            <w:r>
-              <w:t>info</w:t>
-            </w:r>
-            <w:proofErr w:type="spellEnd"/>
-            <w:r>
-              <w:t>) Profe, ¿cuáles serían los principios básicos que debemos aplicar?</w:t>
+              <w:t>(Procesando la info) Profe, ¿cuáles serían los principios básicos que debemos aplicar?</w:t>
             </w:r>
           </w:p>
           <w:p>
@@ -11213,7 +11023,6 @@
             <w:r>
               <w:rPr>
                 <w:rStyle w:val="Extranjerismo"/>
-                <w:lang w:val="es-CO"/>
               </w:rPr>
               <w:t>mise en place</w:t>
             </w:r>
@@ -11283,7 +11092,6 @@
             <w:r>
               <w:rPr>
                 <w:rStyle w:val="Extranjerismo"/>
-                <w:lang w:val="es-CO"/>
               </w:rPr>
               <w:t>mise en place</w:t>
             </w:r>
@@ -11355,7 +11163,6 @@
             <w:r>
               <w:rPr>
                 <w:rStyle w:val="Extranjerismo"/>
-                <w:lang w:val="es-CO"/>
               </w:rPr>
               <w:t>mise en place</w:t>
             </w:r>
@@ -11404,15 +11211,7 @@
               <w:t>: p</w:t>
             </w:r>
             <w:r>
-              <w:t xml:space="preserve">erfecto, </w:t>
-            </w:r>
-            <w:proofErr w:type="spellStart"/>
-            <w:r>
-              <w:t>Jhon</w:t>
-            </w:r>
-            <w:proofErr w:type="spellEnd"/>
-            <w:r>
-              <w:t>. La técnica asegura calidad; la organización garantiza eficiencia. Y juntas construyen excelencia gastronómica.</w:t>
+              <w:t>erfecto, Jhon. La técnica asegura calidad; la organización garantiza eficiencia. Y juntas construyen excelencia gastronómica.</w:t>
             </w:r>
           </w:p>
           <w:p>
@@ -11478,7 +11277,7 @@
       <w:pPr>
         <w:pStyle w:val="Ttulo1"/>
       </w:pPr>
-      <w:bookmarkStart w:id="22" w:name="_Toc225958431"/>
+      <w:bookmarkStart w:id="22" w:name="_Toc226191601"/>
       <w:r>
         <w:lastRenderedPageBreak/>
         <w:t>P</w:t>
@@ -11503,7 +11302,6 @@
       <w:r>
         <w:rPr>
           <w:rStyle w:val="Extranjerismo"/>
-          <w:lang w:val="es-CO"/>
         </w:rPr>
         <w:t>mise en place</w:t>
       </w:r>
@@ -11544,7 +11342,7 @@
       <w:pPr>
         <w:pStyle w:val="Ttulo2"/>
       </w:pPr>
-      <w:bookmarkStart w:id="23" w:name="_Toc225958432"/>
+      <w:bookmarkStart w:id="23" w:name="_Toc226191602"/>
       <w:r>
         <w:t>Conceptos de protocolo y etiqueta aplicados al servicio de alimentos</w:t>
       </w:r>
@@ -11613,7 +11411,7 @@
       <w:pPr>
         <w:pStyle w:val="Ttulo2"/>
       </w:pPr>
-      <w:bookmarkStart w:id="24" w:name="_Toc225958433"/>
+      <w:bookmarkStart w:id="24" w:name="_Toc226191603"/>
       <w:r>
         <w:t>Organización de salones y disposición de mesas según el tipo de evento</w:t>
       </w:r>
@@ -11634,31 +11432,13 @@
         </w:rPr>
         <w:t>El espacio físico es el escenario del evento y su disposición debe planificarse en función del objetivo, el número de invitados y el tipo de servicio. La organización del salón considera el flujo de las personas: ubicación de la entrada principal, área de recepción (</w:t>
       </w:r>
-      <w:proofErr w:type="spellStart"/>
       <w:r>
         <w:rPr>
           <w:rStyle w:val="Extranjerismo"/>
           <w:lang w:val="es-419" w:eastAsia="es-CO"/>
         </w:rPr>
-        <w:t>welcome</w:t>
-      </w:r>
-      <w:proofErr w:type="spellEnd"/>
-      <w:r>
-        <w:rPr>
-          <w:rStyle w:val="Extranjerismo"/>
-          <w:lang w:val="es-419" w:eastAsia="es-CO"/>
-        </w:rPr>
-        <w:t xml:space="preserve"> </w:t>
-      </w:r>
-      <w:proofErr w:type="spellStart"/>
-      <w:r>
-        <w:rPr>
-          <w:rStyle w:val="Extranjerismo"/>
-          <w:lang w:val="es-419" w:eastAsia="es-CO"/>
-        </w:rPr>
-        <w:t>party</w:t>
-      </w:r>
-      <w:proofErr w:type="spellEnd"/>
+        <w:t>welcome party</w:t>
+      </w:r>
       <w:r>
         <w:rPr>
           <w:lang w:val="es-419" w:eastAsia="es-CO"/>
@@ -11703,7 +11483,7 @@
       <w:pPr>
         <w:pStyle w:val="Ttulo2"/>
       </w:pPr>
-      <w:bookmarkStart w:id="25" w:name="_Toc225958434"/>
+      <w:bookmarkStart w:id="25" w:name="_Toc226191604"/>
       <w:r>
         <w:t xml:space="preserve">Elementos de </w:t>
       </w:r>
@@ -11757,7 +11537,6 @@
         </w:rPr>
         <w:t xml:space="preserve">Los accesorios como saleros, pimenteros, porta menús, velas y decoración deben estar impecables y en su lugar. Un elemento clave es el carro de servicio o </w:t>
       </w:r>
-      <w:proofErr w:type="spellStart"/>
       <w:r>
         <w:rPr>
           <w:rStyle w:val="Extranjerismo"/>
@@ -11765,7 +11544,6 @@
         </w:rPr>
         <w:t>guéridon</w:t>
       </w:r>
-      <w:proofErr w:type="spellEnd"/>
       <w:r>
         <w:rPr>
           <w:lang w:val="es-419" w:eastAsia="es-CO"/>
@@ -11797,7 +11575,7 @@
       <w:pPr>
         <w:pStyle w:val="Ttulo2"/>
       </w:pPr>
-      <w:bookmarkStart w:id="26" w:name="_Toc225958435"/>
+      <w:bookmarkStart w:id="26" w:name="_Toc226191605"/>
       <w:r>
         <w:t>El rol del anfitrión y la secuencia de servicio en un evento formal</w:t>
       </w:r>
@@ -12067,23 +11845,13 @@
                 <w:szCs w:val="24"/>
               </w:rPr>
             </w:pPr>
-            <w:proofErr w:type="spellStart"/>
-            <w:r>
-              <w:rPr>
-                <w:rFonts w:asciiTheme="minorHAnsi" w:hAnsiTheme="minorHAnsi" w:cstheme="minorHAnsi"/>
-                <w:sz w:val="24"/>
-                <w:szCs w:val="24"/>
-              </w:rPr>
-              <w:t>Pre-servicio</w:t>
-            </w:r>
-            <w:proofErr w:type="spellEnd"/>
-            <w:r>
-              <w:rPr>
-                <w:rFonts w:asciiTheme="minorHAnsi" w:hAnsiTheme="minorHAnsi" w:cstheme="minorHAnsi"/>
-                <w:sz w:val="24"/>
-                <w:szCs w:val="24"/>
-              </w:rPr>
-              <w:t>.</w:t>
+            <w:r>
+              <w:rPr>
+                <w:rFonts w:asciiTheme="minorHAnsi" w:hAnsiTheme="minorHAnsi" w:cstheme="minorHAnsi"/>
+                <w:sz w:val="24"/>
+                <w:szCs w:val="24"/>
+              </w:rPr>
+              <w:t>Pre-servicio.</w:t>
             </w:r>
           </w:p>
         </w:tc>
@@ -12159,7 +11927,6 @@
                 <w:rStyle w:val="Extranjerismo"/>
                 <w:sz w:val="24"/>
                 <w:szCs w:val="24"/>
-                <w:lang w:val="es-CO"/>
               </w:rPr>
               <w:t>chips</w:t>
             </w:r>
@@ -12958,17 +12725,8 @@
           <w:rStyle w:val="Extranjerismo"/>
           <w:lang w:val="es-419" w:eastAsia="es-CO"/>
         </w:rPr>
-        <w:t xml:space="preserve">International Butler </w:t>
-      </w:r>
-      <w:proofErr w:type="spellStart"/>
-      <w:r>
-        <w:rPr>
-          <w:rStyle w:val="Extranjerismo"/>
-          <w:lang w:val="es-419" w:eastAsia="es-CO"/>
-        </w:rPr>
-        <w:t>Academy</w:t>
-      </w:r>
-      <w:proofErr w:type="spellEnd"/>
+        <w:t>International Butler Academy</w:t>
+      </w:r>
       <w:r>
         <w:rPr>
           <w:lang w:val="es-419" w:eastAsia="es-CO"/>
@@ -12993,7 +12751,7 @@
       <w:pPr>
         <w:pStyle w:val="Titulosgenerales"/>
       </w:pPr>
-      <w:bookmarkStart w:id="27" w:name="_Toc225958436"/>
+      <w:bookmarkStart w:id="27" w:name="_Toc226191606"/>
       <w:r>
         <w:lastRenderedPageBreak/>
         <w:t>S</w:t>
@@ -13048,7 +12806,6 @@
     <w:p>
       <w:pPr>
         <w:ind w:firstLine="0"/>
-        <w:jc w:val="center"/>
         <w:rPr>
           <w:lang w:val="es-419" w:eastAsia="es-CO"/>
         </w:rPr>
@@ -13058,11 +12815,12 @@
           <w:noProof/>
           <w:lang w:val="es-419" w:eastAsia="es-CO"/>
         </w:rPr>
+        <w:lastRenderedPageBreak/>
         <w:drawing>
-          <wp:inline distT="0" distB="0" distL="0" distR="0" wp14:anchorId="0E4EED02" wp14:editId="48C22A98">
-            <wp:extent cx="5911215" cy="4498503"/>
-            <wp:effectExtent l="0" t="0" r="0" b="0"/>
-            <wp:docPr id="11" name="Imagen 11"/>
+          <wp:inline distT="0" distB="0" distL="0" distR="0" wp14:anchorId="5249F461" wp14:editId="2B2E4BFB">
+            <wp:extent cx="6332220" cy="4735830"/>
+            <wp:effectExtent l="0" t="0" r="0" b="7620"/>
+            <wp:docPr id="2" name="Imagen 2" descr="El Componente Formativo 02 proporciona al aprendiz un sistema de conocimiento integral que articula la interpretación de recetas, el dominio de técnicas de corte y cocción, la filosofía del mise en place y los principios del protocolo en eventos. Esta estructura progresiva, que va de lo analítico a lo operativo y de lo individual a lo social, capacita al futuro profesional no solo para ejecutar con precisión los sabores de la tradición colombiana, sino para organizar su trabajo con eficiencia y desempeñarse con la distinción que el servicio gastronómico profesional exige, garantizando así la calidad y la excelencia en cada experiencia culinaria."/>
             <wp:cNvGraphicFramePr>
               <a:graphicFrameLocks xmlns:a="http://schemas.openxmlformats.org/drawingml/2006/main" noChangeAspect="1"/>
             </wp:cNvGraphicFramePr>
@@ -13070,17 +12828,11 @@
               <a:graphicData uri="http://schemas.openxmlformats.org/drawingml/2006/picture">
                 <pic:pic xmlns:pic="http://schemas.openxmlformats.org/drawingml/2006/picture">
                   <pic:nvPicPr>
-                    <pic:cNvPr id="11" name="Imagen 11"/>
+                    <pic:cNvPr id="2" name="Imagen 2" descr="El Componente Formativo 02 proporciona al aprendiz un sistema de conocimiento integral que articula la interpretación de recetas, el dominio de técnicas de corte y cocción, la filosofía del mise en place y los principios del protocolo en eventos. Esta estructura progresiva, que va de lo analítico a lo operativo y de lo individual a lo social, capacita al futuro profesional no solo para ejecutar con precisión los sabores de la tradición colombiana, sino para organizar su trabajo con eficiencia y desempeñarse con la distinción que el servicio gastronómico profesional exige, garantizando así la calidad y la excelencia en cada experiencia culinaria."/>
                     <pic:cNvPicPr/>
                   </pic:nvPicPr>
                   <pic:blipFill>
-                    <a:blip r:embed="rId18">
-                      <a:extLst>
-                        <a:ext uri="{96DAC541-7B7A-43D3-8B79-37D633B846F1}">
-                          <asvg:svgBlip xmlns:asvg="http://schemas.microsoft.com/office/drawing/2016/SVG/main" r:embed="rId19"/>
-                        </a:ext>
-                      </a:extLst>
-                    </a:blip>
+                    <a:blip r:embed="rId18"/>
                     <a:stretch>
                       <a:fillRect/>
                     </a:stretch>
@@ -13088,7 +12840,7 @@
                   <pic:spPr>
                     <a:xfrm>
                       <a:off x="0" y="0"/>
-                      <a:ext cx="5927034" cy="4510541"/>
+                      <a:ext cx="6332220" cy="4735830"/>
                     </a:xfrm>
                     <a:prstGeom prst="rect">
                       <a:avLst/>
@@ -13103,9 +12855,16 @@
     </w:p>
     <w:p>
       <w:pPr>
+        <w:rPr>
+          <w:lang w:val="es-419" w:eastAsia="es-CO"/>
+        </w:rPr>
+      </w:pPr>
+    </w:p>
+    <w:p>
+      <w:pPr>
         <w:pStyle w:val="Titulosgenerales"/>
       </w:pPr>
-      <w:bookmarkStart w:id="28" w:name="_Toc225958437"/>
+      <w:bookmarkStart w:id="28" w:name="_Toc226191607"/>
       <w:r>
         <w:lastRenderedPageBreak/>
         <w:t>Glosario</w:t>
@@ -13310,7 +13069,6 @@
           <w:lang w:val="es-419"/>
         </w:rPr>
       </w:pPr>
-      <w:proofErr w:type="spellStart"/>
       <w:r>
         <w:rPr>
           <w:rStyle w:val="Extranjerismo"/>
@@ -13320,7 +13078,6 @@
         </w:rPr>
         <w:t>Chiffonade</w:t>
       </w:r>
-      <w:proofErr w:type="spellEnd"/>
       <w:r>
         <w:rPr>
           <w:rFonts w:ascii="Calibri" w:hAnsi="Calibri" w:cs="Calibri"/>
@@ -13659,7 +13416,6 @@
           <w:lang w:val="es-419"/>
         </w:rPr>
       </w:pPr>
-      <w:proofErr w:type="spellStart"/>
       <w:r>
         <w:rPr>
           <w:rStyle w:val="Extranjerismo"/>
@@ -13669,7 +13425,6 @@
         </w:rPr>
         <w:t>Guéridon</w:t>
       </w:r>
-      <w:proofErr w:type="spellEnd"/>
       <w:r>
         <w:rPr>
           <w:rFonts w:ascii="Calibri" w:hAnsi="Calibri" w:cs="Calibri"/>
@@ -14060,7 +13815,6 @@
         </w:rPr>
         <w:t>Torneado (</w:t>
       </w:r>
-      <w:proofErr w:type="spellStart"/>
       <w:r>
         <w:rPr>
           <w:rStyle w:val="Extranjerismo"/>
@@ -14070,7 +13824,6 @@
         </w:rPr>
         <w:t>Tourné</w:t>
       </w:r>
-      <w:proofErr w:type="spellEnd"/>
       <w:r>
         <w:rPr>
           <w:rFonts w:ascii="Calibri" w:hAnsi="Calibri" w:cs="Calibri"/>
@@ -14126,7 +13879,6 @@
       <w:r>
         <w:rPr>
           <w:rStyle w:val="Extranjerismo"/>
-          <w:lang w:val="es-CO"/>
         </w:rPr>
         <w:t xml:space="preserve">gourmet </w:t>
       </w:r>
@@ -14219,7 +13971,7 @@
       <w:pPr>
         <w:pStyle w:val="Titulosgenerales"/>
       </w:pPr>
-      <w:bookmarkStart w:id="29" w:name="_Toc225958438"/>
+      <w:bookmarkStart w:id="29" w:name="_Toc226191608"/>
       <w:r>
         <w:lastRenderedPageBreak/>
         <w:t>Referencias bibliográficas</w:t>
@@ -14272,7 +14024,7 @@
         </w:rPr>
         <w:t xml:space="preserve">Federación Colombiana de Ganaderos (FEDEGÁN). (2023). Cortes de carne bovina y su aplicación. </w:t>
       </w:r>
-      <w:hyperlink r:id="rId20" w:history="1">
+      <w:hyperlink r:id="rId19" w:history="1">
         <w:r>
           <w:rPr>
             <w:rStyle w:val="Hipervnculo"/>
@@ -14333,55 +14085,32 @@
           <w:rFonts w:asciiTheme="minorHAnsi" w:hAnsiTheme="minorHAnsi" w:cstheme="minorHAnsi"/>
           <w:sz w:val="28"/>
           <w:szCs w:val="28"/>
-          <w:lang w:val="en-US"/>
-        </w:rPr>
-      </w:pPr>
-      <w:proofErr w:type="spellStart"/>
+        </w:rPr>
+      </w:pPr>
       <w:r>
         <w:rPr>
           <w:rFonts w:asciiTheme="minorHAnsi" w:hAnsiTheme="minorHAnsi" w:cstheme="minorHAnsi"/>
           <w:sz w:val="28"/>
           <w:szCs w:val="28"/>
         </w:rPr>
-        <w:t>Gisslen</w:t>
-      </w:r>
-      <w:proofErr w:type="spellEnd"/>
-      <w:r>
-        <w:rPr>
-          <w:rFonts w:asciiTheme="minorHAnsi" w:hAnsiTheme="minorHAnsi" w:cstheme="minorHAnsi"/>
-          <w:sz w:val="28"/>
-          <w:szCs w:val="28"/>
-        </w:rPr>
-        <w:t xml:space="preserve">, W. (2015). Professional </w:t>
-      </w:r>
-      <w:proofErr w:type="spellStart"/>
+        <w:t xml:space="preserve">Gisslen, W. (2015). Professional </w:t>
+      </w:r>
       <w:r>
         <w:rPr>
           <w:rStyle w:val="Extranjerismo"/>
           <w:rFonts w:asciiTheme="minorHAnsi" w:hAnsiTheme="minorHAnsi" w:cstheme="minorHAnsi"/>
           <w:sz w:val="28"/>
           <w:szCs w:val="28"/>
-          <w:lang w:val="es-CO"/>
         </w:rPr>
         <w:t>Cooking</w:t>
       </w:r>
-      <w:proofErr w:type="spellEnd"/>
       <w:r>
         <w:rPr>
           <w:rFonts w:asciiTheme="minorHAnsi" w:hAnsiTheme="minorHAnsi" w:cstheme="minorHAnsi"/>
           <w:sz w:val="28"/>
           <w:szCs w:val="28"/>
         </w:rPr>
-        <w:t xml:space="preserve"> (8th ed.). </w:t>
-      </w:r>
-      <w:r>
-        <w:rPr>
-          <w:rFonts w:asciiTheme="minorHAnsi" w:hAnsiTheme="minorHAnsi" w:cstheme="minorHAnsi"/>
-          <w:sz w:val="28"/>
-          <w:szCs w:val="28"/>
-          <w:lang w:val="en-US"/>
-        </w:rPr>
-        <w:t xml:space="preserve">John Wiley &amp; </w:t>
+        <w:t xml:space="preserve"> (8th ed.). John Wiley &amp; </w:t>
       </w:r>
       <w:r>
         <w:rPr>
@@ -14397,69 +14126,8 @@
           <w:rFonts w:asciiTheme="minorHAnsi" w:hAnsiTheme="minorHAnsi" w:cstheme="minorHAnsi"/>
           <w:sz w:val="28"/>
           <w:szCs w:val="28"/>
-          <w:lang w:val="en-US"/>
-        </w:rPr>
-        <w:t>. (</w:t>
-      </w:r>
-      <w:proofErr w:type="spellStart"/>
-      <w:r>
-        <w:rPr>
-          <w:rFonts w:asciiTheme="minorHAnsi" w:hAnsiTheme="minorHAnsi" w:cstheme="minorHAnsi"/>
-          <w:sz w:val="28"/>
-          <w:szCs w:val="28"/>
-          <w:lang w:val="en-US"/>
-        </w:rPr>
-        <w:t>Consultado</w:t>
-      </w:r>
-      <w:proofErr w:type="spellEnd"/>
-      <w:r>
-        <w:rPr>
-          <w:rFonts w:asciiTheme="minorHAnsi" w:hAnsiTheme="minorHAnsi" w:cstheme="minorHAnsi"/>
-          <w:sz w:val="28"/>
-          <w:szCs w:val="28"/>
-          <w:lang w:val="en-US"/>
-        </w:rPr>
-        <w:t xml:space="preserve"> </w:t>
-      </w:r>
-      <w:proofErr w:type="spellStart"/>
-      <w:r>
-        <w:rPr>
-          <w:rFonts w:asciiTheme="minorHAnsi" w:hAnsiTheme="minorHAnsi" w:cstheme="minorHAnsi"/>
-          <w:sz w:val="28"/>
-          <w:szCs w:val="28"/>
-          <w:lang w:val="en-US"/>
-        </w:rPr>
-        <w:t>extractos</w:t>
-      </w:r>
-      <w:proofErr w:type="spellEnd"/>
-      <w:r>
-        <w:rPr>
-          <w:rFonts w:asciiTheme="minorHAnsi" w:hAnsiTheme="minorHAnsi" w:cstheme="minorHAnsi"/>
-          <w:sz w:val="28"/>
-          <w:szCs w:val="28"/>
-          <w:lang w:val="en-US"/>
-        </w:rPr>
-        <w:t xml:space="preserve"> </w:t>
-      </w:r>
-      <w:proofErr w:type="spellStart"/>
-      <w:r>
-        <w:rPr>
-          <w:rFonts w:asciiTheme="minorHAnsi" w:hAnsiTheme="minorHAnsi" w:cstheme="minorHAnsi"/>
-          <w:sz w:val="28"/>
-          <w:szCs w:val="28"/>
-          <w:lang w:val="en-US"/>
-        </w:rPr>
-        <w:t>en</w:t>
-      </w:r>
-      <w:proofErr w:type="spellEnd"/>
-      <w:r>
-        <w:rPr>
-          <w:rFonts w:asciiTheme="minorHAnsi" w:hAnsiTheme="minorHAnsi" w:cstheme="minorHAnsi"/>
-          <w:sz w:val="28"/>
-          <w:szCs w:val="28"/>
-          <w:lang w:val="en-US"/>
-        </w:rPr>
-        <w:t xml:space="preserve"> Google </w:t>
+        </w:rPr>
+        <w:t xml:space="preserve">. (Consultado extractos en Google </w:t>
       </w:r>
       <w:r>
         <w:rPr>
@@ -14475,7 +14143,6 @@
           <w:rFonts w:asciiTheme="minorHAnsi" w:hAnsiTheme="minorHAnsi" w:cstheme="minorHAnsi"/>
           <w:sz w:val="28"/>
           <w:szCs w:val="28"/>
-          <w:lang w:val="en-US"/>
         </w:rPr>
         <w:t xml:space="preserve">). </w:t>
       </w:r>
@@ -14488,7 +14155,6 @@
           <w:rFonts w:asciiTheme="minorHAnsi" w:hAnsiTheme="minorHAnsi" w:cstheme="minorHAnsi"/>
           <w:sz w:val="28"/>
           <w:szCs w:val="28"/>
-          <w:lang w:val="en-US"/>
         </w:rPr>
       </w:pPr>
     </w:p>
@@ -14500,7 +14166,6 @@
           <w:rFonts w:asciiTheme="minorHAnsi" w:hAnsiTheme="minorHAnsi" w:cstheme="minorHAnsi"/>
           <w:sz w:val="28"/>
           <w:szCs w:val="28"/>
-          <w:lang w:val="en-US"/>
         </w:rPr>
       </w:pPr>
       <w:r>
@@ -14517,7 +14182,6 @@
           <w:rFonts w:asciiTheme="minorHAnsi" w:hAnsiTheme="minorHAnsi" w:cstheme="minorHAnsi"/>
           <w:sz w:val="28"/>
           <w:szCs w:val="28"/>
-          <w:lang w:val="en-US"/>
         </w:rPr>
         <w:t xml:space="preserve">. (2019). </w:t>
       </w:r>
@@ -14535,7 +14199,6 @@
           <w:rFonts w:asciiTheme="minorHAnsi" w:hAnsiTheme="minorHAnsi" w:cstheme="minorHAnsi"/>
           <w:sz w:val="28"/>
           <w:szCs w:val="28"/>
-          <w:lang w:val="en-US"/>
         </w:rPr>
         <w:t>. IBA.</w:t>
       </w:r>
@@ -14548,7 +14211,6 @@
           <w:rFonts w:asciiTheme="minorHAnsi" w:hAnsiTheme="minorHAnsi" w:cstheme="minorHAnsi"/>
           <w:sz w:val="28"/>
           <w:szCs w:val="28"/>
-          <w:lang w:val="en-US"/>
         </w:rPr>
       </w:pPr>
     </w:p>
@@ -14600,7 +14262,7 @@
         </w:rPr>
         <w:t xml:space="preserve">Ministerio de Salud. (10 de diciembre de 1997). Decreto 3075 de 1997. Diario Oficial No. 43246. </w:t>
       </w:r>
-      <w:hyperlink r:id="rId21" w:history="1">
+      <w:hyperlink r:id="rId20" w:history="1">
         <w:r>
           <w:rPr>
             <w:rStyle w:val="Hipervnculo"/>
@@ -14815,7 +14477,7 @@
       <w:pPr>
         <w:pStyle w:val="Titulosgenerales"/>
       </w:pPr>
-      <w:bookmarkStart w:id="30" w:name="_Toc225958439"/>
+      <w:bookmarkStart w:id="30" w:name="_Toc226191609"/>
       <w:r>
         <w:lastRenderedPageBreak/>
         <w:t>C</w:t>
@@ -14981,11 +14643,7 @@
               </w:rPr>
             </w:pPr>
             <w:r>
-              <w:rPr>
-                <w:rFonts w:asciiTheme="minorHAnsi" w:hAnsiTheme="minorHAnsi" w:cstheme="minorHAnsi"/>
-                <w:szCs w:val="24"/>
-              </w:rPr>
-              <w:t>Dirección General</w:t>
+              <w:t>Centro Agroturístico - Regional Santander</w:t>
             </w:r>
           </w:p>
         </w:tc>
@@ -15704,8 +15362,8 @@
       </w:pPr>
     </w:p>
     <w:sectPr>
-      <w:headerReference w:type="default" r:id="rId22"/>
-      <w:footerReference w:type="default" r:id="rId23"/>
+      <w:headerReference w:type="default" r:id="rId21"/>
+      <w:footerReference w:type="default" r:id="rId22"/>
       <w:pgSz w:w="12240" w:h="15840"/>
       <w:pgMar w:top="1701" w:right="1134" w:bottom="1134" w:left="1134" w:header="709" w:footer="737" w:gutter="0"/>
       <w:pgNumType w:start="1"/>
@@ -15717,7 +15375,7 @@
 </file>
 
 <file path=word/endnotes.xml><?xml version="1.0" encoding="utf-8"?>
-<w:endnotes xmlns:wpc="http://schemas.microsoft.com/office/word/2010/wordprocessingCanvas" xmlns:cx="http://schemas.microsoft.com/office/drawing/2014/chartex" xmlns:cx1="http://schemas.microsoft.com/office/drawing/2015/9/8/chartex" xmlns:cx2="http://schemas.microsoft.com/office/drawing/2015/10/21/chartex" xmlns:cx3="http://schemas.microsoft.com/office/drawing/2016/5/9/chartex" xmlns:cx4="http://schemas.microsoft.com/office/drawing/2016/5/10/chartex" xmlns:cx5="http://schemas.microsoft.com/office/drawing/2016/5/11/chartex" xmlns:cx6="http://schemas.microsoft.com/office/drawing/2016/5/12/chartex" xmlns:cx7="http://schemas.microsoft.com/office/drawing/2016/5/13/chartex" xmlns:cx8="http://schemas.microsoft.com/office/drawing/2016/5/14/chartex" xmlns:mc="http://schemas.openxmlformats.org/markup-compatibility/2006" xmlns:aink="http://schemas.microsoft.com/office/drawing/2016/ink" xmlns:am3d="http://schemas.microsoft.com/office/drawing/2017/model3d" xmlns:o="urn:schemas-microsoft-com:office:office" xmlns:oel="http://schemas.microsoft.com/office/2019/extlst" xmlns:r="http://schemas.openxmlformats.org/officeDocument/2006/relationships" xmlns:m="http://schemas.openxmlformats.org/officeDocument/2006/math" xmlns:v="urn:schemas-microsoft-com:vml" xmlns:wp14="http://schemas.microsoft.com/office/word/2010/wordprocessingDrawing" xmlns:wp="http://schemas.openxmlformats.org/drawingml/2006/wordprocessingDrawing" xmlns:w10="urn:schemas-microsoft-com:office:word" xmlns:w="http://schemas.openxmlformats.org/wordprocessingml/2006/main" xmlns:w14="http://schemas.microsoft.com/office/word/2010/wordml" xmlns:w15="http://schemas.microsoft.com/office/word/2012/wordml" xmlns:w16cex="http://schemas.microsoft.com/office/word/2018/wordml/cex" xmlns:w16cid="http://schemas.microsoft.com/office/word/2016/wordml/cid" xmlns:w16="http://schemas.microsoft.com/office/word/2018/wordml" xmlns:w16du="http://schemas.microsoft.com/office/word/2023/wordml/word16du" xmlns:w16sdtdh="http://schemas.microsoft.com/office/word/2020/wordml/sdtdatahash" xmlns:w16sdtfl="http://schemas.microsoft.com/office/word/2024/wordml/sdtformatlock" xmlns:w16se="http://schemas.microsoft.com/office/word/2015/wordml/symex" xmlns:wpg="http://schemas.microsoft.com/office/word/2010/wordprocessingGroup" xmlns:wpi="http://schemas.microsoft.com/office/word/2010/wordprocessingInk" xmlns:wne="http://schemas.microsoft.com/office/word/2006/wordml" xmlns:wps="http://schemas.microsoft.com/office/word/2010/wordprocessingShape" mc:Ignorable="w14 w15 w16se w16cid w16 w16cex w16sdtdh w16sdtfl w16du wp14">
+<w:endnotes xmlns:wpc="http://schemas.microsoft.com/office/word/2010/wordprocessingCanvas" xmlns:cx="http://schemas.microsoft.com/office/drawing/2014/chartex" xmlns:cx1="http://schemas.microsoft.com/office/drawing/2015/9/8/chartex" xmlns:cx2="http://schemas.microsoft.com/office/drawing/2015/10/21/chartex" xmlns:cx3="http://schemas.microsoft.com/office/drawing/2016/5/9/chartex" xmlns:cx4="http://schemas.microsoft.com/office/drawing/2016/5/10/chartex" xmlns:cx5="http://schemas.microsoft.com/office/drawing/2016/5/11/chartex" xmlns:cx6="http://schemas.microsoft.com/office/drawing/2016/5/12/chartex" xmlns:cx7="http://schemas.microsoft.com/office/drawing/2016/5/13/chartex" xmlns:cx8="http://schemas.microsoft.com/office/drawing/2016/5/14/chartex" xmlns:mc="http://schemas.openxmlformats.org/markup-compatibility/2006" xmlns:aink="http://schemas.microsoft.com/office/drawing/2016/ink" xmlns:am3d="http://schemas.microsoft.com/office/drawing/2017/model3d" xmlns:o="urn:schemas-microsoft-com:office:office" xmlns:r="http://schemas.openxmlformats.org/officeDocument/2006/relationships" xmlns:m="http://schemas.openxmlformats.org/officeDocument/2006/math" xmlns:v="urn:schemas-microsoft-com:vml" xmlns:wp14="http://schemas.microsoft.com/office/word/2010/wordprocessingDrawing" xmlns:wp="http://schemas.openxmlformats.org/drawingml/2006/wordprocessingDrawing" xmlns:w10="urn:schemas-microsoft-com:office:word" xmlns:w="http://schemas.openxmlformats.org/wordprocessingml/2006/main" xmlns:w14="http://schemas.microsoft.com/office/word/2010/wordml" xmlns:w15="http://schemas.microsoft.com/office/word/2012/wordml" xmlns:w16cex="http://schemas.microsoft.com/office/word/2018/wordml/cex" xmlns:w16cid="http://schemas.microsoft.com/office/word/2016/wordml/cid" xmlns:w16="http://schemas.microsoft.com/office/word/2018/wordml" xmlns:w16sdtdh="http://schemas.microsoft.com/office/word/2020/wordml/sdtdatahash" xmlns:w16se="http://schemas.microsoft.com/office/word/2015/wordml/symex" xmlns:wpg="http://schemas.microsoft.com/office/word/2010/wordprocessingGroup" xmlns:wpi="http://schemas.microsoft.com/office/word/2010/wordprocessingInk" xmlns:wne="http://schemas.microsoft.com/office/word/2006/wordml" xmlns:wps="http://schemas.microsoft.com/office/word/2010/wordprocessingShape" mc:Ignorable="w14 w15 w16se w16cid w16 w16cex w16sdtdh wp14">
   <w:endnote w:type="separator" w:id="-1">
     <w:p>
       <w:pPr>
@@ -15742,7 +15400,7 @@
 </file>
 
 <file path=word/footer1.xml><?xml version="1.0" encoding="utf-8"?>
-<w:ftr xmlns:wpc="http://schemas.microsoft.com/office/word/2010/wordprocessingCanvas" xmlns:cx="http://schemas.microsoft.com/office/drawing/2014/chartex" xmlns:cx1="http://schemas.microsoft.com/office/drawing/2015/9/8/chartex" xmlns:cx2="http://schemas.microsoft.com/office/drawing/2015/10/21/chartex" xmlns:cx3="http://schemas.microsoft.com/office/drawing/2016/5/9/chartex" xmlns:cx4="http://schemas.microsoft.com/office/drawing/2016/5/10/chartex" xmlns:cx5="http://schemas.microsoft.com/office/drawing/2016/5/11/chartex" xmlns:cx6="http://schemas.microsoft.com/office/drawing/2016/5/12/chartex" xmlns:cx7="http://schemas.microsoft.com/office/drawing/2016/5/13/chartex" xmlns:cx8="http://schemas.microsoft.com/office/drawing/2016/5/14/chartex" xmlns:mc="http://schemas.openxmlformats.org/markup-compatibility/2006" xmlns:aink="http://schemas.microsoft.com/office/drawing/2016/ink" xmlns:am3d="http://schemas.microsoft.com/office/drawing/2017/model3d" xmlns:o="urn:schemas-microsoft-com:office:office" xmlns:oel="http://schemas.microsoft.com/office/2019/extlst" xmlns:r="http://schemas.openxmlformats.org/officeDocument/2006/relationships" xmlns:m="http://schemas.openxmlformats.org/officeDocument/2006/math" xmlns:v="urn:schemas-microsoft-com:vml" xmlns:wp14="http://schemas.microsoft.com/office/word/2010/wordprocessingDrawing" xmlns:wp="http://schemas.openxmlformats.org/drawingml/2006/wordprocessingDrawing" xmlns:w10="urn:schemas-microsoft-com:office:word" xmlns:w="http://schemas.openxmlformats.org/wordprocessingml/2006/main" xmlns:w14="http://schemas.microsoft.com/office/word/2010/wordml" xmlns:w15="http://schemas.microsoft.com/office/word/2012/wordml" xmlns:w16cex="http://schemas.microsoft.com/office/word/2018/wordml/cex" xmlns:w16cid="http://schemas.microsoft.com/office/word/2016/wordml/cid" xmlns:w16="http://schemas.microsoft.com/office/word/2018/wordml" xmlns:w16du="http://schemas.microsoft.com/office/word/2023/wordml/word16du" xmlns:w16sdtdh="http://schemas.microsoft.com/office/word/2020/wordml/sdtdatahash" xmlns:w16sdtfl="http://schemas.microsoft.com/office/word/2024/wordml/sdtformatlock" xmlns:w16se="http://schemas.microsoft.com/office/word/2015/wordml/symex" xmlns:wpg="http://schemas.microsoft.com/office/word/2010/wordprocessingGroup" xmlns:wpi="http://schemas.microsoft.com/office/word/2010/wordprocessingInk" xmlns:wne="http://schemas.microsoft.com/office/word/2006/wordml" xmlns:wps="http://schemas.microsoft.com/office/word/2010/wordprocessingShape" mc:Ignorable="w14 w15 w16se w16cid w16 w16cex w16sdtdh w16sdtfl w16du wp14">
+<w:ftr xmlns:wpc="http://schemas.microsoft.com/office/word/2010/wordprocessingCanvas" xmlns:cx="http://schemas.microsoft.com/office/drawing/2014/chartex" xmlns:cx1="http://schemas.microsoft.com/office/drawing/2015/9/8/chartex" xmlns:cx2="http://schemas.microsoft.com/office/drawing/2015/10/21/chartex" xmlns:cx3="http://schemas.microsoft.com/office/drawing/2016/5/9/chartex" xmlns:cx4="http://schemas.microsoft.com/office/drawing/2016/5/10/chartex" xmlns:cx5="http://schemas.microsoft.com/office/drawing/2016/5/11/chartex" xmlns:cx6="http://schemas.microsoft.com/office/drawing/2016/5/12/chartex" xmlns:cx7="http://schemas.microsoft.com/office/drawing/2016/5/13/chartex" xmlns:cx8="http://schemas.microsoft.com/office/drawing/2016/5/14/chartex" xmlns:mc="http://schemas.openxmlformats.org/markup-compatibility/2006" xmlns:aink="http://schemas.microsoft.com/office/drawing/2016/ink" xmlns:am3d="http://schemas.microsoft.com/office/drawing/2017/model3d" xmlns:o="urn:schemas-microsoft-com:office:office" xmlns:r="http://schemas.openxmlformats.org/officeDocument/2006/relationships" xmlns:m="http://schemas.openxmlformats.org/officeDocument/2006/math" xmlns:v="urn:schemas-microsoft-com:vml" xmlns:wp14="http://schemas.microsoft.com/office/word/2010/wordprocessingDrawing" xmlns:wp="http://schemas.openxmlformats.org/drawingml/2006/wordprocessingDrawing" xmlns:w10="urn:schemas-microsoft-com:office:word" xmlns:w="http://schemas.openxmlformats.org/wordprocessingml/2006/main" xmlns:w14="http://schemas.microsoft.com/office/word/2010/wordml" xmlns:w15="http://schemas.microsoft.com/office/word/2012/wordml" xmlns:w16cex="http://schemas.microsoft.com/office/word/2018/wordml/cex" xmlns:w16cid="http://schemas.microsoft.com/office/word/2016/wordml/cid" xmlns:w16="http://schemas.microsoft.com/office/word/2018/wordml" xmlns:w16sdtdh="http://schemas.microsoft.com/office/word/2020/wordml/sdtdatahash" xmlns:w16se="http://schemas.microsoft.com/office/word/2015/wordml/symex" xmlns:wpg="http://schemas.microsoft.com/office/word/2010/wordprocessingGroup" xmlns:wpi="http://schemas.microsoft.com/office/word/2010/wordprocessingInk" xmlns:wne="http://schemas.microsoft.com/office/word/2006/wordml" xmlns:wps="http://schemas.microsoft.com/office/word/2010/wordprocessingShape" mc:Ignorable="w14 w15 w16se w16cid w16 w16cex w16sdtdh wp14">
   <w:sdt>
     <w:sdtPr>
       <w:id w:val="-701017035"/>
@@ -15751,6 +15409,7 @@
         <w:docPartUnique/>
       </w:docPartObj>
     </w:sdtPr>
+    <w:sdtEndPr/>
     <w:sdtContent>
       <w:p>
         <w:pPr>
@@ -15769,7 +15428,7 @@
 </file>
 
 <file path=word/footer2.xml><?xml version="1.0" encoding="utf-8"?>
-<w:ftr xmlns:wpc="http://schemas.microsoft.com/office/word/2010/wordprocessingCanvas" xmlns:cx="http://schemas.microsoft.com/office/drawing/2014/chartex" xmlns:cx1="http://schemas.microsoft.com/office/drawing/2015/9/8/chartex" xmlns:cx2="http://schemas.microsoft.com/office/drawing/2015/10/21/chartex" xmlns:cx3="http://schemas.microsoft.com/office/drawing/2016/5/9/chartex" xmlns:cx4="http://schemas.microsoft.com/office/drawing/2016/5/10/chartex" xmlns:cx5="http://schemas.microsoft.com/office/drawing/2016/5/11/chartex" xmlns:cx6="http://schemas.microsoft.com/office/drawing/2016/5/12/chartex" xmlns:cx7="http://schemas.microsoft.com/office/drawing/2016/5/13/chartex" xmlns:cx8="http://schemas.microsoft.com/office/drawing/2016/5/14/chartex" xmlns:mc="http://schemas.openxmlformats.org/markup-compatibility/2006" xmlns:aink="http://schemas.microsoft.com/office/drawing/2016/ink" xmlns:am3d="http://schemas.microsoft.com/office/drawing/2017/model3d" xmlns:o="urn:schemas-microsoft-com:office:office" xmlns:oel="http://schemas.microsoft.com/office/2019/extlst" xmlns:r="http://schemas.openxmlformats.org/officeDocument/2006/relationships" xmlns:m="http://schemas.openxmlformats.org/officeDocument/2006/math" xmlns:v="urn:schemas-microsoft-com:vml" xmlns:wp14="http://schemas.microsoft.com/office/word/2010/wordprocessingDrawing" xmlns:wp="http://schemas.openxmlformats.org/drawingml/2006/wordprocessingDrawing" xmlns:w10="urn:schemas-microsoft-com:office:word" xmlns:w="http://schemas.openxmlformats.org/wordprocessingml/2006/main" xmlns:w14="http://schemas.microsoft.com/office/word/2010/wordml" xmlns:w15="http://schemas.microsoft.com/office/word/2012/wordml" xmlns:w16cex="http://schemas.microsoft.com/office/word/2018/wordml/cex" xmlns:w16cid="http://schemas.microsoft.com/office/word/2016/wordml/cid" xmlns:w16="http://schemas.microsoft.com/office/word/2018/wordml" xmlns:w16du="http://schemas.microsoft.com/office/word/2023/wordml/word16du" xmlns:w16sdtdh="http://schemas.microsoft.com/office/word/2020/wordml/sdtdatahash" xmlns:w16sdtfl="http://schemas.microsoft.com/office/word/2024/wordml/sdtformatlock" xmlns:w16se="http://schemas.microsoft.com/office/word/2015/wordml/symex" xmlns:wpg="http://schemas.microsoft.com/office/word/2010/wordprocessingGroup" xmlns:wpi="http://schemas.microsoft.com/office/word/2010/wordprocessingInk" xmlns:wne="http://schemas.microsoft.com/office/word/2006/wordml" xmlns:wps="http://schemas.microsoft.com/office/word/2010/wordprocessingShape" mc:Ignorable="w14 w15 w16se w16cid w16 w16cex w16sdtdh w16sdtfl w16du wp14">
+<w:ftr xmlns:wpc="http://schemas.microsoft.com/office/word/2010/wordprocessingCanvas" xmlns:cx="http://schemas.microsoft.com/office/drawing/2014/chartex" xmlns:cx1="http://schemas.microsoft.com/office/drawing/2015/9/8/chartex" xmlns:cx2="http://schemas.microsoft.com/office/drawing/2015/10/21/chartex" xmlns:cx3="http://schemas.microsoft.com/office/drawing/2016/5/9/chartex" xmlns:cx4="http://schemas.microsoft.com/office/drawing/2016/5/10/chartex" xmlns:cx5="http://schemas.microsoft.com/office/drawing/2016/5/11/chartex" xmlns:cx6="http://schemas.microsoft.com/office/drawing/2016/5/12/chartex" xmlns:cx7="http://schemas.microsoft.com/office/drawing/2016/5/13/chartex" xmlns:cx8="http://schemas.microsoft.com/office/drawing/2016/5/14/chartex" xmlns:mc="http://schemas.openxmlformats.org/markup-compatibility/2006" xmlns:aink="http://schemas.microsoft.com/office/drawing/2016/ink" xmlns:am3d="http://schemas.microsoft.com/office/drawing/2017/model3d" xmlns:o="urn:schemas-microsoft-com:office:office" xmlns:r="http://schemas.openxmlformats.org/officeDocument/2006/relationships" xmlns:m="http://schemas.openxmlformats.org/officeDocument/2006/math" xmlns:v="urn:schemas-microsoft-com:vml" xmlns:wp14="http://schemas.microsoft.com/office/word/2010/wordprocessingDrawing" xmlns:wp="http://schemas.openxmlformats.org/drawingml/2006/wordprocessingDrawing" xmlns:w10="urn:schemas-microsoft-com:office:word" xmlns:w="http://schemas.openxmlformats.org/wordprocessingml/2006/main" xmlns:w14="http://schemas.microsoft.com/office/word/2010/wordml" xmlns:w15="http://schemas.microsoft.com/office/word/2012/wordml" xmlns:w16cex="http://schemas.microsoft.com/office/word/2018/wordml/cex" xmlns:w16cid="http://schemas.microsoft.com/office/word/2016/wordml/cid" xmlns:w16="http://schemas.microsoft.com/office/word/2018/wordml" xmlns:w16sdtdh="http://schemas.microsoft.com/office/word/2020/wordml/sdtdatahash" xmlns:w16se="http://schemas.microsoft.com/office/word/2015/wordml/symex" xmlns:wpg="http://schemas.microsoft.com/office/word/2010/wordprocessingGroup" xmlns:wpi="http://schemas.microsoft.com/office/word/2010/wordprocessingInk" xmlns:wne="http://schemas.microsoft.com/office/word/2006/wordml" xmlns:wps="http://schemas.microsoft.com/office/word/2010/wordprocessingShape" mc:Ignorable="w14 w15 w16se w16cid w16 w16cex w16sdtdh wp14">
   <w:sdt>
     <w:sdtPr>
       <w:id w:val="-1465197936"/>
@@ -15778,6 +15437,7 @@
         <w:docPartUnique/>
       </w:docPartObj>
     </w:sdtPr>
+    <w:sdtEndPr/>
     <w:sdtContent>
       <w:p>
         <w:pPr>
@@ -15878,7 +15538,7 @@
                   <v:stroke joinstyle="miter"/>
                   <v:path gradientshapeok="t" o:connecttype="rect"/>
                 </v:shapetype>
-                <v:shape id="_x0000_s1027" type="#_x0000_t202" alt="&quot;&quot;" style="position:absolute;left:0;text-align:left;margin-left:16.1pt;margin-top:.65pt;width:455.15pt;height:41.4pt;z-index:251661312;visibility:visible;mso-wrap-style:square;mso-width-percent:0;mso-height-percent:0;mso-wrap-distance-left:9pt;mso-wrap-distance-top:3.6pt;mso-wrap-distance-right:9pt;mso-wrap-distance-bottom:3.6pt;mso-position-horizontal:absolute;mso-position-horizontal-relative:text;mso-position-vertical:absolute;mso-position-vertical-relative:text;mso-width-percent:0;mso-height-percent:0;mso-width-relative:margin;mso-height-relative:margin;v-text-anchor:top" o:gfxdata="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" stroked="f">
+                <v:shape id="_x0000_s1027" type="#_x0000_t202" alt="&quot;&quot;" style="position:absolute;left:0;text-align:left;margin-left:16.1pt;margin-top:.65pt;width:455.15pt;height:41.4pt;z-index:251661312;visibility:visible;mso-wrap-style:square;mso-width-percent:0;mso-height-percent:0;mso-wrap-distance-left:9pt;mso-wrap-distance-top:3.6pt;mso-wrap-distance-right:9pt;mso-wrap-distance-bottom:3.6pt;mso-position-horizontal:absolute;mso-position-horizontal-relative:text;mso-position-vertical:absolute;mso-position-vertical-relative:text;mso-width-percent:0;mso-height-percent:0;mso-width-relative:margin;mso-height-relative:margin;v-text-anchor:top" o:gfxdata="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" stroked="f">
                   <v:textbox>
                     <w:txbxContent>
                       <w:p>
@@ -15935,7 +15595,7 @@
 </file>
 
 <file path=word/footnotes.xml><?xml version="1.0" encoding="utf-8"?>
-<w:footnotes xmlns:wpc="http://schemas.microsoft.com/office/word/2010/wordprocessingCanvas" xmlns:cx="http://schemas.microsoft.com/office/drawing/2014/chartex" xmlns:cx1="http://schemas.microsoft.com/office/drawing/2015/9/8/chartex" xmlns:cx2="http://schemas.microsoft.com/office/drawing/2015/10/21/chartex" xmlns:cx3="http://schemas.microsoft.com/office/drawing/2016/5/9/chartex" xmlns:cx4="http://schemas.microsoft.com/office/drawing/2016/5/10/chartex" xmlns:cx5="http://schemas.microsoft.com/office/drawing/2016/5/11/chartex" xmlns:cx6="http://schemas.microsoft.com/office/drawing/2016/5/12/chartex" xmlns:cx7="http://schemas.microsoft.com/office/drawing/2016/5/13/chartex" xmlns:cx8="http://schemas.microsoft.com/office/drawing/2016/5/14/chartex" xmlns:mc="http://schemas.openxmlformats.org/markup-compatibility/2006" xmlns:aink="http://schemas.microsoft.com/office/drawing/2016/ink" xmlns:am3d="http://schemas.microsoft.com/office/drawing/2017/model3d" xmlns:o="urn:schemas-microsoft-com:office:office" xmlns:oel="http://schemas.microsoft.com/office/2019/extlst" xmlns:r="http://schemas.openxmlformats.org/officeDocument/2006/relationships" xmlns:m="http://schemas.openxmlformats.org/officeDocument/2006/math" xmlns:v="urn:schemas-microsoft-com:vml" xmlns:wp14="http://schemas.microsoft.com/office/word/2010/wordprocessingDrawing" xmlns:wp="http://schemas.openxmlformats.org/drawingml/2006/wordprocessingDrawing" xmlns:w10="urn:schemas-microsoft-com:office:word" xmlns:w="http://schemas.openxmlformats.org/wordprocessingml/2006/main" xmlns:w14="http://schemas.microsoft.com/office/word/2010/wordml" xmlns:w15="http://schemas.microsoft.com/office/word/2012/wordml" xmlns:w16cex="http://schemas.microsoft.com/office/word/2018/wordml/cex" xmlns:w16cid="http://schemas.microsoft.com/office/word/2016/wordml/cid" xmlns:w16="http://schemas.microsoft.com/office/word/2018/wordml" xmlns:w16du="http://schemas.microsoft.com/office/word/2023/wordml/word16du" xmlns:w16sdtdh="http://schemas.microsoft.com/office/word/2020/wordml/sdtdatahash" xmlns:w16sdtfl="http://schemas.microsoft.com/office/word/2024/wordml/sdtformatlock" xmlns:w16se="http://schemas.microsoft.com/office/word/2015/wordml/symex" xmlns:wpg="http://schemas.microsoft.com/office/word/2010/wordprocessingGroup" xmlns:wpi="http://schemas.microsoft.com/office/word/2010/wordprocessingInk" xmlns:wne="http://schemas.microsoft.com/office/word/2006/wordml" xmlns:wps="http://schemas.microsoft.com/office/word/2010/wordprocessingShape" mc:Ignorable="w14 w15 w16se w16cid w16 w16cex w16sdtdh w16sdtfl w16du wp14">
+<w:footnotes xmlns:wpc="http://schemas.microsoft.com/office/word/2010/wordprocessingCanvas" xmlns:cx="http://schemas.microsoft.com/office/drawing/2014/chartex" xmlns:cx1="http://schemas.microsoft.com/office/drawing/2015/9/8/chartex" xmlns:cx2="http://schemas.microsoft.com/office/drawing/2015/10/21/chartex" xmlns:cx3="http://schemas.microsoft.com/office/drawing/2016/5/9/chartex" xmlns:cx4="http://schemas.microsoft.com/office/drawing/2016/5/10/chartex" xmlns:cx5="http://schemas.microsoft.com/office/drawing/2016/5/11/chartex" xmlns:cx6="http://schemas.microsoft.com/office/drawing/2016/5/12/chartex" xmlns:cx7="http://schemas.microsoft.com/office/drawing/2016/5/13/chartex" xmlns:cx8="http://schemas.microsoft.com/office/drawing/2016/5/14/chartex" xmlns:mc="http://schemas.openxmlformats.org/markup-compatibility/2006" xmlns:aink="http://schemas.microsoft.com/office/drawing/2016/ink" xmlns:am3d="http://schemas.microsoft.com/office/drawing/2017/model3d" xmlns:o="urn:schemas-microsoft-com:office:office" xmlns:r="http://schemas.openxmlformats.org/officeDocument/2006/relationships" xmlns:m="http://schemas.openxmlformats.org/officeDocument/2006/math" xmlns:v="urn:schemas-microsoft-com:vml" xmlns:wp14="http://schemas.microsoft.com/office/word/2010/wordprocessingDrawing" xmlns:wp="http://schemas.openxmlformats.org/drawingml/2006/wordprocessingDrawing" xmlns:w10="urn:schemas-microsoft-com:office:word" xmlns:w="http://schemas.openxmlformats.org/wordprocessingml/2006/main" xmlns:w14="http://schemas.microsoft.com/office/word/2010/wordml" xmlns:w15="http://schemas.microsoft.com/office/word/2012/wordml" xmlns:w16cex="http://schemas.microsoft.com/office/word/2018/wordml/cex" xmlns:w16cid="http://schemas.microsoft.com/office/word/2016/wordml/cid" xmlns:w16="http://schemas.microsoft.com/office/word/2018/wordml" xmlns:w16sdtdh="http://schemas.microsoft.com/office/word/2020/wordml/sdtdatahash" xmlns:w16se="http://schemas.microsoft.com/office/word/2015/wordml/symex" xmlns:wpg="http://schemas.microsoft.com/office/word/2010/wordprocessingGroup" xmlns:wpi="http://schemas.microsoft.com/office/word/2010/wordprocessingInk" xmlns:wne="http://schemas.microsoft.com/office/word/2006/wordml" xmlns:wps="http://schemas.microsoft.com/office/word/2010/wordprocessingShape" mc:Ignorable="w14 w15 w16se w16cid w16 w16cex w16sdtdh wp14">
   <w:footnote w:type="separator" w:id="-1">
     <w:p>
       <w:pPr>
@@ -15960,7 +15620,7 @@
 </file>
 
 <file path=word/header1.xml><?xml version="1.0" encoding="utf-8"?>
-<w:hdr xmlns:wpc="http://schemas.microsoft.com/office/word/2010/wordprocessingCanvas" xmlns:cx="http://schemas.microsoft.com/office/drawing/2014/chartex" xmlns:cx1="http://schemas.microsoft.com/office/drawing/2015/9/8/chartex" xmlns:cx2="http://schemas.microsoft.com/office/drawing/2015/10/21/chartex" xmlns:cx3="http://schemas.microsoft.com/office/drawing/2016/5/9/chartex" xmlns:cx4="http://schemas.microsoft.com/office/drawing/2016/5/10/chartex" xmlns:cx5="http://schemas.microsoft.com/office/drawing/2016/5/11/chartex" xmlns:cx6="http://schemas.microsoft.com/office/drawing/2016/5/12/chartex" xmlns:cx7="http://schemas.microsoft.com/office/drawing/2016/5/13/chartex" xmlns:cx8="http://schemas.microsoft.com/office/drawing/2016/5/14/chartex" xmlns:mc="http://schemas.openxmlformats.org/markup-compatibility/2006" xmlns:aink="http://schemas.microsoft.com/office/drawing/2016/ink" xmlns:am3d="http://schemas.microsoft.com/office/drawing/2017/model3d" xmlns:o="urn:schemas-microsoft-com:office:office" xmlns:oel="http://schemas.microsoft.com/office/2019/extlst" xmlns:r="http://schemas.openxmlformats.org/officeDocument/2006/relationships" xmlns:m="http://schemas.openxmlformats.org/officeDocument/2006/math" xmlns:v="urn:schemas-microsoft-com:vml" xmlns:wp14="http://schemas.microsoft.com/office/word/2010/wordprocessingDrawing" xmlns:wp="http://schemas.openxmlformats.org/drawingml/2006/wordprocessingDrawing" xmlns:w10="urn:schemas-microsoft-com:office:word" xmlns:w="http://schemas.openxmlformats.org/wordprocessingml/2006/main" xmlns:w14="http://schemas.microsoft.com/office/word/2010/wordml" xmlns:w15="http://schemas.microsoft.com/office/word/2012/wordml" xmlns:w16cex="http://schemas.microsoft.com/office/word/2018/wordml/cex" xmlns:w16cid="http://schemas.microsoft.com/office/word/2016/wordml/cid" xmlns:w16="http://schemas.microsoft.com/office/word/2018/wordml" xmlns:w16du="http://schemas.microsoft.com/office/word/2023/wordml/word16du" xmlns:w16sdtdh="http://schemas.microsoft.com/office/word/2020/wordml/sdtdatahash" xmlns:w16sdtfl="http://schemas.microsoft.com/office/word/2024/wordml/sdtformatlock" xmlns:w16se="http://schemas.microsoft.com/office/word/2015/wordml/symex" xmlns:wpg="http://schemas.microsoft.com/office/word/2010/wordprocessingGroup" xmlns:wpi="http://schemas.microsoft.com/office/word/2010/wordprocessingInk" xmlns:wne="http://schemas.microsoft.com/office/word/2006/wordml" xmlns:wps="http://schemas.microsoft.com/office/word/2010/wordprocessingShape" mc:Ignorable="w14 w15 w16se w16cid w16 w16cex w16sdtdh w16sdtfl w16du wp14">
+<w:hdr xmlns:wpc="http://schemas.microsoft.com/office/word/2010/wordprocessingCanvas" xmlns:cx="http://schemas.microsoft.com/office/drawing/2014/chartex" xmlns:cx1="http://schemas.microsoft.com/office/drawing/2015/9/8/chartex" xmlns:cx2="http://schemas.microsoft.com/office/drawing/2015/10/21/chartex" xmlns:cx3="http://schemas.microsoft.com/office/drawing/2016/5/9/chartex" xmlns:cx4="http://schemas.microsoft.com/office/drawing/2016/5/10/chartex" xmlns:cx5="http://schemas.microsoft.com/office/drawing/2016/5/11/chartex" xmlns:cx6="http://schemas.microsoft.com/office/drawing/2016/5/12/chartex" xmlns:cx7="http://schemas.microsoft.com/office/drawing/2016/5/13/chartex" xmlns:cx8="http://schemas.microsoft.com/office/drawing/2016/5/14/chartex" xmlns:mc="http://schemas.openxmlformats.org/markup-compatibility/2006" xmlns:aink="http://schemas.microsoft.com/office/drawing/2016/ink" xmlns:am3d="http://schemas.microsoft.com/office/drawing/2017/model3d" xmlns:o="urn:schemas-microsoft-com:office:office" xmlns:r="http://schemas.openxmlformats.org/officeDocument/2006/relationships" xmlns:m="http://schemas.openxmlformats.org/officeDocument/2006/math" xmlns:v="urn:schemas-microsoft-com:vml" xmlns:wp14="http://schemas.microsoft.com/office/word/2010/wordprocessingDrawing" xmlns:wp="http://schemas.openxmlformats.org/drawingml/2006/wordprocessingDrawing" xmlns:w10="urn:schemas-microsoft-com:office:word" xmlns:w="http://schemas.openxmlformats.org/wordprocessingml/2006/main" xmlns:w14="http://schemas.microsoft.com/office/word/2010/wordml" xmlns:w15="http://schemas.microsoft.com/office/word/2012/wordml" xmlns:w16cex="http://schemas.microsoft.com/office/word/2018/wordml/cex" xmlns:w16cid="http://schemas.microsoft.com/office/word/2016/wordml/cid" xmlns:w16="http://schemas.microsoft.com/office/word/2018/wordml" xmlns:w16sdtdh="http://schemas.microsoft.com/office/word/2020/wordml/sdtdatahash" xmlns:w16se="http://schemas.microsoft.com/office/word/2015/wordml/symex" xmlns:wpg="http://schemas.microsoft.com/office/word/2010/wordprocessingGroup" xmlns:wpi="http://schemas.microsoft.com/office/word/2010/wordprocessingInk" xmlns:wne="http://schemas.microsoft.com/office/word/2006/wordml" xmlns:wps="http://schemas.microsoft.com/office/word/2010/wordprocessingShape" mc:Ignorable="w14 w15 w16se w16cid w16 w16cex w16sdtdh wp14">
   <w:p>
     <w:pPr>
       <w:pStyle w:val="Encabezado"/>
@@ -16045,7 +15705,7 @@
 </file>
 
 <file path=word/numbering.xml><?xml version="1.0" encoding="utf-8"?>
-<w:numbering xmlns:wpc="http://schemas.microsoft.com/office/word/2010/wordprocessingCanvas" xmlns:cx="http://schemas.microsoft.com/office/drawing/2014/chartex" xmlns:cx1="http://schemas.microsoft.com/office/drawing/2015/9/8/chartex" xmlns:cx2="http://schemas.microsoft.com/office/drawing/2015/10/21/chartex" xmlns:cx3="http://schemas.microsoft.com/office/drawing/2016/5/9/chartex" xmlns:cx4="http://schemas.microsoft.com/office/drawing/2016/5/10/chartex" xmlns:cx5="http://schemas.microsoft.com/office/drawing/2016/5/11/chartex" xmlns:cx6="http://schemas.microsoft.com/office/drawing/2016/5/12/chartex" xmlns:cx7="http://schemas.microsoft.com/office/drawing/2016/5/13/chartex" xmlns:cx8="http://schemas.microsoft.com/office/drawing/2016/5/14/chartex" xmlns:mc="http://schemas.openxmlformats.org/markup-compatibility/2006" xmlns:aink="http://schemas.microsoft.com/office/drawing/2016/ink" xmlns:am3d="http://schemas.microsoft.com/office/drawing/2017/model3d" xmlns:o="urn:schemas-microsoft-com:office:office" xmlns:oel="http://schemas.microsoft.com/office/2019/extlst" xmlns:r="http://schemas.openxmlformats.org/officeDocument/2006/relationships" xmlns:m="http://schemas.openxmlformats.org/officeDocument/2006/math" xmlns:v="urn:schemas-microsoft-com:vml" xmlns:wp14="http://schemas.microsoft.com/office/word/2010/wordprocessingDrawing" xmlns:wp="http://schemas.openxmlformats.org/drawingml/2006/wordprocessingDrawing" xmlns:w10="urn:schemas-microsoft-com:office:word" xmlns:w="http://schemas.openxmlformats.org/wordprocessingml/2006/main" xmlns:w14="http://schemas.microsoft.com/office/word/2010/wordml" xmlns:w15="http://schemas.microsoft.com/office/word/2012/wordml" xmlns:w16cex="http://schemas.microsoft.com/office/word/2018/wordml/cex" xmlns:w16cid="http://schemas.microsoft.com/office/word/2016/wordml/cid" xmlns:w16="http://schemas.microsoft.com/office/word/2018/wordml" xmlns:w16du="http://schemas.microsoft.com/office/word/2023/wordml/word16du" xmlns:w16sdtdh="http://schemas.microsoft.com/office/word/2020/wordml/sdtdatahash" xmlns:w16sdtfl="http://schemas.microsoft.com/office/word/2024/wordml/sdtformatlock" xmlns:w16se="http://schemas.microsoft.com/office/word/2015/wordml/symex" xmlns:wpg="http://schemas.microsoft.com/office/word/2010/wordprocessingGroup" xmlns:wpi="http://schemas.microsoft.com/office/word/2010/wordprocessingInk" xmlns:wne="http://schemas.microsoft.com/office/word/2006/wordml" xmlns:wps="http://schemas.microsoft.com/office/word/2010/wordprocessingShape" mc:Ignorable="w14 w15 w16se w16cid w16 w16cex w16sdtdh w16sdtfl w16du wp14">
+<w:numbering xmlns:wpc="http://schemas.microsoft.com/office/word/2010/wordprocessingCanvas" xmlns:cx="http://schemas.microsoft.com/office/drawing/2014/chartex" xmlns:cx1="http://schemas.microsoft.com/office/drawing/2015/9/8/chartex" xmlns:cx2="http://schemas.microsoft.com/office/drawing/2015/10/21/chartex" xmlns:cx3="http://schemas.microsoft.com/office/drawing/2016/5/9/chartex" xmlns:cx4="http://schemas.microsoft.com/office/drawing/2016/5/10/chartex" xmlns:cx5="http://schemas.microsoft.com/office/drawing/2016/5/11/chartex" xmlns:cx6="http://schemas.microsoft.com/office/drawing/2016/5/12/chartex" xmlns:cx7="http://schemas.microsoft.com/office/drawing/2016/5/13/chartex" xmlns:cx8="http://schemas.microsoft.com/office/drawing/2016/5/14/chartex" xmlns:mc="http://schemas.openxmlformats.org/markup-compatibility/2006" xmlns:aink="http://schemas.microsoft.com/office/drawing/2016/ink" xmlns:am3d="http://schemas.microsoft.com/office/drawing/2017/model3d" xmlns:o="urn:schemas-microsoft-com:office:office" xmlns:r="http://schemas.openxmlformats.org/officeDocument/2006/relationships" xmlns:m="http://schemas.openxmlformats.org/officeDocument/2006/math" xmlns:v="urn:schemas-microsoft-com:vml" xmlns:wp14="http://schemas.microsoft.com/office/word/2010/wordprocessingDrawing" xmlns:wp="http://schemas.openxmlformats.org/drawingml/2006/wordprocessingDrawing" xmlns:w10="urn:schemas-microsoft-com:office:word" xmlns:w="http://schemas.openxmlformats.org/wordprocessingml/2006/main" xmlns:w14="http://schemas.microsoft.com/office/word/2010/wordml" xmlns:w15="http://schemas.microsoft.com/office/word/2012/wordml" xmlns:w16cex="http://schemas.microsoft.com/office/word/2018/wordml/cex" xmlns:w16cid="http://schemas.microsoft.com/office/word/2016/wordml/cid" xmlns:w16="http://schemas.microsoft.com/office/word/2018/wordml" xmlns:w16sdtdh="http://schemas.microsoft.com/office/word/2020/wordml/sdtdatahash" xmlns:w16se="http://schemas.microsoft.com/office/word/2015/wordml/symex" xmlns:wpg="http://schemas.microsoft.com/office/word/2010/wordprocessingGroup" xmlns:wpi="http://schemas.microsoft.com/office/word/2010/wordprocessingInk" xmlns:wne="http://schemas.microsoft.com/office/word/2006/wordml" xmlns:wps="http://schemas.microsoft.com/office/word/2010/wordprocessingShape" mc:Ignorable="w14 w15 w16se w16cid w16 w16cex w16sdtdh wp14">
   <w:abstractNum w:abstractNumId="0" w15:restartNumberingAfterBreak="0">
     <w:nsid w:val="FFFFFF89"/>
     <w:multiLevelType w:val="singleLevel"/>
@@ -19945,112 +19605,112 @@
       </w:rPr>
     </w:lvl>
   </w:abstractNum>
-  <w:num w:numId="1" w16cid:durableId="1822772953">
+  <w:num w:numId="1">
     <w:abstractNumId w:val="0"/>
   </w:num>
-  <w:num w:numId="2" w16cid:durableId="1567178018">
+  <w:num w:numId="2">
     <w:abstractNumId w:val="9"/>
   </w:num>
-  <w:num w:numId="3" w16cid:durableId="1051152120">
+  <w:num w:numId="3">
     <w:abstractNumId w:val="24"/>
   </w:num>
-  <w:num w:numId="4" w16cid:durableId="854342706">
+  <w:num w:numId="4">
     <w:abstractNumId w:val="12"/>
   </w:num>
-  <w:num w:numId="5" w16cid:durableId="98525413">
+  <w:num w:numId="5">
     <w:abstractNumId w:val="27"/>
   </w:num>
-  <w:num w:numId="6" w16cid:durableId="1489052098">
+  <w:num w:numId="6">
     <w:abstractNumId w:val="7"/>
   </w:num>
-  <w:num w:numId="7" w16cid:durableId="1321032587">
+  <w:num w:numId="7">
     <w:abstractNumId w:val="31"/>
   </w:num>
-  <w:num w:numId="8" w16cid:durableId="959845975">
+  <w:num w:numId="8">
     <w:abstractNumId w:val="15"/>
   </w:num>
-  <w:num w:numId="9" w16cid:durableId="31460093">
+  <w:num w:numId="9">
     <w:abstractNumId w:val="8"/>
   </w:num>
-  <w:num w:numId="10" w16cid:durableId="941183658">
+  <w:num w:numId="10">
     <w:abstractNumId w:val="30"/>
   </w:num>
-  <w:num w:numId="11" w16cid:durableId="654993689">
+  <w:num w:numId="11">
     <w:abstractNumId w:val="32"/>
   </w:num>
-  <w:num w:numId="12" w16cid:durableId="492526068">
+  <w:num w:numId="12">
     <w:abstractNumId w:val="2"/>
   </w:num>
-  <w:num w:numId="13" w16cid:durableId="978850639">
+  <w:num w:numId="13">
     <w:abstractNumId w:val="13"/>
   </w:num>
-  <w:num w:numId="14" w16cid:durableId="1656180614">
+  <w:num w:numId="14">
     <w:abstractNumId w:val="20"/>
   </w:num>
-  <w:num w:numId="15" w16cid:durableId="472799831">
+  <w:num w:numId="15">
     <w:abstractNumId w:val="29"/>
   </w:num>
-  <w:num w:numId="16" w16cid:durableId="1123811573">
+  <w:num w:numId="16">
     <w:abstractNumId w:val="26"/>
   </w:num>
-  <w:num w:numId="17" w16cid:durableId="1398358127">
+  <w:num w:numId="17">
     <w:abstractNumId w:val="22"/>
   </w:num>
-  <w:num w:numId="18" w16cid:durableId="623148749">
+  <w:num w:numId="18">
     <w:abstractNumId w:val="35"/>
   </w:num>
-  <w:num w:numId="19" w16cid:durableId="1588928746">
+  <w:num w:numId="19">
     <w:abstractNumId w:val="14"/>
   </w:num>
-  <w:num w:numId="20" w16cid:durableId="259529542">
+  <w:num w:numId="20">
     <w:abstractNumId w:val="3"/>
   </w:num>
-  <w:num w:numId="21" w16cid:durableId="23530557">
+  <w:num w:numId="21">
     <w:abstractNumId w:val="4"/>
   </w:num>
-  <w:num w:numId="22" w16cid:durableId="603004558">
+  <w:num w:numId="22">
     <w:abstractNumId w:val="19"/>
   </w:num>
-  <w:num w:numId="23" w16cid:durableId="1836846483">
+  <w:num w:numId="23">
     <w:abstractNumId w:val="17"/>
   </w:num>
-  <w:num w:numId="24" w16cid:durableId="2078748947">
+  <w:num w:numId="24">
     <w:abstractNumId w:val="21"/>
   </w:num>
-  <w:num w:numId="25" w16cid:durableId="878664165">
+  <w:num w:numId="25">
     <w:abstractNumId w:val="10"/>
   </w:num>
-  <w:num w:numId="26" w16cid:durableId="1718577943">
+  <w:num w:numId="26">
     <w:abstractNumId w:val="6"/>
   </w:num>
-  <w:num w:numId="27" w16cid:durableId="1552377287">
+  <w:num w:numId="27">
     <w:abstractNumId w:val="18"/>
   </w:num>
-  <w:num w:numId="28" w16cid:durableId="1810249177">
+  <w:num w:numId="28">
     <w:abstractNumId w:val="28"/>
   </w:num>
-  <w:num w:numId="29" w16cid:durableId="2045981759">
+  <w:num w:numId="29">
     <w:abstractNumId w:val="33"/>
   </w:num>
-  <w:num w:numId="30" w16cid:durableId="716852775">
+  <w:num w:numId="30">
     <w:abstractNumId w:val="34"/>
   </w:num>
-  <w:num w:numId="31" w16cid:durableId="1531453799">
+  <w:num w:numId="31">
     <w:abstractNumId w:val="5"/>
   </w:num>
-  <w:num w:numId="32" w16cid:durableId="1146553376">
+  <w:num w:numId="32">
     <w:abstractNumId w:val="11"/>
   </w:num>
-  <w:num w:numId="33" w16cid:durableId="376782847">
+  <w:num w:numId="33">
     <w:abstractNumId w:val="16"/>
   </w:num>
-  <w:num w:numId="34" w16cid:durableId="353964447">
+  <w:num w:numId="34">
     <w:abstractNumId w:val="23"/>
   </w:num>
-  <w:num w:numId="35" w16cid:durableId="65109971">
+  <w:num w:numId="35">
     <w:abstractNumId w:val="25"/>
   </w:num>
-  <w:num w:numId="36" w16cid:durableId="2124499038">
+  <w:num w:numId="36">
     <w:abstractNumId w:val="1"/>
   </w:num>
   <w:numIdMacAtCleanup w:val="32"/>
@@ -20058,7 +19718,7 @@
 </file>
 
 <file path=word/styles.xml><?xml version="1.0" encoding="utf-8"?>
-<w:styles xmlns:mc="http://schemas.openxmlformats.org/markup-compatibility/2006" xmlns:r="http://schemas.openxmlformats.org/officeDocument/2006/relationships" xmlns:w="http://schemas.openxmlformats.org/wordprocessingml/2006/main" xmlns:w14="http://schemas.microsoft.com/office/word/2010/wordml" xmlns:w15="http://schemas.microsoft.com/office/word/2012/wordml" xmlns:w16cex="http://schemas.microsoft.com/office/word/2018/wordml/cex" xmlns:w16cid="http://schemas.microsoft.com/office/word/2016/wordml/cid" xmlns:w16="http://schemas.microsoft.com/office/word/2018/wordml" xmlns:w16du="http://schemas.microsoft.com/office/word/2023/wordml/word16du" xmlns:w16sdtdh="http://schemas.microsoft.com/office/word/2020/wordml/sdtdatahash" xmlns:w16sdtfl="http://schemas.microsoft.com/office/word/2024/wordml/sdtformatlock" xmlns:w16se="http://schemas.microsoft.com/office/word/2015/wordml/symex" mc:Ignorable="w14 w15 w16se w16cid w16 w16cex w16sdtdh w16sdtfl w16du">
+<w:styles xmlns:mc="http://schemas.openxmlformats.org/markup-compatibility/2006" xmlns:r="http://schemas.openxmlformats.org/officeDocument/2006/relationships" xmlns:w="http://schemas.openxmlformats.org/wordprocessingml/2006/main" xmlns:w14="http://schemas.microsoft.com/office/word/2010/wordml" xmlns:w15="http://schemas.microsoft.com/office/word/2012/wordml" xmlns:w16cex="http://schemas.microsoft.com/office/word/2018/wordml/cex" xmlns:w16cid="http://schemas.microsoft.com/office/word/2016/wordml/cid" xmlns:w16="http://schemas.microsoft.com/office/word/2018/wordml" xmlns:w16sdtdh="http://schemas.microsoft.com/office/word/2020/wordml/sdtdatahash" xmlns:w16se="http://schemas.microsoft.com/office/word/2015/wordml/symex" mc:Ignorable="w14 w15 w16se w16cid w16 w16cex w16sdtdh">
   <w:docDefaults>
     <w:rPrDefault>
       <w:rPr>
@@ -21432,7 +21092,7 @@
       <w14:ligatures w14:val="none"/>
     </w:rPr>
   </w:style>
-  <w:style w:type="character" w:styleId="Fuerte">
+  <w:style w:type="character" w:styleId="Textoennegrita">
     <w:name w:val="Strong"/>
     <w:basedOn w:val="Fuentedeprrafopredeter"/>
     <w:uiPriority w:val="22"/>
@@ -21853,30 +21513,47 @@
 </file>
 
 <file path=customXml/item1.xml><?xml version="1.0" encoding="utf-8"?>
-<ct:contentTypeSchema xmlns:ct="http://schemas.microsoft.com/office/2006/metadata/contentType" xmlns:ma="http://schemas.microsoft.com/office/2006/metadata/properties/metaAttributes" ct:_="" ma:_="" ma:contentTypeName="Documento" ma:contentTypeID="0x0101006A81D6BD42E8DF4C91013959704817E1" ma:contentTypeVersion="15" ma:contentTypeDescription="Crear nuevo documento." ma:contentTypeScope="" ma:versionID="bf4f72ffd194f0963ff564daca6869f7">
-  <xsd:schema xmlns:xsd="http://www.w3.org/2001/XMLSchema" xmlns:xs="http://www.w3.org/2001/XMLSchema" xmlns:p="http://schemas.microsoft.com/office/2006/metadata/properties" xmlns:ns2="13c90a0b-73bc-4dc0-be5f-28d77b615beb" xmlns:ns3="13c93bba-48ce-428c-bfe5-88b42c19b028" targetNamespace="http://schemas.microsoft.com/office/2006/metadata/properties" ma:root="true" ma:fieldsID="8718d6f4873a5b1392a45044efa78385" ns2:_="" ns3:_="">
-    <xsd:import namespace="13c90a0b-73bc-4dc0-be5f-28d77b615beb"/>
-    <xsd:import namespace="13c93bba-48ce-428c-bfe5-88b42c19b028"/>
+<p:properties xmlns:p="http://schemas.microsoft.com/office/2006/metadata/properties" xmlns:xsi="http://www.w3.org/2001/XMLSchema-instance" xmlns:pc="http://schemas.microsoft.com/office/infopath/2007/PartnerControls">
+  <documentManagement>
+    <TaxCatchAll xmlns="adccf511-daff-4bcb-9072-914cedbf4c7e" xsi:nil="true"/>
+    <lcf76f155ced4ddcb4097134ff3c332f xmlns="a70d3c18-0869-45a1-9f75-4b4b8f0f32be">
+      <Terms xmlns="http://schemas.microsoft.com/office/infopath/2007/PartnerControls"/>
+    </lcf76f155ced4ddcb4097134ff3c332f>
+  </documentManagement>
+</p:properties>
+</file>
+
+<file path=customXml/item2.xml><?xml version="1.0" encoding="utf-8"?>
+<?mso-contentType ?>
+<FormTemplates xmlns="http://schemas.microsoft.com/sharepoint/v3/contenttype/forms">
+  <Display>DocumentLibraryForm</Display>
+  <Edit>DocumentLibraryForm</Edit>
+  <New>DocumentLibraryForm</New>
+</FormTemplates>
+</file>
+
+<file path=customXml/item3.xml><?xml version="1.0" encoding="utf-8"?>
+<ct:contentTypeSchema xmlns:ct="http://schemas.microsoft.com/office/2006/metadata/contentType" xmlns:ma="http://schemas.microsoft.com/office/2006/metadata/properties/metaAttributes" ct:_="" ma:_="" ma:contentTypeName="Documento" ma:contentTypeID="0x010100FC2B1768DD5A774EB396CCAB0DE361C1" ma:contentTypeVersion="12" ma:contentTypeDescription="Crear nuevo documento." ma:contentTypeScope="" ma:versionID="d4a546b22d2924edabf51241cf3422b8">
+  <xsd:schema xmlns:xsd="http://www.w3.org/2001/XMLSchema" xmlns:xs="http://www.w3.org/2001/XMLSchema" xmlns:p="http://schemas.microsoft.com/office/2006/metadata/properties" xmlns:ns2="a70d3c18-0869-45a1-9f75-4b4b8f0f32be" xmlns:ns3="adccf511-daff-4bcb-9072-914cedbf4c7e" targetNamespace="http://schemas.microsoft.com/office/2006/metadata/properties" ma:root="true" ma:fieldsID="e29002b2d9ca820e89c57fc59ec70c79" ns2:_="" ns3:_="">
+    <xsd:import namespace="a70d3c18-0869-45a1-9f75-4b4b8f0f32be"/>
+    <xsd:import namespace="adccf511-daff-4bcb-9072-914cedbf4c7e"/>
     <xsd:element name="properties">
       <xsd:complexType>
         <xsd:sequence>
           <xsd:element name="documentManagement">
             <xsd:complexType>
               <xsd:all>
-                <xsd:element ref="ns2:SharedWithUsers" minOccurs="0"/>
-                <xsd:element ref="ns2:SharedWithDetails" minOccurs="0"/>
-                <xsd:element ref="ns3:MediaServiceMetadata" minOccurs="0"/>
-                <xsd:element ref="ns3:MediaServiceFastMetadata" minOccurs="0"/>
-                <xsd:element ref="ns3:MediaServiceSearchProperties" minOccurs="0"/>
-                <xsd:element ref="ns3:MediaServiceObjectDetectorVersions" minOccurs="0"/>
-                <xsd:element ref="ns3:MediaServiceDateTaken" minOccurs="0"/>
-                <xsd:element ref="ns3:MediaServiceGenerationTime" minOccurs="0"/>
-                <xsd:element ref="ns3:MediaServiceEventHashCode" minOccurs="0"/>
-                <xsd:element ref="ns3:MediaLengthInSeconds" minOccurs="0"/>
-                <xsd:element ref="ns3:lcf76f155ced4ddcb4097134ff3c332f" minOccurs="0"/>
-                <xsd:element ref="ns2:TaxCatchAll" minOccurs="0"/>
-                <xsd:element ref="ns3:MediaServiceOCR" minOccurs="0"/>
-                <xsd:element ref="ns3:MediaServiceLocation" minOccurs="0"/>
+                <xsd:element ref="ns2:MediaServiceMetadata" minOccurs="0"/>
+                <xsd:element ref="ns2:MediaServiceFastMetadata" minOccurs="0"/>
+                <xsd:element ref="ns2:MediaServiceSearchProperties" minOccurs="0"/>
+                <xsd:element ref="ns2:MediaServiceDateTaken" minOccurs="0"/>
+                <xsd:element ref="ns2:MediaServiceGenerationTime" minOccurs="0"/>
+                <xsd:element ref="ns2:MediaServiceEventHashCode" minOccurs="0"/>
+                <xsd:element ref="ns2:MediaLengthInSeconds" minOccurs="0"/>
+                <xsd:element ref="ns2:lcf76f155ced4ddcb4097134ff3c332f" minOccurs="0"/>
+                <xsd:element ref="ns3:TaxCatchAll" minOccurs="0"/>
+                <xsd:element ref="ns2:MediaServiceOCR" minOccurs="0"/>
+                <xsd:element ref="ns2:MediaServiceBillingMetadata" minOccurs="0"/>
               </xsd:all>
             </xsd:complexType>
           </xsd:element>
@@ -21884,36 +21561,68 @@
       </xsd:complexType>
     </xsd:element>
   </xsd:schema>
-  <xsd:schema xmlns:xsd="http://www.w3.org/2001/XMLSchema" xmlns:xs="http://www.w3.org/2001/XMLSchema" xmlns:dms="http://schemas.microsoft.com/office/2006/documentManagement/types" xmlns:pc="http://schemas.microsoft.com/office/infopath/2007/PartnerControls" targetNamespace="13c90a0b-73bc-4dc0-be5f-28d77b615beb" elementFormDefault="qualified">
+  <xsd:schema xmlns:xsd="http://www.w3.org/2001/XMLSchema" xmlns:xs="http://www.w3.org/2001/XMLSchema" xmlns:dms="http://schemas.microsoft.com/office/2006/documentManagement/types" xmlns:pc="http://schemas.microsoft.com/office/infopath/2007/PartnerControls" targetNamespace="a70d3c18-0869-45a1-9f75-4b4b8f0f32be" elementFormDefault="qualified">
     <xsd:import namespace="http://schemas.microsoft.com/office/2006/documentManagement/types"/>
     <xsd:import namespace="http://schemas.microsoft.com/office/infopath/2007/PartnerControls"/>
-    <xsd:element name="SharedWithUsers" ma:index="8" nillable="true" ma:displayName="Compartido con" ma:internalName="SharedWithUsers" ma:readOnly="true">
+    <xsd:element name="MediaServiceMetadata" ma:index="8" nillable="true" ma:displayName="MediaServiceMetadata" ma:hidden="true" ma:internalName="MediaServiceMetadata" ma:readOnly="true">
+      <xsd:simpleType>
+        <xsd:restriction base="dms:Note"/>
+      </xsd:simpleType>
+    </xsd:element>
+    <xsd:element name="MediaServiceFastMetadata" ma:index="9" nillable="true" ma:displayName="MediaServiceFastMetadata" ma:hidden="true" ma:internalName="MediaServiceFastMetadata" ma:readOnly="true">
+      <xsd:simpleType>
+        <xsd:restriction base="dms:Note"/>
+      </xsd:simpleType>
+    </xsd:element>
+    <xsd:element name="MediaServiceSearchProperties" ma:index="10" nillable="true" ma:displayName="MediaServiceSearchProperties" ma:hidden="true" ma:internalName="MediaServiceSearchProperties" ma:readOnly="true">
+      <xsd:simpleType>
+        <xsd:restriction base="dms:Note"/>
+      </xsd:simpleType>
+    </xsd:element>
+    <xsd:element name="MediaServiceDateTaken" ma:index="11" nillable="true" ma:displayName="MediaServiceDateTaken" ma:hidden="true" ma:indexed="true" ma:internalName="MediaServiceDateTaken" ma:readOnly="true">
+      <xsd:simpleType>
+        <xsd:restriction base="dms:Text"/>
+      </xsd:simpleType>
+    </xsd:element>
+    <xsd:element name="MediaServiceGenerationTime" ma:index="12" nillable="true" ma:displayName="MediaServiceGenerationTime" ma:hidden="true" ma:internalName="MediaServiceGenerationTime" ma:readOnly="true">
+      <xsd:simpleType>
+        <xsd:restriction base="dms:Text"/>
+      </xsd:simpleType>
+    </xsd:element>
+    <xsd:element name="MediaServiceEventHashCode" ma:index="13" nillable="true" ma:displayName="MediaServiceEventHashCode" ma:hidden="true" ma:internalName="MediaServiceEventHashCode" ma:readOnly="true">
+      <xsd:simpleType>
+        <xsd:restriction base="dms:Text"/>
+      </xsd:simpleType>
+    </xsd:element>
+    <xsd:element name="MediaLengthInSeconds" ma:index="14" nillable="true" ma:displayName="MediaLengthInSeconds" ma:hidden="true" ma:internalName="MediaLengthInSeconds" ma:readOnly="true">
+      <xsd:simpleType>
+        <xsd:restriction base="dms:Unknown"/>
+      </xsd:simpleType>
+    </xsd:element>
+    <xsd:element name="lcf76f155ced4ddcb4097134ff3c332f" ma:index="16" nillable="true" ma:taxonomy="true" ma:internalName="lcf76f155ced4ddcb4097134ff3c332f" ma:taxonomyFieldName="MediaServiceImageTags" ma:displayName="Etiquetas de imagen" ma:readOnly="false" ma:fieldId="{5cf76f15-5ced-4ddc-b409-7134ff3c332f}" ma:taxonomyMulti="true" ma:sspId="d33c8c81-5745-4931-bcc4-c2aeafe86780" ma:termSetId="09814cd3-568e-fe90-9814-8d621ff8fb84" ma:anchorId="fba54fb3-c3e1-fe81-a776-ca4b69148c4d" ma:open="true" ma:isKeyword="false">
       <xsd:complexType>
-        <xsd:complexContent>
-          <xsd:extension base="dms:UserMulti">
-            <xsd:sequence>
-              <xsd:element name="UserInfo" minOccurs="0" maxOccurs="unbounded">
-                <xsd:complexType>
-                  <xsd:sequence>
-                    <xsd:element name="DisplayName" type="xsd:string" minOccurs="0"/>
-                    <xsd:element name="AccountId" type="dms:UserId" minOccurs="0" nillable="true"/>
-                    <xsd:element name="AccountType" type="xsd:string" minOccurs="0"/>
-                  </xsd:sequence>
-                </xsd:complexType>
-              </xsd:element>
-            </xsd:sequence>
-          </xsd:extension>
-        </xsd:complexContent>
+        <xsd:sequence>
+          <xsd:element ref="pc:Terms" minOccurs="0" maxOccurs="1"/>
+        </xsd:sequence>
       </xsd:complexType>
     </xsd:element>
-    <xsd:element name="SharedWithDetails" ma:index="9" nillable="true" ma:displayName="Detalles de uso compartido" ma:internalName="SharedWithDetails" ma:readOnly="true">
+    <xsd:element name="MediaServiceOCR" ma:index="18" nillable="true" ma:displayName="Extracted Text" ma:internalName="MediaServiceOCR" ma:readOnly="true">
       <xsd:simpleType>
         <xsd:restriction base="dms:Note">
           <xsd:maxLength value="255"/>
         </xsd:restriction>
       </xsd:simpleType>
     </xsd:element>
-    <xsd:element name="TaxCatchAll" ma:index="20" nillable="true" ma:displayName="Taxonomy Catch All Column" ma:hidden="true" ma:list="{a42ca037-5d13-4729-aeec-4237f141d2d6}" ma:internalName="TaxCatchAll" ma:showField="CatchAllData" ma:web="13c90a0b-73bc-4dc0-be5f-28d77b615beb">
+    <xsd:element name="MediaServiceBillingMetadata" ma:index="19" nillable="true" ma:displayName="MediaServiceBillingMetadata" ma:hidden="true" ma:internalName="MediaServiceBillingMetadata" ma:readOnly="true">
+      <xsd:simpleType>
+        <xsd:restriction base="dms:Note"/>
+      </xsd:simpleType>
+    </xsd:element>
+  </xsd:schema>
+  <xsd:schema xmlns:xsd="http://www.w3.org/2001/XMLSchema" xmlns:xs="http://www.w3.org/2001/XMLSchema" xmlns:dms="http://schemas.microsoft.com/office/2006/documentManagement/types" xmlns:pc="http://schemas.microsoft.com/office/infopath/2007/PartnerControls" targetNamespace="adccf511-daff-4bcb-9072-914cedbf4c7e" elementFormDefault="qualified">
+    <xsd:import namespace="http://schemas.microsoft.com/office/2006/documentManagement/types"/>
+    <xsd:import namespace="http://schemas.microsoft.com/office/infopath/2007/PartnerControls"/>
+    <xsd:element name="TaxCatchAll" ma:index="17" nillable="true" ma:displayName="Taxonomy Catch All Column" ma:hidden="true" ma:list="{d55fdbc5-1632-489d-aeea-ba6fd7407963}" ma:internalName="TaxCatchAll" ma:showField="CatchAllData" ma:web="adccf511-daff-4bcb-9072-914cedbf4c7e">
       <xsd:complexType>
         <xsd:complexContent>
           <xsd:extension base="dms:MultiChoiceLookup">
@@ -21923,69 +21632,6 @@
           </xsd:extension>
         </xsd:complexContent>
       </xsd:complexType>
-    </xsd:element>
-  </xsd:schema>
-  <xsd:schema xmlns:xsd="http://www.w3.org/2001/XMLSchema" xmlns:xs="http://www.w3.org/2001/XMLSchema" xmlns:dms="http://schemas.microsoft.com/office/2006/documentManagement/types" xmlns:pc="http://schemas.microsoft.com/office/infopath/2007/PartnerControls" targetNamespace="13c93bba-48ce-428c-bfe5-88b42c19b028" elementFormDefault="qualified">
-    <xsd:import namespace="http://schemas.microsoft.com/office/2006/documentManagement/types"/>
-    <xsd:import namespace="http://schemas.microsoft.com/office/infopath/2007/PartnerControls"/>
-    <xsd:element name="MediaServiceMetadata" ma:index="10" nillable="true" ma:displayName="MediaServiceMetadata" ma:hidden="true" ma:internalName="MediaServiceMetadata" ma:readOnly="true">
-      <xsd:simpleType>
-        <xsd:restriction base="dms:Note"/>
-      </xsd:simpleType>
-    </xsd:element>
-    <xsd:element name="MediaServiceFastMetadata" ma:index="11" nillable="true" ma:displayName="MediaServiceFastMetadata" ma:hidden="true" ma:internalName="MediaServiceFastMetadata" ma:readOnly="true">
-      <xsd:simpleType>
-        <xsd:restriction base="dms:Note"/>
-      </xsd:simpleType>
-    </xsd:element>
-    <xsd:element name="MediaServiceSearchProperties" ma:index="12" nillable="true" ma:displayName="MediaServiceSearchProperties" ma:hidden="true" ma:internalName="MediaServiceSearchProperties" ma:readOnly="true">
-      <xsd:simpleType>
-        <xsd:restriction base="dms:Note"/>
-      </xsd:simpleType>
-    </xsd:element>
-    <xsd:element name="MediaServiceObjectDetectorVersions" ma:index="13" nillable="true" ma:displayName="MediaServiceObjectDetectorVersions" ma:hidden="true" ma:indexed="true" ma:internalName="MediaServiceObjectDetectorVersions" ma:readOnly="true">
-      <xsd:simpleType>
-        <xsd:restriction base="dms:Text"/>
-      </xsd:simpleType>
-    </xsd:element>
-    <xsd:element name="MediaServiceDateTaken" ma:index="14" nillable="true" ma:displayName="MediaServiceDateTaken" ma:hidden="true" ma:indexed="true" ma:internalName="MediaServiceDateTaken" ma:readOnly="true">
-      <xsd:simpleType>
-        <xsd:restriction base="dms:Text"/>
-      </xsd:simpleType>
-    </xsd:element>
-    <xsd:element name="MediaServiceGenerationTime" ma:index="15" nillable="true" ma:displayName="MediaServiceGenerationTime" ma:hidden="true" ma:internalName="MediaServiceGenerationTime" ma:readOnly="true">
-      <xsd:simpleType>
-        <xsd:restriction base="dms:Text"/>
-      </xsd:simpleType>
-    </xsd:element>
-    <xsd:element name="MediaServiceEventHashCode" ma:index="16" nillable="true" ma:displayName="MediaServiceEventHashCode" ma:hidden="true" ma:internalName="MediaServiceEventHashCode" ma:readOnly="true">
-      <xsd:simpleType>
-        <xsd:restriction base="dms:Text"/>
-      </xsd:simpleType>
-    </xsd:element>
-    <xsd:element name="MediaLengthInSeconds" ma:index="17" nillable="true" ma:displayName="MediaLengthInSeconds" ma:hidden="true" ma:internalName="MediaLengthInSeconds" ma:readOnly="true">
-      <xsd:simpleType>
-        <xsd:restriction base="dms:Unknown"/>
-      </xsd:simpleType>
-    </xsd:element>
-    <xsd:element name="lcf76f155ced4ddcb4097134ff3c332f" ma:index="19" nillable="true" ma:taxonomy="true" ma:internalName="lcf76f155ced4ddcb4097134ff3c332f" ma:taxonomyFieldName="MediaServiceImageTags" ma:displayName="Etiquetas de imagen" ma:readOnly="false" ma:fieldId="{5cf76f15-5ced-4ddc-b409-7134ff3c332f}" ma:taxonomyMulti="true" ma:sspId="d33c8c81-5745-4931-bcc4-c2aeafe86780" ma:termSetId="09814cd3-568e-fe90-9814-8d621ff8fb84" ma:anchorId="fba54fb3-c3e1-fe81-a776-ca4b69148c4d" ma:open="true" ma:isKeyword="false">
-      <xsd:complexType>
-        <xsd:sequence>
-          <xsd:element ref="pc:Terms" minOccurs="0" maxOccurs="1"/>
-        </xsd:sequence>
-      </xsd:complexType>
-    </xsd:element>
-    <xsd:element name="MediaServiceOCR" ma:index="21" nillable="true" ma:displayName="Extracted Text" ma:internalName="MediaServiceOCR" ma:readOnly="true">
-      <xsd:simpleType>
-        <xsd:restriction base="dms:Note">
-          <xsd:maxLength value="255"/>
-        </xsd:restriction>
-      </xsd:simpleType>
-    </xsd:element>
-    <xsd:element name="MediaServiceLocation" ma:index="22" nillable="true" ma:displayName="Location" ma:description="" ma:indexed="true" ma:internalName="MediaServiceLocation" ma:readOnly="true">
-      <xsd:simpleType>
-        <xsd:restriction base="dms:Text"/>
-      </xsd:simpleType>
     </xsd:element>
   </xsd:schema>
   <xsd:schema xmlns="http://schemas.openxmlformats.org/package/2006/metadata/core-properties" xmlns:xsd="http://www.w3.org/2001/XMLSchema" xmlns:xsi="http://www.w3.org/2001/XMLSchema-instance" xmlns:dc="http://purl.org/dc/elements/1.1/" xmlns:dcterms="http://purl.org/dc/terms/" xmlns:odoc="http://schemas.microsoft.com/internal/obd" targetNamespace="http://schemas.openxmlformats.org/package/2006/metadata/core-properties" elementFormDefault="qualified" attributeFormDefault="unqualified" blockDefault="#all">
@@ -22085,26 +21731,6 @@
     <xs:element name="TermId" type="xs:string"/>
   </xs:schema>
 </ct:contentTypeSchema>
-</file>
-
-<file path=customXml/item2.xml><?xml version="1.0" encoding="utf-8"?>
-<?mso-contentType ?>
-<FormTemplates xmlns="http://schemas.microsoft.com/sharepoint/v3/contenttype/forms">
-  <Display>DocumentLibraryForm</Display>
-  <Edit>DocumentLibraryForm</Edit>
-  <New>DocumentLibraryForm</New>
-</FormTemplates>
-</file>
-
-<file path=customXml/item3.xml><?xml version="1.0" encoding="utf-8"?>
-<p:properties xmlns:p="http://schemas.microsoft.com/office/2006/metadata/properties" xmlns:xsi="http://www.w3.org/2001/XMLSchema-instance" xmlns:pc="http://schemas.microsoft.com/office/infopath/2007/PartnerControls">
-  <documentManagement>
-    <TaxCatchAll xmlns="13c90a0b-73bc-4dc0-be5f-28d77b615beb" xsi:nil="true"/>
-    <lcf76f155ced4ddcb4097134ff3c332f xmlns="13c93bba-48ce-428c-bfe5-88b42c19b028">
-      <Terms xmlns="http://schemas.microsoft.com/office/infopath/2007/PartnerControls"/>
-    </lcf76f155ced4ddcb4097134ff3c332f>
-  </documentManagement>
-</p:properties>
 </file>
 
 <file path=customXml/item4.xml><?xml version="1.0" encoding="utf-8"?>
@@ -22619,20 +22245,12 @@
 </file>
 
 <file path=customXml/itemProps1.xml><?xml version="1.0" encoding="utf-8"?>
-<ds:datastoreItem xmlns:ds="http://schemas.openxmlformats.org/officeDocument/2006/customXml" ds:itemID="{12F3FDE9-46D9-4D86-8454-4E2E4A56C921}">
+<ds:datastoreItem xmlns:ds="http://schemas.openxmlformats.org/officeDocument/2006/customXml" ds:itemID="{1145D752-ACC1-45E1-AB53-0C756F67FC7F}">
   <ds:schemaRefs>
-    <ds:schemaRef ds:uri="http://schemas.microsoft.com/office/2006/metadata/contentType"/>
-    <ds:schemaRef ds:uri="http://schemas.microsoft.com/office/2006/metadata/properties/metaAttributes"/>
-    <ds:schemaRef ds:uri="http://www.w3.org/2001/XMLSchema"/>
     <ds:schemaRef ds:uri="http://schemas.microsoft.com/office/2006/metadata/properties"/>
-    <ds:schemaRef ds:uri="13c90a0b-73bc-4dc0-be5f-28d77b615beb"/>
-    <ds:schemaRef ds:uri="13c93bba-48ce-428c-bfe5-88b42c19b028"/>
-    <ds:schemaRef ds:uri="http://schemas.microsoft.com/office/2006/documentManagement/types"/>
     <ds:schemaRef ds:uri="http://schemas.microsoft.com/office/infopath/2007/PartnerControls"/>
-    <ds:schemaRef ds:uri="http://schemas.openxmlformats.org/package/2006/metadata/core-properties"/>
-    <ds:schemaRef ds:uri="http://purl.org/dc/elements/1.1/"/>
-    <ds:schemaRef ds:uri="http://purl.org/dc/terms/"/>
-    <ds:schemaRef ds:uri="http://schemas.microsoft.com/internal/obd"/>
+    <ds:schemaRef ds:uri="adccf511-daff-4bcb-9072-914cedbf4c7e"/>
+    <ds:schemaRef ds:uri="a70d3c18-0869-45a1-9f75-4b4b8f0f32be"/>
   </ds:schemaRefs>
 </ds:datastoreItem>
 </file>
@@ -22646,12 +22264,20 @@
 </file>
 
 <file path=customXml/itemProps3.xml><?xml version="1.0" encoding="utf-8"?>
-<ds:datastoreItem xmlns:ds="http://schemas.openxmlformats.org/officeDocument/2006/customXml" ds:itemID="{1145D752-ACC1-45E1-AB53-0C756F67FC7F}">
+<ds:datastoreItem xmlns:ds="http://schemas.openxmlformats.org/officeDocument/2006/customXml" ds:itemID="{996434B9-CC1E-4468-A086-AA07C2AF1350}">
   <ds:schemaRefs>
+    <ds:schemaRef ds:uri="http://schemas.microsoft.com/office/2006/metadata/contentType"/>
+    <ds:schemaRef ds:uri="http://schemas.microsoft.com/office/2006/metadata/properties/metaAttributes"/>
+    <ds:schemaRef ds:uri="http://www.w3.org/2001/XMLSchema"/>
     <ds:schemaRef ds:uri="http://schemas.microsoft.com/office/2006/metadata/properties"/>
+    <ds:schemaRef ds:uri="a70d3c18-0869-45a1-9f75-4b4b8f0f32be"/>
+    <ds:schemaRef ds:uri="adccf511-daff-4bcb-9072-914cedbf4c7e"/>
+    <ds:schemaRef ds:uri="http://schemas.microsoft.com/office/2006/documentManagement/types"/>
     <ds:schemaRef ds:uri="http://schemas.microsoft.com/office/infopath/2007/PartnerControls"/>
-    <ds:schemaRef ds:uri="13c90a0b-73bc-4dc0-be5f-28d77b615beb"/>
-    <ds:schemaRef ds:uri="13c93bba-48ce-428c-bfe5-88b42c19b028"/>
+    <ds:schemaRef ds:uri="http://schemas.openxmlformats.org/package/2006/metadata/core-properties"/>
+    <ds:schemaRef ds:uri="http://purl.org/dc/elements/1.1/"/>
+    <ds:schemaRef ds:uri="http://purl.org/dc/terms/"/>
+    <ds:schemaRef ds:uri="http://schemas.microsoft.com/internal/obd"/>
   </ds:schemaRefs>
 </ds:datastoreItem>
 </file>

--- a/fuentes/CFA2_66210001_DU.docx
+++ b/fuentes/CFA2_66210001_DU.docx
@@ -190,7 +190,21 @@
                               <w:rPr>
                                 <w:rStyle w:val="Extranjerismo"/>
                               </w:rPr>
-                              <w:t>Mise en place</w:t>
+                              <w:t xml:space="preserve">Mise </w:t>
+                            </w:r>
+                            <w:proofErr w:type="spellStart"/>
+                            <w:r>
+                              <w:rPr>
+                                <w:rStyle w:val="Extranjerismo"/>
+                              </w:rPr>
+                              <w:t>en</w:t>
+                            </w:r>
+                            <w:proofErr w:type="spellEnd"/>
+                            <w:r>
+                              <w:rPr>
+                                <w:rStyle w:val="Extranjerismo"/>
+                              </w:rPr>
+                              <w:t xml:space="preserve"> place</w:t>
                             </w:r>
                             <w:r>
                               <w:rPr>
@@ -237,7 +251,21 @@
                         <w:rPr>
                           <w:rStyle w:val="Extranjerismo"/>
                         </w:rPr>
-                        <w:t>Mise en place</w:t>
+                        <w:t xml:space="preserve">Mise </w:t>
+                      </w:r>
+                      <w:proofErr w:type="spellStart"/>
+                      <w:r>
+                        <w:rPr>
+                          <w:rStyle w:val="Extranjerismo"/>
+                        </w:rPr>
+                        <w:t>en</w:t>
+                      </w:r>
+                      <w:proofErr w:type="spellEnd"/>
+                      <w:r>
+                        <w:rPr>
+                          <w:rStyle w:val="Extranjerismo"/>
+                        </w:rPr>
+                        <w:t xml:space="preserve"> place</w:t>
                       </w:r>
                       <w:r>
                         <w:rPr>
@@ -465,7 +493,21 @@
         <w:rPr>
           <w:rStyle w:val="Extranjerismo"/>
         </w:rPr>
-        <w:t>mise en place</w:t>
+        <w:t xml:space="preserve">mise </w:t>
+      </w:r>
+      <w:proofErr w:type="spellStart"/>
+      <w:r>
+        <w:rPr>
+          <w:rStyle w:val="Extranjerismo"/>
+        </w:rPr>
+        <w:t>en</w:t>
+      </w:r>
+      <w:proofErr w:type="spellEnd"/>
+      <w:r>
+        <w:rPr>
+          <w:rStyle w:val="Extranjerismo"/>
+        </w:rPr>
+        <w:t xml:space="preserve"> place</w:t>
       </w:r>
       <w:r>
         <w:rPr>
@@ -1004,10 +1046,7 @@
             </w:r>
             <w:r>
               <w:rPr>
-                <w:rStyle w:val="Hipervnculo"/>
-                <w:noProof/>
-                <w:spacing w:val="20"/>
-                <w:lang w:val="en-US"/>
+                <w:rStyle w:val="Extranjerismo"/>
               </w:rPr>
               <w:t>mise en place</w:t>
             </w:r>
@@ -2172,14 +2211,25 @@
                 <w:rStyle w:val="Hipervnculo"/>
                 <w:noProof/>
               </w:rPr>
-              <w:t xml:space="preserve">Principios y aplicación del </w:t>
+              <w:t>Principios y ap</w:t>
             </w:r>
             <w:r>
               <w:rPr>
                 <w:rStyle w:val="Hipervnculo"/>
                 <w:noProof/>
-                <w:spacing w:val="20"/>
-                <w:lang w:val="en-US"/>
+              </w:rPr>
+              <w:t>l</w:t>
+            </w:r>
+            <w:r>
+              <w:rPr>
+                <w:rStyle w:val="Hipervnculo"/>
+                <w:noProof/>
+              </w:rPr>
+              <w:t xml:space="preserve">icación del </w:t>
+            </w:r>
+            <w:r>
+              <w:rPr>
+                <w:rStyle w:val="Extranjerismo"/>
               </w:rPr>
               <w:t>mise en place</w:t>
             </w:r>
@@ -2280,10 +2330,7 @@
             </w:r>
             <w:r>
               <w:rPr>
-                <w:rStyle w:val="Hipervnculo"/>
-                <w:noProof/>
-                <w:spacing w:val="20"/>
-                <w:lang w:val="en-US"/>
+                <w:rStyle w:val="Extranjerismo"/>
               </w:rPr>
               <w:t>mise en place</w:t>
             </w:r>
@@ -2909,9 +2956,7 @@
             </w:r>
             <w:r>
               <w:rPr>
-                <w:rStyle w:val="Hipervnculo"/>
-                <w:noProof/>
-                <w:spacing w:val="20"/>
+                <w:rStyle w:val="Extranjerismo"/>
               </w:rPr>
               <w:t>mise en place</w:t>
             </w:r>
@@ -3401,7 +3446,21 @@
         <w:rPr>
           <w:rStyle w:val="Extranjerismo"/>
         </w:rPr>
-        <w:t>mise en place</w:t>
+        <w:t xml:space="preserve">mise </w:t>
+      </w:r>
+      <w:proofErr w:type="spellStart"/>
+      <w:r>
+        <w:rPr>
+          <w:rStyle w:val="Extranjerismo"/>
+        </w:rPr>
+        <w:t>en</w:t>
+      </w:r>
+      <w:proofErr w:type="spellEnd"/>
+      <w:r>
+        <w:rPr>
+          <w:rStyle w:val="Extranjerismo"/>
+        </w:rPr>
+        <w:t xml:space="preserve"> place</w:t>
       </w:r>
       <w:r>
         <w:t xml:space="preserve"> como sistema de eficiencia, para culminar con la aplicación del protocolo y la organización de eventos. El objetivo es formar un profesional capaz no solo de ejecutar con técnica los sabores de la tradición, sino de planificar su trabajo con método y de servir con la distinción que la alta gastronomía exige</w:t>
@@ -3503,12 +3562,14 @@
         </w:rPr>
         <w:t xml:space="preserve">en un restaurante caribeño no sólo diría coco rallado, sino especificará 400 g de coco fresco rallado, prensado para obtener 200 ml de leche de primera y 100 g de </w:t>
       </w:r>
+      <w:proofErr w:type="spellStart"/>
       <w:r>
         <w:rPr>
           <w:rStyle w:val="Extranjerismo"/>
         </w:rPr>
         <w:t>titoté</w:t>
       </w:r>
+      <w:proofErr w:type="spellEnd"/>
       <w:r>
         <w:rPr>
           <w:lang w:val="es-419" w:eastAsia="es-CO"/>
@@ -3585,8 +3646,16 @@
         <w:rPr>
           <w:lang w:val="es-419" w:eastAsia="es-CO"/>
         </w:rPr>
-        <w:t>: corte en dados de 1-2 mm.</w:t>
-      </w:r>
+        <w:t xml:space="preserve">: corte en dados de 1-2 </w:t>
+      </w:r>
+      <w:proofErr w:type="spellStart"/>
+      <w:r>
+        <w:rPr>
+          <w:lang w:val="es-419" w:eastAsia="es-CO"/>
+        </w:rPr>
+        <w:t>mm.</w:t>
+      </w:r>
+      <w:proofErr w:type="spellEnd"/>
     </w:p>
     <w:p>
       <w:pPr>
@@ -3625,6 +3694,7 @@
           <w:lang w:val="es-419" w:eastAsia="es-CO"/>
         </w:rPr>
       </w:pPr>
+      <w:proofErr w:type="spellStart"/>
       <w:r>
         <w:rPr>
           <w:rStyle w:val="Extranjerismo"/>
@@ -3632,7 +3702,17 @@
           <w:bCs/>
           <w:lang w:val="es-419" w:eastAsia="es-CO"/>
         </w:rPr>
-        <w:t>Chiffonade:</w:t>
+        <w:t>Chiffonade</w:t>
+      </w:r>
+      <w:proofErr w:type="spellEnd"/>
+      <w:r>
+        <w:rPr>
+          <w:rStyle w:val="Extranjerismo"/>
+          <w:b/>
+          <w:bCs/>
+          <w:lang w:val="es-419" w:eastAsia="es-CO"/>
+        </w:rPr>
+        <w:t>:</w:t>
       </w:r>
       <w:r>
         <w:rPr>
@@ -3801,7 +3881,21 @@
         <w:rPr>
           <w:rStyle w:val="Extranjerismo"/>
         </w:rPr>
-        <w:t>mise en place</w:t>
+        <w:t xml:space="preserve">mise </w:t>
+      </w:r>
+      <w:proofErr w:type="spellStart"/>
+      <w:r>
+        <w:rPr>
+          <w:rStyle w:val="Extranjerismo"/>
+        </w:rPr>
+        <w:t>en</w:t>
+      </w:r>
+      <w:proofErr w:type="spellEnd"/>
+      <w:r>
+        <w:rPr>
+          <w:rStyle w:val="Extranjerismo"/>
+        </w:rPr>
+        <w:t xml:space="preserve"> place</w:t>
       </w:r>
       <w:r>
         <w:t xml:space="preserve"> a la presentación</w:t>
@@ -3835,7 +3929,21 @@
         <w:rPr>
           <w:rStyle w:val="Extranjerismo"/>
         </w:rPr>
-        <w:t>mise en place</w:t>
+        <w:t xml:space="preserve">mise </w:t>
+      </w:r>
+      <w:proofErr w:type="spellStart"/>
+      <w:r>
+        <w:rPr>
+          <w:rStyle w:val="Extranjerismo"/>
+        </w:rPr>
+        <w:t>en</w:t>
+      </w:r>
+      <w:proofErr w:type="spellEnd"/>
+      <w:r>
+        <w:rPr>
+          <w:rStyle w:val="Extranjerismo"/>
+        </w:rPr>
+        <w:t xml:space="preserve"> place</w:t>
       </w:r>
       <w:r>
         <w:t xml:space="preserve"> a la presentación</w:t>
@@ -4978,12 +5086,21 @@
                 <w:sz w:val="20"/>
               </w:rPr>
             </w:pPr>
+            <w:proofErr w:type="gramStart"/>
             <w:r>
               <w:rPr>
                 <w:rFonts w:asciiTheme="minorHAnsi" w:hAnsiTheme="minorHAnsi" w:cstheme="minorHAnsi"/>
                 <w:sz w:val="20"/>
               </w:rPr>
-              <w:t>Total costo.</w:t>
+              <w:t>Total</w:t>
+            </w:r>
+            <w:proofErr w:type="gramEnd"/>
+            <w:r>
+              <w:rPr>
+                <w:rFonts w:asciiTheme="minorHAnsi" w:hAnsiTheme="minorHAnsi" w:cstheme="minorHAnsi"/>
+                <w:sz w:val="20"/>
+              </w:rPr>
+              <w:t xml:space="preserve"> costo.</w:t>
             </w:r>
           </w:p>
         </w:tc>
@@ -5353,7 +5470,15 @@
       <w:bookmarkStart w:id="6" w:name="_Toc226191585"/>
       <w:r>
         <w:lastRenderedPageBreak/>
-        <w:t>Técnicas de corte y pre-preparación en la cocina colombiana</w:t>
+        <w:t xml:space="preserve">Técnicas de corte y </w:t>
+      </w:r>
+      <w:proofErr w:type="spellStart"/>
+      <w:r>
+        <w:t>pre-preparación</w:t>
+      </w:r>
+      <w:proofErr w:type="spellEnd"/>
+      <w:r>
+        <w:t xml:space="preserve"> en la cocina colombiana</w:t>
       </w:r>
       <w:bookmarkEnd w:id="6"/>
     </w:p>
@@ -5380,7 +5505,21 @@
         <w:rPr>
           <w:lang w:val="es-419" w:eastAsia="es-CO"/>
         </w:rPr>
-        <w:t>Este capítulo se sumerge en el arte y la ciencia de la pre-preparación, sentando las bases para manipular correctamente la vasta gama de ingredientes que componen la despensa colombiana. Desde los vegetales que dan color y textura a nuestros guisos, hasta las proteínas que los protagonizan, cada corte tiene un propósito funcional y estético. Comprender y ejecutar estas técnicas con precisión no solo eleva la calidad del plato final, sino que es el primer escalón hacia la eficiencia y seguridad en la cocina, garantizando que cada ingrediente esté en las mejores condiciones para recibir la acción del calor.</w:t>
+        <w:t xml:space="preserve">Este capítulo se sumerge en el arte y la ciencia de la </w:t>
+      </w:r>
+      <w:proofErr w:type="spellStart"/>
+      <w:r>
+        <w:rPr>
+          <w:lang w:val="es-419" w:eastAsia="es-CO"/>
+        </w:rPr>
+        <w:t>pre-preparación</w:t>
+      </w:r>
+      <w:proofErr w:type="spellEnd"/>
+      <w:r>
+        <w:rPr>
+          <w:lang w:val="es-419" w:eastAsia="es-CO"/>
+        </w:rPr>
+        <w:t>, sentando las bases para manipular correctamente la vasta gama de ingredientes que componen la despensa colombiana. Desde los vegetales que dan color y textura a nuestros guisos, hasta las proteínas que los protagonizan, cada corte tiene un propósito funcional y estético. Comprender y ejecutar estas técnicas con precisión no solo eleva la calidad del plato final, sino que es el primer escalón hacia la eficiencia y seguridad en la cocina, garantizando que cada ingrediente esté en las mejores condiciones para recibir la acción del calor.</w:t>
       </w:r>
     </w:p>
     <w:p>
@@ -5433,8 +5572,13 @@
       </w:pPr>
       <w:r>
         <w:lastRenderedPageBreak/>
-        <w:t>Técnicas claves para la pre-preparación</w:t>
-      </w:r>
+        <w:t xml:space="preserve">Técnicas claves para la </w:t>
+      </w:r>
+      <w:proofErr w:type="spellStart"/>
+      <w:r>
+        <w:t>pre-preparación</w:t>
+      </w:r>
+      <w:proofErr w:type="spellEnd"/>
     </w:p>
     <w:p>
       <w:pPr>
@@ -5616,6 +5760,7 @@
         </w:rPr>
         <w:t xml:space="preserve">La </w:t>
       </w:r>
+      <w:proofErr w:type="spellStart"/>
       <w:r>
         <w:rPr>
           <w:rStyle w:val="Extranjerismo"/>
@@ -5623,6 +5768,7 @@
         </w:rPr>
         <w:t>chiffonade</w:t>
       </w:r>
+      <w:proofErr w:type="spellEnd"/>
       <w:r>
         <w:rPr>
           <w:lang w:val="es-419" w:eastAsia="es-CO"/>
@@ -5642,6 +5788,7 @@
         </w:rPr>
         <w:t xml:space="preserve">En la cocina colombiana, la </w:t>
       </w:r>
+      <w:proofErr w:type="spellStart"/>
       <w:r>
         <w:rPr>
           <w:rStyle w:val="Extranjerismo"/>
@@ -5649,6 +5796,7 @@
         </w:rPr>
         <w:t>chiffonade</w:t>
       </w:r>
+      <w:proofErr w:type="spellEnd"/>
       <w:r>
         <w:rPr>
           <w:lang w:val="es-419" w:eastAsia="es-CO"/>
@@ -5792,7 +5940,21 @@
         <w:rPr>
           <w:lang w:val="es-419" w:eastAsia="es-CO"/>
         </w:rPr>
-        <w:t>La fase de pre-preparación no termina con el corte; la manipulación y conservación posteriores son críticas para mantener la inocuidad y la calidad organoléptica del ingrediente hasta su cocción. Los principios fundamentales incluyen:</w:t>
+        <w:t xml:space="preserve">La fase de </w:t>
+      </w:r>
+      <w:proofErr w:type="spellStart"/>
+      <w:r>
+        <w:rPr>
+          <w:lang w:val="es-419" w:eastAsia="es-CO"/>
+        </w:rPr>
+        <w:t>pre-preparación</w:t>
+      </w:r>
+      <w:proofErr w:type="spellEnd"/>
+      <w:r>
+        <w:rPr>
+          <w:lang w:val="es-419" w:eastAsia="es-CO"/>
+        </w:rPr>
+        <w:t xml:space="preserve"> no termina con el corte; la manipulación y conservación posteriores son críticas para mantener la inocuidad y la calidad organoléptica del ingrediente hasta su cocción. Los principios fundamentales incluyen:</w:t>
       </w:r>
     </w:p>
     <w:p>
@@ -6094,8 +6256,18 @@
                 <w:sz w:val="24"/>
                 <w:szCs w:val="24"/>
               </w:rPr>
-              <w:t>Tiras de 4 – 5 cm x 1 – 2 mm.</w:t>
-            </w:r>
+              <w:t xml:space="preserve">Tiras de 4 – 5 cm x 1 – 2 </w:t>
+            </w:r>
+            <w:proofErr w:type="spellStart"/>
+            <w:r>
+              <w:rPr>
+                <w:rFonts w:asciiTheme="minorHAnsi" w:hAnsiTheme="minorHAnsi" w:cstheme="minorHAnsi"/>
+                <w:sz w:val="24"/>
+                <w:szCs w:val="24"/>
+              </w:rPr>
+              <w:t>mm.</w:t>
+            </w:r>
+            <w:proofErr w:type="spellEnd"/>
           </w:p>
         </w:tc>
         <w:tc>
@@ -6198,6 +6370,7 @@
                 <w:szCs w:val="24"/>
               </w:rPr>
             </w:pPr>
+            <w:proofErr w:type="spellStart"/>
             <w:r>
               <w:rPr>
                 <w:rStyle w:val="Extranjerismo"/>
@@ -6205,7 +6378,16 @@
                 <w:szCs w:val="24"/>
               </w:rPr>
               <w:lastRenderedPageBreak/>
-              <w:t>Brunoise.</w:t>
+              <w:t>Brunoise</w:t>
+            </w:r>
+            <w:proofErr w:type="spellEnd"/>
+            <w:r>
+              <w:rPr>
+                <w:rStyle w:val="Extranjerismo"/>
+                <w:sz w:val="24"/>
+                <w:szCs w:val="24"/>
+              </w:rPr>
+              <w:t>.</w:t>
             </w:r>
           </w:p>
         </w:tc>
@@ -6228,8 +6410,18 @@
                 <w:sz w:val="24"/>
                 <w:szCs w:val="24"/>
               </w:rPr>
-              <w:t>Dados de 1 - 2 mm.</w:t>
-            </w:r>
+              <w:t xml:space="preserve">Dados de 1 - 2 </w:t>
+            </w:r>
+            <w:proofErr w:type="spellStart"/>
+            <w:r>
+              <w:rPr>
+                <w:rFonts w:asciiTheme="minorHAnsi" w:hAnsiTheme="minorHAnsi" w:cstheme="minorHAnsi"/>
+                <w:sz w:val="24"/>
+                <w:szCs w:val="24"/>
+              </w:rPr>
+              <w:t>mm.</w:t>
+            </w:r>
+            <w:proofErr w:type="spellEnd"/>
           </w:p>
         </w:tc>
         <w:tc>
@@ -6556,6 +6748,7 @@
                 <w:szCs w:val="24"/>
               </w:rPr>
             </w:pPr>
+            <w:proofErr w:type="spellStart"/>
             <w:r>
               <w:rPr>
                 <w:rStyle w:val="Extranjerismo"/>
@@ -6564,6 +6757,7 @@
               </w:rPr>
               <w:t>Tourné</w:t>
             </w:r>
+            <w:proofErr w:type="spellEnd"/>
             <w:r>
               <w:rPr>
                 <w:rFonts w:asciiTheme="minorHAnsi" w:hAnsiTheme="minorHAnsi" w:cstheme="minorHAnsi"/>
@@ -6860,7 +7054,21 @@
         <w:rPr>
           <w:lang w:val="es-419" w:eastAsia="es-CO"/>
         </w:rPr>
-        <w:t>Nota. Adaptado de los estándares de la Escuela de Gastronomía SENA y técnicas descritas en manuales profesionales (Gisslen, 2015; Roca, 2018) y documentos de apoyo (MF_2_A, MF_2_B).</w:t>
+        <w:t>Nota. Adaptado de los estándares de la Escuela de Gastronomía SENA y técnicas descritas en manuales profesionales (</w:t>
+      </w:r>
+      <w:proofErr w:type="spellStart"/>
+      <w:r>
+        <w:rPr>
+          <w:lang w:val="es-419" w:eastAsia="es-CO"/>
+        </w:rPr>
+        <w:t>Gisslen</w:t>
+      </w:r>
+      <w:proofErr w:type="spellEnd"/>
+      <w:r>
+        <w:rPr>
+          <w:lang w:val="es-419" w:eastAsia="es-CO"/>
+        </w:rPr>
+        <w:t>, 2015; Roca, 2018) y documentos de apoyo (MF_2_A, MF_2_B).</w:t>
       </w:r>
     </w:p>
     <w:p>
@@ -7062,6 +7270,7 @@
         </w:rPr>
         <w:t xml:space="preserve">Estas técnicas son el alma de la cocina de cacerola colombiana, perfectas para cortes de carne menos tiernos pero llenos de sabor, que mediante una cocción prolongada y a baja temperatura en un medio sabroso, se vuelven melosos y profundos, como en un estofado de pollo o un </w:t>
       </w:r>
+      <w:proofErr w:type="spellStart"/>
       <w:r>
         <w:rPr>
           <w:rStyle w:val="Extranjerismo"/>
@@ -7076,6 +7285,7 @@
         </w:rPr>
         <w:t>rasato</w:t>
       </w:r>
+      <w:proofErr w:type="spellEnd"/>
       <w:r>
         <w:rPr>
           <w:lang w:val="es-419" w:eastAsia="es-CO"/>
@@ -7218,6 +7428,7 @@
         </w:rPr>
         <w:t xml:space="preserve">altear es una técnica de cocción rápida a fuego alto, con muy poco medio graso y constante movimiento del alimento (del francés </w:t>
       </w:r>
+      <w:proofErr w:type="spellStart"/>
       <w:r>
         <w:rPr>
           <w:rStyle w:val="Extranjerismo"/>
@@ -7225,6 +7436,7 @@
         </w:rPr>
         <w:t>sauter</w:t>
       </w:r>
+      <w:proofErr w:type="spellEnd"/>
       <w:r>
         <w:rPr>
           <w:lang w:val="es-419" w:eastAsia="es-CO"/>
@@ -7832,12 +8044,21 @@
         </w:rPr>
         <w:t xml:space="preserve"> es una variante del guisado, pero con una diferencia clave: se realiza a fuego muy bajo, con el líquido apenas burbujeando, y preferiblemente en un recipiente de fondo grueso y con tapa hermética (como una olla de cocción lenta o </w:t>
       </w:r>
+      <w:proofErr w:type="spellStart"/>
       <w:r>
         <w:rPr>
           <w:rStyle w:val="Extranjerismo"/>
           <w:lang w:val="es-419" w:eastAsia="es-CO"/>
         </w:rPr>
-        <w:t>dutch oven</w:t>
+        <w:t>dutch</w:t>
+      </w:r>
+      <w:proofErr w:type="spellEnd"/>
+      <w:r>
+        <w:rPr>
+          <w:rStyle w:val="Extranjerismo"/>
+          <w:lang w:val="es-419" w:eastAsia="es-CO"/>
+        </w:rPr>
+        <w:t xml:space="preserve"> oven</w:t>
       </w:r>
       <w:r>
         <w:rPr>
@@ -8039,8 +8260,18 @@
                 <w:sz w:val="24"/>
                 <w:szCs w:val="24"/>
               </w:rPr>
-              <w:t>Temperatura aprox</w:t>
-            </w:r>
+              <w:t xml:space="preserve">Temperatura </w:t>
+            </w:r>
+            <w:proofErr w:type="spellStart"/>
+            <w:r>
+              <w:rPr>
+                <w:rFonts w:asciiTheme="minorHAnsi" w:hAnsiTheme="minorHAnsi" w:cstheme="minorHAnsi"/>
+                <w:sz w:val="24"/>
+                <w:szCs w:val="24"/>
+              </w:rPr>
+              <w:t>aprox</w:t>
+            </w:r>
+            <w:proofErr w:type="spellEnd"/>
           </w:p>
         </w:tc>
         <w:tc>
@@ -9627,7 +9858,25 @@
                 <w:sz w:val="24"/>
                 <w:szCs w:val="24"/>
               </w:rPr>
-              <w:t>Carne extremadamente jugosa y deshilachable, salsa gelatinosa.</w:t>
+              <w:t xml:space="preserve">Carne extremadamente jugosa y </w:t>
+            </w:r>
+            <w:proofErr w:type="spellStart"/>
+            <w:r>
+              <w:rPr>
+                <w:rFonts w:cstheme="minorHAnsi"/>
+                <w:sz w:val="24"/>
+                <w:szCs w:val="24"/>
+              </w:rPr>
+              <w:t>deshilachable</w:t>
+            </w:r>
+            <w:proofErr w:type="spellEnd"/>
+            <w:r>
+              <w:rPr>
+                <w:rFonts w:cstheme="minorHAnsi"/>
+                <w:sz w:val="24"/>
+                <w:szCs w:val="24"/>
+              </w:rPr>
+              <w:t>, salsa gelatinosa.</w:t>
             </w:r>
           </w:p>
         </w:tc>
@@ -9644,7 +9893,21 @@
         <w:rPr>
           <w:lang w:val="es-419" w:eastAsia="es-CO"/>
         </w:rPr>
-        <w:t>Nota. Clasificación basada en el modelo de McGee (2004) y Gisslen (2015). Los datos de temperatura son referenciales para el servicio de alimentos. Las aplicaciones colombianas se derivan del análisis de recetas regionales de los documentos de apoyo del SENA y técnicas tradicionales documentadas.</w:t>
+        <w:t xml:space="preserve">Nota. Clasificación basada en el modelo de McGee (2004) y </w:t>
+      </w:r>
+      <w:proofErr w:type="spellStart"/>
+      <w:r>
+        <w:rPr>
+          <w:lang w:val="es-419" w:eastAsia="es-CO"/>
+        </w:rPr>
+        <w:t>Gisslen</w:t>
+      </w:r>
+      <w:proofErr w:type="spellEnd"/>
+      <w:r>
+        <w:rPr>
+          <w:lang w:val="es-419" w:eastAsia="es-CO"/>
+        </w:rPr>
+        <w:t xml:space="preserve"> (2015). Los datos de temperatura son referenciales para el servicio de alimentos. Las aplicaciones colombianas se derivan del análisis de recetas regionales de los documentos de apoyo del SENA y técnicas tradicionales documentadas.</w:t>
       </w:r>
     </w:p>
     <w:p>
@@ -9719,7 +9982,6 @@
                 <w:ilvl w:val="0"/>
                 <w:numId w:val="0"/>
               </w:numPr>
-              <w:ind w:left="1134" w:hanging="1134"/>
               <w:jc w:val="left"/>
               <w:rPr>
                 <w:b/>
@@ -9731,7 +9993,15 @@
                 <w:b/>
                 <w:lang w:val="es-419"/>
               </w:rPr>
-              <w:t xml:space="preserve">Síntesis del </w:t>
+              <w:lastRenderedPageBreak/>
+              <w:t>Transcripción</w:t>
+            </w:r>
+            <w:r>
+              <w:rPr>
+                <w:b/>
+                <w:lang w:val="es-419"/>
+              </w:rPr>
+              <w:t xml:space="preserve"> del </w:t>
             </w:r>
             <w:r>
               <w:rPr>
@@ -9772,7 +10042,6 @@
           </w:tcPr>
           <w:p>
             <w:r>
-              <w:lastRenderedPageBreak/>
               <w:t xml:space="preserve">CAMILA: ¡Hola a Todos! ¡Bienvenidos a Saberes al </w:t>
             </w:r>
             <w:r>
@@ -9826,16 +10095,24 @@
           </w:p>
           <w:p>
             <w:r>
+              <w:lastRenderedPageBreak/>
               <w:t>JUAN:</w:t>
             </w:r>
             <w:r>
               <w:tab/>
-              <w:t>(Procesando la info) ¿Ese es el que usa poco aceite y fuego alto?</w:t>
-            </w:r>
-          </w:p>
-          <w:p>
-            <w:r>
-              <w:lastRenderedPageBreak/>
+              <w:t xml:space="preserve">(Procesando la </w:t>
+            </w:r>
+            <w:proofErr w:type="spellStart"/>
+            <w:r>
+              <w:t>info</w:t>
+            </w:r>
+            <w:proofErr w:type="spellEnd"/>
+            <w:r>
+              <w:t>) ¿Ese es el que usa poco aceite y fuego alto?</w:t>
+            </w:r>
+          </w:p>
+          <w:p>
+            <w:r>
               <w:t xml:space="preserve">CAMILA: (Explicativo) Exactamente. El salteado es un método de cocción por concentración: busca sellar rápidamente el alimento para conservar sus jugos internos. Lo vemos en preparaciones como carnes, vegetales al </w:t>
             </w:r>
             <w:r>
@@ -9903,6 +10180,7 @@
           </w:p>
           <w:p>
             <w:r>
+              <w:lastRenderedPageBreak/>
               <w:t>CAMILA</w:t>
             </w:r>
             <w:r>
@@ -9914,7 +10192,6 @@
           </w:p>
           <w:p>
             <w:r>
-              <w:lastRenderedPageBreak/>
               <w:t>JUAN</w:t>
             </w:r>
             <w:r>
@@ -10022,6 +10299,7 @@
           </w:p>
           <w:p>
             <w:r>
+              <w:lastRenderedPageBreak/>
               <w:t>CAMILA</w:t>
             </w:r>
             <w:r>
@@ -10033,7 +10311,6 @@
           </w:p>
           <w:p>
             <w:r>
-              <w:lastRenderedPageBreak/>
               <w:t>JUAN</w:t>
             </w:r>
             <w:r>
@@ -10046,7 +10323,21 @@
               <w:rPr>
                 <w:rStyle w:val="Extranjerismo"/>
               </w:rPr>
-              <w:t>mise en place</w:t>
+              <w:t xml:space="preserve">mise </w:t>
+            </w:r>
+            <w:proofErr w:type="spellStart"/>
+            <w:r>
+              <w:rPr>
+                <w:rStyle w:val="Extranjerismo"/>
+              </w:rPr>
+              <w:t>en</w:t>
+            </w:r>
+            <w:proofErr w:type="spellEnd"/>
+            <w:r>
+              <w:rPr>
+                <w:rStyle w:val="Extranjerismo"/>
+              </w:rPr>
+              <w:t xml:space="preserve"> place</w:t>
             </w:r>
             <w:r>
               <w:t>, porque uno sabe qué se cocina primero y qué al final.</w:t>
@@ -10124,24 +10415,64 @@
         <w:rPr>
           <w:rStyle w:val="Extranjerismo"/>
         </w:rPr>
+        <w:t xml:space="preserve">mise </w:t>
+      </w:r>
+      <w:proofErr w:type="spellStart"/>
+      <w:r>
+        <w:rPr>
+          <w:rStyle w:val="Extranjerismo"/>
+        </w:rPr>
+        <w:t>en</w:t>
+      </w:r>
+      <w:proofErr w:type="spellEnd"/>
+      <w:r>
+        <w:rPr>
+          <w:rStyle w:val="Extranjerismo"/>
+        </w:rPr>
+        <w:t xml:space="preserve"> place</w:t>
+      </w:r>
+      <w:r>
+        <w:t xml:space="preserve"> eficiente</w:t>
+      </w:r>
+      <w:bookmarkEnd w:id="17"/>
+    </w:p>
+    <w:p>
+      <w:pPr>
+        <w:rPr>
+          <w:lang w:val="es-419" w:eastAsia="es-CO"/>
+        </w:rPr>
+      </w:pPr>
+      <w:r>
+        <w:rPr>
+          <w:lang w:val="es-419" w:eastAsia="es-CO"/>
+        </w:rPr>
+        <w:t xml:space="preserve">Si las técnicas de corte y cocción son el vocabulario y la gramática de la cocina, el </w:t>
+      </w:r>
+      <w:r>
+        <w:rPr>
+          <w:rStyle w:val="Extranjerismo"/>
+          <w:lang w:val="es-419" w:eastAsia="es-CO"/>
+        </w:rPr>
         <w:t>mise en place</w:t>
       </w:r>
       <w:r>
-        <w:t xml:space="preserve"> eficiente</w:t>
-      </w:r>
-      <w:bookmarkEnd w:id="17"/>
-    </w:p>
-    <w:p>
-      <w:pPr>
-        <w:rPr>
-          <w:lang w:val="es-419" w:eastAsia="es-CO"/>
-        </w:rPr>
-      </w:pPr>
-      <w:r>
-        <w:rPr>
-          <w:lang w:val="es-419" w:eastAsia="es-CO"/>
-        </w:rPr>
-        <w:t xml:space="preserve">Si las técnicas de corte y cocción son el vocabulario y la gramática de la cocina, el </w:t>
+        <w:rPr>
+          <w:lang w:val="es-419" w:eastAsia="es-CO"/>
+        </w:rPr>
+        <w:t xml:space="preserve"> (francés para puesto en su lugar) es la sintaxis que organiza las palabras en oraciones coherentes y eficientes. Este concepto, que trasciende la simple preparación previa de ingredientes, es una filosofía de trabajo, un sistema mental y operativo que permea todas las acciones en una cocina profesional. </w:t>
+      </w:r>
+    </w:p>
+    <w:p>
+      <w:pPr>
+        <w:rPr>
+          <w:lang w:val="es-419" w:eastAsia="es-CO"/>
+        </w:rPr>
+      </w:pPr>
+      <w:r>
+        <w:rPr>
+          <w:lang w:val="es-419" w:eastAsia="es-CO"/>
+        </w:rPr>
+        <w:t xml:space="preserve">Este capítulo desentraña los principios de esta disciplina, demostrando que su correcta aplicación es lo que permite transformar el caos potencial de un servicio intenso en una coreografía fluida y predecible. Más que una tarea, es un estado de preparación constante que abarca desde la organización física de la estación de trabajo hasta la gestión del tiempo y la previsión de necesidades. Dominar el </w:t>
       </w:r>
       <w:r>
         <w:rPr>
@@ -10154,48 +10485,36 @@
         <w:rPr>
           <w:lang w:val="es-419" w:eastAsia="es-CO"/>
         </w:rPr>
-        <w:t xml:space="preserve"> (francés para puesto en su lugar) es la sintaxis que organiza las palabras en oraciones coherentes y eficientes. Este concepto, que trasciende la simple preparación previa de ingredientes, es una filosofía de trabajo, un sistema mental y operativo que permea todas las acciones en una cocina profesional. </w:t>
-      </w:r>
-    </w:p>
-    <w:p>
-      <w:pPr>
-        <w:rPr>
-          <w:lang w:val="es-419" w:eastAsia="es-CO"/>
-        </w:rPr>
-      </w:pPr>
-      <w:r>
-        <w:rPr>
-          <w:lang w:val="es-419" w:eastAsia="es-CO"/>
-        </w:rPr>
-        <w:t xml:space="preserve">Este capítulo desentraña los principios de esta disciplina, demostrando que su correcta aplicación es lo que permite transformar el caos potencial de un servicio intenso en una coreografía fluida y predecible. Más que una tarea, es un estado de preparación constante que abarca desde la organización física de la estación de trabajo hasta la gestión del tiempo y la previsión de necesidades. Dominar el </w:t>
+        <w:t xml:space="preserve"> no solo incrementa la velocidad y la precisión, sino que reduce el estrés, minimiza el desperdicio y eleva consistentemente la calidad del producto final, siendo la columna vertebral de cualquier operación gastronómica exitosa, ya sea un humilde puesto de empanadas o la cocina de un hotel cinco estrellas.</w:t>
+      </w:r>
+    </w:p>
+    <w:p>
+      <w:pPr>
+        <w:pStyle w:val="Ttulo2"/>
+      </w:pPr>
+      <w:bookmarkStart w:id="18" w:name="_Toc226191597"/>
+      <w:r>
+        <w:t xml:space="preserve">Definición, filosofía y beneficios del </w:t>
       </w:r>
       <w:r>
         <w:rPr>
           <w:rStyle w:val="Extranjerismo"/>
-          <w:lang w:val="es-419" w:eastAsia="es-CO"/>
-        </w:rPr>
-        <w:t>mise en place</w:t>
-      </w:r>
-      <w:r>
-        <w:rPr>
-          <w:lang w:val="es-419" w:eastAsia="es-CO"/>
-        </w:rPr>
-        <w:t xml:space="preserve"> no solo incrementa la velocidad y la precisión, sino que reduce el estrés, minimiza el desperdicio y eleva consistentemente la calidad del producto final, siendo la columna vertebral de cualquier operación gastronómica exitosa, ya sea un humilde puesto de empanadas o la cocina de un hotel cinco estrellas.</w:t>
-      </w:r>
-    </w:p>
-    <w:p>
-      <w:pPr>
-        <w:pStyle w:val="Ttulo2"/>
-      </w:pPr>
-      <w:bookmarkStart w:id="18" w:name="_Toc226191597"/>
-      <w:r>
-        <w:t xml:space="preserve">Definición, filosofía y beneficios del </w:t>
-      </w:r>
+        </w:rPr>
+        <w:t xml:space="preserve">mise </w:t>
+      </w:r>
+      <w:proofErr w:type="spellStart"/>
       <w:r>
         <w:rPr>
           <w:rStyle w:val="Extranjerismo"/>
         </w:rPr>
-        <w:t>mise en place</w:t>
+        <w:t>en</w:t>
+      </w:r>
+      <w:proofErr w:type="spellEnd"/>
+      <w:r>
+        <w:rPr>
+          <w:rStyle w:val="Extranjerismo"/>
+        </w:rPr>
+        <w:t xml:space="preserve"> place</w:t>
       </w:r>
       <w:bookmarkEnd w:id="18"/>
     </w:p>
@@ -10247,7 +10566,21 @@
         <w:rPr>
           <w:rStyle w:val="Extranjerismo"/>
         </w:rPr>
-        <w:t>mise en place</w:t>
+        <w:t xml:space="preserve">mise </w:t>
+      </w:r>
+      <w:proofErr w:type="spellStart"/>
+      <w:r>
+        <w:rPr>
+          <w:rStyle w:val="Extranjerismo"/>
+        </w:rPr>
+        <w:t>en</w:t>
+      </w:r>
+      <w:proofErr w:type="spellEnd"/>
+      <w:r>
+        <w:rPr>
+          <w:rStyle w:val="Extranjerismo"/>
+        </w:rPr>
+        <w:t xml:space="preserve"> place</w:t>
       </w:r>
     </w:p>
     <w:p>
@@ -10338,7 +10671,21 @@
         <w:rPr>
           <w:rStyle w:val="Extranjerismo"/>
         </w:rPr>
-        <w:t>mise en place</w:t>
+        <w:t xml:space="preserve">mise </w:t>
+      </w:r>
+      <w:proofErr w:type="spellStart"/>
+      <w:r>
+        <w:rPr>
+          <w:rStyle w:val="Extranjerismo"/>
+        </w:rPr>
+        <w:t>en</w:t>
+      </w:r>
+      <w:proofErr w:type="spellEnd"/>
+      <w:r>
+        <w:rPr>
+          <w:rStyle w:val="Extranjerismo"/>
+        </w:rPr>
+        <w:t xml:space="preserve"> place</w:t>
       </w:r>
       <w:r>
         <w:rPr>
@@ -10436,7 +10783,21 @@
         <w:rPr>
           <w:rFonts w:hint="cs"/>
         </w:rPr>
-        <w:t>La pre-preparación como eje de la eficiencia operativa</w:t>
+        <w:t xml:space="preserve">La </w:t>
+      </w:r>
+      <w:proofErr w:type="spellStart"/>
+      <w:r>
+        <w:rPr>
+          <w:rFonts w:hint="cs"/>
+        </w:rPr>
+        <w:t>pre-preparación</w:t>
+      </w:r>
+      <w:proofErr w:type="spellEnd"/>
+      <w:r>
+        <w:rPr>
+          <w:rFonts w:hint="cs"/>
+        </w:rPr>
+        <w:t xml:space="preserve"> como eje de la eficiencia operativa</w:t>
       </w:r>
       <w:bookmarkEnd w:id="20"/>
     </w:p>
@@ -10463,7 +10824,21 @@
         <w:rPr>
           <w:lang w:val="es-419" w:eastAsia="es-CO"/>
         </w:rPr>
-        <w:t xml:space="preserve"> es la pre-preparación, que comprende todas las tareas realizadas antes del inicio del servicio para dejar los ingredientes en un estado de listos para usar. Esta etapa no debe confundirse con la preparación parcial que compromete la calidad; se trata de llevar el ingrediente al último paso reversible antes de su cocción o montaje final.</w:t>
+        <w:t xml:space="preserve"> es la </w:t>
+      </w:r>
+      <w:proofErr w:type="spellStart"/>
+      <w:r>
+        <w:rPr>
+          <w:lang w:val="es-419" w:eastAsia="es-CO"/>
+        </w:rPr>
+        <w:t>pre-preparación</w:t>
+      </w:r>
+      <w:proofErr w:type="spellEnd"/>
+      <w:r>
+        <w:rPr>
+          <w:lang w:val="es-419" w:eastAsia="es-CO"/>
+        </w:rPr>
+        <w:t>, que comprende todas las tareas realizadas antes del inicio del servicio para dejar los ingredientes en un estado de listos para usar. Esta etapa no debe confundirse con la preparación parcial que compromete la calidad; se trata de llevar el ingrediente al último paso reversible antes de su cocción o montaje final.</w:t>
       </w:r>
     </w:p>
     <w:p>
@@ -10544,12 +10919,20 @@
           <w:lang w:val="es-419" w:eastAsia="es-CO"/>
         </w:rPr>
       </w:pPr>
+      <w:proofErr w:type="spellStart"/>
       <w:r>
         <w:rPr>
           <w:lang w:val="es-419" w:eastAsia="es-CO"/>
         </w:rPr>
         <w:lastRenderedPageBreak/>
-        <w:t>Porcionado y marcado de carnes y pescados.</w:t>
+        <w:t>Porcionado</w:t>
+      </w:r>
+      <w:proofErr w:type="spellEnd"/>
+      <w:r>
+        <w:rPr>
+          <w:lang w:val="es-419" w:eastAsia="es-CO"/>
+        </w:rPr>
+        <w:t xml:space="preserve"> y marcado de carnes y pescados.</w:t>
       </w:r>
     </w:p>
     <w:p>
@@ -10580,7 +10963,35 @@
         <w:rPr>
           <w:lang w:val="es-419" w:eastAsia="es-CO"/>
         </w:rPr>
-        <w:t xml:space="preserve">Un error común es sobre-preparar; la pre-preparación debe calcularse con base en el pronóstico de ventas para evitar sobrantes que se deterioren. </w:t>
+        <w:t xml:space="preserve">Un error común es </w:t>
+      </w:r>
+      <w:proofErr w:type="spellStart"/>
+      <w:r>
+        <w:rPr>
+          <w:lang w:val="es-419" w:eastAsia="es-CO"/>
+        </w:rPr>
+        <w:t>sobre-preparar</w:t>
+      </w:r>
+      <w:proofErr w:type="spellEnd"/>
+      <w:r>
+        <w:rPr>
+          <w:lang w:val="es-419" w:eastAsia="es-CO"/>
+        </w:rPr>
+        <w:t xml:space="preserve">; la </w:t>
+      </w:r>
+      <w:proofErr w:type="spellStart"/>
+      <w:r>
+        <w:rPr>
+          <w:lang w:val="es-419" w:eastAsia="es-CO"/>
+        </w:rPr>
+        <w:t>pre-preparación</w:t>
+      </w:r>
+      <w:proofErr w:type="spellEnd"/>
+      <w:r>
+        <w:rPr>
+          <w:lang w:val="es-419" w:eastAsia="es-CO"/>
+        </w:rPr>
+        <w:t xml:space="preserve"> debe calcularse con base en el pronóstico de ventas para evitar sobrantes que se deterioren. </w:t>
       </w:r>
     </w:p>
     <w:p>
@@ -10605,7 +11016,21 @@
         <w:rPr>
           <w:lang w:val="es-419" w:eastAsia="es-CO"/>
         </w:rPr>
-        <w:t>azuela de mariscos, la pre-preparación del día incluiría: limpiar y desvenar los camarones, lavar y desgranar las almejas, cortar el calamar en anillos, picar cebolla, ajo y pimentón para el sofrito, preparar el caldo de pescado y tener listas las hierbas picadas. Cada elemento está en su contenedor, etiquetado y en la temperatura correcta. Cuando llega el pedido, el cocinero solo debe seguir la secuencia de cocción ensamblando componentes ya listos, lo que reduce el tiempo de entrega de 20 minutos a posiblemente 8 o 10 minutos, sin sacrificar calidad.</w:t>
+        <w:t xml:space="preserve">azuela de mariscos, la </w:t>
+      </w:r>
+      <w:proofErr w:type="spellStart"/>
+      <w:r>
+        <w:rPr>
+          <w:lang w:val="es-419" w:eastAsia="es-CO"/>
+        </w:rPr>
+        <w:t>pre-preparación</w:t>
+      </w:r>
+      <w:proofErr w:type="spellEnd"/>
+      <w:r>
+        <w:rPr>
+          <w:lang w:val="es-419" w:eastAsia="es-CO"/>
+        </w:rPr>
+        <w:t xml:space="preserve"> del día incluiría: limpiar y desvenar los camarones, lavar y desgranar las almejas, cortar el calamar en anillos, picar cebolla, ajo y pimentón para el sofrito, preparar el caldo de pescado y tener listas las hierbas picadas. Cada elemento está en su contenedor, etiquetado y en la temperatura correcta. Cuando llega el pedido, el cocinero solo debe seguir la secuencia de cocción ensamblando componentes ya listos, lo que reduce el tiempo de entrega de 20 minutos a posiblemente 8 o 10 minutos, sin sacrificar calidad.</w:t>
       </w:r>
     </w:p>
     <w:p>
@@ -10753,6 +11178,7 @@
         </w:rPr>
         <w:t>Otra herramienta clave es la creación de listas de verificación (</w:t>
       </w:r>
+      <w:proofErr w:type="spellStart"/>
       <w:r>
         <w:rPr>
           <w:rStyle w:val="Extranjerismo"/>
@@ -10760,6 +11186,7 @@
         </w:rPr>
         <w:t>checklists</w:t>
       </w:r>
+      <w:proofErr w:type="spellEnd"/>
       <w:r>
         <w:rPr>
           <w:lang w:val="es-419" w:eastAsia="es-CO"/>
@@ -10778,7 +11205,21 @@
         <w:rPr>
           <w:lang w:val="es-419" w:eastAsia="es-CO"/>
         </w:rPr>
-        <w:t xml:space="preserve">Estas listas transforman procesos complejos en una serie de ítems comprobables, asegurando que nada se pase por alto. Además, una comunicación clara con el resto de la brigada (chef, compañeros de partida, lavaloza) es vital para sincronizar los flujos. Por ejemplo, el cocinero de entradas debe comunicar al de parrilla cuándo empezar a cocinar la proteína del plato principal para que ambos componentes estén listos simultáneamente. Gestionar el flujo también implica saber cuándo correr (acelerar la producción) y cuándo frenar (esperar órdenes para no sobreproducir). Este ritmo, conocido como cadencia de servicio, se consolida con una práctica metódica del </w:t>
+        <w:t xml:space="preserve">Estas listas transforman procesos complejos en una serie de ítems comprobables, asegurando que nada se pase por alto. Además, una comunicación clara con el resto de la brigada (chef, compañeros de partida, lavaloza) es vital para sincronizar los flujos. Por ejemplo, el cocinero de entradas debe comunicar al de parrilla cuándo empezar a cocinar la proteína del plato principal para que ambos componentes estén listos simultáneamente. Gestionar el flujo también implica saber cuándo correr (acelerar la producción) y cuándo frenar (esperar órdenes para no </w:t>
+      </w:r>
+      <w:proofErr w:type="spellStart"/>
+      <w:r>
+        <w:rPr>
+          <w:lang w:val="es-419" w:eastAsia="es-CO"/>
+        </w:rPr>
+        <w:t>sobreproducir</w:t>
+      </w:r>
+      <w:proofErr w:type="spellEnd"/>
+      <w:r>
+        <w:rPr>
+          <w:lang w:val="es-419" w:eastAsia="es-CO"/>
+        </w:rPr>
+        <w:t xml:space="preserve">). Este ritmo, conocido como cadencia de servicio, se consolida con una práctica metódica del </w:t>
       </w:r>
       <w:r>
         <w:rPr>
@@ -10824,7 +11265,21 @@
         <w:rPr>
           <w:rStyle w:val="Extranjerismo"/>
         </w:rPr>
-        <w:t>mise en place</w:t>
+        <w:t xml:space="preserve">mise </w:t>
+      </w:r>
+      <w:proofErr w:type="spellStart"/>
+      <w:r>
+        <w:rPr>
+          <w:rStyle w:val="Extranjerismo"/>
+        </w:rPr>
+        <w:t>en</w:t>
+      </w:r>
+      <w:proofErr w:type="spellEnd"/>
+      <w:r>
+        <w:rPr>
+          <w:rStyle w:val="Extranjerismo"/>
+        </w:rPr>
+        <w:t xml:space="preserve"> place</w:t>
       </w:r>
       <w:r>
         <w:rPr>
@@ -10854,7 +11309,6 @@
                 <w:ilvl w:val="0"/>
                 <w:numId w:val="0"/>
               </w:numPr>
-              <w:ind w:left="1134" w:hanging="1134"/>
               <w:jc w:val="left"/>
               <w:rPr>
                 <w:b/>
@@ -10866,7 +11320,14 @@
                 <w:b/>
                 <w:lang w:val="es-419"/>
               </w:rPr>
-              <w:t xml:space="preserve">Síntesis del </w:t>
+              <w:t>Transcripción</w:t>
+            </w:r>
+            <w:r>
+              <w:rPr>
+                <w:b/>
+                <w:lang w:val="es-419"/>
+              </w:rPr>
+              <w:t xml:space="preserve"> del </w:t>
             </w:r>
             <w:r>
               <w:rPr>
@@ -10901,7 +11362,21 @@
               <w:rPr>
                 <w:rStyle w:val="Extranjerismo"/>
               </w:rPr>
-              <w:t>mise en place</w:t>
+              <w:t xml:space="preserve">mise </w:t>
+            </w:r>
+            <w:proofErr w:type="spellStart"/>
+            <w:r>
+              <w:rPr>
+                <w:rStyle w:val="Extranjerismo"/>
+              </w:rPr>
+              <w:t>en</w:t>
+            </w:r>
+            <w:proofErr w:type="spellEnd"/>
+            <w:r>
+              <w:rPr>
+                <w:rStyle w:val="Extranjerismo"/>
+              </w:rPr>
+              <w:t xml:space="preserve"> place</w:t>
             </w:r>
             <w:r>
               <w:rPr>
@@ -10920,13 +11395,39 @@
           </w:tcPr>
           <w:p>
             <w:r>
-              <w:t xml:space="preserve">CAROLINA: bienvenidos a Saberes al fuego, el espacio donde la técnica culinaria se convierte en herramienta profesional. Soy Andrés instructor del SENA y hoy hablaremos de un concepto clave en cualquier cocina organizada: el </w:t>
+              <w:t xml:space="preserve">CAROLINA: bienvenidos a Saberes al fuego, el espacio donde la técnica culinaria se convierte en herramienta profesional. Soy </w:t>
+            </w:r>
+            <w:r>
+              <w:t>Carolina</w:t>
+            </w:r>
+            <w:r>
+              <w:t xml:space="preserve"> instructor</w:t>
+            </w:r>
+            <w:r>
+              <w:t>a</w:t>
+            </w:r>
+            <w:r>
+              <w:t xml:space="preserve"> del SENA y hoy hablaremos de un concepto clave en cualquier cocina organizada: el </w:t>
             </w:r>
             <w:r>
               <w:rPr>
                 <w:rStyle w:val="Extranjerismo"/>
               </w:rPr>
-              <w:t>mise en place</w:t>
+              <w:t xml:space="preserve">mise </w:t>
+            </w:r>
+            <w:proofErr w:type="spellStart"/>
+            <w:r>
+              <w:rPr>
+                <w:rStyle w:val="Extranjerismo"/>
+              </w:rPr>
+              <w:t>en</w:t>
+            </w:r>
+            <w:proofErr w:type="spellEnd"/>
+            <w:r>
+              <w:rPr>
+                <w:rStyle w:val="Extranjerismo"/>
+              </w:rPr>
+              <w:t xml:space="preserve"> place</w:t>
             </w:r>
             <w:r>
               <w:t>.</w:t>
@@ -10946,7 +11447,21 @@
               <w:rPr>
                 <w:rStyle w:val="Extranjerismo"/>
               </w:rPr>
-              <w:t>mise en place</w:t>
+              <w:t xml:space="preserve">mise </w:t>
+            </w:r>
+            <w:proofErr w:type="spellStart"/>
+            <w:r>
+              <w:rPr>
+                <w:rStyle w:val="Extranjerismo"/>
+              </w:rPr>
+              <w:t>en</w:t>
+            </w:r>
+            <w:proofErr w:type="spellEnd"/>
+            <w:r>
+              <w:rPr>
+                <w:rStyle w:val="Extranjerismo"/>
+              </w:rPr>
+              <w:t xml:space="preserve"> place</w:t>
             </w:r>
             <w:r>
               <w:t xml:space="preserve"> es un término francés que significa “poner en su lugar”. En cocina profesional implica organizar, preparar y disponer todos los ingredientes, utensilios y equipos antes de iniciar la preparación.</w:t>
@@ -10959,13 +11474,35 @@
           </w:p>
           <w:p>
             <w:r>
-              <w:t xml:space="preserve">CAROLINA: no, Jhon. Es mucho más que eso. Un </w:t>
+              <w:t xml:space="preserve">CAROLINA: no, </w:t>
+            </w:r>
+            <w:proofErr w:type="spellStart"/>
+            <w:r>
+              <w:t>Jhon</w:t>
+            </w:r>
+            <w:proofErr w:type="spellEnd"/>
+            <w:r>
+              <w:t xml:space="preserve">. Es mucho más que eso. Un </w:t>
             </w:r>
             <w:r>
               <w:rPr>
                 <w:rStyle w:val="Extranjerismo"/>
               </w:rPr>
-              <w:t>mise en place</w:t>
+              <w:t xml:space="preserve">mise </w:t>
+            </w:r>
+            <w:proofErr w:type="spellStart"/>
+            <w:r>
+              <w:rPr>
+                <w:rStyle w:val="Extranjerismo"/>
+              </w:rPr>
+              <w:t>en</w:t>
+            </w:r>
+            <w:proofErr w:type="spellEnd"/>
+            <w:r>
+              <w:rPr>
+                <w:rStyle w:val="Extranjerismo"/>
+              </w:rPr>
+              <w:t xml:space="preserve"> place</w:t>
             </w:r>
             <w:r>
               <w:t xml:space="preserve"> eficiente garantiza orden, higiene, control del tiempo y calidad en el resultado final.</w:t>
@@ -10987,7 +11524,15 @@
             </w:r>
             <w:r>
               <w:tab/>
-              <w:t>(Procesando la info) Profe, ¿cuáles serían los principios básicos que debemos aplicar?</w:t>
+              <w:t xml:space="preserve">(Procesando la </w:t>
+            </w:r>
+            <w:proofErr w:type="spellStart"/>
+            <w:r>
+              <w:t>info</w:t>
+            </w:r>
+            <w:proofErr w:type="spellEnd"/>
+            <w:r>
+              <w:t>) Profe, ¿cuáles serían los principios básicos que debemos aplicar?</w:t>
             </w:r>
           </w:p>
           <w:p>
@@ -11024,7 +11569,21 @@
               <w:rPr>
                 <w:rStyle w:val="Extranjerismo"/>
               </w:rPr>
-              <w:t>mise en place</w:t>
+              <w:t xml:space="preserve">mise </w:t>
+            </w:r>
+            <w:proofErr w:type="spellStart"/>
+            <w:r>
+              <w:rPr>
+                <w:rStyle w:val="Extranjerismo"/>
+              </w:rPr>
+              <w:t>en</w:t>
+            </w:r>
+            <w:proofErr w:type="spellEnd"/>
+            <w:r>
+              <w:rPr>
+                <w:rStyle w:val="Extranjerismo"/>
+              </w:rPr>
+              <w:t xml:space="preserve"> place</w:t>
             </w:r>
             <w:r>
               <w:t>?</w:t>
@@ -11032,7 +11591,15 @@
           </w:p>
           <w:p>
             <w:r>
-              <w:t>CAROLINA: primero, verificamos ingredientes: arroz medido, pollo porcionado, vegetales cortados uniformemente.</w:t>
+              <w:t xml:space="preserve">CAROLINA: primero, verificamos ingredientes: arroz medido, pollo </w:t>
+            </w:r>
+            <w:proofErr w:type="spellStart"/>
+            <w:r>
+              <w:t>porcionado</w:t>
+            </w:r>
+            <w:proofErr w:type="spellEnd"/>
+            <w:r>
+              <w:t>, vegetales cortados uniformemente.</w:t>
             </w:r>
           </w:p>
           <w:p>
@@ -11093,7 +11660,21 @@
               <w:rPr>
                 <w:rStyle w:val="Extranjerismo"/>
               </w:rPr>
-              <w:t>mise en place</w:t>
+              <w:t xml:space="preserve">mise </w:t>
+            </w:r>
+            <w:proofErr w:type="spellStart"/>
+            <w:r>
+              <w:rPr>
+                <w:rStyle w:val="Extranjerismo"/>
+              </w:rPr>
+              <w:t>en</w:t>
+            </w:r>
+            <w:proofErr w:type="spellEnd"/>
+            <w:r>
+              <w:rPr>
+                <w:rStyle w:val="Extranjerismo"/>
+              </w:rPr>
+              <w:t xml:space="preserve"> place</w:t>
             </w:r>
             <w:r>
               <w:t xml:space="preserve"> eficiente permite trabajar bajo presión sin perder calidad.</w:t>
@@ -11164,7 +11745,21 @@
               <w:rPr>
                 <w:rStyle w:val="Extranjerismo"/>
               </w:rPr>
-              <w:t>mise en place</w:t>
+              <w:t xml:space="preserve">mise </w:t>
+            </w:r>
+            <w:proofErr w:type="spellStart"/>
+            <w:r>
+              <w:rPr>
+                <w:rStyle w:val="Extranjerismo"/>
+              </w:rPr>
+              <w:t>en</w:t>
+            </w:r>
+            <w:proofErr w:type="spellEnd"/>
+            <w:r>
+              <w:rPr>
+                <w:rStyle w:val="Extranjerismo"/>
+              </w:rPr>
+              <w:t xml:space="preserve"> place</w:t>
             </w:r>
             <w:r>
               <w:t xml:space="preserve"> no es un paso opcional… es la base de todo el proceso.</w:t>
@@ -11211,7 +11806,15 @@
               <w:t>: p</w:t>
             </w:r>
             <w:r>
-              <w:t>erfecto, Jhon. La técnica asegura calidad; la organización garantiza eficiencia. Y juntas construyen excelencia gastronómica.</w:t>
+              <w:t xml:space="preserve">erfecto, </w:t>
+            </w:r>
+            <w:proofErr w:type="spellStart"/>
+            <w:r>
+              <w:t>Jhon</w:t>
+            </w:r>
+            <w:proofErr w:type="spellEnd"/>
+            <w:r>
+              <w:t>. La técnica asegura calidad; la organización garantiza eficiencia. Y juntas construyen excelencia gastronómica.</w:t>
             </w:r>
           </w:p>
           <w:p>
@@ -11303,7 +11906,21 @@
         <w:rPr>
           <w:rStyle w:val="Extranjerismo"/>
         </w:rPr>
-        <w:t>mise en place</w:t>
+        <w:t xml:space="preserve">mise </w:t>
+      </w:r>
+      <w:proofErr w:type="spellStart"/>
+      <w:r>
+        <w:rPr>
+          <w:rStyle w:val="Extranjerismo"/>
+        </w:rPr>
+        <w:t>en</w:t>
+      </w:r>
+      <w:proofErr w:type="spellEnd"/>
+      <w:r>
+        <w:rPr>
+          <w:rStyle w:val="Extranjerismo"/>
+        </w:rPr>
+        <w:t xml:space="preserve"> place</w:t>
       </w:r>
       <w:r>
         <w:rPr>
@@ -11432,13 +12049,31 @@
         </w:rPr>
         <w:t>El espacio físico es el escenario del evento y su disposición debe planificarse en función del objetivo, el número de invitados y el tipo de servicio. La organización del salón considera el flujo de las personas: ubicación de la entrada principal, área de recepción (</w:t>
       </w:r>
+      <w:proofErr w:type="spellStart"/>
       <w:r>
         <w:rPr>
           <w:rStyle w:val="Extranjerismo"/>
           <w:lang w:val="es-419" w:eastAsia="es-CO"/>
         </w:rPr>
-        <w:t>welcome party</w:t>
-      </w:r>
+        <w:t>welcome</w:t>
+      </w:r>
+      <w:proofErr w:type="spellEnd"/>
+      <w:r>
+        <w:rPr>
+          <w:rStyle w:val="Extranjerismo"/>
+          <w:lang w:val="es-419" w:eastAsia="es-CO"/>
+        </w:rPr>
+        <w:t xml:space="preserve"> </w:t>
+      </w:r>
+      <w:proofErr w:type="spellStart"/>
+      <w:r>
+        <w:rPr>
+          <w:rStyle w:val="Extranjerismo"/>
+          <w:lang w:val="es-419" w:eastAsia="es-CO"/>
+        </w:rPr>
+        <w:t>party</w:t>
+      </w:r>
+      <w:proofErr w:type="spellEnd"/>
       <w:r>
         <w:rPr>
           <w:lang w:val="es-419" w:eastAsia="es-CO"/>
@@ -11457,8 +12092,17 @@
           <w:rStyle w:val="Extranjerismo"/>
           <w:lang w:val="es-419" w:eastAsia="es-CO"/>
         </w:rPr>
-        <w:t>standing reception</w:t>
-      </w:r>
+        <w:t xml:space="preserve">standing </w:t>
+      </w:r>
+      <w:proofErr w:type="spellStart"/>
+      <w:r>
+        <w:rPr>
+          <w:rStyle w:val="Extranjerismo"/>
+          <w:lang w:val="es-419" w:eastAsia="es-CO"/>
+        </w:rPr>
+        <w:t>reception</w:t>
+      </w:r>
+      <w:proofErr w:type="spellEnd"/>
       <w:r>
         <w:rPr>
           <w:lang w:val="es-419" w:eastAsia="es-CO"/>
@@ -11537,6 +12181,7 @@
         </w:rPr>
         <w:t xml:space="preserve">Los accesorios como saleros, pimenteros, porta menús, velas y decoración deben estar impecables y en su lugar. Un elemento clave es el carro de servicio o </w:t>
       </w:r>
+      <w:proofErr w:type="spellStart"/>
       <w:r>
         <w:rPr>
           <w:rStyle w:val="Extranjerismo"/>
@@ -11544,6 +12189,7 @@
         </w:rPr>
         <w:t>guéridon</w:t>
       </w:r>
+      <w:proofErr w:type="spellEnd"/>
       <w:r>
         <w:rPr>
           <w:lang w:val="es-419" w:eastAsia="es-CO"/>
@@ -11845,13 +12491,23 @@
                 <w:szCs w:val="24"/>
               </w:rPr>
             </w:pPr>
-            <w:r>
-              <w:rPr>
-                <w:rFonts w:asciiTheme="minorHAnsi" w:hAnsiTheme="minorHAnsi" w:cstheme="minorHAnsi"/>
-                <w:sz w:val="24"/>
-                <w:szCs w:val="24"/>
-              </w:rPr>
-              <w:t>Pre-servicio.</w:t>
+            <w:proofErr w:type="spellStart"/>
+            <w:r>
+              <w:rPr>
+                <w:rFonts w:asciiTheme="minorHAnsi" w:hAnsiTheme="minorHAnsi" w:cstheme="minorHAnsi"/>
+                <w:sz w:val="24"/>
+                <w:szCs w:val="24"/>
+              </w:rPr>
+              <w:t>Pre-servicio</w:t>
+            </w:r>
+            <w:proofErr w:type="spellEnd"/>
+            <w:r>
+              <w:rPr>
+                <w:rFonts w:asciiTheme="minorHAnsi" w:hAnsiTheme="minorHAnsi" w:cstheme="minorHAnsi"/>
+                <w:sz w:val="24"/>
+                <w:szCs w:val="24"/>
+              </w:rPr>
+              <w:t>.</w:t>
             </w:r>
           </w:p>
         </w:tc>
@@ -12725,8 +13381,17 @@
           <w:rStyle w:val="Extranjerismo"/>
           <w:lang w:val="es-419" w:eastAsia="es-CO"/>
         </w:rPr>
-        <w:t>International Butler Academy</w:t>
-      </w:r>
+        <w:t xml:space="preserve">International Butler </w:t>
+      </w:r>
+      <w:proofErr w:type="spellStart"/>
+      <w:r>
+        <w:rPr>
+          <w:rStyle w:val="Extranjerismo"/>
+          <w:lang w:val="es-419" w:eastAsia="es-CO"/>
+        </w:rPr>
+        <w:t>Academy</w:t>
+      </w:r>
+      <w:proofErr w:type="spellEnd"/>
       <w:r>
         <w:rPr>
           <w:lang w:val="es-419" w:eastAsia="es-CO"/>
@@ -12938,7 +13603,16 @@
           <w:szCs w:val="28"/>
           <w:lang w:val="es-419"/>
         </w:rPr>
-        <w:t>peración de pre</w:t>
+        <w:t xml:space="preserve">peración de </w:t>
+      </w:r>
+      <w:proofErr w:type="spellStart"/>
+      <w:r>
+        <w:rPr>
+          <w:rFonts w:ascii="Calibri" w:hAnsi="Calibri" w:cs="Calibri"/>
+          <w:szCs w:val="28"/>
+          <w:lang w:val="es-419"/>
+        </w:rPr>
+        <w:t>pre</w:t>
       </w:r>
       <w:r>
         <w:rPr>
@@ -12954,7 +13628,16 @@
           <w:szCs w:val="28"/>
           <w:lang w:val="es-419"/>
         </w:rPr>
-        <w:t>preparación que consiste en sumergir el alimento 30 s a 2 min en agua hirviendo y luego enfriarlo rápidamente en agua con hielo para fijar color, reducir amargor o facilitar el pelado sin cocinar completamente.</w:t>
+        <w:t>preparación</w:t>
+      </w:r>
+      <w:proofErr w:type="spellEnd"/>
+      <w:r>
+        <w:rPr>
+          <w:rFonts w:ascii="Calibri" w:hAnsi="Calibri" w:cs="Calibri"/>
+          <w:szCs w:val="28"/>
+          <w:lang w:val="es-419"/>
+        </w:rPr>
+        <w:t xml:space="preserve"> que consiste en sumergir el alimento 30 s a 2 min en agua hirviendo y luego enfriarlo rápidamente en agua con hielo para fijar color, reducir amargor o facilitar el pelado sin cocinar completamente.</w:t>
       </w:r>
     </w:p>
     <w:p>
@@ -13069,6 +13752,7 @@
           <w:lang w:val="es-419"/>
         </w:rPr>
       </w:pPr>
+      <w:proofErr w:type="spellStart"/>
       <w:r>
         <w:rPr>
           <w:rStyle w:val="Extranjerismo"/>
@@ -13078,6 +13762,7 @@
         </w:rPr>
         <w:t>Chiffonade</w:t>
       </w:r>
+      <w:proofErr w:type="spellEnd"/>
       <w:r>
         <w:rPr>
           <w:rFonts w:ascii="Calibri" w:hAnsi="Calibri" w:cs="Calibri"/>
@@ -13416,6 +14101,7 @@
           <w:lang w:val="es-419"/>
         </w:rPr>
       </w:pPr>
+      <w:proofErr w:type="spellStart"/>
       <w:r>
         <w:rPr>
           <w:rStyle w:val="Extranjerismo"/>
@@ -13425,6 +14111,7 @@
         </w:rPr>
         <w:t>Guéridon</w:t>
       </w:r>
+      <w:proofErr w:type="spellEnd"/>
       <w:r>
         <w:rPr>
           <w:rFonts w:ascii="Calibri" w:hAnsi="Calibri" w:cs="Calibri"/>
@@ -13815,6 +14502,7 @@
         </w:rPr>
         <w:t>Torneado (</w:t>
       </w:r>
+      <w:proofErr w:type="spellStart"/>
       <w:r>
         <w:rPr>
           <w:rStyle w:val="Extranjerismo"/>
@@ -13824,6 +14512,7 @@
         </w:rPr>
         <w:t>Tourné</w:t>
       </w:r>
+      <w:proofErr w:type="spellEnd"/>
       <w:r>
         <w:rPr>
           <w:rFonts w:ascii="Calibri" w:hAnsi="Calibri" w:cs="Calibri"/>
@@ -14087,13 +14776,23 @@
           <w:szCs w:val="28"/>
         </w:rPr>
       </w:pPr>
+      <w:proofErr w:type="spellStart"/>
       <w:r>
         <w:rPr>
           <w:rFonts w:asciiTheme="minorHAnsi" w:hAnsiTheme="minorHAnsi" w:cstheme="minorHAnsi"/>
           <w:sz w:val="28"/>
           <w:szCs w:val="28"/>
         </w:rPr>
-        <w:t xml:space="preserve">Gisslen, W. (2015). Professional </w:t>
+        <w:t>Gisslen</w:t>
+      </w:r>
+      <w:proofErr w:type="spellEnd"/>
+      <w:r>
+        <w:rPr>
+          <w:rFonts w:asciiTheme="minorHAnsi" w:hAnsiTheme="minorHAnsi" w:cstheme="minorHAnsi"/>
+          <w:sz w:val="28"/>
+          <w:szCs w:val="28"/>
+        </w:rPr>
+        <w:t xml:space="preserve">, W. (2015). Professional </w:t>
       </w:r>
       <w:r>
         <w:rPr>
@@ -15295,12 +15994,21 @@
                 <w:szCs w:val="24"/>
               </w:rPr>
             </w:pPr>
-            <w:r>
-              <w:rPr>
-                <w:rFonts w:asciiTheme="minorHAnsi" w:hAnsiTheme="minorHAnsi" w:cstheme="minorHAnsi"/>
-                <w:szCs w:val="24"/>
-              </w:rPr>
-              <w:t>Karine Isabel Ospino Fritz</w:t>
+            <w:proofErr w:type="spellStart"/>
+            <w:r>
+              <w:rPr>
+                <w:rFonts w:asciiTheme="minorHAnsi" w:hAnsiTheme="minorHAnsi" w:cstheme="minorHAnsi"/>
+                <w:szCs w:val="24"/>
+              </w:rPr>
+              <w:t>Karine</w:t>
+            </w:r>
+            <w:proofErr w:type="spellEnd"/>
+            <w:r>
+              <w:rPr>
+                <w:rFonts w:asciiTheme="minorHAnsi" w:hAnsiTheme="minorHAnsi" w:cstheme="minorHAnsi"/>
+                <w:szCs w:val="24"/>
+              </w:rPr>
+              <w:t xml:space="preserve"> Isabel Ospino Fritz</w:t>
             </w:r>
           </w:p>
         </w:tc>
@@ -21513,6 +22221,15 @@
 </file>
 
 <file path=customXml/item1.xml><?xml version="1.0" encoding="utf-8"?>
+<?mso-contentType ?>
+<FormTemplates xmlns="http://schemas.microsoft.com/sharepoint/v3/contenttype/forms">
+  <Display>DocumentLibraryForm</Display>
+  <Edit>DocumentLibraryForm</Edit>
+  <New>DocumentLibraryForm</New>
+</FormTemplates>
+</file>
+
+<file path=customXml/item2.xml><?xml version="1.0" encoding="utf-8"?>
 <p:properties xmlns:p="http://schemas.microsoft.com/office/2006/metadata/properties" xmlns:xsi="http://www.w3.org/2001/XMLSchema-instance" xmlns:pc="http://schemas.microsoft.com/office/infopath/2007/PartnerControls">
   <documentManagement>
     <TaxCatchAll xmlns="adccf511-daff-4bcb-9072-914cedbf4c7e" xsi:nil="true"/>
@@ -21523,217 +22240,7 @@
 </p:properties>
 </file>
 
-<file path=customXml/item2.xml><?xml version="1.0" encoding="utf-8"?>
-<?mso-contentType ?>
-<FormTemplates xmlns="http://schemas.microsoft.com/sharepoint/v3/contenttype/forms">
-  <Display>DocumentLibraryForm</Display>
-  <Edit>DocumentLibraryForm</Edit>
-  <New>DocumentLibraryForm</New>
-</FormTemplates>
-</file>
-
 <file path=customXml/item3.xml><?xml version="1.0" encoding="utf-8"?>
-<ct:contentTypeSchema xmlns:ct="http://schemas.microsoft.com/office/2006/metadata/contentType" xmlns:ma="http://schemas.microsoft.com/office/2006/metadata/properties/metaAttributes" ct:_="" ma:_="" ma:contentTypeName="Documento" ma:contentTypeID="0x010100FC2B1768DD5A774EB396CCAB0DE361C1" ma:contentTypeVersion="12" ma:contentTypeDescription="Crear nuevo documento." ma:contentTypeScope="" ma:versionID="d4a546b22d2924edabf51241cf3422b8">
-  <xsd:schema xmlns:xsd="http://www.w3.org/2001/XMLSchema" xmlns:xs="http://www.w3.org/2001/XMLSchema" xmlns:p="http://schemas.microsoft.com/office/2006/metadata/properties" xmlns:ns2="a70d3c18-0869-45a1-9f75-4b4b8f0f32be" xmlns:ns3="adccf511-daff-4bcb-9072-914cedbf4c7e" targetNamespace="http://schemas.microsoft.com/office/2006/metadata/properties" ma:root="true" ma:fieldsID="e29002b2d9ca820e89c57fc59ec70c79" ns2:_="" ns3:_="">
-    <xsd:import namespace="a70d3c18-0869-45a1-9f75-4b4b8f0f32be"/>
-    <xsd:import namespace="adccf511-daff-4bcb-9072-914cedbf4c7e"/>
-    <xsd:element name="properties">
-      <xsd:complexType>
-        <xsd:sequence>
-          <xsd:element name="documentManagement">
-            <xsd:complexType>
-              <xsd:all>
-                <xsd:element ref="ns2:MediaServiceMetadata" minOccurs="0"/>
-                <xsd:element ref="ns2:MediaServiceFastMetadata" minOccurs="0"/>
-                <xsd:element ref="ns2:MediaServiceSearchProperties" minOccurs="0"/>
-                <xsd:element ref="ns2:MediaServiceDateTaken" minOccurs="0"/>
-                <xsd:element ref="ns2:MediaServiceGenerationTime" minOccurs="0"/>
-                <xsd:element ref="ns2:MediaServiceEventHashCode" minOccurs="0"/>
-                <xsd:element ref="ns2:MediaLengthInSeconds" minOccurs="0"/>
-                <xsd:element ref="ns2:lcf76f155ced4ddcb4097134ff3c332f" minOccurs="0"/>
-                <xsd:element ref="ns3:TaxCatchAll" minOccurs="0"/>
-                <xsd:element ref="ns2:MediaServiceOCR" minOccurs="0"/>
-                <xsd:element ref="ns2:MediaServiceBillingMetadata" minOccurs="0"/>
-              </xsd:all>
-            </xsd:complexType>
-          </xsd:element>
-        </xsd:sequence>
-      </xsd:complexType>
-    </xsd:element>
-  </xsd:schema>
-  <xsd:schema xmlns:xsd="http://www.w3.org/2001/XMLSchema" xmlns:xs="http://www.w3.org/2001/XMLSchema" xmlns:dms="http://schemas.microsoft.com/office/2006/documentManagement/types" xmlns:pc="http://schemas.microsoft.com/office/infopath/2007/PartnerControls" targetNamespace="a70d3c18-0869-45a1-9f75-4b4b8f0f32be" elementFormDefault="qualified">
-    <xsd:import namespace="http://schemas.microsoft.com/office/2006/documentManagement/types"/>
-    <xsd:import namespace="http://schemas.microsoft.com/office/infopath/2007/PartnerControls"/>
-    <xsd:element name="MediaServiceMetadata" ma:index="8" nillable="true" ma:displayName="MediaServiceMetadata" ma:hidden="true" ma:internalName="MediaServiceMetadata" ma:readOnly="true">
-      <xsd:simpleType>
-        <xsd:restriction base="dms:Note"/>
-      </xsd:simpleType>
-    </xsd:element>
-    <xsd:element name="MediaServiceFastMetadata" ma:index="9" nillable="true" ma:displayName="MediaServiceFastMetadata" ma:hidden="true" ma:internalName="MediaServiceFastMetadata" ma:readOnly="true">
-      <xsd:simpleType>
-        <xsd:restriction base="dms:Note"/>
-      </xsd:simpleType>
-    </xsd:element>
-    <xsd:element name="MediaServiceSearchProperties" ma:index="10" nillable="true" ma:displayName="MediaServiceSearchProperties" ma:hidden="true" ma:internalName="MediaServiceSearchProperties" ma:readOnly="true">
-      <xsd:simpleType>
-        <xsd:restriction base="dms:Note"/>
-      </xsd:simpleType>
-    </xsd:element>
-    <xsd:element name="MediaServiceDateTaken" ma:index="11" nillable="true" ma:displayName="MediaServiceDateTaken" ma:hidden="true" ma:indexed="true" ma:internalName="MediaServiceDateTaken" ma:readOnly="true">
-      <xsd:simpleType>
-        <xsd:restriction base="dms:Text"/>
-      </xsd:simpleType>
-    </xsd:element>
-    <xsd:element name="MediaServiceGenerationTime" ma:index="12" nillable="true" ma:displayName="MediaServiceGenerationTime" ma:hidden="true" ma:internalName="MediaServiceGenerationTime" ma:readOnly="true">
-      <xsd:simpleType>
-        <xsd:restriction base="dms:Text"/>
-      </xsd:simpleType>
-    </xsd:element>
-    <xsd:element name="MediaServiceEventHashCode" ma:index="13" nillable="true" ma:displayName="MediaServiceEventHashCode" ma:hidden="true" ma:internalName="MediaServiceEventHashCode" ma:readOnly="true">
-      <xsd:simpleType>
-        <xsd:restriction base="dms:Text"/>
-      </xsd:simpleType>
-    </xsd:element>
-    <xsd:element name="MediaLengthInSeconds" ma:index="14" nillable="true" ma:displayName="MediaLengthInSeconds" ma:hidden="true" ma:internalName="MediaLengthInSeconds" ma:readOnly="true">
-      <xsd:simpleType>
-        <xsd:restriction base="dms:Unknown"/>
-      </xsd:simpleType>
-    </xsd:element>
-    <xsd:element name="lcf76f155ced4ddcb4097134ff3c332f" ma:index="16" nillable="true" ma:taxonomy="true" ma:internalName="lcf76f155ced4ddcb4097134ff3c332f" ma:taxonomyFieldName="MediaServiceImageTags" ma:displayName="Etiquetas de imagen" ma:readOnly="false" ma:fieldId="{5cf76f15-5ced-4ddc-b409-7134ff3c332f}" ma:taxonomyMulti="true" ma:sspId="d33c8c81-5745-4931-bcc4-c2aeafe86780" ma:termSetId="09814cd3-568e-fe90-9814-8d621ff8fb84" ma:anchorId="fba54fb3-c3e1-fe81-a776-ca4b69148c4d" ma:open="true" ma:isKeyword="false">
-      <xsd:complexType>
-        <xsd:sequence>
-          <xsd:element ref="pc:Terms" minOccurs="0" maxOccurs="1"/>
-        </xsd:sequence>
-      </xsd:complexType>
-    </xsd:element>
-    <xsd:element name="MediaServiceOCR" ma:index="18" nillable="true" ma:displayName="Extracted Text" ma:internalName="MediaServiceOCR" ma:readOnly="true">
-      <xsd:simpleType>
-        <xsd:restriction base="dms:Note">
-          <xsd:maxLength value="255"/>
-        </xsd:restriction>
-      </xsd:simpleType>
-    </xsd:element>
-    <xsd:element name="MediaServiceBillingMetadata" ma:index="19" nillable="true" ma:displayName="MediaServiceBillingMetadata" ma:hidden="true" ma:internalName="MediaServiceBillingMetadata" ma:readOnly="true">
-      <xsd:simpleType>
-        <xsd:restriction base="dms:Note"/>
-      </xsd:simpleType>
-    </xsd:element>
-  </xsd:schema>
-  <xsd:schema xmlns:xsd="http://www.w3.org/2001/XMLSchema" xmlns:xs="http://www.w3.org/2001/XMLSchema" xmlns:dms="http://schemas.microsoft.com/office/2006/documentManagement/types" xmlns:pc="http://schemas.microsoft.com/office/infopath/2007/PartnerControls" targetNamespace="adccf511-daff-4bcb-9072-914cedbf4c7e" elementFormDefault="qualified">
-    <xsd:import namespace="http://schemas.microsoft.com/office/2006/documentManagement/types"/>
-    <xsd:import namespace="http://schemas.microsoft.com/office/infopath/2007/PartnerControls"/>
-    <xsd:element name="TaxCatchAll" ma:index="17" nillable="true" ma:displayName="Taxonomy Catch All Column" ma:hidden="true" ma:list="{d55fdbc5-1632-489d-aeea-ba6fd7407963}" ma:internalName="TaxCatchAll" ma:showField="CatchAllData" ma:web="adccf511-daff-4bcb-9072-914cedbf4c7e">
-      <xsd:complexType>
-        <xsd:complexContent>
-          <xsd:extension base="dms:MultiChoiceLookup">
-            <xsd:sequence>
-              <xsd:element name="Value" type="dms:Lookup" maxOccurs="unbounded" minOccurs="0" nillable="true"/>
-            </xsd:sequence>
-          </xsd:extension>
-        </xsd:complexContent>
-      </xsd:complexType>
-    </xsd:element>
-  </xsd:schema>
-  <xsd:schema xmlns="http://schemas.openxmlformats.org/package/2006/metadata/core-properties" xmlns:xsd="http://www.w3.org/2001/XMLSchema" xmlns:xsi="http://www.w3.org/2001/XMLSchema-instance" xmlns:dc="http://purl.org/dc/elements/1.1/" xmlns:dcterms="http://purl.org/dc/terms/" xmlns:odoc="http://schemas.microsoft.com/internal/obd" targetNamespace="http://schemas.openxmlformats.org/package/2006/metadata/core-properties" elementFormDefault="qualified" attributeFormDefault="unqualified" blockDefault="#all">
-    <xsd:import namespace="http://purl.org/dc/elements/1.1/" schemaLocation="http://dublincore.org/schemas/xmls/qdc/2003/04/02/dc.xsd"/>
-    <xsd:import namespace="http://purl.org/dc/terms/" schemaLocation="http://dublincore.org/schemas/xmls/qdc/2003/04/02/dcterms.xsd"/>
-    <xsd:element name="coreProperties" type="CT_coreProperties"/>
-    <xsd:complexType name="CT_coreProperties">
-      <xsd:all>
-        <xsd:element ref="dc:creator" minOccurs="0" maxOccurs="1"/>
-        <xsd:element ref="dcterms:created" minOccurs="0" maxOccurs="1"/>
-        <xsd:element ref="dc:identifier" minOccurs="0" maxOccurs="1"/>
-        <xsd:element name="contentType" minOccurs="0" maxOccurs="1" type="xsd:string" ma:index="0" ma:displayName="Tipo de contenido"/>
-        <xsd:element ref="dc:title" minOccurs="0" maxOccurs="1" ma:index="4" ma:displayName="Título"/>
-        <xsd:element ref="dc:subject" minOccurs="0" maxOccurs="1"/>
-        <xsd:element ref="dc:description" minOccurs="0" maxOccurs="1"/>
-        <xsd:element name="keywords" minOccurs="0" maxOccurs="1" type="xsd:string"/>
-        <xsd:element ref="dc:language" minOccurs="0" maxOccurs="1"/>
-        <xsd:element name="category" minOccurs="0" maxOccurs="1" type="xsd:string"/>
-        <xsd:element name="version" minOccurs="0" maxOccurs="1" type="xsd:string"/>
-        <xsd:element name="revision" minOccurs="0" maxOccurs="1" type="xsd:string">
-          <xsd:annotation>
-            <xsd:documentation>
-                        This value indicates the number of saves or revisions. The application is responsible for updating this value after each revision.
-                    </xsd:documentation>
-          </xsd:annotation>
-        </xsd:element>
-        <xsd:element name="lastModifiedBy" minOccurs="0" maxOccurs="1" type="xsd:string"/>
-        <xsd:element ref="dcterms:modified" minOccurs="0" maxOccurs="1"/>
-        <xsd:element name="contentStatus" minOccurs="0" maxOccurs="1" type="xsd:string"/>
-      </xsd:all>
-    </xsd:complexType>
-  </xsd:schema>
-  <xs:schema xmlns:pc="http://schemas.microsoft.com/office/infopath/2007/PartnerControls" xmlns:xs="http://www.w3.org/2001/XMLSchema" targetNamespace="http://schemas.microsoft.com/office/infopath/2007/PartnerControls" elementFormDefault="qualified" attributeFormDefault="unqualified">
-    <xs:element name="Person">
-      <xs:complexType>
-        <xs:sequence>
-          <xs:element ref="pc:DisplayName" minOccurs="0"/>
-          <xs:element ref="pc:AccountId" minOccurs="0"/>
-          <xs:element ref="pc:AccountType" minOccurs="0"/>
-        </xs:sequence>
-      </xs:complexType>
-    </xs:element>
-    <xs:element name="DisplayName" type="xs:string"/>
-    <xs:element name="AccountId" type="xs:string"/>
-    <xs:element name="AccountType" type="xs:string"/>
-    <xs:element name="BDCAssociatedEntity">
-      <xs:complexType>
-        <xs:sequence>
-          <xs:element ref="pc:BDCEntity" minOccurs="0" maxOccurs="unbounded"/>
-        </xs:sequence>
-        <xs:attribute ref="pc:EntityNamespace"/>
-        <xs:attribute ref="pc:EntityName"/>
-        <xs:attribute ref="pc:SystemInstanceName"/>
-        <xs:attribute ref="pc:AssociationName"/>
-      </xs:complexType>
-    </xs:element>
-    <xs:attribute name="EntityNamespace" type="xs:string"/>
-    <xs:attribute name="EntityName" type="xs:string"/>
-    <xs:attribute name="SystemInstanceName" type="xs:string"/>
-    <xs:attribute name="AssociationName" type="xs:string"/>
-    <xs:element name="BDCEntity">
-      <xs:complexType>
-        <xs:sequence>
-          <xs:element ref="pc:EntityDisplayName" minOccurs="0"/>
-          <xs:element ref="pc:EntityInstanceReference" minOccurs="0"/>
-          <xs:element ref="pc:EntityId1" minOccurs="0"/>
-          <xs:element ref="pc:EntityId2" minOccurs="0"/>
-          <xs:element ref="pc:EntityId3" minOccurs="0"/>
-          <xs:element ref="pc:EntityId4" minOccurs="0"/>
-          <xs:element ref="pc:EntityId5" minOccurs="0"/>
-        </xs:sequence>
-      </xs:complexType>
-    </xs:element>
-    <xs:element name="EntityDisplayName" type="xs:string"/>
-    <xs:element name="EntityInstanceReference" type="xs:string"/>
-    <xs:element name="EntityId1" type="xs:string"/>
-    <xs:element name="EntityId2" type="xs:string"/>
-    <xs:element name="EntityId3" type="xs:string"/>
-    <xs:element name="EntityId4" type="xs:string"/>
-    <xs:element name="EntityId5" type="xs:string"/>
-    <xs:element name="Terms">
-      <xs:complexType>
-        <xs:sequence>
-          <xs:element ref="pc:TermInfo" minOccurs="0" maxOccurs="unbounded"/>
-        </xs:sequence>
-      </xs:complexType>
-    </xs:element>
-    <xs:element name="TermInfo">
-      <xs:complexType>
-        <xs:sequence>
-          <xs:element ref="pc:TermName" minOccurs="0"/>
-          <xs:element ref="pc:TermId" minOccurs="0"/>
-        </xs:sequence>
-      </xs:complexType>
-    </xs:element>
-    <xs:element name="TermName" type="xs:string"/>
-    <xs:element name="TermId" type="xs:string"/>
-  </xs:schema>
-</ct:contentTypeSchema>
-</file>
-
-<file path=customXml/item4.xml><?xml version="1.0" encoding="utf-8"?>
 <b:Sources xmlns:b="http://schemas.openxmlformats.org/officeDocument/2006/bibliography" xmlns="http://schemas.openxmlformats.org/officeDocument/2006/bibliography" SelectedStyle="\APASixthEditionOfficeOnline.xsl" StyleName="APA" Version="6">
   <b:Source>
     <b:Tag>Mue12</b:Tag>
@@ -22244,7 +22751,216 @@
 </b:Sources>
 </file>
 
+<file path=customXml/item4.xml><?xml version="1.0" encoding="utf-8"?>
+<ct:contentTypeSchema xmlns:ct="http://schemas.microsoft.com/office/2006/metadata/contentType" xmlns:ma="http://schemas.microsoft.com/office/2006/metadata/properties/metaAttributes" ct:_="" ma:_="" ma:contentTypeName="Documento" ma:contentTypeID="0x010100FC2B1768DD5A774EB396CCAB0DE361C1" ma:contentTypeVersion="12" ma:contentTypeDescription="Crear nuevo documento." ma:contentTypeScope="" ma:versionID="d4a546b22d2924edabf51241cf3422b8">
+  <xsd:schema xmlns:xsd="http://www.w3.org/2001/XMLSchema" xmlns:xs="http://www.w3.org/2001/XMLSchema" xmlns:p="http://schemas.microsoft.com/office/2006/metadata/properties" xmlns:ns2="a70d3c18-0869-45a1-9f75-4b4b8f0f32be" xmlns:ns3="adccf511-daff-4bcb-9072-914cedbf4c7e" targetNamespace="http://schemas.microsoft.com/office/2006/metadata/properties" ma:root="true" ma:fieldsID="e29002b2d9ca820e89c57fc59ec70c79" ns2:_="" ns3:_="">
+    <xsd:import namespace="a70d3c18-0869-45a1-9f75-4b4b8f0f32be"/>
+    <xsd:import namespace="adccf511-daff-4bcb-9072-914cedbf4c7e"/>
+    <xsd:element name="properties">
+      <xsd:complexType>
+        <xsd:sequence>
+          <xsd:element name="documentManagement">
+            <xsd:complexType>
+              <xsd:all>
+                <xsd:element ref="ns2:MediaServiceMetadata" minOccurs="0"/>
+                <xsd:element ref="ns2:MediaServiceFastMetadata" minOccurs="0"/>
+                <xsd:element ref="ns2:MediaServiceSearchProperties" minOccurs="0"/>
+                <xsd:element ref="ns2:MediaServiceDateTaken" minOccurs="0"/>
+                <xsd:element ref="ns2:MediaServiceGenerationTime" minOccurs="0"/>
+                <xsd:element ref="ns2:MediaServiceEventHashCode" minOccurs="0"/>
+                <xsd:element ref="ns2:MediaLengthInSeconds" minOccurs="0"/>
+                <xsd:element ref="ns2:lcf76f155ced4ddcb4097134ff3c332f" minOccurs="0"/>
+                <xsd:element ref="ns3:TaxCatchAll" minOccurs="0"/>
+                <xsd:element ref="ns2:MediaServiceOCR" minOccurs="0"/>
+                <xsd:element ref="ns2:MediaServiceBillingMetadata" minOccurs="0"/>
+              </xsd:all>
+            </xsd:complexType>
+          </xsd:element>
+        </xsd:sequence>
+      </xsd:complexType>
+    </xsd:element>
+  </xsd:schema>
+  <xsd:schema xmlns:xsd="http://www.w3.org/2001/XMLSchema" xmlns:xs="http://www.w3.org/2001/XMLSchema" xmlns:dms="http://schemas.microsoft.com/office/2006/documentManagement/types" xmlns:pc="http://schemas.microsoft.com/office/infopath/2007/PartnerControls" targetNamespace="a70d3c18-0869-45a1-9f75-4b4b8f0f32be" elementFormDefault="qualified">
+    <xsd:import namespace="http://schemas.microsoft.com/office/2006/documentManagement/types"/>
+    <xsd:import namespace="http://schemas.microsoft.com/office/infopath/2007/PartnerControls"/>
+    <xsd:element name="MediaServiceMetadata" ma:index="8" nillable="true" ma:displayName="MediaServiceMetadata" ma:hidden="true" ma:internalName="MediaServiceMetadata" ma:readOnly="true">
+      <xsd:simpleType>
+        <xsd:restriction base="dms:Note"/>
+      </xsd:simpleType>
+    </xsd:element>
+    <xsd:element name="MediaServiceFastMetadata" ma:index="9" nillable="true" ma:displayName="MediaServiceFastMetadata" ma:hidden="true" ma:internalName="MediaServiceFastMetadata" ma:readOnly="true">
+      <xsd:simpleType>
+        <xsd:restriction base="dms:Note"/>
+      </xsd:simpleType>
+    </xsd:element>
+    <xsd:element name="MediaServiceSearchProperties" ma:index="10" nillable="true" ma:displayName="MediaServiceSearchProperties" ma:hidden="true" ma:internalName="MediaServiceSearchProperties" ma:readOnly="true">
+      <xsd:simpleType>
+        <xsd:restriction base="dms:Note"/>
+      </xsd:simpleType>
+    </xsd:element>
+    <xsd:element name="MediaServiceDateTaken" ma:index="11" nillable="true" ma:displayName="MediaServiceDateTaken" ma:hidden="true" ma:indexed="true" ma:internalName="MediaServiceDateTaken" ma:readOnly="true">
+      <xsd:simpleType>
+        <xsd:restriction base="dms:Text"/>
+      </xsd:simpleType>
+    </xsd:element>
+    <xsd:element name="MediaServiceGenerationTime" ma:index="12" nillable="true" ma:displayName="MediaServiceGenerationTime" ma:hidden="true" ma:internalName="MediaServiceGenerationTime" ma:readOnly="true">
+      <xsd:simpleType>
+        <xsd:restriction base="dms:Text"/>
+      </xsd:simpleType>
+    </xsd:element>
+    <xsd:element name="MediaServiceEventHashCode" ma:index="13" nillable="true" ma:displayName="MediaServiceEventHashCode" ma:hidden="true" ma:internalName="MediaServiceEventHashCode" ma:readOnly="true">
+      <xsd:simpleType>
+        <xsd:restriction base="dms:Text"/>
+      </xsd:simpleType>
+    </xsd:element>
+    <xsd:element name="MediaLengthInSeconds" ma:index="14" nillable="true" ma:displayName="MediaLengthInSeconds" ma:hidden="true" ma:internalName="MediaLengthInSeconds" ma:readOnly="true">
+      <xsd:simpleType>
+        <xsd:restriction base="dms:Unknown"/>
+      </xsd:simpleType>
+    </xsd:element>
+    <xsd:element name="lcf76f155ced4ddcb4097134ff3c332f" ma:index="16" nillable="true" ma:taxonomy="true" ma:internalName="lcf76f155ced4ddcb4097134ff3c332f" ma:taxonomyFieldName="MediaServiceImageTags" ma:displayName="Etiquetas de imagen" ma:readOnly="false" ma:fieldId="{5cf76f15-5ced-4ddc-b409-7134ff3c332f}" ma:taxonomyMulti="true" ma:sspId="d33c8c81-5745-4931-bcc4-c2aeafe86780" ma:termSetId="09814cd3-568e-fe90-9814-8d621ff8fb84" ma:anchorId="fba54fb3-c3e1-fe81-a776-ca4b69148c4d" ma:open="true" ma:isKeyword="false">
+      <xsd:complexType>
+        <xsd:sequence>
+          <xsd:element ref="pc:Terms" minOccurs="0" maxOccurs="1"/>
+        </xsd:sequence>
+      </xsd:complexType>
+    </xsd:element>
+    <xsd:element name="MediaServiceOCR" ma:index="18" nillable="true" ma:displayName="Extracted Text" ma:internalName="MediaServiceOCR" ma:readOnly="true">
+      <xsd:simpleType>
+        <xsd:restriction base="dms:Note">
+          <xsd:maxLength value="255"/>
+        </xsd:restriction>
+      </xsd:simpleType>
+    </xsd:element>
+    <xsd:element name="MediaServiceBillingMetadata" ma:index="19" nillable="true" ma:displayName="MediaServiceBillingMetadata" ma:hidden="true" ma:internalName="MediaServiceBillingMetadata" ma:readOnly="true">
+      <xsd:simpleType>
+        <xsd:restriction base="dms:Note"/>
+      </xsd:simpleType>
+    </xsd:element>
+  </xsd:schema>
+  <xsd:schema xmlns:xsd="http://www.w3.org/2001/XMLSchema" xmlns:xs="http://www.w3.org/2001/XMLSchema" xmlns:dms="http://schemas.microsoft.com/office/2006/documentManagement/types" xmlns:pc="http://schemas.microsoft.com/office/infopath/2007/PartnerControls" targetNamespace="adccf511-daff-4bcb-9072-914cedbf4c7e" elementFormDefault="qualified">
+    <xsd:import namespace="http://schemas.microsoft.com/office/2006/documentManagement/types"/>
+    <xsd:import namespace="http://schemas.microsoft.com/office/infopath/2007/PartnerControls"/>
+    <xsd:element name="TaxCatchAll" ma:index="17" nillable="true" ma:displayName="Taxonomy Catch All Column" ma:hidden="true" ma:list="{d55fdbc5-1632-489d-aeea-ba6fd7407963}" ma:internalName="TaxCatchAll" ma:showField="CatchAllData" ma:web="adccf511-daff-4bcb-9072-914cedbf4c7e">
+      <xsd:complexType>
+        <xsd:complexContent>
+          <xsd:extension base="dms:MultiChoiceLookup">
+            <xsd:sequence>
+              <xsd:element name="Value" type="dms:Lookup" maxOccurs="unbounded" minOccurs="0" nillable="true"/>
+            </xsd:sequence>
+          </xsd:extension>
+        </xsd:complexContent>
+      </xsd:complexType>
+    </xsd:element>
+  </xsd:schema>
+  <xsd:schema xmlns="http://schemas.openxmlformats.org/package/2006/metadata/core-properties" xmlns:xsd="http://www.w3.org/2001/XMLSchema" xmlns:xsi="http://www.w3.org/2001/XMLSchema-instance" xmlns:dc="http://purl.org/dc/elements/1.1/" xmlns:dcterms="http://purl.org/dc/terms/" xmlns:odoc="http://schemas.microsoft.com/internal/obd" targetNamespace="http://schemas.openxmlformats.org/package/2006/metadata/core-properties" elementFormDefault="qualified" attributeFormDefault="unqualified" blockDefault="#all">
+    <xsd:import namespace="http://purl.org/dc/elements/1.1/" schemaLocation="http://dublincore.org/schemas/xmls/qdc/2003/04/02/dc.xsd"/>
+    <xsd:import namespace="http://purl.org/dc/terms/" schemaLocation="http://dublincore.org/schemas/xmls/qdc/2003/04/02/dcterms.xsd"/>
+    <xsd:element name="coreProperties" type="CT_coreProperties"/>
+    <xsd:complexType name="CT_coreProperties">
+      <xsd:all>
+        <xsd:element ref="dc:creator" minOccurs="0" maxOccurs="1"/>
+        <xsd:element ref="dcterms:created" minOccurs="0" maxOccurs="1"/>
+        <xsd:element ref="dc:identifier" minOccurs="0" maxOccurs="1"/>
+        <xsd:element name="contentType" minOccurs="0" maxOccurs="1" type="xsd:string" ma:index="0" ma:displayName="Tipo de contenido"/>
+        <xsd:element ref="dc:title" minOccurs="0" maxOccurs="1" ma:index="4" ma:displayName="Título"/>
+        <xsd:element ref="dc:subject" minOccurs="0" maxOccurs="1"/>
+        <xsd:element ref="dc:description" minOccurs="0" maxOccurs="1"/>
+        <xsd:element name="keywords" minOccurs="0" maxOccurs="1" type="xsd:string"/>
+        <xsd:element ref="dc:language" minOccurs="0" maxOccurs="1"/>
+        <xsd:element name="category" minOccurs="0" maxOccurs="1" type="xsd:string"/>
+        <xsd:element name="version" minOccurs="0" maxOccurs="1" type="xsd:string"/>
+        <xsd:element name="revision" minOccurs="0" maxOccurs="1" type="xsd:string">
+          <xsd:annotation>
+            <xsd:documentation>
+                        This value indicates the number of saves or revisions. The application is responsible for updating this value after each revision.
+                    </xsd:documentation>
+          </xsd:annotation>
+        </xsd:element>
+        <xsd:element name="lastModifiedBy" minOccurs="0" maxOccurs="1" type="xsd:string"/>
+        <xsd:element ref="dcterms:modified" minOccurs="0" maxOccurs="1"/>
+        <xsd:element name="contentStatus" minOccurs="0" maxOccurs="1" type="xsd:string"/>
+      </xsd:all>
+    </xsd:complexType>
+  </xsd:schema>
+  <xs:schema xmlns:pc="http://schemas.microsoft.com/office/infopath/2007/PartnerControls" xmlns:xs="http://www.w3.org/2001/XMLSchema" targetNamespace="http://schemas.microsoft.com/office/infopath/2007/PartnerControls" elementFormDefault="qualified" attributeFormDefault="unqualified">
+    <xs:element name="Person">
+      <xs:complexType>
+        <xs:sequence>
+          <xs:element ref="pc:DisplayName" minOccurs="0"/>
+          <xs:element ref="pc:AccountId" minOccurs="0"/>
+          <xs:element ref="pc:AccountType" minOccurs="0"/>
+        </xs:sequence>
+      </xs:complexType>
+    </xs:element>
+    <xs:element name="DisplayName" type="xs:string"/>
+    <xs:element name="AccountId" type="xs:string"/>
+    <xs:element name="AccountType" type="xs:string"/>
+    <xs:element name="BDCAssociatedEntity">
+      <xs:complexType>
+        <xs:sequence>
+          <xs:element ref="pc:BDCEntity" minOccurs="0" maxOccurs="unbounded"/>
+        </xs:sequence>
+        <xs:attribute ref="pc:EntityNamespace"/>
+        <xs:attribute ref="pc:EntityName"/>
+        <xs:attribute ref="pc:SystemInstanceName"/>
+        <xs:attribute ref="pc:AssociationName"/>
+      </xs:complexType>
+    </xs:element>
+    <xs:attribute name="EntityNamespace" type="xs:string"/>
+    <xs:attribute name="EntityName" type="xs:string"/>
+    <xs:attribute name="SystemInstanceName" type="xs:string"/>
+    <xs:attribute name="AssociationName" type="xs:string"/>
+    <xs:element name="BDCEntity">
+      <xs:complexType>
+        <xs:sequence>
+          <xs:element ref="pc:EntityDisplayName" minOccurs="0"/>
+          <xs:element ref="pc:EntityInstanceReference" minOccurs="0"/>
+          <xs:element ref="pc:EntityId1" minOccurs="0"/>
+          <xs:element ref="pc:EntityId2" minOccurs="0"/>
+          <xs:element ref="pc:EntityId3" minOccurs="0"/>
+          <xs:element ref="pc:EntityId4" minOccurs="0"/>
+          <xs:element ref="pc:EntityId5" minOccurs="0"/>
+        </xs:sequence>
+      </xs:complexType>
+    </xs:element>
+    <xs:element name="EntityDisplayName" type="xs:string"/>
+    <xs:element name="EntityInstanceReference" type="xs:string"/>
+    <xs:element name="EntityId1" type="xs:string"/>
+    <xs:element name="EntityId2" type="xs:string"/>
+    <xs:element name="EntityId3" type="xs:string"/>
+    <xs:element name="EntityId4" type="xs:string"/>
+    <xs:element name="EntityId5" type="xs:string"/>
+    <xs:element name="Terms">
+      <xs:complexType>
+        <xs:sequence>
+          <xs:element ref="pc:TermInfo" minOccurs="0" maxOccurs="unbounded"/>
+        </xs:sequence>
+      </xs:complexType>
+    </xs:element>
+    <xs:element name="TermInfo">
+      <xs:complexType>
+        <xs:sequence>
+          <xs:element ref="pc:TermName" minOccurs="0"/>
+          <xs:element ref="pc:TermId" minOccurs="0"/>
+        </xs:sequence>
+      </xs:complexType>
+    </xs:element>
+    <xs:element name="TermName" type="xs:string"/>
+    <xs:element name="TermId" type="xs:string"/>
+  </xs:schema>
+</ct:contentTypeSchema>
+</file>
+
 <file path=customXml/itemProps1.xml><?xml version="1.0" encoding="utf-8"?>
+<ds:datastoreItem xmlns:ds="http://schemas.openxmlformats.org/officeDocument/2006/customXml" ds:itemID="{81CBDEC1-3B00-44ED-AD36-0268077980BA}">
+  <ds:schemaRefs>
+    <ds:schemaRef ds:uri="http://schemas.microsoft.com/sharepoint/v3/contenttype/forms"/>
+  </ds:schemaRefs>
+</ds:datastoreItem>
+</file>
+
+<file path=customXml/itemProps2.xml><?xml version="1.0" encoding="utf-8"?>
 <ds:datastoreItem xmlns:ds="http://schemas.openxmlformats.org/officeDocument/2006/customXml" ds:itemID="{1145D752-ACC1-45E1-AB53-0C756F67FC7F}">
   <ds:schemaRefs>
     <ds:schemaRef ds:uri="http://schemas.microsoft.com/office/2006/metadata/properties"/>
@@ -22255,15 +22971,15 @@
 </ds:datastoreItem>
 </file>
 
-<file path=customXml/itemProps2.xml><?xml version="1.0" encoding="utf-8"?>
-<ds:datastoreItem xmlns:ds="http://schemas.openxmlformats.org/officeDocument/2006/customXml" ds:itemID="{81CBDEC1-3B00-44ED-AD36-0268077980BA}">
+<file path=customXml/itemProps3.xml><?xml version="1.0" encoding="utf-8"?>
+<ds:datastoreItem xmlns:ds="http://schemas.openxmlformats.org/officeDocument/2006/customXml" ds:itemID="{84F3832F-79D0-40EC-924E-4EC5D33B7AFB}">
   <ds:schemaRefs>
-    <ds:schemaRef ds:uri="http://schemas.microsoft.com/sharepoint/v3/contenttype/forms"/>
+    <ds:schemaRef ds:uri="http://schemas.openxmlformats.org/officeDocument/2006/bibliography"/>
   </ds:schemaRefs>
 </ds:datastoreItem>
 </file>
 
-<file path=customXml/itemProps3.xml><?xml version="1.0" encoding="utf-8"?>
+<file path=customXml/itemProps4.xml><?xml version="1.0" encoding="utf-8"?>
 <ds:datastoreItem xmlns:ds="http://schemas.openxmlformats.org/officeDocument/2006/customXml" ds:itemID="{996434B9-CC1E-4468-A086-AA07C2AF1350}">
   <ds:schemaRefs>
     <ds:schemaRef ds:uri="http://schemas.microsoft.com/office/2006/metadata/contentType"/>
@@ -22280,12 +22996,4 @@
     <ds:schemaRef ds:uri="http://schemas.microsoft.com/internal/obd"/>
   </ds:schemaRefs>
 </ds:datastoreItem>
-</file>
-
-<file path=customXml/itemProps4.xml><?xml version="1.0" encoding="utf-8"?>
-<ds:datastoreItem xmlns:ds="http://schemas.openxmlformats.org/officeDocument/2006/customXml" ds:itemID="{84F3832F-79D0-40EC-924E-4EC5D33B7AFB}">
-  <ds:schemaRefs>
-    <ds:schemaRef ds:uri="http://schemas.openxmlformats.org/officeDocument/2006/bibliography"/>
-  </ds:schemaRefs>
-</ds:datastoreItem>
 </file>
--- a/fuentes/CFA2_66210001_DU.docx
+++ b/fuentes/CFA2_66210001_DU.docx
@@ -2211,21 +2211,7 @@
                 <w:rStyle w:val="Hipervnculo"/>
                 <w:noProof/>
               </w:rPr>
-              <w:t>Principios y ap</w:t>
-            </w:r>
-            <w:r>
-              <w:rPr>
-                <w:rStyle w:val="Hipervnculo"/>
-                <w:noProof/>
-              </w:rPr>
-              <w:t>l</w:t>
-            </w:r>
-            <w:r>
-              <w:rPr>
-                <w:rStyle w:val="Hipervnculo"/>
-                <w:noProof/>
-              </w:rPr>
-              <w:t xml:space="preserve">icación del </w:t>
+              <w:t xml:space="preserve">Principios y aplicación del </w:t>
             </w:r>
             <w:r>
               <w:rPr>
@@ -3167,7 +3153,7 @@
                 <w:noProof/>
                 <w:webHidden/>
               </w:rPr>
-              <w:t>41</w:t>
+              <w:t>42</w:t>
             </w:r>
             <w:r>
               <w:rPr>
@@ -3240,7 +3226,7 @@
                 <w:noProof/>
                 <w:webHidden/>
               </w:rPr>
-              <w:t>43</w:t>
+              <w:t>44</w:t>
             </w:r>
             <w:r>
               <w:rPr>
@@ -3313,7 +3299,7 @@
                 <w:noProof/>
                 <w:webHidden/>
               </w:rPr>
-              <w:t>46</w:t>
+              <w:t>47</w:t>
             </w:r>
             <w:r>
               <w:rPr>
@@ -3386,7 +3372,7 @@
                 <w:noProof/>
                 <w:webHidden/>
               </w:rPr>
-              <w:t>48</w:t>
+              <w:t>49</w:t>
             </w:r>
             <w:r>
               <w:rPr>
@@ -9933,24 +9919,11 @@
         <w:rPr>
           <w:lang w:val="es-419" w:eastAsia="es-CO"/>
         </w:rPr>
-        <w:t xml:space="preserve">Para profundizar en los métodos y técnicas de cocción de nuestra gastronomía nacional, ingrese </w:t>
-      </w:r>
-      <w:r>
-        <w:rPr>
-          <w:lang w:val="es-419" w:eastAsia="es-CO"/>
-        </w:rPr>
-        <w:t xml:space="preserve">a la carpeta de Anexos </w:t>
-      </w:r>
-      <w:r>
-        <w:rPr>
-          <w:lang w:val="es-419" w:eastAsia="es-CO"/>
-        </w:rPr>
-        <w:t xml:space="preserve">y escuche este </w:t>
+        <w:t xml:space="preserve">A continuación, en el siguiente </w:t>
       </w:r>
       <w:r>
         <w:rPr>
           <w:rStyle w:val="Extranjerismo"/>
-          <w:lang w:val="es-419" w:eastAsia="es-CO"/>
         </w:rPr>
         <w:t>podcast</w:t>
       </w:r>
@@ -9958,7 +9931,13 @@
         <w:rPr>
           <w:lang w:val="es-419" w:eastAsia="es-CO"/>
         </w:rPr>
-        <w:t>:</w:t>
+        <w:t xml:space="preserve"> se </w:t>
+      </w:r>
+      <w:r>
+        <w:rPr>
+          <w:lang w:val="es-419" w:eastAsia="es-CO"/>
+        </w:rPr>
+        <w:t>profundiza en los métodos y técnicas de cocción de nuestra gastronomía nacional:</w:t>
       </w:r>
     </w:p>
     <w:tbl>
@@ -10030,7 +10009,14 @@
                 <w:bCs/>
                 <w:lang w:val="es-419"/>
               </w:rPr>
-              <w:t>Métodos y técnicas de cocción en la gastronomía colombiana</w:t>
+              <w:t>m</w:t>
+            </w:r>
+            <w:r>
+              <w:rPr>
+                <w:bCs/>
+                <w:lang w:val="es-419"/>
+              </w:rPr>
+              <w:t>étodos y técnicas de cocción en la gastronomía colombiana</w:t>
             </w:r>
           </w:p>
         </w:tc>
@@ -11246,7 +11232,25 @@
         <w:rPr>
           <w:lang w:val="es-419" w:eastAsia="es-CO"/>
         </w:rPr>
-        <w:t xml:space="preserve">Escuche este </w:t>
+        <w:t>A continuación,</w:t>
+      </w:r>
+      <w:r>
+        <w:rPr>
+          <w:lang w:val="es-419" w:eastAsia="es-CO"/>
+        </w:rPr>
+        <w:t xml:space="preserve"> </w:t>
+      </w:r>
+      <w:r>
+        <w:rPr>
+          <w:lang w:val="es-419" w:eastAsia="es-CO"/>
+        </w:rPr>
+        <w:t xml:space="preserve">en </w:t>
+      </w:r>
+      <w:r>
+        <w:rPr>
+          <w:lang w:val="es-419" w:eastAsia="es-CO"/>
+        </w:rPr>
+        <w:t xml:space="preserve">este </w:t>
       </w:r>
       <w:r>
         <w:rPr>
@@ -11259,7 +11263,13 @@
         <w:rPr>
           <w:lang w:val="es-419" w:eastAsia="es-CO"/>
         </w:rPr>
-        <w:t xml:space="preserve">para profundizar en los principios y aplicación del </w:t>
+        <w:t>se</w:t>
+      </w:r>
+      <w:r>
+        <w:rPr>
+          <w:lang w:val="es-419" w:eastAsia="es-CO"/>
+        </w:rPr>
+        <w:t xml:space="preserve"> profundiza en los principios y aplicación del </w:t>
       </w:r>
       <w:r>
         <w:rPr>
@@ -11356,7 +11366,14 @@
                 <w:bCs/>
                 <w:lang w:val="es-419"/>
               </w:rPr>
-              <w:t xml:space="preserve">Principios y aplicación del </w:t>
+              <w:t>p</w:t>
+            </w:r>
+            <w:r>
+              <w:rPr>
+                <w:bCs/>
+                <w:lang w:val="es-419"/>
+              </w:rPr>
+              <w:t xml:space="preserve">rincipios y aplicación del </w:t>
             </w:r>
             <w:r>
               <w:rPr>
@@ -12243,96 +12260,196 @@
     <w:p>
       <w:pPr>
         <w:pStyle w:val="Figura"/>
-      </w:pPr>
-      <w:r>
+        <w:numPr>
+          <w:ilvl w:val="0"/>
+          <w:numId w:val="0"/>
+        </w:numPr>
+        <w:ind w:left="992"/>
+        <w:jc w:val="left"/>
+        <w:rPr>
+          <w:b/>
+          <w:bCs/>
+        </w:rPr>
+      </w:pPr>
+      <w:r>
+        <w:rPr>
+          <w:b/>
+          <w:bCs/>
+        </w:rPr>
         <w:t>Secuencia básica para una cena formal</w:t>
       </w:r>
     </w:p>
     <w:p>
       <w:pPr>
-        <w:rPr>
-          <w:lang w:val="es-419" w:eastAsia="es-CO"/>
-        </w:rPr>
-      </w:pPr>
-      <w:r>
-        <w:rPr>
-          <w:noProof/>
-          <w:lang w:val="es-419" w:eastAsia="es-CO"/>
-        </w:rPr>
-        <w:drawing>
-          <wp:inline distT="0" distB="0" distL="0" distR="0" wp14:anchorId="31B1F4DA" wp14:editId="4DF8035C">
-            <wp:extent cx="5713864" cy="3402419"/>
-            <wp:effectExtent l="0" t="0" r="1270" b="7620"/>
-            <wp:docPr id="6" name="Imagen 6" descr="La figura 5 describe el orden lógico de la secuencia básica para una cena formal. &#10;&#10;"/>
-            <wp:cNvGraphicFramePr>
-              <a:graphicFrameLocks xmlns:a="http://schemas.openxmlformats.org/drawingml/2006/main" noChangeAspect="1"/>
-            </wp:cNvGraphicFramePr>
-            <a:graphic xmlns:a="http://schemas.openxmlformats.org/drawingml/2006/main">
-              <a:graphicData uri="http://schemas.openxmlformats.org/drawingml/2006/picture">
-                <pic:pic xmlns:pic="http://schemas.openxmlformats.org/drawingml/2006/picture">
-                  <pic:nvPicPr>
-                    <pic:cNvPr id="6" name="Imagen 6" descr="La figura 5 describe el orden lógico de la secuencia básica para una cena formal. &#10;&#10;"/>
-                    <pic:cNvPicPr/>
-                  </pic:nvPicPr>
-                  <pic:blipFill>
-                    <a:blip r:embed="rId17"/>
-                    <a:stretch>
-                      <a:fillRect/>
-                    </a:stretch>
-                  </pic:blipFill>
-                  <pic:spPr>
-                    <a:xfrm>
-                      <a:off x="0" y="0"/>
-                      <a:ext cx="5732314" cy="3413405"/>
-                    </a:xfrm>
-                    <a:prstGeom prst="rect">
-                      <a:avLst/>
-                    </a:prstGeom>
-                  </pic:spPr>
-                </pic:pic>
-              </a:graphicData>
-            </a:graphic>
-          </wp:inline>
-        </w:drawing>
-      </w:r>
-    </w:p>
-    <w:p>
-      <w:pPr>
-        <w:rPr>
-          <w:lang w:val="es-419" w:eastAsia="es-CO"/>
-        </w:rPr>
-      </w:pPr>
-      <w:r>
-        <w:rPr>
-          <w:lang w:val="es-419" w:eastAsia="es-CO"/>
-        </w:rPr>
-        <w:t xml:space="preserve">   </w:t>
-      </w:r>
-      <w:r>
-        <w:rPr>
-          <w:lang w:val="es-419" w:eastAsia="es-CO"/>
-        </w:rPr>
-        <w:t>Nota. SENA, (2026).</w:t>
-      </w:r>
-    </w:p>
-    <w:p>
-      <w:pPr>
-        <w:rPr>
-          <w:lang w:val="es-419" w:eastAsia="es-CO"/>
-        </w:rPr>
-      </w:pPr>
-    </w:p>
-    <w:p>
-      <w:pPr>
-        <w:rPr>
-          <w:lang w:val="es-419" w:eastAsia="es-CO"/>
-        </w:rPr>
-      </w:pPr>
-      <w:r>
-        <w:rPr>
-          <w:lang w:val="es-419" w:eastAsia="es-CO"/>
+        <w:pStyle w:val="Figura"/>
+        <w:numPr>
+          <w:ilvl w:val="0"/>
+          <w:numId w:val="37"/>
+        </w:numPr>
+        <w:jc w:val="left"/>
+      </w:pPr>
+      <w:r>
+        <w:rPr>
+          <w:b/>
+          <w:bCs/>
+        </w:rPr>
+        <w:t>Paso 1</w:t>
+      </w:r>
+      <w:r>
+        <w:t>: Aperitivo y bienvenida (servidos generalmente en un área diferente al comedor). Llamado a la mesa y acomodación de los invitados.</w:t>
+      </w:r>
+    </w:p>
+    <w:p>
+      <w:pPr>
+        <w:pStyle w:val="Figura"/>
+        <w:numPr>
+          <w:ilvl w:val="0"/>
+          <w:numId w:val="37"/>
+        </w:numPr>
+        <w:jc w:val="left"/>
+      </w:pPr>
+      <w:r>
+        <w:rPr>
+          <w:b/>
+          <w:bCs/>
+        </w:rPr>
+        <w:t>Paso 2</w:t>
+      </w:r>
+      <w:r>
+        <w:t>. Servicio de pan y agua.</w:t>
+      </w:r>
+    </w:p>
+    <w:p>
+      <w:pPr>
+        <w:pStyle w:val="Figura"/>
+        <w:numPr>
+          <w:ilvl w:val="0"/>
+          <w:numId w:val="37"/>
+        </w:numPr>
+        <w:jc w:val="left"/>
+      </w:pPr>
+      <w:r>
+        <w:rPr>
+          <w:b/>
+          <w:bCs/>
+        </w:rPr>
+        <w:t>Paso 3</w:t>
+      </w:r>
+      <w:r>
+        <w:t>. Servicio del primer plato (entrada/frío).</w:t>
+      </w:r>
+    </w:p>
+    <w:p>
+      <w:pPr>
+        <w:pStyle w:val="Figura"/>
+        <w:numPr>
+          <w:ilvl w:val="0"/>
+          <w:numId w:val="37"/>
+        </w:numPr>
+        <w:jc w:val="left"/>
+      </w:pPr>
+      <w:r>
+        <w:rPr>
+          <w:b/>
+          <w:bCs/>
+        </w:rPr>
+        <w:t>Paso 4</w:t>
+      </w:r>
+      <w:r>
+        <w:t>. Retirada de platos y cubiertos usados (siempre por la derecha del comensal, y nunca apilando platos frente a él).</w:t>
+      </w:r>
+    </w:p>
+    <w:p>
+      <w:pPr>
+        <w:pStyle w:val="Figura"/>
+        <w:numPr>
+          <w:ilvl w:val="0"/>
+          <w:numId w:val="37"/>
+        </w:numPr>
+        <w:jc w:val="left"/>
+      </w:pPr>
+      <w:r>
+        <w:rPr>
+          <w:b/>
+          <w:bCs/>
+        </w:rPr>
+        <w:t>Paso 5.</w:t>
+      </w:r>
+      <w:r>
+        <w:t xml:space="preserve"> Servicio del plato principal.</w:t>
+      </w:r>
+    </w:p>
+    <w:p>
+      <w:pPr>
+        <w:pStyle w:val="Figura"/>
+        <w:numPr>
+          <w:ilvl w:val="0"/>
+          <w:numId w:val="37"/>
+        </w:numPr>
+        <w:jc w:val="left"/>
+      </w:pPr>
+      <w:r>
+        <w:rPr>
+          <w:b/>
+          <w:bCs/>
+        </w:rPr>
+        <w:t>Paso 6</w:t>
+      </w:r>
+      <w:r>
+        <w:t>. Servicio y retirada de la mesa para el postre (incluye barrer migajas con un recogemigas).</w:t>
+      </w:r>
+    </w:p>
+    <w:p>
+      <w:pPr>
+        <w:pStyle w:val="Figura"/>
+        <w:numPr>
+          <w:ilvl w:val="0"/>
+          <w:numId w:val="37"/>
+        </w:numPr>
+        <w:jc w:val="left"/>
+      </w:pPr>
+      <w:r>
+        <w:rPr>
+          <w:b/>
+          <w:bCs/>
+        </w:rPr>
+        <w:t>Paso 7</w:t>
+      </w:r>
+      <w:r>
+        <w:t>. Servicio del postre, café e infusiones.</w:t>
+      </w:r>
+    </w:p>
+    <w:p>
+      <w:pPr>
+        <w:pStyle w:val="Figura"/>
+        <w:numPr>
+          <w:ilvl w:val="0"/>
+          <w:numId w:val="37"/>
+        </w:numPr>
+        <w:jc w:val="left"/>
+      </w:pPr>
+      <w:r>
+        <w:rPr>
+          <w:b/>
+          <w:bCs/>
         </w:rPr>
         <w:lastRenderedPageBreak/>
+        <w:t>Paso 8</w:t>
+      </w:r>
+      <w:r>
+        <w:t>. Servicio de digestivos o licores. Durante todo este proceso, el servicio de bebidas (vino, agua) debe estar sincronizado, llenando las copas antes de que estén vacías, pero sin ser intrusivo.</w:t>
+      </w:r>
+    </w:p>
+    <w:p>
+      <w:pPr>
+        <w:rPr>
+          <w:lang w:val="es-419" w:eastAsia="es-CO"/>
+        </w:rPr>
+      </w:pPr>
+      <w:r>
+        <w:rPr>
+          <w:lang w:val="es-419" w:eastAsia="es-CO"/>
+        </w:rPr>
         <w:t xml:space="preserve">El personal debe moverse con fluidez, trabajar en equipo comunicándose con señales discretas, y mantener una actitud de invisibilidad profesional: estar atento para anticipar necesidades (un cubierto caído, más pan) sin involucrarse en conversaciones o llamar la atención innecesariamente. En el contexto del evento de certificación de LPQ </w:t>
       </w:r>
       <w:r>
@@ -12714,6 +12831,7 @@
                 <w:sz w:val="24"/>
                 <w:szCs w:val="24"/>
               </w:rPr>
+              <w:lastRenderedPageBreak/>
               <w:t>Sentado en mesa.</w:t>
             </w:r>
           </w:p>
@@ -12808,7 +12926,6 @@
                 <w:sz w:val="24"/>
                 <w:szCs w:val="24"/>
               </w:rPr>
-              <w:lastRenderedPageBreak/>
               <w:t>Servicio de pan y agua.</w:t>
             </w:r>
           </w:p>
@@ -13097,6 +13214,7 @@
                 <w:sz w:val="24"/>
                 <w:szCs w:val="24"/>
               </w:rPr>
+              <w:lastRenderedPageBreak/>
               <w:t>Servicio de vinos.</w:t>
             </w:r>
           </w:p>
@@ -13191,7 +13309,6 @@
                 <w:sz w:val="24"/>
                 <w:szCs w:val="24"/>
               </w:rPr>
-              <w:lastRenderedPageBreak/>
               <w:t>Limpieza de mesa para postre.</w:t>
             </w:r>
           </w:p>
@@ -13409,7 +13526,14 @@
         <w:rPr>
           <w:lang w:val="es-419" w:eastAsia="es-CO"/>
         </w:rPr>
-        <w:t>El protocolo en el servicio es la máxima expresión de integridad interpersonal. Respetar la precedencia, la puntuación y las formas no es servilismo, sino el reconocimiento práctico de la dignidad de cada persona en un acto colectivo. Un servicio impecable es un acto de generosidad silenciosa y bien organizada.</w:t>
+        <w:t xml:space="preserve">El protocolo en el servicio es la máxima expresión de integridad interpersonal. Respetar la precedencia, la puntuación y las formas no es servilismo, sino el </w:t>
+      </w:r>
+      <w:r>
+        <w:rPr>
+          <w:lang w:val="es-419" w:eastAsia="es-CO"/>
+        </w:rPr>
+        <w:lastRenderedPageBreak/>
+        <w:t>reconocimiento práctico de la dignidad de cada persona en un acto colectivo. Un servicio impecable es un acto de generosidad silenciosa y bien organizada.</w:t>
       </w:r>
     </w:p>
     <w:p>
@@ -13497,7 +13621,7 @@
                     <pic:cNvPicPr/>
                   </pic:nvPicPr>
                   <pic:blipFill>
-                    <a:blip r:embed="rId18"/>
+                    <a:blip r:embed="rId17"/>
                     <a:stretch>
                       <a:fillRect/>
                     </a:stretch>
@@ -14713,7 +14837,7 @@
         </w:rPr>
         <w:t xml:space="preserve">Federación Colombiana de Ganaderos (FEDEGÁN). (2023). Cortes de carne bovina y su aplicación. </w:t>
       </w:r>
-      <w:hyperlink r:id="rId19" w:history="1">
+      <w:hyperlink r:id="rId18" w:history="1">
         <w:r>
           <w:rPr>
             <w:rStyle w:val="Hipervnculo"/>
@@ -14961,7 +15085,7 @@
         </w:rPr>
         <w:t xml:space="preserve">Ministerio de Salud. (10 de diciembre de 1997). Decreto 3075 de 1997. Diario Oficial No. 43246. </w:t>
       </w:r>
-      <w:hyperlink r:id="rId20" w:history="1">
+      <w:hyperlink r:id="rId19" w:history="1">
         <w:r>
           <w:rPr>
             <w:rStyle w:val="Hipervnculo"/>
@@ -16070,8 +16194,8 @@
       </w:pPr>
     </w:p>
     <w:sectPr>
-      <w:headerReference w:type="default" r:id="rId21"/>
-      <w:footerReference w:type="default" r:id="rId22"/>
+      <w:headerReference w:type="default" r:id="rId20"/>
+      <w:footerReference w:type="default" r:id="rId21"/>
       <w:pgSz w:w="12240" w:h="15840"/>
       <w:pgMar w:top="1701" w:right="1134" w:bottom="1134" w:left="1134" w:header="709" w:footer="737" w:gutter="0"/>
       <w:pgNumType w:start="1"/>
@@ -17431,6 +17555,119 @@
     </w:lvl>
   </w:abstractNum>
   <w:abstractNum w:abstractNumId="10" w15:restartNumberingAfterBreak="0">
+    <w:nsid w:val="3052767C"/>
+    <w:multiLevelType w:val="hybridMultilevel"/>
+    <w:tmpl w:val="654228CA"/>
+    <w:lvl w:ilvl="0" w:tplc="240A0001">
+      <w:start w:val="1"/>
+      <w:numFmt w:val="bullet"/>
+      <w:lvlText w:val=""/>
+      <w:lvlJc w:val="left"/>
+      <w:pPr>
+        <w:ind w:left="1712" w:hanging="360"/>
+      </w:pPr>
+      <w:rPr>
+        <w:rFonts w:ascii="Symbol" w:hAnsi="Symbol" w:hint="default"/>
+      </w:rPr>
+    </w:lvl>
+    <w:lvl w:ilvl="1" w:tplc="240A0003" w:tentative="1">
+      <w:start w:val="1"/>
+      <w:numFmt w:val="bullet"/>
+      <w:lvlText w:val="o"/>
+      <w:lvlJc w:val="left"/>
+      <w:pPr>
+        <w:ind w:left="2432" w:hanging="360"/>
+      </w:pPr>
+      <w:rPr>
+        <w:rFonts w:ascii="Courier New" w:hAnsi="Courier New" w:cs="Courier New" w:hint="default"/>
+      </w:rPr>
+    </w:lvl>
+    <w:lvl w:ilvl="2" w:tplc="240A0005" w:tentative="1">
+      <w:start w:val="1"/>
+      <w:numFmt w:val="bullet"/>
+      <w:lvlText w:val=""/>
+      <w:lvlJc w:val="left"/>
+      <w:pPr>
+        <w:ind w:left="3152" w:hanging="360"/>
+      </w:pPr>
+      <w:rPr>
+        <w:rFonts w:ascii="Wingdings" w:hAnsi="Wingdings" w:hint="default"/>
+      </w:rPr>
+    </w:lvl>
+    <w:lvl w:ilvl="3" w:tplc="240A0001" w:tentative="1">
+      <w:start w:val="1"/>
+      <w:numFmt w:val="bullet"/>
+      <w:lvlText w:val=""/>
+      <w:lvlJc w:val="left"/>
+      <w:pPr>
+        <w:ind w:left="3872" w:hanging="360"/>
+      </w:pPr>
+      <w:rPr>
+        <w:rFonts w:ascii="Symbol" w:hAnsi="Symbol" w:hint="default"/>
+      </w:rPr>
+    </w:lvl>
+    <w:lvl w:ilvl="4" w:tplc="240A0003" w:tentative="1">
+      <w:start w:val="1"/>
+      <w:numFmt w:val="bullet"/>
+      <w:lvlText w:val="o"/>
+      <w:lvlJc w:val="left"/>
+      <w:pPr>
+        <w:ind w:left="4592" w:hanging="360"/>
+      </w:pPr>
+      <w:rPr>
+        <w:rFonts w:ascii="Courier New" w:hAnsi="Courier New" w:cs="Courier New" w:hint="default"/>
+      </w:rPr>
+    </w:lvl>
+    <w:lvl w:ilvl="5" w:tplc="240A0005" w:tentative="1">
+      <w:start w:val="1"/>
+      <w:numFmt w:val="bullet"/>
+      <w:lvlText w:val=""/>
+      <w:lvlJc w:val="left"/>
+      <w:pPr>
+        <w:ind w:left="5312" w:hanging="360"/>
+      </w:pPr>
+      <w:rPr>
+        <w:rFonts w:ascii="Wingdings" w:hAnsi="Wingdings" w:hint="default"/>
+      </w:rPr>
+    </w:lvl>
+    <w:lvl w:ilvl="6" w:tplc="240A0001" w:tentative="1">
+      <w:start w:val="1"/>
+      <w:numFmt w:val="bullet"/>
+      <w:lvlText w:val=""/>
+      <w:lvlJc w:val="left"/>
+      <w:pPr>
+        <w:ind w:left="6032" w:hanging="360"/>
+      </w:pPr>
+      <w:rPr>
+        <w:rFonts w:ascii="Symbol" w:hAnsi="Symbol" w:hint="default"/>
+      </w:rPr>
+    </w:lvl>
+    <w:lvl w:ilvl="7" w:tplc="240A0003" w:tentative="1">
+      <w:start w:val="1"/>
+      <w:numFmt w:val="bullet"/>
+      <w:lvlText w:val="o"/>
+      <w:lvlJc w:val="left"/>
+      <w:pPr>
+        <w:ind w:left="6752" w:hanging="360"/>
+      </w:pPr>
+      <w:rPr>
+        <w:rFonts w:ascii="Courier New" w:hAnsi="Courier New" w:cs="Courier New" w:hint="default"/>
+      </w:rPr>
+    </w:lvl>
+    <w:lvl w:ilvl="8" w:tplc="240A0005" w:tentative="1">
+      <w:start w:val="1"/>
+      <w:numFmt w:val="bullet"/>
+      <w:lvlText w:val=""/>
+      <w:lvlJc w:val="left"/>
+      <w:pPr>
+        <w:ind w:left="7472" w:hanging="360"/>
+      </w:pPr>
+      <w:rPr>
+        <w:rFonts w:ascii="Wingdings" w:hAnsi="Wingdings" w:hint="default"/>
+      </w:rPr>
+    </w:lvl>
+  </w:abstractNum>
+  <w:abstractNum w:abstractNumId="11" w15:restartNumberingAfterBreak="0">
     <w:nsid w:val="31641246"/>
     <w:multiLevelType w:val="hybridMultilevel"/>
     <w:tmpl w:val="7544128E"/>
@@ -17543,7 +17780,7 @@
       </w:rPr>
     </w:lvl>
   </w:abstractNum>
-  <w:abstractNum w:abstractNumId="11" w15:restartNumberingAfterBreak="0">
+  <w:abstractNum w:abstractNumId="12" w15:restartNumberingAfterBreak="0">
     <w:nsid w:val="35703C93"/>
     <w:multiLevelType w:val="hybridMultilevel"/>
     <w:tmpl w:val="2B4EC4C8"/>
@@ -17656,7 +17893,7 @@
       </w:rPr>
     </w:lvl>
   </w:abstractNum>
-  <w:abstractNum w:abstractNumId="12" w15:restartNumberingAfterBreak="0">
+  <w:abstractNum w:abstractNumId="13" w15:restartNumberingAfterBreak="0">
     <w:nsid w:val="368E176E"/>
     <w:multiLevelType w:val="hybridMultilevel"/>
     <w:tmpl w:val="BDF054FE"/>
@@ -17750,7 +17987,7 @@
       </w:pPr>
     </w:lvl>
   </w:abstractNum>
-  <w:abstractNum w:abstractNumId="13" w15:restartNumberingAfterBreak="0">
+  <w:abstractNum w:abstractNumId="14" w15:restartNumberingAfterBreak="0">
     <w:nsid w:val="36E067EC"/>
     <w:multiLevelType w:val="hybridMultilevel"/>
     <w:tmpl w:val="C6F2B54A"/>
@@ -17863,7 +18100,7 @@
       </w:rPr>
     </w:lvl>
   </w:abstractNum>
-  <w:abstractNum w:abstractNumId="14" w15:restartNumberingAfterBreak="0">
+  <w:abstractNum w:abstractNumId="15" w15:restartNumberingAfterBreak="0">
     <w:nsid w:val="396358FC"/>
     <w:multiLevelType w:val="hybridMultilevel"/>
     <w:tmpl w:val="499EC992"/>
@@ -17975,7 +18212,7 @@
       </w:rPr>
     </w:lvl>
   </w:abstractNum>
-  <w:abstractNum w:abstractNumId="15" w15:restartNumberingAfterBreak="0">
+  <w:abstractNum w:abstractNumId="16" w15:restartNumberingAfterBreak="0">
     <w:nsid w:val="3BB67B5E"/>
     <w:multiLevelType w:val="hybridMultilevel"/>
     <w:tmpl w:val="8070C0BC"/>
@@ -18088,7 +18325,7 @@
       </w:rPr>
     </w:lvl>
   </w:abstractNum>
-  <w:abstractNum w:abstractNumId="16" w15:restartNumberingAfterBreak="0">
+  <w:abstractNum w:abstractNumId="17" w15:restartNumberingAfterBreak="0">
     <w:nsid w:val="3D0938C8"/>
     <w:multiLevelType w:val="hybridMultilevel"/>
     <w:tmpl w:val="25EC4604"/>
@@ -18201,7 +18438,7 @@
       </w:rPr>
     </w:lvl>
   </w:abstractNum>
-  <w:abstractNum w:abstractNumId="17" w15:restartNumberingAfterBreak="0">
+  <w:abstractNum w:abstractNumId="18" w15:restartNumberingAfterBreak="0">
     <w:nsid w:val="3DEE2142"/>
     <w:multiLevelType w:val="hybridMultilevel"/>
     <w:tmpl w:val="4F888A28"/>
@@ -18314,7 +18551,7 @@
       </w:rPr>
     </w:lvl>
   </w:abstractNum>
-  <w:abstractNum w:abstractNumId="18" w15:restartNumberingAfterBreak="0">
+  <w:abstractNum w:abstractNumId="19" w15:restartNumberingAfterBreak="0">
     <w:nsid w:val="4302769F"/>
     <w:multiLevelType w:val="hybridMultilevel"/>
     <w:tmpl w:val="1518837A"/>
@@ -18427,7 +18664,7 @@
       </w:rPr>
     </w:lvl>
   </w:abstractNum>
-  <w:abstractNum w:abstractNumId="19" w15:restartNumberingAfterBreak="0">
+  <w:abstractNum w:abstractNumId="20" w15:restartNumberingAfterBreak="0">
     <w:nsid w:val="46197C46"/>
     <w:multiLevelType w:val="hybridMultilevel"/>
     <w:tmpl w:val="B50AF12C"/>
@@ -18540,7 +18777,7 @@
       </w:rPr>
     </w:lvl>
   </w:abstractNum>
-  <w:abstractNum w:abstractNumId="20" w15:restartNumberingAfterBreak="0">
+  <w:abstractNum w:abstractNumId="21" w15:restartNumberingAfterBreak="0">
     <w:nsid w:val="483C7B86"/>
     <w:multiLevelType w:val="hybridMultilevel"/>
     <w:tmpl w:val="490CA7D8"/>
@@ -18653,7 +18890,7 @@
       </w:rPr>
     </w:lvl>
   </w:abstractNum>
-  <w:abstractNum w:abstractNumId="21" w15:restartNumberingAfterBreak="0">
+  <w:abstractNum w:abstractNumId="22" w15:restartNumberingAfterBreak="0">
     <w:nsid w:val="49AD4509"/>
     <w:multiLevelType w:val="hybridMultilevel"/>
     <w:tmpl w:val="68D8936A"/>
@@ -18766,7 +19003,7 @@
       </w:rPr>
     </w:lvl>
   </w:abstractNum>
-  <w:abstractNum w:abstractNumId="22" w15:restartNumberingAfterBreak="0">
+  <w:abstractNum w:abstractNumId="23" w15:restartNumberingAfterBreak="0">
     <w:nsid w:val="4B5661C8"/>
     <w:multiLevelType w:val="hybridMultilevel"/>
     <w:tmpl w:val="E49CF714"/>
@@ -18879,7 +19116,7 @@
       </w:rPr>
     </w:lvl>
   </w:abstractNum>
-  <w:abstractNum w:abstractNumId="23" w15:restartNumberingAfterBreak="0">
+  <w:abstractNum w:abstractNumId="24" w15:restartNumberingAfterBreak="0">
     <w:nsid w:val="4E611353"/>
     <w:multiLevelType w:val="hybridMultilevel"/>
     <w:tmpl w:val="382A2236"/>
@@ -18992,7 +19229,7 @@
       </w:rPr>
     </w:lvl>
   </w:abstractNum>
-  <w:abstractNum w:abstractNumId="24" w15:restartNumberingAfterBreak="0">
+  <w:abstractNum w:abstractNumId="25" w15:restartNumberingAfterBreak="0">
     <w:nsid w:val="4EBE1EF6"/>
     <w:multiLevelType w:val="hybridMultilevel"/>
     <w:tmpl w:val="F6A60586"/>
@@ -19085,7 +19322,7 @@
       </w:pPr>
     </w:lvl>
   </w:abstractNum>
-  <w:abstractNum w:abstractNumId="25" w15:restartNumberingAfterBreak="0">
+  <w:abstractNum w:abstractNumId="26" w15:restartNumberingAfterBreak="0">
     <w:nsid w:val="547C726C"/>
     <w:multiLevelType w:val="hybridMultilevel"/>
     <w:tmpl w:val="CF36011C"/>
@@ -19198,7 +19435,7 @@
       </w:rPr>
     </w:lvl>
   </w:abstractNum>
-  <w:abstractNum w:abstractNumId="26" w15:restartNumberingAfterBreak="0">
+  <w:abstractNum w:abstractNumId="27" w15:restartNumberingAfterBreak="0">
     <w:nsid w:val="57AE71AC"/>
     <w:multiLevelType w:val="hybridMultilevel"/>
     <w:tmpl w:val="3F90E514"/>
@@ -19311,7 +19548,7 @@
       </w:rPr>
     </w:lvl>
   </w:abstractNum>
-  <w:abstractNum w:abstractNumId="27" w15:restartNumberingAfterBreak="0">
+  <w:abstractNum w:abstractNumId="28" w15:restartNumberingAfterBreak="0">
     <w:nsid w:val="59BF5078"/>
     <w:multiLevelType w:val="multilevel"/>
     <w:tmpl w:val="D940F3A8"/>
@@ -19436,7 +19673,7 @@
       </w:rPr>
     </w:lvl>
   </w:abstractNum>
-  <w:abstractNum w:abstractNumId="28" w15:restartNumberingAfterBreak="0">
+  <w:abstractNum w:abstractNumId="29" w15:restartNumberingAfterBreak="0">
     <w:nsid w:val="5B38364D"/>
     <w:multiLevelType w:val="hybridMultilevel"/>
     <w:tmpl w:val="A824EC42"/>
@@ -19522,7 +19759,7 @@
       </w:pPr>
     </w:lvl>
   </w:abstractNum>
-  <w:abstractNum w:abstractNumId="29" w15:restartNumberingAfterBreak="0">
+  <w:abstractNum w:abstractNumId="30" w15:restartNumberingAfterBreak="0">
     <w:nsid w:val="68AD1523"/>
     <w:multiLevelType w:val="hybridMultilevel"/>
     <w:tmpl w:val="440CEFF2"/>
@@ -19635,7 +19872,7 @@
       </w:rPr>
     </w:lvl>
   </w:abstractNum>
-  <w:abstractNum w:abstractNumId="30" w15:restartNumberingAfterBreak="0">
+  <w:abstractNum w:abstractNumId="31" w15:restartNumberingAfterBreak="0">
     <w:nsid w:val="6D4C5AA9"/>
     <w:multiLevelType w:val="hybridMultilevel"/>
     <w:tmpl w:val="92541388"/>
@@ -19748,7 +19985,7 @@
       </w:rPr>
     </w:lvl>
   </w:abstractNum>
-  <w:abstractNum w:abstractNumId="31" w15:restartNumberingAfterBreak="0">
+  <w:abstractNum w:abstractNumId="32" w15:restartNumberingAfterBreak="0">
     <w:nsid w:val="728A6633"/>
     <w:multiLevelType w:val="hybridMultilevel"/>
     <w:tmpl w:val="AD8C71C2"/>
@@ -19861,7 +20098,7 @@
       </w:rPr>
     </w:lvl>
   </w:abstractNum>
-  <w:abstractNum w:abstractNumId="32" w15:restartNumberingAfterBreak="0">
+  <w:abstractNum w:abstractNumId="33" w15:restartNumberingAfterBreak="0">
     <w:nsid w:val="77F370D4"/>
     <w:multiLevelType w:val="hybridMultilevel"/>
     <w:tmpl w:val="C67885D0"/>
@@ -19974,7 +20211,7 @@
       </w:rPr>
     </w:lvl>
   </w:abstractNum>
-  <w:abstractNum w:abstractNumId="33" w15:restartNumberingAfterBreak="0">
+  <w:abstractNum w:abstractNumId="34" w15:restartNumberingAfterBreak="0">
     <w:nsid w:val="79E05A28"/>
     <w:multiLevelType w:val="hybridMultilevel"/>
     <w:tmpl w:val="15885A24"/>
@@ -20087,7 +20324,7 @@
       </w:rPr>
     </w:lvl>
   </w:abstractNum>
-  <w:abstractNum w:abstractNumId="34" w15:restartNumberingAfterBreak="0">
+  <w:abstractNum w:abstractNumId="35" w15:restartNumberingAfterBreak="0">
     <w:nsid w:val="7A765490"/>
     <w:multiLevelType w:val="hybridMultilevel"/>
     <w:tmpl w:val="C28E4FA6"/>
@@ -20200,7 +20437,7 @@
       </w:rPr>
     </w:lvl>
   </w:abstractNum>
-  <w:abstractNum w:abstractNumId="35" w15:restartNumberingAfterBreak="0">
+  <w:abstractNum w:abstractNumId="36" w15:restartNumberingAfterBreak="0">
     <w:nsid w:val="7AC935B3"/>
     <w:multiLevelType w:val="hybridMultilevel"/>
     <w:tmpl w:val="9B405A3C"/>
@@ -20320,55 +20557,55 @@
     <w:abstractNumId w:val="9"/>
   </w:num>
   <w:num w:numId="3">
-    <w:abstractNumId w:val="24"/>
+    <w:abstractNumId w:val="25"/>
   </w:num>
   <w:num w:numId="4">
-    <w:abstractNumId w:val="12"/>
+    <w:abstractNumId w:val="13"/>
   </w:num>
   <w:num w:numId="5">
-    <w:abstractNumId w:val="27"/>
+    <w:abstractNumId w:val="28"/>
   </w:num>
   <w:num w:numId="6">
     <w:abstractNumId w:val="7"/>
   </w:num>
   <w:num w:numId="7">
-    <w:abstractNumId w:val="31"/>
+    <w:abstractNumId w:val="32"/>
   </w:num>
   <w:num w:numId="8">
-    <w:abstractNumId w:val="15"/>
+    <w:abstractNumId w:val="16"/>
   </w:num>
   <w:num w:numId="9">
     <w:abstractNumId w:val="8"/>
   </w:num>
   <w:num w:numId="10">
-    <w:abstractNumId w:val="30"/>
+    <w:abstractNumId w:val="31"/>
   </w:num>
   <w:num w:numId="11">
-    <w:abstractNumId w:val="32"/>
+    <w:abstractNumId w:val="33"/>
   </w:num>
   <w:num w:numId="12">
     <w:abstractNumId w:val="2"/>
   </w:num>
   <w:num w:numId="13">
-    <w:abstractNumId w:val="13"/>
+    <w:abstractNumId w:val="14"/>
   </w:num>
   <w:num w:numId="14">
-    <w:abstractNumId w:val="20"/>
+    <w:abstractNumId w:val="21"/>
   </w:num>
   <w:num w:numId="15">
-    <w:abstractNumId w:val="29"/>
+    <w:abstractNumId w:val="30"/>
   </w:num>
   <w:num w:numId="16">
-    <w:abstractNumId w:val="26"/>
+    <w:abstractNumId w:val="27"/>
   </w:num>
   <w:num w:numId="17">
-    <w:abstractNumId w:val="22"/>
+    <w:abstractNumId w:val="23"/>
   </w:num>
   <w:num w:numId="18">
-    <w:abstractNumId w:val="35"/>
+    <w:abstractNumId w:val="36"/>
   </w:num>
   <w:num w:numId="19">
-    <w:abstractNumId w:val="14"/>
+    <w:abstractNumId w:val="15"/>
   </w:num>
   <w:num w:numId="20">
     <w:abstractNumId w:val="3"/>
@@ -20377,49 +20614,52 @@
     <w:abstractNumId w:val="4"/>
   </w:num>
   <w:num w:numId="22">
-    <w:abstractNumId w:val="19"/>
+    <w:abstractNumId w:val="20"/>
   </w:num>
   <w:num w:numId="23">
-    <w:abstractNumId w:val="17"/>
+    <w:abstractNumId w:val="18"/>
   </w:num>
   <w:num w:numId="24">
-    <w:abstractNumId w:val="21"/>
+    <w:abstractNumId w:val="22"/>
   </w:num>
   <w:num w:numId="25">
-    <w:abstractNumId w:val="10"/>
+    <w:abstractNumId w:val="11"/>
   </w:num>
   <w:num w:numId="26">
     <w:abstractNumId w:val="6"/>
   </w:num>
   <w:num w:numId="27">
-    <w:abstractNumId w:val="18"/>
+    <w:abstractNumId w:val="19"/>
   </w:num>
   <w:num w:numId="28">
-    <w:abstractNumId w:val="28"/>
+    <w:abstractNumId w:val="29"/>
   </w:num>
   <w:num w:numId="29">
-    <w:abstractNumId w:val="33"/>
+    <w:abstractNumId w:val="34"/>
   </w:num>
   <w:num w:numId="30">
-    <w:abstractNumId w:val="34"/>
+    <w:abstractNumId w:val="35"/>
   </w:num>
   <w:num w:numId="31">
     <w:abstractNumId w:val="5"/>
   </w:num>
   <w:num w:numId="32">
-    <w:abstractNumId w:val="11"/>
+    <w:abstractNumId w:val="12"/>
   </w:num>
   <w:num w:numId="33">
-    <w:abstractNumId w:val="16"/>
+    <w:abstractNumId w:val="17"/>
   </w:num>
   <w:num w:numId="34">
-    <w:abstractNumId w:val="23"/>
+    <w:abstractNumId w:val="24"/>
   </w:num>
   <w:num w:numId="35">
-    <w:abstractNumId w:val="25"/>
+    <w:abstractNumId w:val="26"/>
   </w:num>
   <w:num w:numId="36">
     <w:abstractNumId w:val="1"/>
+  </w:num>
+  <w:num w:numId="37">
+    <w:abstractNumId w:val="10"/>
   </w:num>
   <w:numIdMacAtCleanup w:val="32"/>
 </w:numbering>
@@ -22221,15 +22461,6 @@
 </file>
 
 <file path=customXml/item1.xml><?xml version="1.0" encoding="utf-8"?>
-<?mso-contentType ?>
-<FormTemplates xmlns="http://schemas.microsoft.com/sharepoint/v3/contenttype/forms">
-  <Display>DocumentLibraryForm</Display>
-  <Edit>DocumentLibraryForm</Edit>
-  <New>DocumentLibraryForm</New>
-</FormTemplates>
-</file>
-
-<file path=customXml/item2.xml><?xml version="1.0" encoding="utf-8"?>
 <p:properties xmlns:p="http://schemas.microsoft.com/office/2006/metadata/properties" xmlns:xsi="http://www.w3.org/2001/XMLSchema-instance" xmlns:pc="http://schemas.microsoft.com/office/infopath/2007/PartnerControls">
   <documentManagement>
     <TaxCatchAll xmlns="adccf511-daff-4bcb-9072-914cedbf4c7e" xsi:nil="true"/>
@@ -22240,7 +22471,217 @@
 </p:properties>
 </file>
 
+<file path=customXml/item2.xml><?xml version="1.0" encoding="utf-8"?>
+<?mso-contentType ?>
+<FormTemplates xmlns="http://schemas.microsoft.com/sharepoint/v3/contenttype/forms">
+  <Display>DocumentLibraryForm</Display>
+  <Edit>DocumentLibraryForm</Edit>
+  <New>DocumentLibraryForm</New>
+</FormTemplates>
+</file>
+
 <file path=customXml/item3.xml><?xml version="1.0" encoding="utf-8"?>
+<ct:contentTypeSchema xmlns:ct="http://schemas.microsoft.com/office/2006/metadata/contentType" xmlns:ma="http://schemas.microsoft.com/office/2006/metadata/properties/metaAttributes" ct:_="" ma:_="" ma:contentTypeName="Documento" ma:contentTypeID="0x010100FC2B1768DD5A774EB396CCAB0DE361C1" ma:contentTypeVersion="12" ma:contentTypeDescription="Crear nuevo documento." ma:contentTypeScope="" ma:versionID="d4a546b22d2924edabf51241cf3422b8">
+  <xsd:schema xmlns:xsd="http://www.w3.org/2001/XMLSchema" xmlns:xs="http://www.w3.org/2001/XMLSchema" xmlns:p="http://schemas.microsoft.com/office/2006/metadata/properties" xmlns:ns2="a70d3c18-0869-45a1-9f75-4b4b8f0f32be" xmlns:ns3="adccf511-daff-4bcb-9072-914cedbf4c7e" targetNamespace="http://schemas.microsoft.com/office/2006/metadata/properties" ma:root="true" ma:fieldsID="e29002b2d9ca820e89c57fc59ec70c79" ns2:_="" ns3:_="">
+    <xsd:import namespace="a70d3c18-0869-45a1-9f75-4b4b8f0f32be"/>
+    <xsd:import namespace="adccf511-daff-4bcb-9072-914cedbf4c7e"/>
+    <xsd:element name="properties">
+      <xsd:complexType>
+        <xsd:sequence>
+          <xsd:element name="documentManagement">
+            <xsd:complexType>
+              <xsd:all>
+                <xsd:element ref="ns2:MediaServiceMetadata" minOccurs="0"/>
+                <xsd:element ref="ns2:MediaServiceFastMetadata" minOccurs="0"/>
+                <xsd:element ref="ns2:MediaServiceSearchProperties" minOccurs="0"/>
+                <xsd:element ref="ns2:MediaServiceDateTaken" minOccurs="0"/>
+                <xsd:element ref="ns2:MediaServiceGenerationTime" minOccurs="0"/>
+                <xsd:element ref="ns2:MediaServiceEventHashCode" minOccurs="0"/>
+                <xsd:element ref="ns2:MediaLengthInSeconds" minOccurs="0"/>
+                <xsd:element ref="ns2:lcf76f155ced4ddcb4097134ff3c332f" minOccurs="0"/>
+                <xsd:element ref="ns3:TaxCatchAll" minOccurs="0"/>
+                <xsd:element ref="ns2:MediaServiceOCR" minOccurs="0"/>
+                <xsd:element ref="ns2:MediaServiceBillingMetadata" minOccurs="0"/>
+              </xsd:all>
+            </xsd:complexType>
+          </xsd:element>
+        </xsd:sequence>
+      </xsd:complexType>
+    </xsd:element>
+  </xsd:schema>
+  <xsd:schema xmlns:xsd="http://www.w3.org/2001/XMLSchema" xmlns:xs="http://www.w3.org/2001/XMLSchema" xmlns:dms="http://schemas.microsoft.com/office/2006/documentManagement/types" xmlns:pc="http://schemas.microsoft.com/office/infopath/2007/PartnerControls" targetNamespace="a70d3c18-0869-45a1-9f75-4b4b8f0f32be" elementFormDefault="qualified">
+    <xsd:import namespace="http://schemas.microsoft.com/office/2006/documentManagement/types"/>
+    <xsd:import namespace="http://schemas.microsoft.com/office/infopath/2007/PartnerControls"/>
+    <xsd:element name="MediaServiceMetadata" ma:index="8" nillable="true" ma:displayName="MediaServiceMetadata" ma:hidden="true" ma:internalName="MediaServiceMetadata" ma:readOnly="true">
+      <xsd:simpleType>
+        <xsd:restriction base="dms:Note"/>
+      </xsd:simpleType>
+    </xsd:element>
+    <xsd:element name="MediaServiceFastMetadata" ma:index="9" nillable="true" ma:displayName="MediaServiceFastMetadata" ma:hidden="true" ma:internalName="MediaServiceFastMetadata" ma:readOnly="true">
+      <xsd:simpleType>
+        <xsd:restriction base="dms:Note"/>
+      </xsd:simpleType>
+    </xsd:element>
+    <xsd:element name="MediaServiceSearchProperties" ma:index="10" nillable="true" ma:displayName="MediaServiceSearchProperties" ma:hidden="true" ma:internalName="MediaServiceSearchProperties" ma:readOnly="true">
+      <xsd:simpleType>
+        <xsd:restriction base="dms:Note"/>
+      </xsd:simpleType>
+    </xsd:element>
+    <xsd:element name="MediaServiceDateTaken" ma:index="11" nillable="true" ma:displayName="MediaServiceDateTaken" ma:hidden="true" ma:indexed="true" ma:internalName="MediaServiceDateTaken" ma:readOnly="true">
+      <xsd:simpleType>
+        <xsd:restriction base="dms:Text"/>
+      </xsd:simpleType>
+    </xsd:element>
+    <xsd:element name="MediaServiceGenerationTime" ma:index="12" nillable="true" ma:displayName="MediaServiceGenerationTime" ma:hidden="true" ma:internalName="MediaServiceGenerationTime" ma:readOnly="true">
+      <xsd:simpleType>
+        <xsd:restriction base="dms:Text"/>
+      </xsd:simpleType>
+    </xsd:element>
+    <xsd:element name="MediaServiceEventHashCode" ma:index="13" nillable="true" ma:displayName="MediaServiceEventHashCode" ma:hidden="true" ma:internalName="MediaServiceEventHashCode" ma:readOnly="true">
+      <xsd:simpleType>
+        <xsd:restriction base="dms:Text"/>
+      </xsd:simpleType>
+    </xsd:element>
+    <xsd:element name="MediaLengthInSeconds" ma:index="14" nillable="true" ma:displayName="MediaLengthInSeconds" ma:hidden="true" ma:internalName="MediaLengthInSeconds" ma:readOnly="true">
+      <xsd:simpleType>
+        <xsd:restriction base="dms:Unknown"/>
+      </xsd:simpleType>
+    </xsd:element>
+    <xsd:element name="lcf76f155ced4ddcb4097134ff3c332f" ma:index="16" nillable="true" ma:taxonomy="true" ma:internalName="lcf76f155ced4ddcb4097134ff3c332f" ma:taxonomyFieldName="MediaServiceImageTags" ma:displayName="Etiquetas de imagen" ma:readOnly="false" ma:fieldId="{5cf76f15-5ced-4ddc-b409-7134ff3c332f}" ma:taxonomyMulti="true" ma:sspId="d33c8c81-5745-4931-bcc4-c2aeafe86780" ma:termSetId="09814cd3-568e-fe90-9814-8d621ff8fb84" ma:anchorId="fba54fb3-c3e1-fe81-a776-ca4b69148c4d" ma:open="true" ma:isKeyword="false">
+      <xsd:complexType>
+        <xsd:sequence>
+          <xsd:element ref="pc:Terms" minOccurs="0" maxOccurs="1"/>
+        </xsd:sequence>
+      </xsd:complexType>
+    </xsd:element>
+    <xsd:element name="MediaServiceOCR" ma:index="18" nillable="true" ma:displayName="Extracted Text" ma:internalName="MediaServiceOCR" ma:readOnly="true">
+      <xsd:simpleType>
+        <xsd:restriction base="dms:Note">
+          <xsd:maxLength value="255"/>
+        </xsd:restriction>
+      </xsd:simpleType>
+    </xsd:element>
+    <xsd:element name="MediaServiceBillingMetadata" ma:index="19" nillable="true" ma:displayName="MediaServiceBillingMetadata" ma:hidden="true" ma:internalName="MediaServiceBillingMetadata" ma:readOnly="true">
+      <xsd:simpleType>
+        <xsd:restriction base="dms:Note"/>
+      </xsd:simpleType>
+    </xsd:element>
+  </xsd:schema>
+  <xsd:schema xmlns:xsd="http://www.w3.org/2001/XMLSchema" xmlns:xs="http://www.w3.org/2001/XMLSchema" xmlns:dms="http://schemas.microsoft.com/office/2006/documentManagement/types" xmlns:pc="http://schemas.microsoft.com/office/infopath/2007/PartnerControls" targetNamespace="adccf511-daff-4bcb-9072-914cedbf4c7e" elementFormDefault="qualified">
+    <xsd:import namespace="http://schemas.microsoft.com/office/2006/documentManagement/types"/>
+    <xsd:import namespace="http://schemas.microsoft.com/office/infopath/2007/PartnerControls"/>
+    <xsd:element name="TaxCatchAll" ma:index="17" nillable="true" ma:displayName="Taxonomy Catch All Column" ma:hidden="true" ma:list="{d55fdbc5-1632-489d-aeea-ba6fd7407963}" ma:internalName="TaxCatchAll" ma:showField="CatchAllData" ma:web="adccf511-daff-4bcb-9072-914cedbf4c7e">
+      <xsd:complexType>
+        <xsd:complexContent>
+          <xsd:extension base="dms:MultiChoiceLookup">
+            <xsd:sequence>
+              <xsd:element name="Value" type="dms:Lookup" maxOccurs="unbounded" minOccurs="0" nillable="true"/>
+            </xsd:sequence>
+          </xsd:extension>
+        </xsd:complexContent>
+      </xsd:complexType>
+    </xsd:element>
+  </xsd:schema>
+  <xsd:schema xmlns="http://schemas.openxmlformats.org/package/2006/metadata/core-properties" xmlns:xsd="http://www.w3.org/2001/XMLSchema" xmlns:xsi="http://www.w3.org/2001/XMLSchema-instance" xmlns:dc="http://purl.org/dc/elements/1.1/" xmlns:dcterms="http://purl.org/dc/terms/" xmlns:odoc="http://schemas.microsoft.com/internal/obd" targetNamespace="http://schemas.openxmlformats.org/package/2006/metadata/core-properties" elementFormDefault="qualified" attributeFormDefault="unqualified" blockDefault="#all">
+    <xsd:import namespace="http://purl.org/dc/elements/1.1/" schemaLocation="http://dublincore.org/schemas/xmls/qdc/2003/04/02/dc.xsd"/>
+    <xsd:import namespace="http://purl.org/dc/terms/" schemaLocation="http://dublincore.org/schemas/xmls/qdc/2003/04/02/dcterms.xsd"/>
+    <xsd:element name="coreProperties" type="CT_coreProperties"/>
+    <xsd:complexType name="CT_coreProperties">
+      <xsd:all>
+        <xsd:element ref="dc:creator" minOccurs="0" maxOccurs="1"/>
+        <xsd:element ref="dcterms:created" minOccurs="0" maxOccurs="1"/>
+        <xsd:element ref="dc:identifier" minOccurs="0" maxOccurs="1"/>
+        <xsd:element name="contentType" minOccurs="0" maxOccurs="1" type="xsd:string" ma:index="0" ma:displayName="Tipo de contenido"/>
+        <xsd:element ref="dc:title" minOccurs="0" maxOccurs="1" ma:index="4" ma:displayName="Título"/>
+        <xsd:element ref="dc:subject" minOccurs="0" maxOccurs="1"/>
+        <xsd:element ref="dc:description" minOccurs="0" maxOccurs="1"/>
+        <xsd:element name="keywords" minOccurs="0" maxOccurs="1" type="xsd:string"/>
+        <xsd:element ref="dc:language" minOccurs="0" maxOccurs="1"/>
+        <xsd:element name="category" minOccurs="0" maxOccurs="1" type="xsd:string"/>
+        <xsd:element name="version" minOccurs="0" maxOccurs="1" type="xsd:string"/>
+        <xsd:element name="revision" minOccurs="0" maxOccurs="1" type="xsd:string">
+          <xsd:annotation>
+            <xsd:documentation>
+                        This value indicates the number of saves or revisions. The application is responsible for updating this value after each revision.
+                    </xsd:documentation>
+          </xsd:annotation>
+        </xsd:element>
+        <xsd:element name="lastModifiedBy" minOccurs="0" maxOccurs="1" type="xsd:string"/>
+        <xsd:element ref="dcterms:modified" minOccurs="0" maxOccurs="1"/>
+        <xsd:element name="contentStatus" minOccurs="0" maxOccurs="1" type="xsd:string"/>
+      </xsd:all>
+    </xsd:complexType>
+  </xsd:schema>
+  <xs:schema xmlns:pc="http://schemas.microsoft.com/office/infopath/2007/PartnerControls" xmlns:xs="http://www.w3.org/2001/XMLSchema" targetNamespace="http://schemas.microsoft.com/office/infopath/2007/PartnerControls" elementFormDefault="qualified" attributeFormDefault="unqualified">
+    <xs:element name="Person">
+      <xs:complexType>
+        <xs:sequence>
+          <xs:element ref="pc:DisplayName" minOccurs="0"/>
+          <xs:element ref="pc:AccountId" minOccurs="0"/>
+          <xs:element ref="pc:AccountType" minOccurs="0"/>
+        </xs:sequence>
+      </xs:complexType>
+    </xs:element>
+    <xs:element name="DisplayName" type="xs:string"/>
+    <xs:element name="AccountId" type="xs:string"/>
+    <xs:element name="AccountType" type="xs:string"/>
+    <xs:element name="BDCAssociatedEntity">
+      <xs:complexType>
+        <xs:sequence>
+          <xs:element ref="pc:BDCEntity" minOccurs="0" maxOccurs="unbounded"/>
+        </xs:sequence>
+        <xs:attribute ref="pc:EntityNamespace"/>
+        <xs:attribute ref="pc:EntityName"/>
+        <xs:attribute ref="pc:SystemInstanceName"/>
+        <xs:attribute ref="pc:AssociationName"/>
+      </xs:complexType>
+    </xs:element>
+    <xs:attribute name="EntityNamespace" type="xs:string"/>
+    <xs:attribute name="EntityName" type="xs:string"/>
+    <xs:attribute name="SystemInstanceName" type="xs:string"/>
+    <xs:attribute name="AssociationName" type="xs:string"/>
+    <xs:element name="BDCEntity">
+      <xs:complexType>
+        <xs:sequence>
+          <xs:element ref="pc:EntityDisplayName" minOccurs="0"/>
+          <xs:element ref="pc:EntityInstanceReference" minOccurs="0"/>
+          <xs:element ref="pc:EntityId1" minOccurs="0"/>
+          <xs:element ref="pc:EntityId2" minOccurs="0"/>
+          <xs:element ref="pc:EntityId3" minOccurs="0"/>
+          <xs:element ref="pc:EntityId4" minOccurs="0"/>
+          <xs:element ref="pc:EntityId5" minOccurs="0"/>
+        </xs:sequence>
+      </xs:complexType>
+    </xs:element>
+    <xs:element name="EntityDisplayName" type="xs:string"/>
+    <xs:element name="EntityInstanceReference" type="xs:string"/>
+    <xs:element name="EntityId1" type="xs:string"/>
+    <xs:element name="EntityId2" type="xs:string"/>
+    <xs:element name="EntityId3" type="xs:string"/>
+    <xs:element name="EntityId4" type="xs:string"/>
+    <xs:element name="EntityId5" type="xs:string"/>
+    <xs:element name="Terms">
+      <xs:complexType>
+        <xs:sequence>
+          <xs:element ref="pc:TermInfo" minOccurs="0" maxOccurs="unbounded"/>
+        </xs:sequence>
+      </xs:complexType>
+    </xs:element>
+    <xs:element name="TermInfo">
+      <xs:complexType>
+        <xs:sequence>
+          <xs:element ref="pc:TermName" minOccurs="0"/>
+          <xs:element ref="pc:TermId" minOccurs="0"/>
+        </xs:sequence>
+      </xs:complexType>
+    </xs:element>
+    <xs:element name="TermName" type="xs:string"/>
+    <xs:element name="TermId" type="xs:string"/>
+  </xs:schema>
+</ct:contentTypeSchema>
+</file>
+
+<file path=customXml/item4.xml><?xml version="1.0" encoding="utf-8"?>
 <b:Sources xmlns:b="http://schemas.openxmlformats.org/officeDocument/2006/bibliography" xmlns="http://schemas.openxmlformats.org/officeDocument/2006/bibliography" SelectedStyle="\APASixthEditionOfficeOnline.xsl" StyleName="APA" Version="6">
   <b:Source>
     <b:Tag>Mue12</b:Tag>
@@ -22751,216 +23192,7 @@
 </b:Sources>
 </file>
 
-<file path=customXml/item4.xml><?xml version="1.0" encoding="utf-8"?>
-<ct:contentTypeSchema xmlns:ct="http://schemas.microsoft.com/office/2006/metadata/contentType" xmlns:ma="http://schemas.microsoft.com/office/2006/metadata/properties/metaAttributes" ct:_="" ma:_="" ma:contentTypeName="Documento" ma:contentTypeID="0x010100FC2B1768DD5A774EB396CCAB0DE361C1" ma:contentTypeVersion="12" ma:contentTypeDescription="Crear nuevo documento." ma:contentTypeScope="" ma:versionID="d4a546b22d2924edabf51241cf3422b8">
-  <xsd:schema xmlns:xsd="http://www.w3.org/2001/XMLSchema" xmlns:xs="http://www.w3.org/2001/XMLSchema" xmlns:p="http://schemas.microsoft.com/office/2006/metadata/properties" xmlns:ns2="a70d3c18-0869-45a1-9f75-4b4b8f0f32be" xmlns:ns3="adccf511-daff-4bcb-9072-914cedbf4c7e" targetNamespace="http://schemas.microsoft.com/office/2006/metadata/properties" ma:root="true" ma:fieldsID="e29002b2d9ca820e89c57fc59ec70c79" ns2:_="" ns3:_="">
-    <xsd:import namespace="a70d3c18-0869-45a1-9f75-4b4b8f0f32be"/>
-    <xsd:import namespace="adccf511-daff-4bcb-9072-914cedbf4c7e"/>
-    <xsd:element name="properties">
-      <xsd:complexType>
-        <xsd:sequence>
-          <xsd:element name="documentManagement">
-            <xsd:complexType>
-              <xsd:all>
-                <xsd:element ref="ns2:MediaServiceMetadata" minOccurs="0"/>
-                <xsd:element ref="ns2:MediaServiceFastMetadata" minOccurs="0"/>
-                <xsd:element ref="ns2:MediaServiceSearchProperties" minOccurs="0"/>
-                <xsd:element ref="ns2:MediaServiceDateTaken" minOccurs="0"/>
-                <xsd:element ref="ns2:MediaServiceGenerationTime" minOccurs="0"/>
-                <xsd:element ref="ns2:MediaServiceEventHashCode" minOccurs="0"/>
-                <xsd:element ref="ns2:MediaLengthInSeconds" minOccurs="0"/>
-                <xsd:element ref="ns2:lcf76f155ced4ddcb4097134ff3c332f" minOccurs="0"/>
-                <xsd:element ref="ns3:TaxCatchAll" minOccurs="0"/>
-                <xsd:element ref="ns2:MediaServiceOCR" minOccurs="0"/>
-                <xsd:element ref="ns2:MediaServiceBillingMetadata" minOccurs="0"/>
-              </xsd:all>
-            </xsd:complexType>
-          </xsd:element>
-        </xsd:sequence>
-      </xsd:complexType>
-    </xsd:element>
-  </xsd:schema>
-  <xsd:schema xmlns:xsd="http://www.w3.org/2001/XMLSchema" xmlns:xs="http://www.w3.org/2001/XMLSchema" xmlns:dms="http://schemas.microsoft.com/office/2006/documentManagement/types" xmlns:pc="http://schemas.microsoft.com/office/infopath/2007/PartnerControls" targetNamespace="a70d3c18-0869-45a1-9f75-4b4b8f0f32be" elementFormDefault="qualified">
-    <xsd:import namespace="http://schemas.microsoft.com/office/2006/documentManagement/types"/>
-    <xsd:import namespace="http://schemas.microsoft.com/office/infopath/2007/PartnerControls"/>
-    <xsd:element name="MediaServiceMetadata" ma:index="8" nillable="true" ma:displayName="MediaServiceMetadata" ma:hidden="true" ma:internalName="MediaServiceMetadata" ma:readOnly="true">
-      <xsd:simpleType>
-        <xsd:restriction base="dms:Note"/>
-      </xsd:simpleType>
-    </xsd:element>
-    <xsd:element name="MediaServiceFastMetadata" ma:index="9" nillable="true" ma:displayName="MediaServiceFastMetadata" ma:hidden="true" ma:internalName="MediaServiceFastMetadata" ma:readOnly="true">
-      <xsd:simpleType>
-        <xsd:restriction base="dms:Note"/>
-      </xsd:simpleType>
-    </xsd:element>
-    <xsd:element name="MediaServiceSearchProperties" ma:index="10" nillable="true" ma:displayName="MediaServiceSearchProperties" ma:hidden="true" ma:internalName="MediaServiceSearchProperties" ma:readOnly="true">
-      <xsd:simpleType>
-        <xsd:restriction base="dms:Note"/>
-      </xsd:simpleType>
-    </xsd:element>
-    <xsd:element name="MediaServiceDateTaken" ma:index="11" nillable="true" ma:displayName="MediaServiceDateTaken" ma:hidden="true" ma:indexed="true" ma:internalName="MediaServiceDateTaken" ma:readOnly="true">
-      <xsd:simpleType>
-        <xsd:restriction base="dms:Text"/>
-      </xsd:simpleType>
-    </xsd:element>
-    <xsd:element name="MediaServiceGenerationTime" ma:index="12" nillable="true" ma:displayName="MediaServiceGenerationTime" ma:hidden="true" ma:internalName="MediaServiceGenerationTime" ma:readOnly="true">
-      <xsd:simpleType>
-        <xsd:restriction base="dms:Text"/>
-      </xsd:simpleType>
-    </xsd:element>
-    <xsd:element name="MediaServiceEventHashCode" ma:index="13" nillable="true" ma:displayName="MediaServiceEventHashCode" ma:hidden="true" ma:internalName="MediaServiceEventHashCode" ma:readOnly="true">
-      <xsd:simpleType>
-        <xsd:restriction base="dms:Text"/>
-      </xsd:simpleType>
-    </xsd:element>
-    <xsd:element name="MediaLengthInSeconds" ma:index="14" nillable="true" ma:displayName="MediaLengthInSeconds" ma:hidden="true" ma:internalName="MediaLengthInSeconds" ma:readOnly="true">
-      <xsd:simpleType>
-        <xsd:restriction base="dms:Unknown"/>
-      </xsd:simpleType>
-    </xsd:element>
-    <xsd:element name="lcf76f155ced4ddcb4097134ff3c332f" ma:index="16" nillable="true" ma:taxonomy="true" ma:internalName="lcf76f155ced4ddcb4097134ff3c332f" ma:taxonomyFieldName="MediaServiceImageTags" ma:displayName="Etiquetas de imagen" ma:readOnly="false" ma:fieldId="{5cf76f15-5ced-4ddc-b409-7134ff3c332f}" ma:taxonomyMulti="true" ma:sspId="d33c8c81-5745-4931-bcc4-c2aeafe86780" ma:termSetId="09814cd3-568e-fe90-9814-8d621ff8fb84" ma:anchorId="fba54fb3-c3e1-fe81-a776-ca4b69148c4d" ma:open="true" ma:isKeyword="false">
-      <xsd:complexType>
-        <xsd:sequence>
-          <xsd:element ref="pc:Terms" minOccurs="0" maxOccurs="1"/>
-        </xsd:sequence>
-      </xsd:complexType>
-    </xsd:element>
-    <xsd:element name="MediaServiceOCR" ma:index="18" nillable="true" ma:displayName="Extracted Text" ma:internalName="MediaServiceOCR" ma:readOnly="true">
-      <xsd:simpleType>
-        <xsd:restriction base="dms:Note">
-          <xsd:maxLength value="255"/>
-        </xsd:restriction>
-      </xsd:simpleType>
-    </xsd:element>
-    <xsd:element name="MediaServiceBillingMetadata" ma:index="19" nillable="true" ma:displayName="MediaServiceBillingMetadata" ma:hidden="true" ma:internalName="MediaServiceBillingMetadata" ma:readOnly="true">
-      <xsd:simpleType>
-        <xsd:restriction base="dms:Note"/>
-      </xsd:simpleType>
-    </xsd:element>
-  </xsd:schema>
-  <xsd:schema xmlns:xsd="http://www.w3.org/2001/XMLSchema" xmlns:xs="http://www.w3.org/2001/XMLSchema" xmlns:dms="http://schemas.microsoft.com/office/2006/documentManagement/types" xmlns:pc="http://schemas.microsoft.com/office/infopath/2007/PartnerControls" targetNamespace="adccf511-daff-4bcb-9072-914cedbf4c7e" elementFormDefault="qualified">
-    <xsd:import namespace="http://schemas.microsoft.com/office/2006/documentManagement/types"/>
-    <xsd:import namespace="http://schemas.microsoft.com/office/infopath/2007/PartnerControls"/>
-    <xsd:element name="TaxCatchAll" ma:index="17" nillable="true" ma:displayName="Taxonomy Catch All Column" ma:hidden="true" ma:list="{d55fdbc5-1632-489d-aeea-ba6fd7407963}" ma:internalName="TaxCatchAll" ma:showField="CatchAllData" ma:web="adccf511-daff-4bcb-9072-914cedbf4c7e">
-      <xsd:complexType>
-        <xsd:complexContent>
-          <xsd:extension base="dms:MultiChoiceLookup">
-            <xsd:sequence>
-              <xsd:element name="Value" type="dms:Lookup" maxOccurs="unbounded" minOccurs="0" nillable="true"/>
-            </xsd:sequence>
-          </xsd:extension>
-        </xsd:complexContent>
-      </xsd:complexType>
-    </xsd:element>
-  </xsd:schema>
-  <xsd:schema xmlns="http://schemas.openxmlformats.org/package/2006/metadata/core-properties" xmlns:xsd="http://www.w3.org/2001/XMLSchema" xmlns:xsi="http://www.w3.org/2001/XMLSchema-instance" xmlns:dc="http://purl.org/dc/elements/1.1/" xmlns:dcterms="http://purl.org/dc/terms/" xmlns:odoc="http://schemas.microsoft.com/internal/obd" targetNamespace="http://schemas.openxmlformats.org/package/2006/metadata/core-properties" elementFormDefault="qualified" attributeFormDefault="unqualified" blockDefault="#all">
-    <xsd:import namespace="http://purl.org/dc/elements/1.1/" schemaLocation="http://dublincore.org/schemas/xmls/qdc/2003/04/02/dc.xsd"/>
-    <xsd:import namespace="http://purl.org/dc/terms/" schemaLocation="http://dublincore.org/schemas/xmls/qdc/2003/04/02/dcterms.xsd"/>
-    <xsd:element name="coreProperties" type="CT_coreProperties"/>
-    <xsd:complexType name="CT_coreProperties">
-      <xsd:all>
-        <xsd:element ref="dc:creator" minOccurs="0" maxOccurs="1"/>
-        <xsd:element ref="dcterms:created" minOccurs="0" maxOccurs="1"/>
-        <xsd:element ref="dc:identifier" minOccurs="0" maxOccurs="1"/>
-        <xsd:element name="contentType" minOccurs="0" maxOccurs="1" type="xsd:string" ma:index="0" ma:displayName="Tipo de contenido"/>
-        <xsd:element ref="dc:title" minOccurs="0" maxOccurs="1" ma:index="4" ma:displayName="Título"/>
-        <xsd:element ref="dc:subject" minOccurs="0" maxOccurs="1"/>
-        <xsd:element ref="dc:description" minOccurs="0" maxOccurs="1"/>
-        <xsd:element name="keywords" minOccurs="0" maxOccurs="1" type="xsd:string"/>
-        <xsd:element ref="dc:language" minOccurs="0" maxOccurs="1"/>
-        <xsd:element name="category" minOccurs="0" maxOccurs="1" type="xsd:string"/>
-        <xsd:element name="version" minOccurs="0" maxOccurs="1" type="xsd:string"/>
-        <xsd:element name="revision" minOccurs="0" maxOccurs="1" type="xsd:string">
-          <xsd:annotation>
-            <xsd:documentation>
-                        This value indicates the number of saves or revisions. The application is responsible for updating this value after each revision.
-                    </xsd:documentation>
-          </xsd:annotation>
-        </xsd:element>
-        <xsd:element name="lastModifiedBy" minOccurs="0" maxOccurs="1" type="xsd:string"/>
-        <xsd:element ref="dcterms:modified" minOccurs="0" maxOccurs="1"/>
-        <xsd:element name="contentStatus" minOccurs="0" maxOccurs="1" type="xsd:string"/>
-      </xsd:all>
-    </xsd:complexType>
-  </xsd:schema>
-  <xs:schema xmlns:pc="http://schemas.microsoft.com/office/infopath/2007/PartnerControls" xmlns:xs="http://www.w3.org/2001/XMLSchema" targetNamespace="http://schemas.microsoft.com/office/infopath/2007/PartnerControls" elementFormDefault="qualified" attributeFormDefault="unqualified">
-    <xs:element name="Person">
-      <xs:complexType>
-        <xs:sequence>
-          <xs:element ref="pc:DisplayName" minOccurs="0"/>
-          <xs:element ref="pc:AccountId" minOccurs="0"/>
-          <xs:element ref="pc:AccountType" minOccurs="0"/>
-        </xs:sequence>
-      </xs:complexType>
-    </xs:element>
-    <xs:element name="DisplayName" type="xs:string"/>
-    <xs:element name="AccountId" type="xs:string"/>
-    <xs:element name="AccountType" type="xs:string"/>
-    <xs:element name="BDCAssociatedEntity">
-      <xs:complexType>
-        <xs:sequence>
-          <xs:element ref="pc:BDCEntity" minOccurs="0" maxOccurs="unbounded"/>
-        </xs:sequence>
-        <xs:attribute ref="pc:EntityNamespace"/>
-        <xs:attribute ref="pc:EntityName"/>
-        <xs:attribute ref="pc:SystemInstanceName"/>
-        <xs:attribute ref="pc:AssociationName"/>
-      </xs:complexType>
-    </xs:element>
-    <xs:attribute name="EntityNamespace" type="xs:string"/>
-    <xs:attribute name="EntityName" type="xs:string"/>
-    <xs:attribute name="SystemInstanceName" type="xs:string"/>
-    <xs:attribute name="AssociationName" type="xs:string"/>
-    <xs:element name="BDCEntity">
-      <xs:complexType>
-        <xs:sequence>
-          <xs:element ref="pc:EntityDisplayName" minOccurs="0"/>
-          <xs:element ref="pc:EntityInstanceReference" minOccurs="0"/>
-          <xs:element ref="pc:EntityId1" minOccurs="0"/>
-          <xs:element ref="pc:EntityId2" minOccurs="0"/>
-          <xs:element ref="pc:EntityId3" minOccurs="0"/>
-          <xs:element ref="pc:EntityId4" minOccurs="0"/>
-          <xs:element ref="pc:EntityId5" minOccurs="0"/>
-        </xs:sequence>
-      </xs:complexType>
-    </xs:element>
-    <xs:element name="EntityDisplayName" type="xs:string"/>
-    <xs:element name="EntityInstanceReference" type="xs:string"/>
-    <xs:element name="EntityId1" type="xs:string"/>
-    <xs:element name="EntityId2" type="xs:string"/>
-    <xs:element name="EntityId3" type="xs:string"/>
-    <xs:element name="EntityId4" type="xs:string"/>
-    <xs:element name="EntityId5" type="xs:string"/>
-    <xs:element name="Terms">
-      <xs:complexType>
-        <xs:sequence>
-          <xs:element ref="pc:TermInfo" minOccurs="0" maxOccurs="unbounded"/>
-        </xs:sequence>
-      </xs:complexType>
-    </xs:element>
-    <xs:element name="TermInfo">
-      <xs:complexType>
-        <xs:sequence>
-          <xs:element ref="pc:TermName" minOccurs="0"/>
-          <xs:element ref="pc:TermId" minOccurs="0"/>
-        </xs:sequence>
-      </xs:complexType>
-    </xs:element>
-    <xs:element name="TermName" type="xs:string"/>
-    <xs:element name="TermId" type="xs:string"/>
-  </xs:schema>
-</ct:contentTypeSchema>
-</file>
-
 <file path=customXml/itemProps1.xml><?xml version="1.0" encoding="utf-8"?>
-<ds:datastoreItem xmlns:ds="http://schemas.openxmlformats.org/officeDocument/2006/customXml" ds:itemID="{81CBDEC1-3B00-44ED-AD36-0268077980BA}">
-  <ds:schemaRefs>
-    <ds:schemaRef ds:uri="http://schemas.microsoft.com/sharepoint/v3/contenttype/forms"/>
-  </ds:schemaRefs>
-</ds:datastoreItem>
-</file>
-
-<file path=customXml/itemProps2.xml><?xml version="1.0" encoding="utf-8"?>
 <ds:datastoreItem xmlns:ds="http://schemas.openxmlformats.org/officeDocument/2006/customXml" ds:itemID="{1145D752-ACC1-45E1-AB53-0C756F67FC7F}">
   <ds:schemaRefs>
     <ds:schemaRef ds:uri="http://schemas.microsoft.com/office/2006/metadata/properties"/>
@@ -22971,15 +23203,15 @@
 </ds:datastoreItem>
 </file>
 
-<file path=customXml/itemProps3.xml><?xml version="1.0" encoding="utf-8"?>
-<ds:datastoreItem xmlns:ds="http://schemas.openxmlformats.org/officeDocument/2006/customXml" ds:itemID="{84F3832F-79D0-40EC-924E-4EC5D33B7AFB}">
+<file path=customXml/itemProps2.xml><?xml version="1.0" encoding="utf-8"?>
+<ds:datastoreItem xmlns:ds="http://schemas.openxmlformats.org/officeDocument/2006/customXml" ds:itemID="{81CBDEC1-3B00-44ED-AD36-0268077980BA}">
   <ds:schemaRefs>
-    <ds:schemaRef ds:uri="http://schemas.openxmlformats.org/officeDocument/2006/bibliography"/>
+    <ds:schemaRef ds:uri="http://schemas.microsoft.com/sharepoint/v3/contenttype/forms"/>
   </ds:schemaRefs>
 </ds:datastoreItem>
 </file>
 
-<file path=customXml/itemProps4.xml><?xml version="1.0" encoding="utf-8"?>
+<file path=customXml/itemProps3.xml><?xml version="1.0" encoding="utf-8"?>
 <ds:datastoreItem xmlns:ds="http://schemas.openxmlformats.org/officeDocument/2006/customXml" ds:itemID="{996434B9-CC1E-4468-A086-AA07C2AF1350}">
   <ds:schemaRefs>
     <ds:schemaRef ds:uri="http://schemas.microsoft.com/office/2006/metadata/contentType"/>
@@ -22996,4 +23228,12 @@
     <ds:schemaRef ds:uri="http://schemas.microsoft.com/internal/obd"/>
   </ds:schemaRefs>
 </ds:datastoreItem>
+</file>
+
+<file path=customXml/itemProps4.xml><?xml version="1.0" encoding="utf-8"?>
+<ds:datastoreItem xmlns:ds="http://schemas.openxmlformats.org/officeDocument/2006/customXml" ds:itemID="{84F3832F-79D0-40EC-924E-4EC5D33B7AFB}">
+  <ds:schemaRefs>
+    <ds:schemaRef ds:uri="http://schemas.openxmlformats.org/officeDocument/2006/bibliography"/>
+  </ds:schemaRefs>
+</ds:datastoreItem>
 </file>
--- a/fuentes/CFA2_66210001_DU.docx
+++ b/fuentes/CFA2_66210001_DU.docx
@@ -12296,7 +12296,10 @@
         <w:t>Paso 1</w:t>
       </w:r>
       <w:r>
-        <w:t>: Aperitivo y bienvenida (servidos generalmente en un área diferente al comedor). Llamado a la mesa y acomodación de los invitados.</w:t>
+        <w:t>.</w:t>
+      </w:r>
+      <w:r>
+        <w:t xml:space="preserve"> Aperitivo y bienvenida (servidos generalmente en un área diferente al comedor). Llamado a la mesa y acomodación de los invitados.</w:t>
       </w:r>
     </w:p>
     <w:p>
@@ -12437,7 +12440,15 @@
         <w:t>Paso 8</w:t>
       </w:r>
       <w:r>
-        <w:t>. Servicio de digestivos o licores. Durante todo este proceso, el servicio de bebidas (vino, agua) debe estar sincronizado, llenando las copas antes de que estén vacías, pero sin ser intrusivo.</w:t>
+        <w:t xml:space="preserve">. Servicio de digestivos o licores. Durante todo este proceso, el servicio de bebidas (vino, agua) debe estar sincronizado, llenando las copas antes de que estén </w:t>
+      </w:r>
+      <w:proofErr w:type="gramStart"/>
+      <w:r>
+        <w:t>vacías</w:t>
+      </w:r>
+      <w:proofErr w:type="gramEnd"/>
+      <w:r>
+        <w:t xml:space="preserve"> pero sin ser intrusivo.</w:t>
       </w:r>
     </w:p>
     <w:p>
@@ -22461,47 +22472,30 @@
 </file>
 
 <file path=customXml/item1.xml><?xml version="1.0" encoding="utf-8"?>
-<p:properties xmlns:p="http://schemas.microsoft.com/office/2006/metadata/properties" xmlns:xsi="http://www.w3.org/2001/XMLSchema-instance" xmlns:pc="http://schemas.microsoft.com/office/infopath/2007/PartnerControls">
-  <documentManagement>
-    <TaxCatchAll xmlns="adccf511-daff-4bcb-9072-914cedbf4c7e" xsi:nil="true"/>
-    <lcf76f155ced4ddcb4097134ff3c332f xmlns="a70d3c18-0869-45a1-9f75-4b4b8f0f32be">
-      <Terms xmlns="http://schemas.microsoft.com/office/infopath/2007/PartnerControls"/>
-    </lcf76f155ced4ddcb4097134ff3c332f>
-  </documentManagement>
-</p:properties>
-</file>
-
-<file path=customXml/item2.xml><?xml version="1.0" encoding="utf-8"?>
-<?mso-contentType ?>
-<FormTemplates xmlns="http://schemas.microsoft.com/sharepoint/v3/contenttype/forms">
-  <Display>DocumentLibraryForm</Display>
-  <Edit>DocumentLibraryForm</Edit>
-  <New>DocumentLibraryForm</New>
-</FormTemplates>
-</file>
-
-<file path=customXml/item3.xml><?xml version="1.0" encoding="utf-8"?>
-<ct:contentTypeSchema xmlns:ct="http://schemas.microsoft.com/office/2006/metadata/contentType" xmlns:ma="http://schemas.microsoft.com/office/2006/metadata/properties/metaAttributes" ct:_="" ma:_="" ma:contentTypeName="Documento" ma:contentTypeID="0x010100FC2B1768DD5A774EB396CCAB0DE361C1" ma:contentTypeVersion="12" ma:contentTypeDescription="Crear nuevo documento." ma:contentTypeScope="" ma:versionID="d4a546b22d2924edabf51241cf3422b8">
-  <xsd:schema xmlns:xsd="http://www.w3.org/2001/XMLSchema" xmlns:xs="http://www.w3.org/2001/XMLSchema" xmlns:p="http://schemas.microsoft.com/office/2006/metadata/properties" xmlns:ns2="a70d3c18-0869-45a1-9f75-4b4b8f0f32be" xmlns:ns3="adccf511-daff-4bcb-9072-914cedbf4c7e" targetNamespace="http://schemas.microsoft.com/office/2006/metadata/properties" ma:root="true" ma:fieldsID="e29002b2d9ca820e89c57fc59ec70c79" ns2:_="" ns3:_="">
-    <xsd:import namespace="a70d3c18-0869-45a1-9f75-4b4b8f0f32be"/>
-    <xsd:import namespace="adccf511-daff-4bcb-9072-914cedbf4c7e"/>
+<ct:contentTypeSchema xmlns:ct="http://schemas.microsoft.com/office/2006/metadata/contentType" xmlns:ma="http://schemas.microsoft.com/office/2006/metadata/properties/metaAttributes" ct:_="" ma:_="" ma:contentTypeName="Documento" ma:contentTypeID="0x0101006A81D6BD42E8DF4C91013959704817E1" ma:contentTypeVersion="15" ma:contentTypeDescription="Crear nuevo documento." ma:contentTypeScope="" ma:versionID="bf4f72ffd194f0963ff564daca6869f7">
+  <xsd:schema xmlns:xsd="http://www.w3.org/2001/XMLSchema" xmlns:xs="http://www.w3.org/2001/XMLSchema" xmlns:p="http://schemas.microsoft.com/office/2006/metadata/properties" xmlns:ns2="13c90a0b-73bc-4dc0-be5f-28d77b615beb" xmlns:ns3="13c93bba-48ce-428c-bfe5-88b42c19b028" targetNamespace="http://schemas.microsoft.com/office/2006/metadata/properties" ma:root="true" ma:fieldsID="8718d6f4873a5b1392a45044efa78385" ns2:_="" ns3:_="">
+    <xsd:import namespace="13c90a0b-73bc-4dc0-be5f-28d77b615beb"/>
+    <xsd:import namespace="13c93bba-48ce-428c-bfe5-88b42c19b028"/>
     <xsd:element name="properties">
       <xsd:complexType>
         <xsd:sequence>
           <xsd:element name="documentManagement">
             <xsd:complexType>
               <xsd:all>
-                <xsd:element ref="ns2:MediaServiceMetadata" minOccurs="0"/>
-                <xsd:element ref="ns2:MediaServiceFastMetadata" minOccurs="0"/>
-                <xsd:element ref="ns2:MediaServiceSearchProperties" minOccurs="0"/>
-                <xsd:element ref="ns2:MediaServiceDateTaken" minOccurs="0"/>
-                <xsd:element ref="ns2:MediaServiceGenerationTime" minOccurs="0"/>
-                <xsd:element ref="ns2:MediaServiceEventHashCode" minOccurs="0"/>
-                <xsd:element ref="ns2:MediaLengthInSeconds" minOccurs="0"/>
-                <xsd:element ref="ns2:lcf76f155ced4ddcb4097134ff3c332f" minOccurs="0"/>
-                <xsd:element ref="ns3:TaxCatchAll" minOccurs="0"/>
-                <xsd:element ref="ns2:MediaServiceOCR" minOccurs="0"/>
-                <xsd:element ref="ns2:MediaServiceBillingMetadata" minOccurs="0"/>
+                <xsd:element ref="ns2:SharedWithUsers" minOccurs="0"/>
+                <xsd:element ref="ns2:SharedWithDetails" minOccurs="0"/>
+                <xsd:element ref="ns3:MediaServiceMetadata" minOccurs="0"/>
+                <xsd:element ref="ns3:MediaServiceFastMetadata" minOccurs="0"/>
+                <xsd:element ref="ns3:MediaServiceSearchProperties" minOccurs="0"/>
+                <xsd:element ref="ns3:MediaServiceObjectDetectorVersions" minOccurs="0"/>
+                <xsd:element ref="ns3:MediaServiceDateTaken" minOccurs="0"/>
+                <xsd:element ref="ns3:MediaServiceGenerationTime" minOccurs="0"/>
+                <xsd:element ref="ns3:MediaServiceEventHashCode" minOccurs="0"/>
+                <xsd:element ref="ns3:MediaLengthInSeconds" minOccurs="0"/>
+                <xsd:element ref="ns3:lcf76f155ced4ddcb4097134ff3c332f" minOccurs="0"/>
+                <xsd:element ref="ns2:TaxCatchAll" minOccurs="0"/>
+                <xsd:element ref="ns3:MediaServiceOCR" minOccurs="0"/>
+                <xsd:element ref="ns3:MediaServiceLocation" minOccurs="0"/>
               </xsd:all>
             </xsd:complexType>
           </xsd:element>
@@ -22509,68 +22503,36 @@
       </xsd:complexType>
     </xsd:element>
   </xsd:schema>
-  <xsd:schema xmlns:xsd="http://www.w3.org/2001/XMLSchema" xmlns:xs="http://www.w3.org/2001/XMLSchema" xmlns:dms="http://schemas.microsoft.com/office/2006/documentManagement/types" xmlns:pc="http://schemas.microsoft.com/office/infopath/2007/PartnerControls" targetNamespace="a70d3c18-0869-45a1-9f75-4b4b8f0f32be" elementFormDefault="qualified">
+  <xsd:schema xmlns:xsd="http://www.w3.org/2001/XMLSchema" xmlns:xs="http://www.w3.org/2001/XMLSchema" xmlns:dms="http://schemas.microsoft.com/office/2006/documentManagement/types" xmlns:pc="http://schemas.microsoft.com/office/infopath/2007/PartnerControls" targetNamespace="13c90a0b-73bc-4dc0-be5f-28d77b615beb" elementFormDefault="qualified">
     <xsd:import namespace="http://schemas.microsoft.com/office/2006/documentManagement/types"/>
     <xsd:import namespace="http://schemas.microsoft.com/office/infopath/2007/PartnerControls"/>
-    <xsd:element name="MediaServiceMetadata" ma:index="8" nillable="true" ma:displayName="MediaServiceMetadata" ma:hidden="true" ma:internalName="MediaServiceMetadata" ma:readOnly="true">
-      <xsd:simpleType>
-        <xsd:restriction base="dms:Note"/>
-      </xsd:simpleType>
-    </xsd:element>
-    <xsd:element name="MediaServiceFastMetadata" ma:index="9" nillable="true" ma:displayName="MediaServiceFastMetadata" ma:hidden="true" ma:internalName="MediaServiceFastMetadata" ma:readOnly="true">
-      <xsd:simpleType>
-        <xsd:restriction base="dms:Note"/>
-      </xsd:simpleType>
-    </xsd:element>
-    <xsd:element name="MediaServiceSearchProperties" ma:index="10" nillable="true" ma:displayName="MediaServiceSearchProperties" ma:hidden="true" ma:internalName="MediaServiceSearchProperties" ma:readOnly="true">
-      <xsd:simpleType>
-        <xsd:restriction base="dms:Note"/>
-      </xsd:simpleType>
-    </xsd:element>
-    <xsd:element name="MediaServiceDateTaken" ma:index="11" nillable="true" ma:displayName="MediaServiceDateTaken" ma:hidden="true" ma:indexed="true" ma:internalName="MediaServiceDateTaken" ma:readOnly="true">
-      <xsd:simpleType>
-        <xsd:restriction base="dms:Text"/>
-      </xsd:simpleType>
-    </xsd:element>
-    <xsd:element name="MediaServiceGenerationTime" ma:index="12" nillable="true" ma:displayName="MediaServiceGenerationTime" ma:hidden="true" ma:internalName="MediaServiceGenerationTime" ma:readOnly="true">
-      <xsd:simpleType>
-        <xsd:restriction base="dms:Text"/>
-      </xsd:simpleType>
-    </xsd:element>
-    <xsd:element name="MediaServiceEventHashCode" ma:index="13" nillable="true" ma:displayName="MediaServiceEventHashCode" ma:hidden="true" ma:internalName="MediaServiceEventHashCode" ma:readOnly="true">
-      <xsd:simpleType>
-        <xsd:restriction base="dms:Text"/>
-      </xsd:simpleType>
-    </xsd:element>
-    <xsd:element name="MediaLengthInSeconds" ma:index="14" nillable="true" ma:displayName="MediaLengthInSeconds" ma:hidden="true" ma:internalName="MediaLengthInSeconds" ma:readOnly="true">
-      <xsd:simpleType>
-        <xsd:restriction base="dms:Unknown"/>
-      </xsd:simpleType>
-    </xsd:element>
-    <xsd:element name="lcf76f155ced4ddcb4097134ff3c332f" ma:index="16" nillable="true" ma:taxonomy="true" ma:internalName="lcf76f155ced4ddcb4097134ff3c332f" ma:taxonomyFieldName="MediaServiceImageTags" ma:displayName="Etiquetas de imagen" ma:readOnly="false" ma:fieldId="{5cf76f15-5ced-4ddc-b409-7134ff3c332f}" ma:taxonomyMulti="true" ma:sspId="d33c8c81-5745-4931-bcc4-c2aeafe86780" ma:termSetId="09814cd3-568e-fe90-9814-8d621ff8fb84" ma:anchorId="fba54fb3-c3e1-fe81-a776-ca4b69148c4d" ma:open="true" ma:isKeyword="false">
+    <xsd:element name="SharedWithUsers" ma:index="8" nillable="true" ma:displayName="Compartido con" ma:internalName="SharedWithUsers" ma:readOnly="true">
       <xsd:complexType>
-        <xsd:sequence>
-          <xsd:element ref="pc:Terms" minOccurs="0" maxOccurs="1"/>
-        </xsd:sequence>
+        <xsd:complexContent>
+          <xsd:extension base="dms:UserMulti">
+            <xsd:sequence>
+              <xsd:element name="UserInfo" minOccurs="0" maxOccurs="unbounded">
+                <xsd:complexType>
+                  <xsd:sequence>
+                    <xsd:element name="DisplayName" type="xsd:string" minOccurs="0"/>
+                    <xsd:element name="AccountId" type="dms:UserId" minOccurs="0" nillable="true"/>
+                    <xsd:element name="AccountType" type="xsd:string" minOccurs="0"/>
+                  </xsd:sequence>
+                </xsd:complexType>
+              </xsd:element>
+            </xsd:sequence>
+          </xsd:extension>
+        </xsd:complexContent>
       </xsd:complexType>
     </xsd:element>
-    <xsd:element name="MediaServiceOCR" ma:index="18" nillable="true" ma:displayName="Extracted Text" ma:internalName="MediaServiceOCR" ma:readOnly="true">
+    <xsd:element name="SharedWithDetails" ma:index="9" nillable="true" ma:displayName="Detalles de uso compartido" ma:internalName="SharedWithDetails" ma:readOnly="true">
       <xsd:simpleType>
         <xsd:restriction base="dms:Note">
           <xsd:maxLength value="255"/>
         </xsd:restriction>
       </xsd:simpleType>
     </xsd:element>
-    <xsd:element name="MediaServiceBillingMetadata" ma:index="19" nillable="true" ma:displayName="MediaServiceBillingMetadata" ma:hidden="true" ma:internalName="MediaServiceBillingMetadata" ma:readOnly="true">
-      <xsd:simpleType>
-        <xsd:restriction base="dms:Note"/>
-      </xsd:simpleType>
-    </xsd:element>
-  </xsd:schema>
-  <xsd:schema xmlns:xsd="http://www.w3.org/2001/XMLSchema" xmlns:xs="http://www.w3.org/2001/XMLSchema" xmlns:dms="http://schemas.microsoft.com/office/2006/documentManagement/types" xmlns:pc="http://schemas.microsoft.com/office/infopath/2007/PartnerControls" targetNamespace="adccf511-daff-4bcb-9072-914cedbf4c7e" elementFormDefault="qualified">
-    <xsd:import namespace="http://schemas.microsoft.com/office/2006/documentManagement/types"/>
-    <xsd:import namespace="http://schemas.microsoft.com/office/infopath/2007/PartnerControls"/>
-    <xsd:element name="TaxCatchAll" ma:index="17" nillable="true" ma:displayName="Taxonomy Catch All Column" ma:hidden="true" ma:list="{d55fdbc5-1632-489d-aeea-ba6fd7407963}" ma:internalName="TaxCatchAll" ma:showField="CatchAllData" ma:web="adccf511-daff-4bcb-9072-914cedbf4c7e">
+    <xsd:element name="TaxCatchAll" ma:index="20" nillable="true" ma:displayName="Taxonomy Catch All Column" ma:hidden="true" ma:list="{a42ca037-5d13-4729-aeec-4237f141d2d6}" ma:internalName="TaxCatchAll" ma:showField="CatchAllData" ma:web="13c90a0b-73bc-4dc0-be5f-28d77b615beb">
       <xsd:complexType>
         <xsd:complexContent>
           <xsd:extension base="dms:MultiChoiceLookup">
@@ -22580,6 +22542,69 @@
           </xsd:extension>
         </xsd:complexContent>
       </xsd:complexType>
+    </xsd:element>
+  </xsd:schema>
+  <xsd:schema xmlns:xsd="http://www.w3.org/2001/XMLSchema" xmlns:xs="http://www.w3.org/2001/XMLSchema" xmlns:dms="http://schemas.microsoft.com/office/2006/documentManagement/types" xmlns:pc="http://schemas.microsoft.com/office/infopath/2007/PartnerControls" targetNamespace="13c93bba-48ce-428c-bfe5-88b42c19b028" elementFormDefault="qualified">
+    <xsd:import namespace="http://schemas.microsoft.com/office/2006/documentManagement/types"/>
+    <xsd:import namespace="http://schemas.microsoft.com/office/infopath/2007/PartnerControls"/>
+    <xsd:element name="MediaServiceMetadata" ma:index="10" nillable="true" ma:displayName="MediaServiceMetadata" ma:hidden="true" ma:internalName="MediaServiceMetadata" ma:readOnly="true">
+      <xsd:simpleType>
+        <xsd:restriction base="dms:Note"/>
+      </xsd:simpleType>
+    </xsd:element>
+    <xsd:element name="MediaServiceFastMetadata" ma:index="11" nillable="true" ma:displayName="MediaServiceFastMetadata" ma:hidden="true" ma:internalName="MediaServiceFastMetadata" ma:readOnly="true">
+      <xsd:simpleType>
+        <xsd:restriction base="dms:Note"/>
+      </xsd:simpleType>
+    </xsd:element>
+    <xsd:element name="MediaServiceSearchProperties" ma:index="12" nillable="true" ma:displayName="MediaServiceSearchProperties" ma:hidden="true" ma:internalName="MediaServiceSearchProperties" ma:readOnly="true">
+      <xsd:simpleType>
+        <xsd:restriction base="dms:Note"/>
+      </xsd:simpleType>
+    </xsd:element>
+    <xsd:element name="MediaServiceObjectDetectorVersions" ma:index="13" nillable="true" ma:displayName="MediaServiceObjectDetectorVersions" ma:hidden="true" ma:indexed="true" ma:internalName="MediaServiceObjectDetectorVersions" ma:readOnly="true">
+      <xsd:simpleType>
+        <xsd:restriction base="dms:Text"/>
+      </xsd:simpleType>
+    </xsd:element>
+    <xsd:element name="MediaServiceDateTaken" ma:index="14" nillable="true" ma:displayName="MediaServiceDateTaken" ma:hidden="true" ma:indexed="true" ma:internalName="MediaServiceDateTaken" ma:readOnly="true">
+      <xsd:simpleType>
+        <xsd:restriction base="dms:Text"/>
+      </xsd:simpleType>
+    </xsd:element>
+    <xsd:element name="MediaServiceGenerationTime" ma:index="15" nillable="true" ma:displayName="MediaServiceGenerationTime" ma:hidden="true" ma:internalName="MediaServiceGenerationTime" ma:readOnly="true">
+      <xsd:simpleType>
+        <xsd:restriction base="dms:Text"/>
+      </xsd:simpleType>
+    </xsd:element>
+    <xsd:element name="MediaServiceEventHashCode" ma:index="16" nillable="true" ma:displayName="MediaServiceEventHashCode" ma:hidden="true" ma:internalName="MediaServiceEventHashCode" ma:readOnly="true">
+      <xsd:simpleType>
+        <xsd:restriction base="dms:Text"/>
+      </xsd:simpleType>
+    </xsd:element>
+    <xsd:element name="MediaLengthInSeconds" ma:index="17" nillable="true" ma:displayName="MediaLengthInSeconds" ma:hidden="true" ma:internalName="MediaLengthInSeconds" ma:readOnly="true">
+      <xsd:simpleType>
+        <xsd:restriction base="dms:Unknown"/>
+      </xsd:simpleType>
+    </xsd:element>
+    <xsd:element name="lcf76f155ced4ddcb4097134ff3c332f" ma:index="19" nillable="true" ma:taxonomy="true" ma:internalName="lcf76f155ced4ddcb4097134ff3c332f" ma:taxonomyFieldName="MediaServiceImageTags" ma:displayName="Etiquetas de imagen" ma:readOnly="false" ma:fieldId="{5cf76f15-5ced-4ddc-b409-7134ff3c332f}" ma:taxonomyMulti="true" ma:sspId="d33c8c81-5745-4931-bcc4-c2aeafe86780" ma:termSetId="09814cd3-568e-fe90-9814-8d621ff8fb84" ma:anchorId="fba54fb3-c3e1-fe81-a776-ca4b69148c4d" ma:open="true" ma:isKeyword="false">
+      <xsd:complexType>
+        <xsd:sequence>
+          <xsd:element ref="pc:Terms" minOccurs="0" maxOccurs="1"/>
+        </xsd:sequence>
+      </xsd:complexType>
+    </xsd:element>
+    <xsd:element name="MediaServiceOCR" ma:index="21" nillable="true" ma:displayName="Extracted Text" ma:internalName="MediaServiceOCR" ma:readOnly="true">
+      <xsd:simpleType>
+        <xsd:restriction base="dms:Note">
+          <xsd:maxLength value="255"/>
+        </xsd:restriction>
+      </xsd:simpleType>
+    </xsd:element>
+    <xsd:element name="MediaServiceLocation" ma:index="22" nillable="true" ma:displayName="Location" ma:description="" ma:indexed="true" ma:internalName="MediaServiceLocation" ma:readOnly="true">
+      <xsd:simpleType>
+        <xsd:restriction base="dms:Text"/>
+      </xsd:simpleType>
     </xsd:element>
   </xsd:schema>
   <xsd:schema xmlns="http://schemas.openxmlformats.org/package/2006/metadata/core-properties" xmlns:xsd="http://www.w3.org/2001/XMLSchema" xmlns:xsi="http://www.w3.org/2001/XMLSchema-instance" xmlns:dc="http://purl.org/dc/elements/1.1/" xmlns:dcterms="http://purl.org/dc/terms/" xmlns:odoc="http://schemas.microsoft.com/internal/obd" targetNamespace="http://schemas.openxmlformats.org/package/2006/metadata/core-properties" elementFormDefault="qualified" attributeFormDefault="unqualified" blockDefault="#all">
@@ -22681,7 +22706,7 @@
 </ct:contentTypeSchema>
 </file>
 
-<file path=customXml/item4.xml><?xml version="1.0" encoding="utf-8"?>
+<file path=customXml/item2.xml><?xml version="1.0" encoding="utf-8"?>
 <b:Sources xmlns:b="http://schemas.openxmlformats.org/officeDocument/2006/bibliography" xmlns="http://schemas.openxmlformats.org/officeDocument/2006/bibliography" SelectedStyle="\APASixthEditionOfficeOnline.xsl" StyleName="APA" Version="6">
   <b:Source>
     <b:Tag>Mue12</b:Tag>
@@ -23192,7 +23217,39 @@
 </b:Sources>
 </file>
 
+<file path=customXml/item3.xml><?xml version="1.0" encoding="utf-8"?>
+<p:properties xmlns:p="http://schemas.microsoft.com/office/2006/metadata/properties" xmlns:xsi="http://www.w3.org/2001/XMLSchema-instance" xmlns:pc="http://schemas.microsoft.com/office/infopath/2007/PartnerControls">
+  <documentManagement>
+    <TaxCatchAll xmlns="13c90a0b-73bc-4dc0-be5f-28d77b615beb" xsi:nil="true"/>
+    <lcf76f155ced4ddcb4097134ff3c332f xmlns="13c93bba-48ce-428c-bfe5-88b42c19b028">
+      <Terms xmlns="http://schemas.microsoft.com/office/infopath/2007/PartnerControls"/>
+    </lcf76f155ced4ddcb4097134ff3c332f>
+  </documentManagement>
+</p:properties>
+</file>
+
+<file path=customXml/item4.xml><?xml version="1.0" encoding="utf-8"?>
+<?mso-contentType ?>
+<FormTemplates xmlns="http://schemas.microsoft.com/sharepoint/v3/contenttype/forms">
+  <Display>DocumentLibraryForm</Display>
+  <Edit>DocumentLibraryForm</Edit>
+  <New>DocumentLibraryForm</New>
+</FormTemplates>
+</file>
+
 <file path=customXml/itemProps1.xml><?xml version="1.0" encoding="utf-8"?>
+<ds:datastoreItem xmlns:ds="http://schemas.openxmlformats.org/officeDocument/2006/customXml" ds:itemID="{12513050-D656-4AA9-ACC0-574E98DF164E}"/>
+</file>
+
+<file path=customXml/itemProps2.xml><?xml version="1.0" encoding="utf-8"?>
+<ds:datastoreItem xmlns:ds="http://schemas.openxmlformats.org/officeDocument/2006/customXml" ds:itemID="{84F3832F-79D0-40EC-924E-4EC5D33B7AFB}">
+  <ds:schemaRefs>
+    <ds:schemaRef ds:uri="http://schemas.openxmlformats.org/officeDocument/2006/bibliography"/>
+  </ds:schemaRefs>
+</ds:datastoreItem>
+</file>
+
+<file path=customXml/itemProps3.xml><?xml version="1.0" encoding="utf-8"?>
 <ds:datastoreItem xmlns:ds="http://schemas.openxmlformats.org/officeDocument/2006/customXml" ds:itemID="{1145D752-ACC1-45E1-AB53-0C756F67FC7F}">
   <ds:schemaRefs>
     <ds:schemaRef ds:uri="http://schemas.microsoft.com/office/2006/metadata/properties"/>
@@ -23203,37 +23260,10 @@
 </ds:datastoreItem>
 </file>
 
-<file path=customXml/itemProps2.xml><?xml version="1.0" encoding="utf-8"?>
+<file path=customXml/itemProps4.xml><?xml version="1.0" encoding="utf-8"?>
 <ds:datastoreItem xmlns:ds="http://schemas.openxmlformats.org/officeDocument/2006/customXml" ds:itemID="{81CBDEC1-3B00-44ED-AD36-0268077980BA}">
   <ds:schemaRefs>
     <ds:schemaRef ds:uri="http://schemas.microsoft.com/sharepoint/v3/contenttype/forms"/>
   </ds:schemaRefs>
 </ds:datastoreItem>
-</file>
-
-<file path=customXml/itemProps3.xml><?xml version="1.0" encoding="utf-8"?>
-<ds:datastoreItem xmlns:ds="http://schemas.openxmlformats.org/officeDocument/2006/customXml" ds:itemID="{996434B9-CC1E-4468-A086-AA07C2AF1350}">
-  <ds:schemaRefs>
-    <ds:schemaRef ds:uri="http://schemas.microsoft.com/office/2006/metadata/contentType"/>
-    <ds:schemaRef ds:uri="http://schemas.microsoft.com/office/2006/metadata/properties/metaAttributes"/>
-    <ds:schemaRef ds:uri="http://www.w3.org/2001/XMLSchema"/>
-    <ds:schemaRef ds:uri="http://schemas.microsoft.com/office/2006/metadata/properties"/>
-    <ds:schemaRef ds:uri="a70d3c18-0869-45a1-9f75-4b4b8f0f32be"/>
-    <ds:schemaRef ds:uri="adccf511-daff-4bcb-9072-914cedbf4c7e"/>
-    <ds:schemaRef ds:uri="http://schemas.microsoft.com/office/2006/documentManagement/types"/>
-    <ds:schemaRef ds:uri="http://schemas.microsoft.com/office/infopath/2007/PartnerControls"/>
-    <ds:schemaRef ds:uri="http://schemas.openxmlformats.org/package/2006/metadata/core-properties"/>
-    <ds:schemaRef ds:uri="http://purl.org/dc/elements/1.1/"/>
-    <ds:schemaRef ds:uri="http://purl.org/dc/terms/"/>
-    <ds:schemaRef ds:uri="http://schemas.microsoft.com/internal/obd"/>
-  </ds:schemaRefs>
-</ds:datastoreItem>
-</file>
-
-<file path=customXml/itemProps4.xml><?xml version="1.0" encoding="utf-8"?>
-<ds:datastoreItem xmlns:ds="http://schemas.openxmlformats.org/officeDocument/2006/customXml" ds:itemID="{84F3832F-79D0-40EC-924E-4EC5D33B7AFB}">
-  <ds:schemaRefs>
-    <ds:schemaRef ds:uri="http://schemas.openxmlformats.org/officeDocument/2006/bibliography"/>
-  </ds:schemaRefs>
-</ds:datastoreItem>
 </file>
--- a/fuentes/CFA2_66210001_DU.docx
+++ b/fuentes/CFA2_66210001_DU.docx
@@ -16350,13 +16350,6 @@
                                   <w:bCs/>
                                 </w:rPr>
                               </w:pPr>
-                              <w:r>
-                                <w:rPr>
-                                  <w:b/>
-                                  <w:bCs/>
-                                </w:rPr>
-                                <w:t>Grupo de Ejecución de la Formación Virtual</w:t>
-                              </w:r>
                             </w:p>
                           </w:txbxContent>
                         </wps:txbx>
@@ -16393,13 +16386,6 @@
                             <w:bCs/>
                           </w:rPr>
                         </w:pPr>
-                        <w:r>
-                          <w:rPr>
-                            <w:b/>
-                            <w:bCs/>
-                          </w:rPr>
-                          <w:t>Grupo de Ejecución de la Formación Virtual</w:t>
-                        </w:r>
                       </w:p>
                     </w:txbxContent>
                   </v:textbox>
@@ -22707,6 +22693,26 @@
 </file>
 
 <file path=customXml/item2.xml><?xml version="1.0" encoding="utf-8"?>
+<?mso-contentType ?>
+<FormTemplates xmlns="http://schemas.microsoft.com/sharepoint/v3/contenttype/forms">
+  <Display>DocumentLibraryForm</Display>
+  <Edit>DocumentLibraryForm</Edit>
+  <New>DocumentLibraryForm</New>
+</FormTemplates>
+</file>
+
+<file path=customXml/item3.xml><?xml version="1.0" encoding="utf-8"?>
+<p:properties xmlns:p="http://schemas.microsoft.com/office/2006/metadata/properties" xmlns:xsi="http://www.w3.org/2001/XMLSchema-instance" xmlns:pc="http://schemas.microsoft.com/office/infopath/2007/PartnerControls">
+  <documentManagement>
+    <TaxCatchAll xmlns="13c90a0b-73bc-4dc0-be5f-28d77b615beb" xsi:nil="true"/>
+    <lcf76f155ced4ddcb4097134ff3c332f xmlns="13c93bba-48ce-428c-bfe5-88b42c19b028">
+      <Terms xmlns="http://schemas.microsoft.com/office/infopath/2007/PartnerControls"/>
+    </lcf76f155ced4ddcb4097134ff3c332f>
+  </documentManagement>
+</p:properties>
+</file>
+
+<file path=customXml/item4.xml><?xml version="1.0" encoding="utf-8"?>
 <b:Sources xmlns:b="http://schemas.openxmlformats.org/officeDocument/2006/bibliography" xmlns="http://schemas.openxmlformats.org/officeDocument/2006/bibliography" SelectedStyle="\APASixthEditionOfficeOnline.xsl" StyleName="APA" Version="6">
   <b:Source>
     <b:Tag>Mue12</b:Tag>
@@ -23217,34 +23223,14 @@
 </b:Sources>
 </file>
 
-<file path=customXml/item3.xml><?xml version="1.0" encoding="utf-8"?>
-<p:properties xmlns:p="http://schemas.microsoft.com/office/2006/metadata/properties" xmlns:xsi="http://www.w3.org/2001/XMLSchema-instance" xmlns:pc="http://schemas.microsoft.com/office/infopath/2007/PartnerControls">
-  <documentManagement>
-    <TaxCatchAll xmlns="13c90a0b-73bc-4dc0-be5f-28d77b615beb" xsi:nil="true"/>
-    <lcf76f155ced4ddcb4097134ff3c332f xmlns="13c93bba-48ce-428c-bfe5-88b42c19b028">
-      <Terms xmlns="http://schemas.microsoft.com/office/infopath/2007/PartnerControls"/>
-    </lcf76f155ced4ddcb4097134ff3c332f>
-  </documentManagement>
-</p:properties>
-</file>
-
-<file path=customXml/item4.xml><?xml version="1.0" encoding="utf-8"?>
-<?mso-contentType ?>
-<FormTemplates xmlns="http://schemas.microsoft.com/sharepoint/v3/contenttype/forms">
-  <Display>DocumentLibraryForm</Display>
-  <Edit>DocumentLibraryForm</Edit>
-  <New>DocumentLibraryForm</New>
-</FormTemplates>
-</file>
-
 <file path=customXml/itemProps1.xml><?xml version="1.0" encoding="utf-8"?>
-<ds:datastoreItem xmlns:ds="http://schemas.openxmlformats.org/officeDocument/2006/customXml" ds:itemID="{12513050-D656-4AA9-ACC0-574E98DF164E}"/>
+<ds:datastoreItem xmlns:ds="http://schemas.openxmlformats.org/officeDocument/2006/customXml" ds:itemID="{BE8AF1D5-8EA9-4B80-B4DC-7673464DCA0A}"/>
 </file>
 
 <file path=customXml/itemProps2.xml><?xml version="1.0" encoding="utf-8"?>
-<ds:datastoreItem xmlns:ds="http://schemas.openxmlformats.org/officeDocument/2006/customXml" ds:itemID="{84F3832F-79D0-40EC-924E-4EC5D33B7AFB}">
+<ds:datastoreItem xmlns:ds="http://schemas.openxmlformats.org/officeDocument/2006/customXml" ds:itemID="{81CBDEC1-3B00-44ED-AD36-0268077980BA}">
   <ds:schemaRefs>
-    <ds:schemaRef ds:uri="http://schemas.openxmlformats.org/officeDocument/2006/bibliography"/>
+    <ds:schemaRef ds:uri="http://schemas.microsoft.com/sharepoint/v3/contenttype/forms"/>
   </ds:schemaRefs>
 </ds:datastoreItem>
 </file>
@@ -23261,9 +23247,9 @@
 </file>
 
 <file path=customXml/itemProps4.xml><?xml version="1.0" encoding="utf-8"?>
-<ds:datastoreItem xmlns:ds="http://schemas.openxmlformats.org/officeDocument/2006/customXml" ds:itemID="{81CBDEC1-3B00-44ED-AD36-0268077980BA}">
+<ds:datastoreItem xmlns:ds="http://schemas.openxmlformats.org/officeDocument/2006/customXml" ds:itemID="{84F3832F-79D0-40EC-924E-4EC5D33B7AFB}">
   <ds:schemaRefs>
-    <ds:schemaRef ds:uri="http://schemas.microsoft.com/sharepoint/v3/contenttype/forms"/>
+    <ds:schemaRef ds:uri="http://schemas.openxmlformats.org/officeDocument/2006/bibliography"/>
   </ds:schemaRefs>
 </ds:datastoreItem>
 </file>